--- a/fuentes/CFA_03_33130244_DU.docx
+++ b/fuentes/CFA_03_33130244_DU.docx
@@ -1,6 +1,6 @@
 
 <file path=word/document.xml><?xml version="1.0" encoding="utf-8"?>
-<w:document xmlns:wpc="http://schemas.microsoft.com/office/word/2010/wordprocessingCanvas" xmlns:cx="http://schemas.microsoft.com/office/drawing/2014/chartex" xmlns:cx1="http://schemas.microsoft.com/office/drawing/2015/9/8/chartex" xmlns:cx2="http://schemas.microsoft.com/office/drawing/2015/10/21/chartex" xmlns:cx3="http://schemas.microsoft.com/office/drawing/2016/5/9/chartex" xmlns:cx4="http://schemas.microsoft.com/office/drawing/2016/5/10/chartex" xmlns:cx5="http://schemas.microsoft.com/office/drawing/2016/5/11/chartex" xmlns:cx6="http://schemas.microsoft.com/office/drawing/2016/5/12/chartex" xmlns:cx7="http://schemas.microsoft.com/office/drawing/2016/5/13/chartex" xmlns:cx8="http://schemas.microsoft.com/office/drawing/2016/5/14/chartex" xmlns:mc="http://schemas.openxmlformats.org/markup-compatibility/2006" xmlns:aink="http://schemas.microsoft.com/office/drawing/2016/ink" xmlns:am3d="http://schemas.microsoft.com/office/drawing/2017/model3d" xmlns:o="urn:schemas-microsoft-com:office:office" xmlns:r="http://schemas.openxmlformats.org/officeDocument/2006/relationships" xmlns:m="http://schemas.openxmlformats.org/officeDocument/2006/math" xmlns:v="urn:schemas-microsoft-com:vml" xmlns:wp14="http://schemas.microsoft.com/office/word/2010/wordprocessingDrawing" xmlns:wp="http://schemas.openxmlformats.org/drawingml/2006/wordprocessingDrawing" xmlns:w10="urn:schemas-microsoft-com:office:word" xmlns:w="http://schemas.openxmlformats.org/wordprocessingml/2006/main" xmlns:w14="http://schemas.microsoft.com/office/word/2010/wordml" xmlns:w15="http://schemas.microsoft.com/office/word/2012/wordml" xmlns:w16cex="http://schemas.microsoft.com/office/word/2018/wordml/cex" xmlns:w16cid="http://schemas.microsoft.com/office/word/2016/wordml/cid" xmlns:w16="http://schemas.microsoft.com/office/word/2018/wordml" xmlns:w16sdtdh="http://schemas.microsoft.com/office/word/2020/wordml/sdtdatahash" xmlns:w16se="http://schemas.microsoft.com/office/word/2015/wordml/symex" xmlns:wpg="http://schemas.microsoft.com/office/word/2010/wordprocessingGroup" xmlns:wpi="http://schemas.microsoft.com/office/word/2010/wordprocessingInk" xmlns:wne="http://schemas.microsoft.com/office/word/2006/wordml" xmlns:wps="http://schemas.microsoft.com/office/word/2010/wordprocessingShape" mc:Ignorable="w14 w15 w16se w16cid w16 w16cex w16sdtdh wp14">
+<w:document xmlns:wpc="http://schemas.microsoft.com/office/word/2010/wordprocessingCanvas" xmlns:cx="http://schemas.microsoft.com/office/drawing/2014/chartex" xmlns:cx1="http://schemas.microsoft.com/office/drawing/2015/9/8/chartex" xmlns:cx2="http://schemas.microsoft.com/office/drawing/2015/10/21/chartex" xmlns:cx3="http://schemas.microsoft.com/office/drawing/2016/5/9/chartex" xmlns:cx4="http://schemas.microsoft.com/office/drawing/2016/5/10/chartex" xmlns:cx5="http://schemas.microsoft.com/office/drawing/2016/5/11/chartex" xmlns:cx6="http://schemas.microsoft.com/office/drawing/2016/5/12/chartex" xmlns:cx7="http://schemas.microsoft.com/office/drawing/2016/5/13/chartex" xmlns:cx8="http://schemas.microsoft.com/office/drawing/2016/5/14/chartex" xmlns:mc="http://schemas.openxmlformats.org/markup-compatibility/2006" xmlns:aink="http://schemas.microsoft.com/office/drawing/2016/ink" xmlns:am3d="http://schemas.microsoft.com/office/drawing/2017/model3d" xmlns:o="urn:schemas-microsoft-com:office:office" xmlns:r="http://schemas.openxmlformats.org/officeDocument/2006/relationships" xmlns:m="http://schemas.openxmlformats.org/officeDocument/2006/math" xmlns:v="urn:schemas-microsoft-com:vml" xmlns:wp14="http://schemas.microsoft.com/office/word/2010/wordprocessingDrawing" xmlns:wp="http://schemas.openxmlformats.org/drawingml/2006/wordprocessingDrawing" xmlns:w10="urn:schemas-microsoft-com:office:word" xmlns:w="http://schemas.openxmlformats.org/wordprocessingml/2006/main" xmlns:w14="http://schemas.microsoft.com/office/word/2010/wordml" xmlns:w15="http://schemas.microsoft.com/office/word/2012/wordml" xmlns:w16cex="http://schemas.microsoft.com/office/word/2018/wordml/cex" xmlns:w16cid="http://schemas.microsoft.com/office/word/2016/wordml/cid" xmlns:w16="http://schemas.microsoft.com/office/word/2018/wordml" xmlns:w16se="http://schemas.microsoft.com/office/word/2015/wordml/symex" xmlns:wpg="http://schemas.microsoft.com/office/word/2010/wordprocessingGroup" xmlns:wpi="http://schemas.microsoft.com/office/word/2010/wordprocessingInk" xmlns:wne="http://schemas.microsoft.com/office/word/2006/wordml" xmlns:wps="http://schemas.microsoft.com/office/word/2010/wordprocessingShape" mc:Ignorable="w14 w15 w16se w16cid w16 w16cex wp14">
   <w:body>
     <w:p>
       <w:pPr>
@@ -57,7 +57,7 @@
                     <pic:cNvPicPr/>
                   </pic:nvPicPr>
                   <pic:blipFill>
-                    <a:blip r:embed="rId8">
+                    <a:blip r:embed="rId11">
                       <a:extLst>
                         <a:ext uri="{28A0092B-C50C-407E-A947-70E740481C1C}">
                           <a14:useLocalDpi xmlns:a14="http://schemas.microsoft.com/office/drawing/2010/main" val="0"/>
@@ -236,7 +236,7 @@
               </wp:anchor>
             </w:drawing>
           </mc:Choice>
-          <mc:Fallback>
+          <mc:Fallback xmlns:w16sdtdh="http://schemas.microsoft.com/office/word/2020/wordml/sdtdatahash">
             <w:pict>
               <v:rect w14:anchorId="1F98EEC8" id="Rectángulo 3" o:spid="_x0000_s1026" alt="&quot;&quot;" style="position:absolute;margin-left:-55.65pt;margin-top:21.4pt;width:613.85pt;height:167.1pt;z-index:-251655168;visibility:visible;mso-wrap-style:square;mso-height-percent:0;mso-wrap-distance-left:9pt;mso-wrap-distance-top:0;mso-wrap-distance-right:9pt;mso-wrap-distance-bottom:0;mso-position-horizontal:absolute;mso-position-horizontal-relative:text;mso-position-vertical:absolute;mso-position-vertical-relative:text;mso-height-percent:0;mso-height-relative:margin;v-text-anchor:middle" o:gfxdata="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" fillcolor="#00314d" stroked="f" strokeweight="1pt"/>
             </w:pict>
@@ -390,7 +390,7 @@
                 <v:stroke joinstyle="miter"/>
                 <v:path gradientshapeok="t" o:connecttype="rect"/>
               </v:shapetype>
-              <v:shape id="Cuadro de texto 2" o:spid="_x0000_s1026" type="#_x0000_t202" alt="&quot;&quot;" style="position:absolute;left:0;text-align:left;margin-left:-32pt;margin-top:19.45pt;width:573.3pt;height:129.5pt;z-index:251663360;visibility:visible;mso-wrap-style:square;mso-width-percent:0;mso-height-percent:0;mso-wrap-distance-left:9pt;mso-wrap-distance-top:3.6pt;mso-wrap-distance-right:9pt;mso-wrap-distance-bottom:3.6pt;mso-position-horizontal:absolute;mso-position-horizontal-relative:margin;mso-position-vertical:absolute;mso-position-vertical-relative:text;mso-width-percent:0;mso-height-percent:0;mso-width-relative:margin;mso-height-relative:margin;v-text-anchor:top" o:gfxdata="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" filled="f" stroked="f">
+              <v:shape id="Cuadro de texto 2" o:spid="_x0000_s1026" type="#_x0000_t202" alt="&quot;&quot;" style="position:absolute;left:0;text-align:left;margin-left:-32pt;margin-top:19.45pt;width:573.3pt;height:129.5pt;z-index:251663360;visibility:visible;mso-wrap-style:square;mso-width-percent:0;mso-height-percent:0;mso-wrap-distance-left:9pt;mso-wrap-distance-top:3.6pt;mso-wrap-distance-right:9pt;mso-wrap-distance-bottom:3.6pt;mso-position-horizontal:absolute;mso-position-horizontal-relative:margin;mso-position-vertical:absolute;mso-position-vertical-relative:text;mso-width-percent:0;mso-height-percent:0;mso-width-relative:margin;mso-height-relative:margin;v-text-anchor:top" o:gfxdata="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" filled="f" stroked="f">
                 <v:textbox>
                   <w:txbxContent>
                     <w:p>
@@ -1699,7 +1699,7 @@
           <w:rFonts w:cstheme="minorHAnsi"/>
         </w:rPr>
         <w:sectPr>
-          <w:footerReference w:type="default" r:id="rId9"/>
+          <w:footerReference w:type="default" r:id="rId12"/>
           <w:pgSz w:w="12240" w:h="15840"/>
           <w:pgMar w:top="1701" w:right="1134" w:bottom="1134" w:left="1134" w:header="709" w:footer="709" w:gutter="0"/>
           <w:cols w:space="708"/>
@@ -1714,7 +1714,6 @@
           <w:ilvl w:val="0"/>
           <w:numId w:val="0"/>
         </w:numPr>
-        <w:ind w:left="1069" w:hanging="360"/>
       </w:pPr>
       <w:bookmarkStart w:id="1" w:name="_Toc216335151"/>
       <w:r>
@@ -1741,7 +1740,7 @@
         <w:pStyle w:val="Ttulo8"/>
         <w:numPr>
           <w:ilvl w:val="0"/>
-          <w:numId w:val="23"/>
+          <w:numId w:val="6"/>
         </w:numPr>
       </w:pPr>
       <w:r>
@@ -1773,7 +1772,7 @@
         <w:pStyle w:val="Ttulo8"/>
         <w:numPr>
           <w:ilvl w:val="0"/>
-          <w:numId w:val="23"/>
+          <w:numId w:val="6"/>
         </w:numPr>
       </w:pPr>
       <w:r>
@@ -1794,7 +1793,7 @@
         <w:pStyle w:val="Ttulo8"/>
         <w:numPr>
           <w:ilvl w:val="0"/>
-          <w:numId w:val="23"/>
+          <w:numId w:val="6"/>
         </w:numPr>
       </w:pPr>
       <w:r>
@@ -1826,7 +1825,7 @@
         <w:pStyle w:val="Ttulo8"/>
         <w:numPr>
           <w:ilvl w:val="0"/>
-          <w:numId w:val="24"/>
+          <w:numId w:val="7"/>
         </w:numPr>
       </w:pPr>
       <w:r>
@@ -1847,7 +1846,7 @@
         <w:pStyle w:val="Ttulo8"/>
         <w:numPr>
           <w:ilvl w:val="0"/>
-          <w:numId w:val="24"/>
+          <w:numId w:val="7"/>
         </w:numPr>
       </w:pPr>
       <w:r>
@@ -1954,21 +1953,14 @@
     <w:p>
       <w:pPr>
         <w:pStyle w:val="Figura"/>
-        <w:tabs>
-          <w:tab w:val="clear" w:pos="1134"/>
-        </w:tabs>
-        <w:rPr>
-          <w:rFonts w:cstheme="minorHAnsi"/>
+        <w:rPr>
           <w:noProof/>
-          <w:szCs w:val="28"/>
           <w:lang w:val="es-MX"/>
         </w:rPr>
       </w:pPr>
       <w:r>
         <w:rPr>
-          <w:rFonts w:cstheme="minorHAnsi"/>
           <w:noProof/>
-          <w:szCs w:val="28"/>
           <w:lang w:val="es-MX"/>
         </w:rPr>
         <w:drawing>
@@ -1999,7 +1991,7 @@
                     <pic:cNvPicPr/>
                   </pic:nvPicPr>
                   <pic:blipFill>
-                    <a:blip r:embed="rId10">
+                    <a:blip r:embed="rId13">
                       <a:extLst>
                         <a:ext uri="{28A0092B-C50C-407E-A947-70E740481C1C}">
                           <a14:useLocalDpi xmlns:a14="http://schemas.microsoft.com/office/drawing/2010/main" val="0"/>
@@ -2045,7 +2037,7 @@
       <w:r>
         <w:tab/>
       </w:r>
-      <w:hyperlink r:id="rId11" w:history="1">
+      <w:hyperlink r:id="rId14" w:history="1">
         <w:r>
           <w:rPr>
             <w:rStyle w:val="Hipervnculo"/>
@@ -2384,7 +2376,7 @@
         <w:pStyle w:val="Prrafodelista"/>
         <w:numPr>
           <w:ilvl w:val="0"/>
-          <w:numId w:val="27"/>
+          <w:numId w:val="8"/>
         </w:numPr>
         <w:rPr>
           <w:b/>
@@ -2396,7 +2388,28 @@
           <w:b/>
           <w:bCs/>
         </w:rPr>
-        <w:t>Quienes está afectando</w:t>
+        <w:t xml:space="preserve">A </w:t>
+      </w:r>
+      <w:r>
+        <w:rPr>
+          <w:b/>
+          <w:bCs/>
+        </w:rPr>
+        <w:t>Qui</w:t>
+      </w:r>
+      <w:r>
+        <w:rPr>
+          <w:b/>
+          <w:bCs/>
+        </w:rPr>
+        <w:t>é</w:t>
+      </w:r>
+      <w:r>
+        <w:rPr>
+          <w:b/>
+          <w:bCs/>
+        </w:rPr>
+        <w:t>nes está afectando</w:t>
       </w:r>
     </w:p>
     <w:p>
@@ -2413,7 +2426,7 @@
         <w:pStyle w:val="Prrafodelista"/>
         <w:numPr>
           <w:ilvl w:val="0"/>
-          <w:numId w:val="27"/>
+          <w:numId w:val="8"/>
         </w:numPr>
         <w:rPr>
           <w:b/>
@@ -2442,7 +2455,7 @@
         <w:pStyle w:val="Prrafodelista"/>
         <w:numPr>
           <w:ilvl w:val="0"/>
-          <w:numId w:val="27"/>
+          <w:numId w:val="8"/>
         </w:numPr>
         <w:rPr>
           <w:b/>
@@ -2490,7 +2503,7 @@
         <w:pStyle w:val="Ttulo8"/>
         <w:numPr>
           <w:ilvl w:val="0"/>
-          <w:numId w:val="27"/>
+          <w:numId w:val="8"/>
         </w:numPr>
       </w:pPr>
       <w:r>
@@ -2511,7 +2524,7 @@
         <w:pStyle w:val="Ttulo8"/>
         <w:numPr>
           <w:ilvl w:val="0"/>
-          <w:numId w:val="27"/>
+          <w:numId w:val="8"/>
         </w:numPr>
       </w:pPr>
       <w:r>
@@ -2532,7 +2545,7 @@
         <w:pStyle w:val="Ttulo8"/>
         <w:numPr>
           <w:ilvl w:val="0"/>
-          <w:numId w:val="27"/>
+          <w:numId w:val="8"/>
         </w:numPr>
       </w:pPr>
       <w:r>
@@ -2635,7 +2648,6 @@
     <w:p>
       <w:pPr>
         <w:pStyle w:val="Tabla"/>
-        <w:jc w:val="center"/>
       </w:pPr>
       <w:r>
         <w:t>Características del reporte positivo y negativo</w:t>
@@ -2944,7 +2956,7 @@
         <w:pStyle w:val="Ttulo8"/>
         <w:numPr>
           <w:ilvl w:val="0"/>
-          <w:numId w:val="28"/>
+          <w:numId w:val="9"/>
         </w:numPr>
       </w:pPr>
       <w:r>
@@ -2966,7 +2978,7 @@
         <w:pStyle w:val="Ttulo8"/>
         <w:numPr>
           <w:ilvl w:val="0"/>
-          <w:numId w:val="28"/>
+          <w:numId w:val="9"/>
         </w:numPr>
       </w:pPr>
       <w:r>
@@ -3005,7 +3017,7 @@
         <w:pStyle w:val="Ttulo8"/>
         <w:numPr>
           <w:ilvl w:val="0"/>
-          <w:numId w:val="29"/>
+          <w:numId w:val="10"/>
         </w:numPr>
       </w:pPr>
       <w:r>
@@ -3026,7 +3038,7 @@
         <w:pStyle w:val="Ttulo8"/>
         <w:numPr>
           <w:ilvl w:val="0"/>
-          <w:numId w:val="29"/>
+          <w:numId w:val="10"/>
         </w:numPr>
       </w:pPr>
       <w:r>
@@ -3047,7 +3059,7 @@
         <w:pStyle w:val="Ttulo8"/>
         <w:numPr>
           <w:ilvl w:val="0"/>
-          <w:numId w:val="29"/>
+          <w:numId w:val="10"/>
         </w:numPr>
       </w:pPr>
       <w:r>
@@ -3102,7 +3114,7 @@
         <w:pStyle w:val="Prrafodelista"/>
         <w:numPr>
           <w:ilvl w:val="0"/>
-          <w:numId w:val="30"/>
+          <w:numId w:val="11"/>
         </w:numPr>
         <w:rPr>
           <w:b/>
@@ -3131,9 +3143,8 @@
         <w:pStyle w:val="Prrafodelista"/>
         <w:numPr>
           <w:ilvl w:val="0"/>
-          <w:numId w:val="31"/>
+          <w:numId w:val="16"/>
         </w:numPr>
-        <w:ind w:left="1701" w:hanging="283"/>
       </w:pPr>
       <w:r>
         <w:t>Contaminación del agua para consumo humano o de cuerpos de agua.</w:t>
@@ -3144,9 +3155,8 @@
         <w:pStyle w:val="Prrafodelista"/>
         <w:numPr>
           <w:ilvl w:val="0"/>
-          <w:numId w:val="31"/>
+          <w:numId w:val="16"/>
         </w:numPr>
-        <w:ind w:left="1701" w:hanging="283"/>
       </w:pPr>
       <w:r>
         <w:t>Vertederos de basura.</w:t>
@@ -3157,9 +3167,8 @@
         <w:pStyle w:val="Prrafodelista"/>
         <w:numPr>
           <w:ilvl w:val="0"/>
-          <w:numId w:val="31"/>
+          <w:numId w:val="16"/>
         </w:numPr>
-        <w:ind w:left="1701" w:hanging="283"/>
       </w:pPr>
       <w:r>
         <w:t>Aumento de roedores o insectos vectores.</w:t>
@@ -3170,9 +3179,8 @@
         <w:pStyle w:val="Prrafodelista"/>
         <w:numPr>
           <w:ilvl w:val="0"/>
-          <w:numId w:val="31"/>
+          <w:numId w:val="16"/>
         </w:numPr>
-        <w:ind w:left="1701" w:hanging="283"/>
       </w:pPr>
       <w:r>
         <w:t>Desastres naturales</w:t>
@@ -3183,7 +3191,7 @@
         <w:pStyle w:val="Prrafodelista"/>
         <w:numPr>
           <w:ilvl w:val="0"/>
-          <w:numId w:val="30"/>
+          <w:numId w:val="11"/>
         </w:numPr>
         <w:rPr>
           <w:b/>
@@ -3212,7 +3220,7 @@
         <w:pStyle w:val="Prrafodelista"/>
         <w:numPr>
           <w:ilvl w:val="0"/>
-          <w:numId w:val="30"/>
+          <w:numId w:val="11"/>
         </w:numPr>
         <w:rPr>
           <w:b/>
@@ -3241,9 +3249,8 @@
         <w:pStyle w:val="Prrafodelista"/>
         <w:numPr>
           <w:ilvl w:val="0"/>
-          <w:numId w:val="32"/>
+          <w:numId w:val="17"/>
         </w:numPr>
-        <w:ind w:left="1701" w:hanging="283"/>
       </w:pPr>
       <w:r>
         <w:t>Síndrome febril exantemático (como brotes en la piel).</w:t>
@@ -3254,9 +3261,8 @@
         <w:pStyle w:val="Prrafodelista"/>
         <w:numPr>
           <w:ilvl w:val="0"/>
-          <w:numId w:val="32"/>
+          <w:numId w:val="17"/>
         </w:numPr>
-        <w:ind w:left="1701" w:hanging="283"/>
       </w:pPr>
       <w:r>
         <w:t>Síndrome febril ictérico (coloración amarillenta de la piel y mucosas).</w:t>
@@ -3267,9 +3273,8 @@
         <w:pStyle w:val="Prrafodelista"/>
         <w:numPr>
           <w:ilvl w:val="0"/>
-          <w:numId w:val="32"/>
+          <w:numId w:val="17"/>
         </w:numPr>
-        <w:ind w:left="1701" w:hanging="283"/>
       </w:pPr>
       <w:r>
         <w:t>Síndrome respiratorio.</w:t>
@@ -3280,9 +3285,8 @@
         <w:pStyle w:val="Prrafodelista"/>
         <w:numPr>
           <w:ilvl w:val="0"/>
-          <w:numId w:val="32"/>
+          <w:numId w:val="17"/>
         </w:numPr>
-        <w:ind w:left="1701" w:hanging="283"/>
       </w:pPr>
       <w:r>
         <w:t>Síndrome neurológico.</w:t>
@@ -3293,11 +3297,11 @@
         <w:pStyle w:val="Prrafodelista"/>
         <w:numPr>
           <w:ilvl w:val="0"/>
-          <w:numId w:val="32"/>
+          <w:numId w:val="17"/>
         </w:numPr>
-        <w:ind w:left="1701" w:hanging="283"/>
-      </w:pPr>
-      <w:r>
+      </w:pPr>
+      <w:r>
+        <w:lastRenderedPageBreak/>
         <w:t>Síndrome diarreico.</w:t>
       </w:r>
     </w:p>
@@ -3307,7 +3311,6 @@
         <w:ind w:left="1429" w:firstLine="0"/>
       </w:pPr>
       <w:r>
-        <w:lastRenderedPageBreak/>
         <w:t>Estos síndromes facilitan la detección temprana de enfermedades como sarampión, fiebre amarilla u otras afecciones emergentes o reemergentes, según el contexto.</w:t>
       </w:r>
     </w:p>
@@ -3316,7 +3319,7 @@
         <w:pStyle w:val="Prrafodelista"/>
         <w:numPr>
           <w:ilvl w:val="0"/>
-          <w:numId w:val="30"/>
+          <w:numId w:val="11"/>
         </w:numPr>
         <w:rPr>
           <w:b/>
@@ -3345,7 +3348,7 @@
         <w:pStyle w:val="Prrafodelista"/>
         <w:numPr>
           <w:ilvl w:val="0"/>
-          <w:numId w:val="30"/>
+          <w:numId w:val="11"/>
         </w:numPr>
         <w:rPr>
           <w:b/>
@@ -3374,7 +3377,7 @@
         <w:pStyle w:val="Prrafodelista"/>
         <w:numPr>
           <w:ilvl w:val="0"/>
-          <w:numId w:val="30"/>
+          <w:numId w:val="11"/>
         </w:numPr>
         <w:rPr>
           <w:b/>
@@ -3427,45 +3430,42 @@
     </w:p>
     <w:p>
       <w:r>
+        <w:lastRenderedPageBreak/>
         <w:t> </w:t>
       </w:r>
     </w:p>
     <w:p>
       <w:r>
+        <w:t>La verificación de la señal consiste en revisar y comprobar la información reportada por los vigías y gestores comunitarios, actividad a cargo de la entidad territorial; para esto, la entidad debe contar con herramientas que permitan confirmar la información reportada.  </w:t>
+      </w:r>
+    </w:p>
+    <w:p>
+      <w:r>
+        <w:t> Confirmada la señal, la entidad territorial activa la respuesta requerida con base en las entidades gubernamentales y no gubernamentales presenten en el territorio y que den respuesta a la señal reportada. Cuando la señal corresponde al sector salud, la repuesta se vincula al área específica para la situación de interés en salud pública, para que el proceso de atención en salud sea intramural o extramural, en caso contrario se direcciona a la entidad competente para la respuesta. </w:t>
+      </w:r>
+    </w:p>
+    <w:p>
+      <w:pPr>
+        <w:pStyle w:val="Ttulo8"/>
+      </w:pPr>
+      <w:r>
+        <w:t>Ejemplo</w:t>
+      </w:r>
+    </w:p>
+    <w:p>
+      <w:r>
+        <w:t>Contaminación de un río, la competencia es de la Corporación Autónoma Regional, en el caso que se presenten personas enfermas, la respuesta será del sector salud. Cuando la magnitud de la situación supere el despliegue de la respuesta municipal o departamental se acudirá al apoyo nacional.</w:t>
+      </w:r>
+    </w:p>
+    <w:p>
+      <w:r>
+        <w:t>Las señales recibidas desde la comunidad deben contar con una respuesta institucional o una orientación para la autogestión, a su vez, se debe garantizar la comunicación de las acciones realizadas por la entidad a los vigías y gestores comunitarios, para fortalecer la comunicación entre la comunidad y la entidad generando la confianza a la REVCOM y su comunidad frente a la gestión por parte de las entidades. </w:t>
+      </w:r>
+    </w:p>
+    <w:p>
+      <w:r>
         <w:lastRenderedPageBreak/>
-        <w:t>La verificación de la señal consiste en revisar y comprobar la información reportada por los vigías y gestores comunitarios, actividad a cargo de la entidad territorial; para esto, la entidad debe contar con herramientas que permitan confirmar la información reportada.  </w:t>
-      </w:r>
-    </w:p>
-    <w:p>
-      <w:r>
-        <w:t> Confirmada la señal, la entidad territorial activa la respuesta requerida con base en las entidades gubernamentales y no gubernamentales presenten en el territorio y que den respuesta a la señal reportada. Cuando la señal corresponde al sector salud, la repuesta se vincula al área específica para la situación de interés en salud pública, para que el proceso de atención en salud sea intramural o extramural, en caso contrario se direcciona a la entidad competente para la respuesta. </w:t>
-      </w:r>
-    </w:p>
-    <w:p>
-      <w:pPr>
-        <w:pStyle w:val="Ttulo8"/>
-      </w:pPr>
-      <w:r>
-        <w:t>Ejemplo</w:t>
-      </w:r>
-    </w:p>
-    <w:p>
-      <w:r>
-        <w:t>Contaminación de un río, la competencia es de la Corporación Autónoma Regional, en el caso que se presenten personas enfermas, la respuesta será del sector salud. Cuando la magnitud de la situación supere el despliegue de la respuesta municipal o departamental se acudirá al apoyo nacional.</w:t>
-      </w:r>
-    </w:p>
-    <w:p>
-      <w:r>
-        <w:t>Las señales recibidas desde la comunidad deben contar con una respuesta institucional o una orientación para la autogestión, a su vez, se debe garantizar la comunicación de las acciones realizadas por la entidad a los vigías y gestores comunitarios, para fortalecer la comunicación entre la comunidad y la entidad generando la confianza a la REVCOM y su comunidad frente a la gestión por parte de las entidades. </w:t>
-      </w:r>
-    </w:p>
-    <w:p>
-      <w:r>
-        <w:t xml:space="preserve">En el caso que el reporte sea negativo (ausencia de la situación de interés en salud pública), la entidad territorial es la encargada de orientar a los vigías y gestores </w:t>
-      </w:r>
-      <w:r>
-        <w:lastRenderedPageBreak/>
-        <w:t>del porqué la señal presentada fue negativa; asimismo, es una forma de hacer monitoreo de estos casos para contar con la cobertura y funcionamiento de las redes. Para esto, se recomienda que exista una comunicación semanal con los agentes comunitarios que son parte de la REVCOM, con el objeto de validar la existencia o no de situaciones de interés en salud pública que ocurran en las comunidades ​(Instituto Nacional de Salud, 2023).​ </w:t>
+        <w:t>En el caso que el reporte sea negativo (ausencia de la situación de interés en salud pública), la entidad territorial es la encargada de orientar a los vigías y gestores del porqué la señal presentada fue negativa; asimismo, es una forma de hacer monitoreo de estos casos para contar con la cobertura y funcionamiento de las redes. Para esto, se recomienda que exista una comunicación semanal con los agentes comunitarios que son parte de la REVCOM, con el objeto de validar la existencia o no de situaciones de interés en salud pública que ocurran en las comunidades ​(Instituto Nacional de Salud, 2023).​ </w:t>
       </w:r>
     </w:p>
     <w:p>
@@ -3478,14 +3478,17 @@
         <w:pStyle w:val="Figura"/>
       </w:pPr>
       <w:r>
-        <w:rPr>
-          <w:b/>
-          <w:bCs/>
-        </w:rPr>
-        <w:t>Figura 1</w:t>
-      </w:r>
-      <w:r>
-        <w:t>. Flujo y elementos del reporte de vigilancia basada en comunidad </w:t>
+        <w:t xml:space="preserve">Figura 1. </w:t>
+      </w:r>
+      <w:r>
+        <w:rPr>
+          <w:b w:val="0"/>
+          <w:bCs w:val="0"/>
+        </w:rPr>
+        <w:t>Flujo y elementos del reporte de vigilancia basada en comunidad</w:t>
+      </w:r>
+      <w:r>
+        <w:t> </w:t>
       </w:r>
     </w:p>
     <w:p>
@@ -3513,13 +3516,13 @@
                     <pic:cNvPicPr/>
                   </pic:nvPicPr>
                   <pic:blipFill>
-                    <a:blip r:embed="rId12">
+                    <a:blip r:embed="rId15">
                       <a:extLst>
                         <a:ext uri="{28A0092B-C50C-407E-A947-70E740481C1C}">
                           <a14:useLocalDpi xmlns:a14="http://schemas.microsoft.com/office/drawing/2010/main" val="0"/>
                         </a:ext>
                         <a:ext uri="{96DAC541-7B7A-43D3-8B79-37D633B846F1}">
-                          <asvg:svgBlip xmlns:asvg="http://schemas.microsoft.com/office/drawing/2016/SVG/main" r:embed="rId13"/>
+                          <asvg:svgBlip xmlns:asvg="http://schemas.microsoft.com/office/drawing/2016/SVG/main" r:embed="rId16"/>
                         </a:ext>
                       </a:extLst>
                     </a:blip>
@@ -3546,47 +3549,96 @@
     <w:p>
       <w:pPr>
         <w:pStyle w:val="Ttulo8"/>
-      </w:pPr>
-      <w:r>
+        <w:ind w:firstLine="0"/>
+        <w:jc w:val="both"/>
+      </w:pPr>
+      <w:r>
+        <w:lastRenderedPageBreak/>
         <w:t>Flujo y elementos del reporte de vigilancia basada en comunidad</w:t>
       </w:r>
     </w:p>
     <w:p>
       <w:pPr>
         <w:pStyle w:val="Ttulo8"/>
+        <w:numPr>
+          <w:ilvl w:val="0"/>
+          <w:numId w:val="18"/>
+        </w:numPr>
+        <w:jc w:val="both"/>
       </w:pPr>
       <w:r>
         <w:t>Comunidad</w:t>
       </w:r>
     </w:p>
     <w:p>
+      <w:pPr>
+        <w:pStyle w:val="Prrafodelista"/>
+        <w:numPr>
+          <w:ilvl w:val="0"/>
+          <w:numId w:val="19"/>
+        </w:numPr>
+        <w:jc w:val="both"/>
+      </w:pPr>
       <w:r>
         <w:t>¿Dónde ocurre?</w:t>
       </w:r>
     </w:p>
     <w:p>
+      <w:pPr>
+        <w:pStyle w:val="Prrafodelista"/>
+        <w:numPr>
+          <w:ilvl w:val="0"/>
+          <w:numId w:val="19"/>
+        </w:numPr>
+        <w:jc w:val="both"/>
+      </w:pPr>
       <w:r>
         <w:t>¿En cuántas personas?</w:t>
       </w:r>
     </w:p>
     <w:p>
-      <w:r>
-        <w:lastRenderedPageBreak/>
+      <w:pPr>
+        <w:pStyle w:val="Prrafodelista"/>
+        <w:numPr>
+          <w:ilvl w:val="0"/>
+          <w:numId w:val="19"/>
+        </w:numPr>
+        <w:jc w:val="both"/>
+      </w:pPr>
+      <w:r>
         <w:t>Características de las personas afectadas (ciclo vital, edad, sexo, etc.).</w:t>
       </w:r>
     </w:p>
     <w:p>
+      <w:pPr>
+        <w:pStyle w:val="Prrafodelista"/>
+        <w:numPr>
+          <w:ilvl w:val="0"/>
+          <w:numId w:val="19"/>
+        </w:numPr>
+        <w:jc w:val="both"/>
+      </w:pPr>
       <w:r>
         <w:t>Hace cuánto tiempo se presenta el evento o situación.</w:t>
       </w:r>
     </w:p>
     <w:p>
+      <w:pPr>
+        <w:pStyle w:val="Prrafodelista"/>
+        <w:numPr>
+          <w:ilvl w:val="0"/>
+          <w:numId w:val="19"/>
+        </w:numPr>
+        <w:jc w:val="both"/>
+      </w:pPr>
       <w:r>
         <w:t>Breve descripción del evento o situación de interés en salud pública.</w:t>
       </w:r>
     </w:p>
     <w:p>
       <w:pPr>
+        <w:ind w:firstLine="0"/>
+        <w:jc w:val="both"/>
         <w:rPr>
           <w:b/>
           <w:bCs/>
@@ -3602,6 +3654,12 @@
     </w:p>
     <w:p>
       <w:pPr>
+        <w:pStyle w:val="Prrafodelista"/>
+        <w:numPr>
+          <w:ilvl w:val="0"/>
+          <w:numId w:val="20"/>
+        </w:numPr>
+        <w:jc w:val="both"/>
         <w:rPr>
           <w:b/>
           <w:bCs/>
@@ -3613,6 +3671,52 @@
           <w:bCs/>
         </w:rPr>
         <w:t>Vigías y gestores</w:t>
+      </w:r>
+    </w:p>
+    <w:p>
+      <w:pPr>
+        <w:pStyle w:val="Encabezado"/>
+        <w:numPr>
+          <w:ilvl w:val="0"/>
+          <w:numId w:val="22"/>
+        </w:numPr>
+        <w:tabs>
+          <w:tab w:val="clear" w:pos="4419"/>
+          <w:tab w:val="clear" w:pos="8838"/>
+        </w:tabs>
+        <w:spacing w:before="160" w:after="120" w:line="360" w:lineRule="auto"/>
+        <w:ind w:left="1418"/>
+        <w:jc w:val="both"/>
+      </w:pPr>
+      <w:r>
+        <w:t>Reporte de señal</w:t>
+      </w:r>
+    </w:p>
+    <w:p>
+      <w:pPr>
+        <w:pStyle w:val="Ttulo8"/>
+        <w:numPr>
+          <w:ilvl w:val="0"/>
+          <w:numId w:val="20"/>
+        </w:numPr>
+        <w:jc w:val="both"/>
+      </w:pPr>
+      <w:r>
+        <w:t>Entidad</w:t>
+      </w:r>
+    </w:p>
+    <w:p>
+      <w:pPr>
+        <w:pStyle w:val="Prrafodelista"/>
+        <w:numPr>
+          <w:ilvl w:val="0"/>
+          <w:numId w:val="22"/>
+        </w:numPr>
+        <w:ind w:left="1418"/>
+        <w:jc w:val="both"/>
+      </w:pPr>
+      <w:r>
+        <w:t>Recepción de señal</w:t>
       </w:r>
     </w:p>
     <w:p>
@@ -3623,22 +3727,316 @@
           <w:tab w:val="clear" w:pos="8838"/>
         </w:tabs>
         <w:spacing w:before="160" w:after="120" w:line="360" w:lineRule="auto"/>
-      </w:pPr>
-      <w:r>
-        <w:t>Reporte de señal</w:t>
-      </w:r>
+        <w:jc w:val="both"/>
+      </w:pPr>
     </w:p>
     <w:p>
       <w:pPr>
         <w:pStyle w:val="Ttulo8"/>
       </w:pPr>
       <w:r>
-        <w:t>Entidad</w:t>
-      </w:r>
-    </w:p>
-    <w:p>
-      <w:r>
-        <w:t>Recepción de señal</w:t>
+        <w:t>Instrumentos de reporte </w:t>
+      </w:r>
+    </w:p>
+    <w:p>
+      <w:pPr>
+        <w:ind w:firstLine="708"/>
+      </w:pPr>
+      <w:r>
+        <w:t xml:space="preserve">Para realizar el reporte de las situaciones de interés, actualmente se dispone de dos formatos de reporte a manera de ejemplo; una de ellas corresponde a las situaciones de reporte individual y otra a la de reporte colectivo; estas fichas pueden ser implementadas por las entidades territoriales o pueden </w:t>
+      </w:r>
+      <w:r>
+        <w:t>ser diseñad</w:t>
+      </w:r>
+      <w:r>
+        <w:t>as</w:t>
+      </w:r>
+      <w:r>
+        <w:t xml:space="preserve"> por</w:t>
+      </w:r>
+      <w:r>
+        <w:t xml:space="preserve"> la entidad territorial, según la posibilidad; aunque, guardando los parámetros que se dan para la obtención de datos requeridos.  </w:t>
+      </w:r>
+    </w:p>
+    <w:p>
+      <w:r>
+        <w:lastRenderedPageBreak/>
+        <w:t> A continuación, puede descargar cada uno de estos formatos y así poder analizarlos: </w:t>
+      </w:r>
+    </w:p>
+    <w:p>
+      <w:pPr>
+        <w:pStyle w:val="Prrafodelista"/>
+        <w:numPr>
+          <w:ilvl w:val="0"/>
+          <w:numId w:val="12"/>
+        </w:numPr>
+      </w:pPr>
+      <w:r>
+        <w:t>Formato individual ubicado en</w:t>
+      </w:r>
+      <w:r>
+        <w:t xml:space="preserve"> la carpeta </w:t>
+      </w:r>
+      <w:r>
+        <w:rPr>
+          <w:b/>
+          <w:bCs/>
+        </w:rPr>
+        <w:t>Anexos_</w:t>
+      </w:r>
+    </w:p>
+    <w:p>
+      <w:pPr>
+        <w:pStyle w:val="Prrafodelista"/>
+        <w:ind w:left="1429" w:firstLine="0"/>
+      </w:pPr>
+      <w:proofErr w:type="spellStart"/>
+      <w:r>
+        <w:rPr>
+          <w:b/>
+          <w:bCs/>
+        </w:rPr>
+        <w:t>Ficha_de_reporte_individual</w:t>
+      </w:r>
+      <w:proofErr w:type="spellEnd"/>
+      <w:r>
+        <w:rPr>
+          <w:b/>
+          <w:bCs/>
+        </w:rPr>
+        <w:t>.</w:t>
+      </w:r>
+    </w:p>
+    <w:p>
+      <w:pPr>
+        <w:pStyle w:val="Prrafodelista"/>
+        <w:numPr>
+          <w:ilvl w:val="0"/>
+          <w:numId w:val="12"/>
+        </w:numPr>
+      </w:pPr>
+      <w:r>
+        <w:t xml:space="preserve">Formato colectivo ubicado </w:t>
+      </w:r>
+      <w:r>
+        <w:t>en la carpeta</w:t>
+      </w:r>
+      <w:r>
+        <w:t xml:space="preserve"> </w:t>
+      </w:r>
+      <w:r>
+        <w:rPr>
+          <w:b/>
+          <w:bCs/>
+        </w:rPr>
+        <w:t>Anexos_</w:t>
+      </w:r>
+      <w:r>
+        <w:rPr>
+          <w:b/>
+          <w:bCs/>
+        </w:rPr>
+        <w:t xml:space="preserve"> </w:t>
+      </w:r>
+      <w:proofErr w:type="spellStart"/>
+      <w:r>
+        <w:rPr>
+          <w:b/>
+          <w:bCs/>
+        </w:rPr>
+        <w:t>Ficha_de_reporte_situaciones_en_salud_pública_colectivas</w:t>
+      </w:r>
+      <w:proofErr w:type="spellEnd"/>
+      <w:r>
+        <w:t>.</w:t>
+      </w:r>
+    </w:p>
+    <w:p>
+      <w:r>
+        <w:t>El reporte comunitario debe contar con los siguientes elementos: el lugar donde ocurre la situación de interés en salud pública (departamento, municipio, vereda, corregimiento, barrio, casa, otro); número de personas afectadas con sus características (ciclo vital, edad, sexo, grupo étnico, otros) y la temporalidad de la situación de interés en salud pública (horas o días desde la ocurrencia de la situación) y la descripción del hecho ocurrido ​(Federación Internacional de Sociedades de la Cruz Roja y de la Media Luna Roja, 2019)​. </w:t>
+      </w:r>
+    </w:p>
+    <w:p>
+      <w:r>
+        <w:t> Asimismo, cuando el reporte corresponde a una persona este debe hacers</w:t>
+      </w:r>
+      <w:r>
+        <w:t>e en el</w:t>
+      </w:r>
+      <w:r>
+        <w:t xml:space="preserve"> formato de ficha de situación en salud pública individual. Estos instrumentos pueden ser dispuestos en diversas herramientas de captura dentro de las cuales están los formularios de Google </w:t>
+      </w:r>
+      <w:proofErr w:type="spellStart"/>
+      <w:r>
+        <w:t>Form</w:t>
+      </w:r>
+      <w:proofErr w:type="spellEnd"/>
+      <w:r>
+        <w:t xml:space="preserve">, Microsoft, entre otros; aplicativos como el </w:t>
+      </w:r>
+      <w:proofErr w:type="spellStart"/>
+      <w:r>
+        <w:t>RedCap</w:t>
+      </w:r>
+      <w:proofErr w:type="spellEnd"/>
+      <w:r>
+        <w:t xml:space="preserve"> o </w:t>
+      </w:r>
+      <w:proofErr w:type="spellStart"/>
+      <w:r>
+        <w:t>Epicollect</w:t>
+      </w:r>
+      <w:proofErr w:type="spellEnd"/>
+      <w:r>
+        <w:t xml:space="preserve"> ​(Instituto Nacional de Salud, 2023).​ </w:t>
+      </w:r>
+    </w:p>
+    <w:p>
+      <w:pPr>
+        <w:pStyle w:val="Ttulo8"/>
+        <w:tabs>
+          <w:tab w:val="left" w:pos="2026"/>
+        </w:tabs>
+      </w:pPr>
+      <w:r>
+        <w:t>Canales de comunicación </w:t>
+      </w:r>
+    </w:p>
+    <w:p>
+      <w:pPr>
+        <w:pStyle w:val="Sangradetextonormal"/>
+      </w:pPr>
+      <w:r>
+        <w:t xml:space="preserve">Los canales de reporte a emplear dependen de lo establecido en la REVCOM y la institucionalidad, con base en las facilidades de conexión en el territorio entre las redes y las instituciones. Estos pueden ser diversos según los medios tecnológicos </w:t>
+      </w:r>
+      <w:r>
+        <w:lastRenderedPageBreak/>
+        <w:t xml:space="preserve">(aplicaciones móviles, plataformas </w:t>
+      </w:r>
+      <w:r>
+        <w:rPr>
+          <w:rStyle w:val="Extranjerismo"/>
+          <w:lang w:val="es-CO"/>
+        </w:rPr>
+        <w:t xml:space="preserve">web, </w:t>
+      </w:r>
+      <w:proofErr w:type="spellStart"/>
+      <w:r>
+        <w:rPr>
+          <w:rStyle w:val="Extranjerismo"/>
+          <w:lang w:val="es-CO"/>
+        </w:rPr>
+        <w:t>bots</w:t>
+      </w:r>
+      <w:proofErr w:type="spellEnd"/>
+      <w:r>
+        <w:t>), mensajería celular, llamadas telefónicas, radio - comunicación, emisoras comunitarias y voz a voz.  </w:t>
+      </w:r>
+    </w:p>
+    <w:p>
+      <w:r>
+        <w:t> Los reportes recibidos mediante estos canales deben cumplir con los criterios establecidos que contienen los formatos tanto para el reporte individual y el reporte colectivo. En cuanto, a la comunicación esta puede ser directa (mediante agentes comunitarios) o institucional (a través de organizaciones colaboradoras, comités de vigilancia, redes territoriales y grupos sectoriales) mediante las herramientas de captura definidas en cada territorio ​(Paz Tovar et al., 2022).​ </w:t>
+      </w:r>
+    </w:p>
+    <w:p>
+      <w:pPr>
+        <w:pStyle w:val="Ttulo2"/>
+      </w:pPr>
+      <w:bookmarkStart w:id="8" w:name="_Toc216335158"/>
+      <w:r>
+        <w:t>1.</w:t>
+      </w:r>
+      <w:r>
+        <w:t>6</w:t>
+      </w:r>
+      <w:r>
+        <w:t xml:space="preserve"> </w:t>
+      </w:r>
+      <w:r>
+        <w:t>Actores que realizan el reporte</w:t>
+      </w:r>
+      <w:bookmarkEnd w:id="8"/>
+    </w:p>
+    <w:p>
+      <w:r>
+        <w:t>Los actores involucrados en la comunicación de las situaciones de interés en salud pública son la REVCOM: integrada por agentes seleccionados por la comunidad y conectados con las instituciones territoriales encargadas de la vigilancia, facilitando la movilidad de la información y la gestión coordinada de la respuesta.  Estos agentes pueden pertenecer a comunidades rurales, urbanas, grupos especiales, alojamientos temporales y poblaciones cautivas, ampliando la cobertura y adaptando los canales según el contexto territorial (​Tufiño et al., 2023)​. </w:t>
+      </w:r>
+    </w:p>
+    <w:p>
+      <w:r>
+        <w:t> El sistema de flujo y canales garantiza que la información relevante circule de manera segura, oportuna y bidireccional entre la comunidad y las instituciones sanitarias, fortaleciendo la capacidad de respuesta epidemiológica a nivel local y nacional ​(Instituto Nacional de Salud, 2023)​. </w:t>
+      </w:r>
+    </w:p>
+    <w:p>
+      <w:pPr>
+        <w:pStyle w:val="Ttulo2"/>
+      </w:pPr>
+      <w:bookmarkStart w:id="9" w:name="_Toc216335159"/>
+      <w:r>
+        <w:t xml:space="preserve">1.7 </w:t>
+      </w:r>
+      <w:r>
+        <w:t>Aplicativo de la Red de Vigilancia Epidemiológica Comunitaria</w:t>
+      </w:r>
+      <w:bookmarkEnd w:id="9"/>
+    </w:p>
+    <w:p>
+      <w:r>
+        <w:t xml:space="preserve">El aplicativo de captura para Vigilancia Basada en Comunidad (VBC) es una herramienta digital diseñada para facilitar el registro, gestión y análisis de eventos de </w:t>
+      </w:r>
+      <w:r>
+        <w:lastRenderedPageBreak/>
+        <w:t xml:space="preserve">salud detectados y reportados por la comunidad, promoviendo una vigilancia oportuna y participativa. Desarrollada bajo una plataforma </w:t>
+      </w:r>
+      <w:r>
+        <w:rPr>
+          <w:rStyle w:val="Extranjerismo"/>
+          <w:lang w:val="es-CO"/>
+        </w:rPr>
+        <w:t xml:space="preserve">web </w:t>
+      </w:r>
+      <w:r>
+        <w:t>que permite a ciudadanos, líderes comunitarios y profesionales de la salud registrar situaciones que representen un riesgo colectivo, tales como brotes, eventos ambientales, condiciones sanitarias deficientes, entre otros. Su finalidad es fortalecer la respuesta de las autoridades sanitarias descentralizando y dinamizando la vigilancia con la participación directa de la comunidad ​(Rueda Cortés, 2019)​. </w:t>
+      </w:r>
+    </w:p>
+    <w:p>
+      <w:pPr>
+        <w:pStyle w:val="Ttulo8"/>
+      </w:pPr>
+      <w:r>
+        <w:t>Ingreso aplicativo VBC</w:t>
+      </w:r>
+    </w:p>
+    <w:p>
+      <w:r>
+        <w:t>Acceda al siguiente documento y conozca toda la estructura del aplicativo de la Vigilancia Basada en Comunidad ubicada e</w:t>
+      </w:r>
+      <w:r>
+        <w:t xml:space="preserve">n la carpeta </w:t>
+      </w:r>
+      <w:r>
+        <w:rPr>
+          <w:b/>
+          <w:bCs/>
+        </w:rPr>
+        <w:t xml:space="preserve">Anexos_ </w:t>
+      </w:r>
+      <w:proofErr w:type="spellStart"/>
+      <w:r>
+        <w:rPr>
+          <w:b/>
+          <w:bCs/>
+        </w:rPr>
+        <w:t>Ingreso_aplicativo_VBC</w:t>
+      </w:r>
+      <w:proofErr w:type="spellEnd"/>
+      <w:r>
+        <w:rPr>
+          <w:b/>
+          <w:bCs/>
+        </w:rPr>
+        <w:t>.</w:t>
       </w:r>
     </w:p>
     <w:p>
@@ -3649,263 +4047,6 @@
           <w:tab w:val="clear" w:pos="8838"/>
         </w:tabs>
         <w:spacing w:before="160" w:after="120" w:line="360" w:lineRule="auto"/>
-      </w:pPr>
-    </w:p>
-    <w:p>
-      <w:pPr>
-        <w:pStyle w:val="Ttulo8"/>
-      </w:pPr>
-      <w:r>
-        <w:t>Instrumentos de reporte </w:t>
-      </w:r>
-    </w:p>
-    <w:p>
-      <w:r>
-        <w:t xml:space="preserve">Para realizar el reporte de las situaciones de interés, actualmente se dispone de dos formatos de reporte a manera de ejemplo; una de ellas corresponde a las situaciones de reporte individual y otra a la de reporte colectivo; estas fichas pueden ser implementadas por las entidades territoriales o pueden </w:t>
-      </w:r>
-      <w:r>
-        <w:t>ser diseñad</w:t>
-      </w:r>
-      <w:r>
-        <w:t>as</w:t>
-      </w:r>
-      <w:r>
-        <w:t xml:space="preserve"> por</w:t>
-      </w:r>
-      <w:r>
-        <w:t xml:space="preserve"> la entidad territorial, según la posibilidad; aunque, guardando los parámetros que se dan para la obtención de datos requeridos.  </w:t>
-      </w:r>
-    </w:p>
-    <w:p>
-      <w:r>
-        <w:t> A continuación, puede descargar cada uno de estos formatos y así poder analizarlos: </w:t>
-      </w:r>
-    </w:p>
-    <w:p>
-      <w:pPr>
-        <w:pStyle w:val="Prrafodelista"/>
-        <w:numPr>
-          <w:ilvl w:val="0"/>
-          <w:numId w:val="35"/>
-        </w:numPr>
-      </w:pPr>
-      <w:r>
-        <w:t xml:space="preserve">Formato individual ubicado en </w:t>
-      </w:r>
-      <w:hyperlink r:id="rId14" w:history="1">
-        <w:r>
-          <w:rPr>
-            <w:rStyle w:val="Hipervnculo"/>
-          </w:rPr>
-          <w:t>enlace</w:t>
-        </w:r>
-      </w:hyperlink>
-      <w:r>
-        <w:t>.</w:t>
-      </w:r>
-    </w:p>
-    <w:p>
-      <w:pPr>
-        <w:pStyle w:val="Prrafodelista"/>
-        <w:numPr>
-          <w:ilvl w:val="0"/>
-          <w:numId w:val="35"/>
-        </w:numPr>
-      </w:pPr>
-      <w:r>
-        <w:t xml:space="preserve">Formato colectivo ubicado en </w:t>
-      </w:r>
-      <w:hyperlink r:id="rId15" w:history="1">
-        <w:r>
-          <w:rPr>
-            <w:rStyle w:val="Hipervnculo"/>
-          </w:rPr>
-          <w:t>enlace</w:t>
-        </w:r>
-      </w:hyperlink>
-      <w:r>
-        <w:t>.</w:t>
-      </w:r>
-    </w:p>
-    <w:p/>
-    <w:p>
-      <w:r>
-        <w:lastRenderedPageBreak/>
-        <w:t>El reporte comunitario debe contar con los siguientes elementos: el lugar donde ocurre la situación de interés en salud pública (departamento, municipio, vereda, corregimiento, barrio, casa, otro); número de personas afectadas con sus características (ciclo vital, edad, sexo, grupo étnico, otros) y la temporalidad de la situación de interés en salud pública (horas o días desde la ocurrencia de la situación) y la descripción del hecho ocurrido ​(Federación Internacional de Sociedades de la Cruz Roja y de la Media Luna Roja, 2019)​. </w:t>
-      </w:r>
-    </w:p>
-    <w:p>
-      <w:r>
-        <w:t> Asimismo, cuando el reporte corresponde a una persona este debe hacers</w:t>
-      </w:r>
-      <w:r>
-        <w:t>e en el</w:t>
-      </w:r>
-      <w:r>
-        <w:t xml:space="preserve"> formato de ficha de situación en salud pública individual. Estos instrumentos pueden ser dispuestos en diversas herramientas de captura dentro de las cuales están los formularios de Google </w:t>
-      </w:r>
-      <w:proofErr w:type="spellStart"/>
-      <w:r>
-        <w:t>Form</w:t>
-      </w:r>
-      <w:proofErr w:type="spellEnd"/>
-      <w:r>
-        <w:t xml:space="preserve">, Microsoft, entre otros; aplicativos como el </w:t>
-      </w:r>
-      <w:proofErr w:type="spellStart"/>
-      <w:r>
-        <w:t>RedCap</w:t>
-      </w:r>
-      <w:proofErr w:type="spellEnd"/>
-      <w:r>
-        <w:t xml:space="preserve"> o </w:t>
-      </w:r>
-      <w:proofErr w:type="spellStart"/>
-      <w:r>
-        <w:t>Epicollect</w:t>
-      </w:r>
-      <w:proofErr w:type="spellEnd"/>
-      <w:r>
-        <w:t xml:space="preserve"> ​(Instituto Nacional de Salud, 2023).​ </w:t>
-      </w:r>
-    </w:p>
-    <w:p>
-      <w:pPr>
-        <w:pStyle w:val="Ttulo8"/>
-        <w:tabs>
-          <w:tab w:val="left" w:pos="2026"/>
-        </w:tabs>
-      </w:pPr>
-      <w:r>
-        <w:t>Canales de comunicación </w:t>
-      </w:r>
-    </w:p>
-    <w:p>
-      <w:pPr>
-        <w:pStyle w:val="Sangradetextonormal"/>
-      </w:pPr>
-      <w:r>
-        <w:t xml:space="preserve">Los canales de reporte a emplear dependen de lo establecido en la REVCOM y la institucionalidad, con base en las facilidades de conexión en el territorio entre las redes y las instituciones. Estos pueden ser diversos según los medios tecnológicos (aplicaciones móviles, plataformas </w:t>
-      </w:r>
-      <w:r>
-        <w:rPr>
-          <w:rStyle w:val="Extranjerismo"/>
-          <w:lang w:val="es-CO"/>
-        </w:rPr>
-        <w:t xml:space="preserve">web, </w:t>
-      </w:r>
-      <w:proofErr w:type="spellStart"/>
-      <w:r>
-        <w:rPr>
-          <w:rStyle w:val="Extranjerismo"/>
-          <w:lang w:val="es-CO"/>
-        </w:rPr>
-        <w:t>bots</w:t>
-      </w:r>
-      <w:proofErr w:type="spellEnd"/>
-      <w:r>
-        <w:t>), mensajería celular, llamadas telefónicas, radio - comunicación, emisoras comunitarias y voz a voz.  </w:t>
-      </w:r>
-    </w:p>
-    <w:p>
-      <w:r>
-        <w:t xml:space="preserve"> Los reportes recibidos mediante estos canales deben cumplir con los criterios establecidos que contienen los formatos tanto para el reporte individual y el reporte colectivo. En cuanto, a la comunicación esta puede ser directa (mediante agentes comunitarios) o institucional (a través de organizaciones colaboradoras, comités de </w:t>
-      </w:r>
-      <w:r>
-        <w:lastRenderedPageBreak/>
-        <w:t>vigilancia, redes territoriales y grupos sectoriales) mediante las herramientas de captura definidas en cada territorio ​(Paz Tovar et al., 2022).​ </w:t>
-      </w:r>
-    </w:p>
-    <w:p>
-      <w:pPr>
-        <w:pStyle w:val="Ttulo2"/>
-      </w:pPr>
-      <w:bookmarkStart w:id="8" w:name="_Toc216335158"/>
-      <w:r>
-        <w:t>1.</w:t>
-      </w:r>
-      <w:r>
-        <w:t>6</w:t>
-      </w:r>
-      <w:r>
-        <w:t xml:space="preserve"> </w:t>
-      </w:r>
-      <w:r>
-        <w:t>Actores que realizan el reporte</w:t>
-      </w:r>
-      <w:bookmarkEnd w:id="8"/>
-    </w:p>
-    <w:p>
-      <w:r>
-        <w:t>Los actores involucrados en la comunicación de las situaciones de interés en salud pública son la REVCOM: integrada por agentes seleccionados por la comunidad y conectados con las instituciones territoriales encargadas de la vigilancia, facilitando la movilidad de la información y la gestión coordinada de la respuesta.  Estos agentes pueden pertenecer a comunidades rurales, urbanas, grupos especiales, alojamientos temporales y poblaciones cautivas, ampliando la cobertura y adaptando los canales según el contexto territorial (​Tufiño et al., 2023)​. </w:t>
-      </w:r>
-    </w:p>
-    <w:p>
-      <w:r>
-        <w:t> El sistema de flujo y canales garantiza que la información relevante circule de manera segura, oportuna y bidireccional entre la comunidad y las instituciones sanitarias, fortaleciendo la capacidad de respuesta epidemiológica a nivel local y nacional ​(Instituto Nacional de Salud, 2023)​. </w:t>
-      </w:r>
-    </w:p>
-    <w:p>
-      <w:pPr>
-        <w:pStyle w:val="Ttulo2"/>
-      </w:pPr>
-      <w:bookmarkStart w:id="9" w:name="_Toc216335159"/>
-      <w:r>
-        <w:t xml:space="preserve">1.7 </w:t>
-      </w:r>
-      <w:r>
-        <w:t>Aplicativo de la Red de Vigilancia Epidemiológica Comunitaria</w:t>
-      </w:r>
-      <w:bookmarkEnd w:id="9"/>
-    </w:p>
-    <w:p>
-      <w:r>
-        <w:t xml:space="preserve">El aplicativo de captura para Vigilancia Basada en Comunidad (VBC) es una herramienta digital diseñada para facilitar el registro, gestión y análisis de eventos de salud detectados y reportados por la comunidad, promoviendo una vigilancia oportuna y participativa. Desarrollada bajo una plataforma </w:t>
-      </w:r>
-      <w:r>
-        <w:rPr>
-          <w:rStyle w:val="Extranjerismo"/>
-          <w:lang w:val="es-CO"/>
-        </w:rPr>
-        <w:t xml:space="preserve">web </w:t>
-      </w:r>
-      <w:r>
-        <w:t>que permite a ciudadanos, líderes comunitarios y profesionales de la salud registrar situaciones que representen un riesgo colectivo, tales como brotes, eventos ambientales, condiciones sanitarias deficientes, entre otros. Su finalidad es fortalecer la respuesta de las autoridades sanitarias descentralizando y dinamizando la vigilancia con la participación directa de la comunidad ​(Rueda Cortés, 2019)​. </w:t>
-      </w:r>
-    </w:p>
-    <w:p>
-      <w:pPr>
-        <w:pStyle w:val="Ttulo8"/>
-      </w:pPr>
-      <w:r>
-        <w:lastRenderedPageBreak/>
-        <w:t>Ingreso aplicativo VBC</w:t>
-      </w:r>
-    </w:p>
-    <w:p>
-      <w:r>
-        <w:t xml:space="preserve">Acceda al siguiente documento y conozca toda la estructura del aplicativo de la Vigilancia Basada en Comunidad ubicada en </w:t>
-      </w:r>
-      <w:hyperlink r:id="rId16" w:history="1">
-        <w:r>
-          <w:rPr>
-            <w:rStyle w:val="Hipervnculo"/>
-          </w:rPr>
-          <w:t>enlace</w:t>
-        </w:r>
-      </w:hyperlink>
-      <w:r>
-        <w:t>.</w:t>
-      </w:r>
-    </w:p>
-    <w:p>
-      <w:pPr>
-        <w:pStyle w:val="Encabezado"/>
-        <w:tabs>
-          <w:tab w:val="clear" w:pos="4419"/>
-          <w:tab w:val="clear" w:pos="8838"/>
-        </w:tabs>
-        <w:spacing w:before="160" w:after="120" w:line="360" w:lineRule="auto"/>
         <w:rPr>
           <w:b/>
           <w:bCs/>
@@ -3951,7 +4092,7 @@
         <w:pStyle w:val="Prrafodelista"/>
         <w:numPr>
           <w:ilvl w:val="0"/>
-          <w:numId w:val="42"/>
+          <w:numId w:val="13"/>
         </w:numPr>
         <w:rPr>
           <w:b/>
@@ -3972,7 +4113,13 @@
         <w:ind w:left="1429" w:firstLine="0"/>
       </w:pPr>
       <w:r>
-        <w:t>De la versión 70+ en adelante, la versión más actualizada es la 134. Permite instalación es escritorio y en versiones móviles. </w:t>
+        <w:t>De la versión 70+ en adelante, la versión más actualizada es la 1</w:t>
+      </w:r>
+      <w:r>
+        <w:t>45</w:t>
+      </w:r>
+      <w:r>
+        <w:t>. Permite instalación es escritorio y en versiones móviles. </w:t>
       </w:r>
     </w:p>
     <w:p>
@@ -3980,7 +4127,7 @@
         <w:pStyle w:val="Prrafodelista"/>
         <w:numPr>
           <w:ilvl w:val="0"/>
-          <w:numId w:val="42"/>
+          <w:numId w:val="13"/>
         </w:numPr>
         <w:rPr>
           <w:b/>
@@ -4009,7 +4156,7 @@
         <w:pStyle w:val="Prrafodelista"/>
         <w:numPr>
           <w:ilvl w:val="0"/>
-          <w:numId w:val="42"/>
+          <w:numId w:val="13"/>
         </w:numPr>
         <w:rPr>
           <w:b/>
@@ -4030,6 +4177,7 @@
         <w:ind w:left="1429" w:firstLine="0"/>
       </w:pPr>
       <w:r>
+        <w:lastRenderedPageBreak/>
         <w:t>De la versión 11.3 a la 18.x. No permite la instalación es escritorio, en versión móvil sí. </w:t>
       </w:r>
     </w:p>
@@ -4038,7 +4186,7 @@
         <w:pStyle w:val="Prrafodelista"/>
         <w:numPr>
           <w:ilvl w:val="0"/>
-          <w:numId w:val="42"/>
+          <w:numId w:val="13"/>
         </w:numPr>
         <w:rPr>
           <w:b/>
@@ -4067,7 +4215,7 @@
         <w:pStyle w:val="Prrafodelista"/>
         <w:numPr>
           <w:ilvl w:val="0"/>
-          <w:numId w:val="42"/>
+          <w:numId w:val="13"/>
         </w:numPr>
         <w:rPr>
           <w:b/>
@@ -4149,13 +4297,37 @@
         <w:pStyle w:val="Ttulo8"/>
       </w:pPr>
       <w:r>
-        <w:lastRenderedPageBreak/>
         <w:t>Instalación del aplicativo</w:t>
       </w:r>
     </w:p>
     <w:p>
       <w:r>
-        <w:t>Ingrese al siguiente documento y conozca el proceso que tiene que ver con la instalación del aplicativo de la Vigilancia Basada en Comunidad, tanto para computador como dispositivos móviles.</w:t>
+        <w:t xml:space="preserve">Acceda </w:t>
+      </w:r>
+      <w:r>
+        <w:t>al siguiente documento</w:t>
+      </w:r>
+      <w:r>
+        <w:t xml:space="preserve"> el cual puede encontrar en la carpeta </w:t>
+      </w:r>
+      <w:r>
+        <w:rPr>
+          <w:b/>
+          <w:bCs/>
+        </w:rPr>
+        <w:t xml:space="preserve">Anexos_ </w:t>
+      </w:r>
+      <w:proofErr w:type="spellStart"/>
+      <w:r>
+        <w:rPr>
+          <w:b/>
+          <w:bCs/>
+        </w:rPr>
+        <w:t>Instalacion_aplicativo_VBC</w:t>
+      </w:r>
+      <w:proofErr w:type="spellEnd"/>
+      <w:r>
+        <w:t xml:space="preserve"> y conozca el proceso que tiene que ver con la instalación del aplicativo de la Vigilancia Basada en Comunidad, tanto para computador como dispositivos móviles.</w:t>
       </w:r>
     </w:p>
     <w:p>
@@ -4168,7 +4340,6 @@
     </w:p>
     <w:p>
       <w:pPr>
-        <w:jc w:val="center"/>
         <w:rPr>
           <w:rFonts w:cstheme="minorHAnsi"/>
           <w:noProof/>
@@ -4220,6 +4391,7 @@
           <w:szCs w:val="28"/>
           <w:lang w:val="es-MX"/>
         </w:rPr>
+        <w:lastRenderedPageBreak/>
         <w:drawing>
           <wp:inline distT="0" distB="0" distL="0" distR="0" wp14:anchorId="11A4C35D" wp14:editId="51AB69C4">
             <wp:extent cx="6332220" cy="3561715"/>
@@ -4292,7 +4464,6 @@
         </w:rPr>
       </w:pPr>
       <w:r>
-        <w:lastRenderedPageBreak/>
         <w:tab/>
       </w:r>
       <w:hyperlink r:id="rId18" w:history="1">
@@ -4423,6 +4594,7 @@
           </w:p>
           <w:p>
             <w:r>
+              <w:lastRenderedPageBreak/>
               <w:t>Lugar: detalla el área geográfica, la comunidad, el barrio, el municipio o la institución donde surge el evento. </w:t>
             </w:r>
           </w:p>
@@ -4446,7 +4618,7 @@
               <w:pStyle w:val="Prrafodelista"/>
               <w:numPr>
                 <w:ilvl w:val="0"/>
-                <w:numId w:val="48"/>
+                <w:numId w:val="14"/>
               </w:numPr>
             </w:pPr>
             <w:r>
@@ -4465,7 +4637,7 @@
               <w:pStyle w:val="Prrafodelista"/>
               <w:numPr>
                 <w:ilvl w:val="0"/>
-                <w:numId w:val="48"/>
+                <w:numId w:val="14"/>
               </w:numPr>
             </w:pPr>
             <w:r>
@@ -4473,7 +4645,6 @@
                 <w:b/>
                 <w:bCs/>
               </w:rPr>
-              <w:lastRenderedPageBreak/>
               <w:t>Reporte negativo</w:t>
             </w:r>
             <w:r>
@@ -4500,6 +4671,7 @@
           </w:p>
           <w:p>
             <w:r>
+              <w:lastRenderedPageBreak/>
               <w:t>El aplicativo de la Red de Vigilancia Epidemiológica Comunitaria es una herramienta digital que facilita el registro, gestión y análisis de eventos de salud reportados por la comunidad, promoviendo vigilancia oportuna y participativa. </w:t>
             </w:r>
           </w:p>
@@ -4513,7 +4685,7 @@
               <w:pStyle w:val="Prrafodelista"/>
               <w:numPr>
                 <w:ilvl w:val="0"/>
-                <w:numId w:val="49"/>
+                <w:numId w:val="15"/>
               </w:numPr>
             </w:pPr>
             <w:r>
@@ -4528,7 +4700,7 @@
               <w:pStyle w:val="Prrafodelista"/>
               <w:numPr>
                 <w:ilvl w:val="0"/>
-                <w:numId w:val="49"/>
+                <w:numId w:val="15"/>
               </w:numPr>
             </w:pPr>
             <w:r>
@@ -4543,7 +4715,7 @@
               <w:pStyle w:val="Prrafodelista"/>
               <w:numPr>
                 <w:ilvl w:val="0"/>
-                <w:numId w:val="49"/>
+                <w:numId w:val="15"/>
               </w:numPr>
             </w:pPr>
             <w:r>
@@ -4616,9 +4788,6 @@
     <w:p>
       <w:pPr>
         <w:pStyle w:val="Figura"/>
-        <w:tabs>
-          <w:tab w:val="clear" w:pos="1134"/>
-        </w:tabs>
         <w:rPr>
           <w:noProof/>
         </w:rPr>
@@ -5442,16 +5611,16 @@
       <w:r>
         <w:t xml:space="preserve">, D. &amp; Escobar-Naranjo, M. (2023). Impacto de la vigilancia basada en eventos a nivel comunitario en países de bajos y medianos ingresos: un resumen estructurado de evidencia con metodología FRISBEE. PRF Práctica Familiar Rural, 8(3). </w:t>
       </w:r>
-      <w:hyperlink r:id="rId28" w:tgtFrame="_blank" w:history="1">
+      <w:hyperlink r:id="rId28" w:history="1">
         <w:r>
           <w:rPr>
             <w:rStyle w:val="Hipervnculo"/>
           </w:rPr>
-          <w:t>https://practicafamiliarrural.org/pfr/article/download/291/415?inline=1</w:t>
+          <w:t>https://dialnet.unirioja.es/servlet/articulo?codigo=9223796</w:t>
         </w:r>
       </w:hyperlink>
       <w:r>
-        <w:t xml:space="preserve">  </w:t>
+        <w:t xml:space="preserve"> </w:t>
       </w:r>
     </w:p>
     <w:p>
@@ -6494,7 +6663,7 @@
 </file>
 
 <file path=word/endnotes.xml><?xml version="1.0" encoding="utf-8"?>
-<w:endnotes xmlns:wpc="http://schemas.microsoft.com/office/word/2010/wordprocessingCanvas" xmlns:cx="http://schemas.microsoft.com/office/drawing/2014/chartex" xmlns:cx1="http://schemas.microsoft.com/office/drawing/2015/9/8/chartex" xmlns:cx2="http://schemas.microsoft.com/office/drawing/2015/10/21/chartex" xmlns:cx3="http://schemas.microsoft.com/office/drawing/2016/5/9/chartex" xmlns:cx4="http://schemas.microsoft.com/office/drawing/2016/5/10/chartex" xmlns:cx5="http://schemas.microsoft.com/office/drawing/2016/5/11/chartex" xmlns:cx6="http://schemas.microsoft.com/office/drawing/2016/5/12/chartex" xmlns:cx7="http://schemas.microsoft.com/office/drawing/2016/5/13/chartex" xmlns:cx8="http://schemas.microsoft.com/office/drawing/2016/5/14/chartex" xmlns:mc="http://schemas.openxmlformats.org/markup-compatibility/2006" xmlns:aink="http://schemas.microsoft.com/office/drawing/2016/ink" xmlns:am3d="http://schemas.microsoft.com/office/drawing/2017/model3d" xmlns:o="urn:schemas-microsoft-com:office:office" xmlns:r="http://schemas.openxmlformats.org/officeDocument/2006/relationships" xmlns:m="http://schemas.openxmlformats.org/officeDocument/2006/math" xmlns:v="urn:schemas-microsoft-com:vml" xmlns:wp14="http://schemas.microsoft.com/office/word/2010/wordprocessingDrawing" xmlns:wp="http://schemas.openxmlformats.org/drawingml/2006/wordprocessingDrawing" xmlns:w10="urn:schemas-microsoft-com:office:word" xmlns:w="http://schemas.openxmlformats.org/wordprocessingml/2006/main" xmlns:w14="http://schemas.microsoft.com/office/word/2010/wordml" xmlns:w15="http://schemas.microsoft.com/office/word/2012/wordml" xmlns:w16cex="http://schemas.microsoft.com/office/word/2018/wordml/cex" xmlns:w16cid="http://schemas.microsoft.com/office/word/2016/wordml/cid" xmlns:w16="http://schemas.microsoft.com/office/word/2018/wordml" xmlns:w16sdtdh="http://schemas.microsoft.com/office/word/2020/wordml/sdtdatahash" xmlns:w16se="http://schemas.microsoft.com/office/word/2015/wordml/symex" xmlns:wpg="http://schemas.microsoft.com/office/word/2010/wordprocessingGroup" xmlns:wpi="http://schemas.microsoft.com/office/word/2010/wordprocessingInk" xmlns:wne="http://schemas.microsoft.com/office/word/2006/wordml" xmlns:wps="http://schemas.microsoft.com/office/word/2010/wordprocessingShape" mc:Ignorable="w14 w15 w16se w16cid w16 w16cex w16sdtdh wp14">
+<w:endnotes xmlns:wpc="http://schemas.microsoft.com/office/word/2010/wordprocessingCanvas" xmlns:cx="http://schemas.microsoft.com/office/drawing/2014/chartex" xmlns:cx1="http://schemas.microsoft.com/office/drawing/2015/9/8/chartex" xmlns:cx2="http://schemas.microsoft.com/office/drawing/2015/10/21/chartex" xmlns:cx3="http://schemas.microsoft.com/office/drawing/2016/5/9/chartex" xmlns:cx4="http://schemas.microsoft.com/office/drawing/2016/5/10/chartex" xmlns:cx5="http://schemas.microsoft.com/office/drawing/2016/5/11/chartex" xmlns:cx6="http://schemas.microsoft.com/office/drawing/2016/5/12/chartex" xmlns:cx7="http://schemas.microsoft.com/office/drawing/2016/5/13/chartex" xmlns:cx8="http://schemas.microsoft.com/office/drawing/2016/5/14/chartex" xmlns:mc="http://schemas.openxmlformats.org/markup-compatibility/2006" xmlns:aink="http://schemas.microsoft.com/office/drawing/2016/ink" xmlns:am3d="http://schemas.microsoft.com/office/drawing/2017/model3d" xmlns:o="urn:schemas-microsoft-com:office:office" xmlns:r="http://schemas.openxmlformats.org/officeDocument/2006/relationships" xmlns:m="http://schemas.openxmlformats.org/officeDocument/2006/math" xmlns:v="urn:schemas-microsoft-com:vml" xmlns:wp14="http://schemas.microsoft.com/office/word/2010/wordprocessingDrawing" xmlns:wp="http://schemas.openxmlformats.org/drawingml/2006/wordprocessingDrawing" xmlns:w10="urn:schemas-microsoft-com:office:word" xmlns:w="http://schemas.openxmlformats.org/wordprocessingml/2006/main" xmlns:w14="http://schemas.microsoft.com/office/word/2010/wordml" xmlns:w15="http://schemas.microsoft.com/office/word/2012/wordml" xmlns:w16cex="http://schemas.microsoft.com/office/word/2018/wordml/cex" xmlns:w16cid="http://schemas.microsoft.com/office/word/2016/wordml/cid" xmlns:w16="http://schemas.microsoft.com/office/word/2018/wordml" xmlns:w16se="http://schemas.microsoft.com/office/word/2015/wordml/symex" xmlns:wpg="http://schemas.microsoft.com/office/word/2010/wordprocessingGroup" xmlns:wpi="http://schemas.microsoft.com/office/word/2010/wordprocessingInk" xmlns:wne="http://schemas.microsoft.com/office/word/2006/wordml" xmlns:wps="http://schemas.microsoft.com/office/word/2010/wordprocessingShape" mc:Ignorable="w14 w15 w16se w16cid w16 w16cex wp14">
   <w:endnote w:type="separator" w:id="-1">
     <w:p>
       <w:pPr>
@@ -6519,7 +6688,7 @@
 </file>
 
 <file path=word/footer1.xml><?xml version="1.0" encoding="utf-8"?>
-<w:ftr xmlns:wpc="http://schemas.microsoft.com/office/word/2010/wordprocessingCanvas" xmlns:cx="http://schemas.microsoft.com/office/drawing/2014/chartex" xmlns:cx1="http://schemas.microsoft.com/office/drawing/2015/9/8/chartex" xmlns:cx2="http://schemas.microsoft.com/office/drawing/2015/10/21/chartex" xmlns:cx3="http://schemas.microsoft.com/office/drawing/2016/5/9/chartex" xmlns:cx4="http://schemas.microsoft.com/office/drawing/2016/5/10/chartex" xmlns:cx5="http://schemas.microsoft.com/office/drawing/2016/5/11/chartex" xmlns:cx6="http://schemas.microsoft.com/office/drawing/2016/5/12/chartex" xmlns:cx7="http://schemas.microsoft.com/office/drawing/2016/5/13/chartex" xmlns:cx8="http://schemas.microsoft.com/office/drawing/2016/5/14/chartex" xmlns:mc="http://schemas.openxmlformats.org/markup-compatibility/2006" xmlns:aink="http://schemas.microsoft.com/office/drawing/2016/ink" xmlns:am3d="http://schemas.microsoft.com/office/drawing/2017/model3d" xmlns:o="urn:schemas-microsoft-com:office:office" xmlns:r="http://schemas.openxmlformats.org/officeDocument/2006/relationships" xmlns:m="http://schemas.openxmlformats.org/officeDocument/2006/math" xmlns:v="urn:schemas-microsoft-com:vml" xmlns:wp14="http://schemas.microsoft.com/office/word/2010/wordprocessingDrawing" xmlns:wp="http://schemas.openxmlformats.org/drawingml/2006/wordprocessingDrawing" xmlns:w10="urn:schemas-microsoft-com:office:word" xmlns:w="http://schemas.openxmlformats.org/wordprocessingml/2006/main" xmlns:w14="http://schemas.microsoft.com/office/word/2010/wordml" xmlns:w15="http://schemas.microsoft.com/office/word/2012/wordml" xmlns:w16cex="http://schemas.microsoft.com/office/word/2018/wordml/cex" xmlns:w16cid="http://schemas.microsoft.com/office/word/2016/wordml/cid" xmlns:w16="http://schemas.microsoft.com/office/word/2018/wordml" xmlns:w16sdtdh="http://schemas.microsoft.com/office/word/2020/wordml/sdtdatahash" xmlns:w16se="http://schemas.microsoft.com/office/word/2015/wordml/symex" xmlns:wpg="http://schemas.microsoft.com/office/word/2010/wordprocessingGroup" xmlns:wpi="http://schemas.microsoft.com/office/word/2010/wordprocessingInk" xmlns:wne="http://schemas.microsoft.com/office/word/2006/wordml" xmlns:wps="http://schemas.microsoft.com/office/word/2010/wordprocessingShape" mc:Ignorable="w14 w15 w16se w16cid w16 w16cex w16sdtdh wp14">
+<w:ftr xmlns:wpc="http://schemas.microsoft.com/office/word/2010/wordprocessingCanvas" xmlns:cx="http://schemas.microsoft.com/office/drawing/2014/chartex" xmlns:cx1="http://schemas.microsoft.com/office/drawing/2015/9/8/chartex" xmlns:cx2="http://schemas.microsoft.com/office/drawing/2015/10/21/chartex" xmlns:cx3="http://schemas.microsoft.com/office/drawing/2016/5/9/chartex" xmlns:cx4="http://schemas.microsoft.com/office/drawing/2016/5/10/chartex" xmlns:cx5="http://schemas.microsoft.com/office/drawing/2016/5/11/chartex" xmlns:cx6="http://schemas.microsoft.com/office/drawing/2016/5/12/chartex" xmlns:cx7="http://schemas.microsoft.com/office/drawing/2016/5/13/chartex" xmlns:cx8="http://schemas.microsoft.com/office/drawing/2016/5/14/chartex" xmlns:mc="http://schemas.openxmlformats.org/markup-compatibility/2006" xmlns:aink="http://schemas.microsoft.com/office/drawing/2016/ink" xmlns:am3d="http://schemas.microsoft.com/office/drawing/2017/model3d" xmlns:o="urn:schemas-microsoft-com:office:office" xmlns:r="http://schemas.openxmlformats.org/officeDocument/2006/relationships" xmlns:m="http://schemas.openxmlformats.org/officeDocument/2006/math" xmlns:v="urn:schemas-microsoft-com:vml" xmlns:wp14="http://schemas.microsoft.com/office/word/2010/wordprocessingDrawing" xmlns:wp="http://schemas.openxmlformats.org/drawingml/2006/wordprocessingDrawing" xmlns:w10="urn:schemas-microsoft-com:office:word" xmlns:w="http://schemas.openxmlformats.org/wordprocessingml/2006/main" xmlns:w14="http://schemas.microsoft.com/office/word/2010/wordml" xmlns:w15="http://schemas.microsoft.com/office/word/2012/wordml" xmlns:w16cex="http://schemas.microsoft.com/office/word/2018/wordml/cex" xmlns:w16cid="http://schemas.microsoft.com/office/word/2016/wordml/cid" xmlns:w16="http://schemas.microsoft.com/office/word/2018/wordml" xmlns:w16se="http://schemas.microsoft.com/office/word/2015/wordml/symex" xmlns:wpg="http://schemas.microsoft.com/office/word/2010/wordprocessingGroup" xmlns:wpi="http://schemas.microsoft.com/office/word/2010/wordprocessingInk" xmlns:wne="http://schemas.microsoft.com/office/word/2006/wordml" xmlns:wps="http://schemas.microsoft.com/office/word/2010/wordprocessingShape" mc:Ignorable="w14 w15 w16se w16cid w16 w16cex wp14">
   <w:sdt>
     <w:sdtPr>
       <w:id w:val="-701017035"/>
@@ -6547,7 +6716,7 @@
 </file>
 
 <file path=word/footer2.xml><?xml version="1.0" encoding="utf-8"?>
-<w:ftr xmlns:wpc="http://schemas.microsoft.com/office/word/2010/wordprocessingCanvas" xmlns:cx="http://schemas.microsoft.com/office/drawing/2014/chartex" xmlns:cx1="http://schemas.microsoft.com/office/drawing/2015/9/8/chartex" xmlns:cx2="http://schemas.microsoft.com/office/drawing/2015/10/21/chartex" xmlns:cx3="http://schemas.microsoft.com/office/drawing/2016/5/9/chartex" xmlns:cx4="http://schemas.microsoft.com/office/drawing/2016/5/10/chartex" xmlns:cx5="http://schemas.microsoft.com/office/drawing/2016/5/11/chartex" xmlns:cx6="http://schemas.microsoft.com/office/drawing/2016/5/12/chartex" xmlns:cx7="http://schemas.microsoft.com/office/drawing/2016/5/13/chartex" xmlns:cx8="http://schemas.microsoft.com/office/drawing/2016/5/14/chartex" xmlns:mc="http://schemas.openxmlformats.org/markup-compatibility/2006" xmlns:aink="http://schemas.microsoft.com/office/drawing/2016/ink" xmlns:am3d="http://schemas.microsoft.com/office/drawing/2017/model3d" xmlns:o="urn:schemas-microsoft-com:office:office" xmlns:r="http://schemas.openxmlformats.org/officeDocument/2006/relationships" xmlns:m="http://schemas.openxmlformats.org/officeDocument/2006/math" xmlns:v="urn:schemas-microsoft-com:vml" xmlns:wp14="http://schemas.microsoft.com/office/word/2010/wordprocessingDrawing" xmlns:wp="http://schemas.openxmlformats.org/drawingml/2006/wordprocessingDrawing" xmlns:w10="urn:schemas-microsoft-com:office:word" xmlns:w="http://schemas.openxmlformats.org/wordprocessingml/2006/main" xmlns:w14="http://schemas.microsoft.com/office/word/2010/wordml" xmlns:w15="http://schemas.microsoft.com/office/word/2012/wordml" xmlns:w16cex="http://schemas.microsoft.com/office/word/2018/wordml/cex" xmlns:w16cid="http://schemas.microsoft.com/office/word/2016/wordml/cid" xmlns:w16="http://schemas.microsoft.com/office/word/2018/wordml" xmlns:w16sdtdh="http://schemas.microsoft.com/office/word/2020/wordml/sdtdatahash" xmlns:w16se="http://schemas.microsoft.com/office/word/2015/wordml/symex" xmlns:wpg="http://schemas.microsoft.com/office/word/2010/wordprocessingGroup" xmlns:wpi="http://schemas.microsoft.com/office/word/2010/wordprocessingInk" xmlns:wne="http://schemas.microsoft.com/office/word/2006/wordml" xmlns:wps="http://schemas.microsoft.com/office/word/2010/wordprocessingShape" mc:Ignorable="w14 w15 w16se w16cid w16 w16cex w16sdtdh wp14">
+<w:ftr xmlns:wpc="http://schemas.microsoft.com/office/word/2010/wordprocessingCanvas" xmlns:cx="http://schemas.microsoft.com/office/drawing/2014/chartex" xmlns:cx1="http://schemas.microsoft.com/office/drawing/2015/9/8/chartex" xmlns:cx2="http://schemas.microsoft.com/office/drawing/2015/10/21/chartex" xmlns:cx3="http://schemas.microsoft.com/office/drawing/2016/5/9/chartex" xmlns:cx4="http://schemas.microsoft.com/office/drawing/2016/5/10/chartex" xmlns:cx5="http://schemas.microsoft.com/office/drawing/2016/5/11/chartex" xmlns:cx6="http://schemas.microsoft.com/office/drawing/2016/5/12/chartex" xmlns:cx7="http://schemas.microsoft.com/office/drawing/2016/5/13/chartex" xmlns:cx8="http://schemas.microsoft.com/office/drawing/2016/5/14/chartex" xmlns:mc="http://schemas.openxmlformats.org/markup-compatibility/2006" xmlns:aink="http://schemas.microsoft.com/office/drawing/2016/ink" xmlns:am3d="http://schemas.microsoft.com/office/drawing/2017/model3d" xmlns:o="urn:schemas-microsoft-com:office:office" xmlns:r="http://schemas.openxmlformats.org/officeDocument/2006/relationships" xmlns:m="http://schemas.openxmlformats.org/officeDocument/2006/math" xmlns:v="urn:schemas-microsoft-com:vml" xmlns:wp14="http://schemas.microsoft.com/office/word/2010/wordprocessingDrawing" xmlns:wp="http://schemas.openxmlformats.org/drawingml/2006/wordprocessingDrawing" xmlns:w10="urn:schemas-microsoft-com:office:word" xmlns:w="http://schemas.openxmlformats.org/wordprocessingml/2006/main" xmlns:w14="http://schemas.microsoft.com/office/word/2010/wordml" xmlns:w15="http://schemas.microsoft.com/office/word/2012/wordml" xmlns:w16cex="http://schemas.microsoft.com/office/word/2018/wordml/cex" xmlns:w16cid="http://schemas.microsoft.com/office/word/2016/wordml/cid" xmlns:w16="http://schemas.microsoft.com/office/word/2018/wordml" xmlns:w16se="http://schemas.microsoft.com/office/word/2015/wordml/symex" xmlns:wpg="http://schemas.microsoft.com/office/word/2010/wordprocessingGroup" xmlns:wpi="http://schemas.microsoft.com/office/word/2010/wordprocessingInk" xmlns:wne="http://schemas.microsoft.com/office/word/2006/wordml" xmlns:wps="http://schemas.microsoft.com/office/word/2010/wordprocessingShape" mc:Ignorable="w14 w15 w16se w16cid w16 w16cex wp14">
   <w:sdt>
     <w:sdtPr>
       <w:id w:val="-1465197936"/>
@@ -6593,7 +6762,7 @@
 </file>
 
 <file path=word/footnotes.xml><?xml version="1.0" encoding="utf-8"?>
-<w:footnotes xmlns:wpc="http://schemas.microsoft.com/office/word/2010/wordprocessingCanvas" xmlns:cx="http://schemas.microsoft.com/office/drawing/2014/chartex" xmlns:cx1="http://schemas.microsoft.com/office/drawing/2015/9/8/chartex" xmlns:cx2="http://schemas.microsoft.com/office/drawing/2015/10/21/chartex" xmlns:cx3="http://schemas.microsoft.com/office/drawing/2016/5/9/chartex" xmlns:cx4="http://schemas.microsoft.com/office/drawing/2016/5/10/chartex" xmlns:cx5="http://schemas.microsoft.com/office/drawing/2016/5/11/chartex" xmlns:cx6="http://schemas.microsoft.com/office/drawing/2016/5/12/chartex" xmlns:cx7="http://schemas.microsoft.com/office/drawing/2016/5/13/chartex" xmlns:cx8="http://schemas.microsoft.com/office/drawing/2016/5/14/chartex" xmlns:mc="http://schemas.openxmlformats.org/markup-compatibility/2006" xmlns:aink="http://schemas.microsoft.com/office/drawing/2016/ink" xmlns:am3d="http://schemas.microsoft.com/office/drawing/2017/model3d" xmlns:o="urn:schemas-microsoft-com:office:office" xmlns:r="http://schemas.openxmlformats.org/officeDocument/2006/relationships" xmlns:m="http://schemas.openxmlformats.org/officeDocument/2006/math" xmlns:v="urn:schemas-microsoft-com:vml" xmlns:wp14="http://schemas.microsoft.com/office/word/2010/wordprocessingDrawing" xmlns:wp="http://schemas.openxmlformats.org/drawingml/2006/wordprocessingDrawing" xmlns:w10="urn:schemas-microsoft-com:office:word" xmlns:w="http://schemas.openxmlformats.org/wordprocessingml/2006/main" xmlns:w14="http://schemas.microsoft.com/office/word/2010/wordml" xmlns:w15="http://schemas.microsoft.com/office/word/2012/wordml" xmlns:w16cex="http://schemas.microsoft.com/office/word/2018/wordml/cex" xmlns:w16cid="http://schemas.microsoft.com/office/word/2016/wordml/cid" xmlns:w16="http://schemas.microsoft.com/office/word/2018/wordml" xmlns:w16sdtdh="http://schemas.microsoft.com/office/word/2020/wordml/sdtdatahash" xmlns:w16se="http://schemas.microsoft.com/office/word/2015/wordml/symex" xmlns:wpg="http://schemas.microsoft.com/office/word/2010/wordprocessingGroup" xmlns:wpi="http://schemas.microsoft.com/office/word/2010/wordprocessingInk" xmlns:wne="http://schemas.microsoft.com/office/word/2006/wordml" xmlns:wps="http://schemas.microsoft.com/office/word/2010/wordprocessingShape" mc:Ignorable="w14 w15 w16se w16cid w16 w16cex w16sdtdh wp14">
+<w:footnotes xmlns:wpc="http://schemas.microsoft.com/office/word/2010/wordprocessingCanvas" xmlns:cx="http://schemas.microsoft.com/office/drawing/2014/chartex" xmlns:cx1="http://schemas.microsoft.com/office/drawing/2015/9/8/chartex" xmlns:cx2="http://schemas.microsoft.com/office/drawing/2015/10/21/chartex" xmlns:cx3="http://schemas.microsoft.com/office/drawing/2016/5/9/chartex" xmlns:cx4="http://schemas.microsoft.com/office/drawing/2016/5/10/chartex" xmlns:cx5="http://schemas.microsoft.com/office/drawing/2016/5/11/chartex" xmlns:cx6="http://schemas.microsoft.com/office/drawing/2016/5/12/chartex" xmlns:cx7="http://schemas.microsoft.com/office/drawing/2016/5/13/chartex" xmlns:cx8="http://schemas.microsoft.com/office/drawing/2016/5/14/chartex" xmlns:mc="http://schemas.openxmlformats.org/markup-compatibility/2006" xmlns:aink="http://schemas.microsoft.com/office/drawing/2016/ink" xmlns:am3d="http://schemas.microsoft.com/office/drawing/2017/model3d" xmlns:o="urn:schemas-microsoft-com:office:office" xmlns:r="http://schemas.openxmlformats.org/officeDocument/2006/relationships" xmlns:m="http://schemas.openxmlformats.org/officeDocument/2006/math" xmlns:v="urn:schemas-microsoft-com:vml" xmlns:wp14="http://schemas.microsoft.com/office/word/2010/wordprocessingDrawing" xmlns:wp="http://schemas.openxmlformats.org/drawingml/2006/wordprocessingDrawing" xmlns:w10="urn:schemas-microsoft-com:office:word" xmlns:w="http://schemas.openxmlformats.org/wordprocessingml/2006/main" xmlns:w14="http://schemas.microsoft.com/office/word/2010/wordml" xmlns:w15="http://schemas.microsoft.com/office/word/2012/wordml" xmlns:w16cex="http://schemas.microsoft.com/office/word/2018/wordml/cex" xmlns:w16cid="http://schemas.microsoft.com/office/word/2016/wordml/cid" xmlns:w16="http://schemas.microsoft.com/office/word/2018/wordml" xmlns:w16se="http://schemas.microsoft.com/office/word/2015/wordml/symex" xmlns:wpg="http://schemas.microsoft.com/office/word/2010/wordprocessingGroup" xmlns:wpi="http://schemas.microsoft.com/office/word/2010/wordprocessingInk" xmlns:wne="http://schemas.microsoft.com/office/word/2006/wordml" xmlns:wps="http://schemas.microsoft.com/office/word/2010/wordprocessingShape" mc:Ignorable="w14 w15 w16se w16cid w16 w16cex wp14">
   <w:footnote w:type="separator" w:id="-1">
     <w:p>
       <w:pPr>
@@ -6618,7 +6787,7 @@
 </file>
 
 <file path=word/header1.xml><?xml version="1.0" encoding="utf-8"?>
-<w:hdr xmlns:wpc="http://schemas.microsoft.com/office/word/2010/wordprocessingCanvas" xmlns:cx="http://schemas.microsoft.com/office/drawing/2014/chartex" xmlns:cx1="http://schemas.microsoft.com/office/drawing/2015/9/8/chartex" xmlns:cx2="http://schemas.microsoft.com/office/drawing/2015/10/21/chartex" xmlns:cx3="http://schemas.microsoft.com/office/drawing/2016/5/9/chartex" xmlns:cx4="http://schemas.microsoft.com/office/drawing/2016/5/10/chartex" xmlns:cx5="http://schemas.microsoft.com/office/drawing/2016/5/11/chartex" xmlns:cx6="http://schemas.microsoft.com/office/drawing/2016/5/12/chartex" xmlns:cx7="http://schemas.microsoft.com/office/drawing/2016/5/13/chartex" xmlns:cx8="http://schemas.microsoft.com/office/drawing/2016/5/14/chartex" xmlns:mc="http://schemas.openxmlformats.org/markup-compatibility/2006" xmlns:aink="http://schemas.microsoft.com/office/drawing/2016/ink" xmlns:am3d="http://schemas.microsoft.com/office/drawing/2017/model3d" xmlns:o="urn:schemas-microsoft-com:office:office" xmlns:r="http://schemas.openxmlformats.org/officeDocument/2006/relationships" xmlns:m="http://schemas.openxmlformats.org/officeDocument/2006/math" xmlns:v="urn:schemas-microsoft-com:vml" xmlns:wp14="http://schemas.microsoft.com/office/word/2010/wordprocessingDrawing" xmlns:wp="http://schemas.openxmlformats.org/drawingml/2006/wordprocessingDrawing" xmlns:w10="urn:schemas-microsoft-com:office:word" xmlns:w="http://schemas.openxmlformats.org/wordprocessingml/2006/main" xmlns:w14="http://schemas.microsoft.com/office/word/2010/wordml" xmlns:w15="http://schemas.microsoft.com/office/word/2012/wordml" xmlns:w16cex="http://schemas.microsoft.com/office/word/2018/wordml/cex" xmlns:w16cid="http://schemas.microsoft.com/office/word/2016/wordml/cid" xmlns:w16="http://schemas.microsoft.com/office/word/2018/wordml" xmlns:w16sdtdh="http://schemas.microsoft.com/office/word/2020/wordml/sdtdatahash" xmlns:w16se="http://schemas.microsoft.com/office/word/2015/wordml/symex" xmlns:wpg="http://schemas.microsoft.com/office/word/2010/wordprocessingGroup" xmlns:wpi="http://schemas.microsoft.com/office/word/2010/wordprocessingInk" xmlns:wne="http://schemas.microsoft.com/office/word/2006/wordml" xmlns:wps="http://schemas.microsoft.com/office/word/2010/wordprocessingShape" mc:Ignorable="w14 w15 w16se w16cid w16 w16cex w16sdtdh wp14">
+<w:hdr xmlns:wpc="http://schemas.microsoft.com/office/word/2010/wordprocessingCanvas" xmlns:cx="http://schemas.microsoft.com/office/drawing/2014/chartex" xmlns:cx1="http://schemas.microsoft.com/office/drawing/2015/9/8/chartex" xmlns:cx2="http://schemas.microsoft.com/office/drawing/2015/10/21/chartex" xmlns:cx3="http://schemas.microsoft.com/office/drawing/2016/5/9/chartex" xmlns:cx4="http://schemas.microsoft.com/office/drawing/2016/5/10/chartex" xmlns:cx5="http://schemas.microsoft.com/office/drawing/2016/5/11/chartex" xmlns:cx6="http://schemas.microsoft.com/office/drawing/2016/5/12/chartex" xmlns:cx7="http://schemas.microsoft.com/office/drawing/2016/5/13/chartex" xmlns:cx8="http://schemas.microsoft.com/office/drawing/2016/5/14/chartex" xmlns:mc="http://schemas.openxmlformats.org/markup-compatibility/2006" xmlns:aink="http://schemas.microsoft.com/office/drawing/2016/ink" xmlns:am3d="http://schemas.microsoft.com/office/drawing/2017/model3d" xmlns:o="urn:schemas-microsoft-com:office:office" xmlns:r="http://schemas.openxmlformats.org/officeDocument/2006/relationships" xmlns:m="http://schemas.openxmlformats.org/officeDocument/2006/math" xmlns:v="urn:schemas-microsoft-com:vml" xmlns:wp14="http://schemas.microsoft.com/office/word/2010/wordprocessingDrawing" xmlns:wp="http://schemas.openxmlformats.org/drawingml/2006/wordprocessingDrawing" xmlns:w10="urn:schemas-microsoft-com:office:word" xmlns:w="http://schemas.openxmlformats.org/wordprocessingml/2006/main" xmlns:w14="http://schemas.microsoft.com/office/word/2010/wordml" xmlns:w15="http://schemas.microsoft.com/office/word/2012/wordml" xmlns:w16cex="http://schemas.microsoft.com/office/word/2018/wordml/cex" xmlns:w16cid="http://schemas.microsoft.com/office/word/2016/wordml/cid" xmlns:w16="http://schemas.microsoft.com/office/word/2018/wordml" xmlns:w16se="http://schemas.microsoft.com/office/word/2015/wordml/symex" xmlns:wpg="http://schemas.microsoft.com/office/word/2010/wordprocessingGroup" xmlns:wpi="http://schemas.microsoft.com/office/word/2010/wordprocessingInk" xmlns:wne="http://schemas.microsoft.com/office/word/2006/wordml" xmlns:wps="http://schemas.microsoft.com/office/word/2010/wordprocessingShape" mc:Ignorable="w14 w15 w16se w16cid w16 w16cex wp14">
   <w:p>
     <w:pPr>
       <w:pStyle w:val="Encabezado"/>
@@ -6703,7 +6872,7 @@
 </file>
 
 <file path=word/numbering.xml><?xml version="1.0" encoding="utf-8"?>
-<w:numbering xmlns:wpc="http://schemas.microsoft.com/office/word/2010/wordprocessingCanvas" xmlns:cx="http://schemas.microsoft.com/office/drawing/2014/chartex" xmlns:cx1="http://schemas.microsoft.com/office/drawing/2015/9/8/chartex" xmlns:cx2="http://schemas.microsoft.com/office/drawing/2015/10/21/chartex" xmlns:cx3="http://schemas.microsoft.com/office/drawing/2016/5/9/chartex" xmlns:cx4="http://schemas.microsoft.com/office/drawing/2016/5/10/chartex" xmlns:cx5="http://schemas.microsoft.com/office/drawing/2016/5/11/chartex" xmlns:cx6="http://schemas.microsoft.com/office/drawing/2016/5/12/chartex" xmlns:cx7="http://schemas.microsoft.com/office/drawing/2016/5/13/chartex" xmlns:cx8="http://schemas.microsoft.com/office/drawing/2016/5/14/chartex" xmlns:mc="http://schemas.openxmlformats.org/markup-compatibility/2006" xmlns:aink="http://schemas.microsoft.com/office/drawing/2016/ink" xmlns:am3d="http://schemas.microsoft.com/office/drawing/2017/model3d" xmlns:o="urn:schemas-microsoft-com:office:office" xmlns:r="http://schemas.openxmlformats.org/officeDocument/2006/relationships" xmlns:m="http://schemas.openxmlformats.org/officeDocument/2006/math" xmlns:v="urn:schemas-microsoft-com:vml" xmlns:wp14="http://schemas.microsoft.com/office/word/2010/wordprocessingDrawing" xmlns:wp="http://schemas.openxmlformats.org/drawingml/2006/wordprocessingDrawing" xmlns:w10="urn:schemas-microsoft-com:office:word" xmlns:w="http://schemas.openxmlformats.org/wordprocessingml/2006/main" xmlns:w14="http://schemas.microsoft.com/office/word/2010/wordml" xmlns:w15="http://schemas.microsoft.com/office/word/2012/wordml" xmlns:w16cex="http://schemas.microsoft.com/office/word/2018/wordml/cex" xmlns:w16cid="http://schemas.microsoft.com/office/word/2016/wordml/cid" xmlns:w16="http://schemas.microsoft.com/office/word/2018/wordml" xmlns:w16sdtdh="http://schemas.microsoft.com/office/word/2020/wordml/sdtdatahash" xmlns:w16se="http://schemas.microsoft.com/office/word/2015/wordml/symex" xmlns:wpg="http://schemas.microsoft.com/office/word/2010/wordprocessingGroup" xmlns:wpi="http://schemas.microsoft.com/office/word/2010/wordprocessingInk" xmlns:wne="http://schemas.microsoft.com/office/word/2006/wordml" xmlns:wps="http://schemas.microsoft.com/office/word/2010/wordprocessingShape" mc:Ignorable="w14 w15 w16se w16cid w16 w16cex w16sdtdh wp14">
+<w:numbering xmlns:wpc="http://schemas.microsoft.com/office/word/2010/wordprocessingCanvas" xmlns:cx="http://schemas.microsoft.com/office/drawing/2014/chartex" xmlns:cx1="http://schemas.microsoft.com/office/drawing/2015/9/8/chartex" xmlns:cx2="http://schemas.microsoft.com/office/drawing/2015/10/21/chartex" xmlns:cx3="http://schemas.microsoft.com/office/drawing/2016/5/9/chartex" xmlns:cx4="http://schemas.microsoft.com/office/drawing/2016/5/10/chartex" xmlns:cx5="http://schemas.microsoft.com/office/drawing/2016/5/11/chartex" xmlns:cx6="http://schemas.microsoft.com/office/drawing/2016/5/12/chartex" xmlns:cx7="http://schemas.microsoft.com/office/drawing/2016/5/13/chartex" xmlns:cx8="http://schemas.microsoft.com/office/drawing/2016/5/14/chartex" xmlns:mc="http://schemas.openxmlformats.org/markup-compatibility/2006" xmlns:aink="http://schemas.microsoft.com/office/drawing/2016/ink" xmlns:am3d="http://schemas.microsoft.com/office/drawing/2017/model3d" xmlns:o="urn:schemas-microsoft-com:office:office" xmlns:r="http://schemas.openxmlformats.org/officeDocument/2006/relationships" xmlns:m="http://schemas.openxmlformats.org/officeDocument/2006/math" xmlns:v="urn:schemas-microsoft-com:vml" xmlns:wp14="http://schemas.microsoft.com/office/word/2010/wordprocessingDrawing" xmlns:wp="http://schemas.openxmlformats.org/drawingml/2006/wordprocessingDrawing" xmlns:w10="urn:schemas-microsoft-com:office:word" xmlns:w="http://schemas.openxmlformats.org/wordprocessingml/2006/main" xmlns:w14="http://schemas.microsoft.com/office/word/2010/wordml" xmlns:w15="http://schemas.microsoft.com/office/word/2012/wordml" xmlns:w16cex="http://schemas.microsoft.com/office/word/2018/wordml/cex" xmlns:w16cid="http://schemas.microsoft.com/office/word/2016/wordml/cid" xmlns:w16="http://schemas.microsoft.com/office/word/2018/wordml" xmlns:w16se="http://schemas.microsoft.com/office/word/2015/wordml/symex" xmlns:wpg="http://schemas.microsoft.com/office/word/2010/wordprocessingGroup" xmlns:wpi="http://schemas.microsoft.com/office/word/2010/wordprocessingInk" xmlns:wne="http://schemas.microsoft.com/office/word/2006/wordml" xmlns:wps="http://schemas.microsoft.com/office/word/2010/wordprocessingShape" mc:Ignorable="w14 w15 w16se w16cid w16 w16cex wp14">
   <w:abstractNum w:abstractNumId="0" w15:restartNumberingAfterBreak="0">
     <w:nsid w:val="FFFFFF89"/>
     <w:multiLevelType w:val="singleLevel"/>
@@ -6726,112 +6895,112 @@
     </w:lvl>
   </w:abstractNum>
   <w:abstractNum w:abstractNumId="1" w15:restartNumberingAfterBreak="0">
-    <w:nsid w:val="00BF3E22"/>
+    <w:nsid w:val="00F61510"/>
     <w:multiLevelType w:val="hybridMultilevel"/>
-    <w:tmpl w:val="DC84339C"/>
-    <w:lvl w:ilvl="0" w:tplc="240A0001">
+    <w:tmpl w:val="E572F340"/>
+    <w:lvl w:ilvl="0" w:tplc="240A0003">
+      <w:start w:val="1"/>
+      <w:numFmt w:val="bullet"/>
+      <w:lvlText w:val="o"/>
+      <w:lvlJc w:val="left"/>
+      <w:pPr>
+        <w:ind w:left="1440" w:hanging="360"/>
+      </w:pPr>
+      <w:rPr>
+        <w:rFonts w:ascii="Courier New" w:hAnsi="Courier New" w:cs="Courier New" w:hint="default"/>
+      </w:rPr>
+    </w:lvl>
+    <w:lvl w:ilvl="1" w:tplc="240A0003" w:tentative="1">
+      <w:start w:val="1"/>
+      <w:numFmt w:val="bullet"/>
+      <w:lvlText w:val="o"/>
+      <w:lvlJc w:val="left"/>
+      <w:pPr>
+        <w:ind w:left="2160" w:hanging="360"/>
+      </w:pPr>
+      <w:rPr>
+        <w:rFonts w:ascii="Courier New" w:hAnsi="Courier New" w:cs="Courier New" w:hint="default"/>
+      </w:rPr>
+    </w:lvl>
+    <w:lvl w:ilvl="2" w:tplc="240A0005" w:tentative="1">
+      <w:start w:val="1"/>
+      <w:numFmt w:val="bullet"/>
+      <w:lvlText w:val=""/>
+      <w:lvlJc w:val="left"/>
+      <w:pPr>
+        <w:ind w:left="2880" w:hanging="360"/>
+      </w:pPr>
+      <w:rPr>
+        <w:rFonts w:ascii="Wingdings" w:hAnsi="Wingdings" w:hint="default"/>
+      </w:rPr>
+    </w:lvl>
+    <w:lvl w:ilvl="3" w:tplc="240A0001" w:tentative="1">
       <w:start w:val="1"/>
       <w:numFmt w:val="bullet"/>
       <w:lvlText w:val=""/>
       <w:lvlJc w:val="left"/>
       <w:pPr>
-        <w:ind w:left="1429" w:hanging="360"/>
+        <w:ind w:left="3600" w:hanging="360"/>
       </w:pPr>
       <w:rPr>
         <w:rFonts w:ascii="Symbol" w:hAnsi="Symbol" w:hint="default"/>
       </w:rPr>
     </w:lvl>
-    <w:lvl w:ilvl="1" w:tplc="240A0003" w:tentative="1">
+    <w:lvl w:ilvl="4" w:tplc="240A0003" w:tentative="1">
       <w:start w:val="1"/>
       <w:numFmt w:val="bullet"/>
       <w:lvlText w:val="o"/>
       <w:lvlJc w:val="left"/>
       <w:pPr>
-        <w:ind w:left="2149" w:hanging="360"/>
+        <w:ind w:left="4320" w:hanging="360"/>
       </w:pPr>
       <w:rPr>
         <w:rFonts w:ascii="Courier New" w:hAnsi="Courier New" w:cs="Courier New" w:hint="default"/>
       </w:rPr>
     </w:lvl>
-    <w:lvl w:ilvl="2" w:tplc="240A0005" w:tentative="1">
+    <w:lvl w:ilvl="5" w:tplc="240A0005" w:tentative="1">
       <w:start w:val="1"/>
       <w:numFmt w:val="bullet"/>
       <w:lvlText w:val=""/>
       <w:lvlJc w:val="left"/>
       <w:pPr>
-        <w:ind w:left="2869" w:hanging="360"/>
+        <w:ind w:left="5040" w:hanging="360"/>
       </w:pPr>
       <w:rPr>
         <w:rFonts w:ascii="Wingdings" w:hAnsi="Wingdings" w:hint="default"/>
       </w:rPr>
     </w:lvl>
-    <w:lvl w:ilvl="3" w:tplc="240A0001" w:tentative="1">
+    <w:lvl w:ilvl="6" w:tplc="240A0001" w:tentative="1">
       <w:start w:val="1"/>
       <w:numFmt w:val="bullet"/>
       <w:lvlText w:val=""/>
       <w:lvlJc w:val="left"/>
       <w:pPr>
-        <w:ind w:left="3589" w:hanging="360"/>
+        <w:ind w:left="5760" w:hanging="360"/>
       </w:pPr>
       <w:rPr>
         <w:rFonts w:ascii="Symbol" w:hAnsi="Symbol" w:hint="default"/>
       </w:rPr>
     </w:lvl>
-    <w:lvl w:ilvl="4" w:tplc="240A0003" w:tentative="1">
+    <w:lvl w:ilvl="7" w:tplc="240A0003" w:tentative="1">
       <w:start w:val="1"/>
       <w:numFmt w:val="bullet"/>
       <w:lvlText w:val="o"/>
       <w:lvlJc w:val="left"/>
       <w:pPr>
-        <w:ind w:left="4309" w:hanging="360"/>
+        <w:ind w:left="6480" w:hanging="360"/>
       </w:pPr>
       <w:rPr>
         <w:rFonts w:ascii="Courier New" w:hAnsi="Courier New" w:cs="Courier New" w:hint="default"/>
       </w:rPr>
     </w:lvl>
-    <w:lvl w:ilvl="5" w:tplc="240A0005" w:tentative="1">
+    <w:lvl w:ilvl="8" w:tplc="240A0005" w:tentative="1">
       <w:start w:val="1"/>
       <w:numFmt w:val="bullet"/>
       <w:lvlText w:val=""/>
       <w:lvlJc w:val="left"/>
       <w:pPr>
-        <w:ind w:left="5029" w:hanging="360"/>
-      </w:pPr>
-      <w:rPr>
-        <w:rFonts w:ascii="Wingdings" w:hAnsi="Wingdings" w:hint="default"/>
-      </w:rPr>
-    </w:lvl>
-    <w:lvl w:ilvl="6" w:tplc="240A0001" w:tentative="1">
-      <w:start w:val="1"/>
-      <w:numFmt w:val="bullet"/>
-      <w:lvlText w:val=""/>
-      <w:lvlJc w:val="left"/>
-      <w:pPr>
-        <w:ind w:left="5749" w:hanging="360"/>
-      </w:pPr>
-      <w:rPr>
-        <w:rFonts w:ascii="Symbol" w:hAnsi="Symbol" w:hint="default"/>
-      </w:rPr>
-    </w:lvl>
-    <w:lvl w:ilvl="7" w:tplc="240A0003" w:tentative="1">
-      <w:start w:val="1"/>
-      <w:numFmt w:val="bullet"/>
-      <w:lvlText w:val="o"/>
-      <w:lvlJc w:val="left"/>
-      <w:pPr>
-        <w:ind w:left="6469" w:hanging="360"/>
-      </w:pPr>
-      <w:rPr>
-        <w:rFonts w:ascii="Courier New" w:hAnsi="Courier New" w:cs="Courier New" w:hint="default"/>
-      </w:rPr>
-    </w:lvl>
-    <w:lvl w:ilvl="8" w:tplc="240A0005" w:tentative="1">
-      <w:start w:val="1"/>
-      <w:numFmt w:val="bullet"/>
-      <w:lvlText w:val=""/>
-      <w:lvlJc w:val="left"/>
-      <w:pPr>
-        <w:ind w:left="7189" w:hanging="360"/>
+        <w:ind w:left="7200" w:hanging="360"/>
       </w:pPr>
       <w:rPr>
         <w:rFonts w:ascii="Wingdings" w:hAnsi="Wingdings" w:hint="default"/>
@@ -6839,809 +7008,232 @@
     </w:lvl>
   </w:abstractNum>
   <w:abstractNum w:abstractNumId="2" w15:restartNumberingAfterBreak="0">
-    <w:nsid w:val="02DD762E"/>
-    <w:multiLevelType w:val="multilevel"/>
-    <w:tmpl w:val="2A8463D6"/>
-    <w:lvl w:ilvl="0">
-      <w:start w:val="3"/>
-      <w:numFmt w:val="decimal"/>
-      <w:lvlText w:val="%1."/>
-      <w:lvlJc w:val="left"/>
-      <w:pPr>
-        <w:tabs>
-          <w:tab w:val="num" w:pos="720"/>
-        </w:tabs>
-        <w:ind w:left="720" w:hanging="360"/>
-      </w:pPr>
-    </w:lvl>
-    <w:lvl w:ilvl="1" w:tentative="1">
-      <w:start w:val="1"/>
-      <w:numFmt w:val="decimal"/>
-      <w:lvlText w:val="%2."/>
-      <w:lvlJc w:val="left"/>
-      <w:pPr>
-        <w:tabs>
-          <w:tab w:val="num" w:pos="1440"/>
-        </w:tabs>
-        <w:ind w:left="1440" w:hanging="360"/>
-      </w:pPr>
-    </w:lvl>
-    <w:lvl w:ilvl="2" w:tentative="1">
-      <w:start w:val="1"/>
-      <w:numFmt w:val="decimal"/>
-      <w:lvlText w:val="%3."/>
-      <w:lvlJc w:val="left"/>
-      <w:pPr>
-        <w:tabs>
-          <w:tab w:val="num" w:pos="2160"/>
-        </w:tabs>
-        <w:ind w:left="2160" w:hanging="360"/>
-      </w:pPr>
-    </w:lvl>
-    <w:lvl w:ilvl="3" w:tentative="1">
-      <w:start w:val="1"/>
-      <w:numFmt w:val="decimal"/>
-      <w:lvlText w:val="%4."/>
-      <w:lvlJc w:val="left"/>
-      <w:pPr>
-        <w:tabs>
-          <w:tab w:val="num" w:pos="2880"/>
-        </w:tabs>
-        <w:ind w:left="2880" w:hanging="360"/>
-      </w:pPr>
-    </w:lvl>
-    <w:lvl w:ilvl="4" w:tentative="1">
-      <w:start w:val="1"/>
-      <w:numFmt w:val="decimal"/>
-      <w:lvlText w:val="%5."/>
-      <w:lvlJc w:val="left"/>
-      <w:pPr>
-        <w:tabs>
-          <w:tab w:val="num" w:pos="3600"/>
-        </w:tabs>
-        <w:ind w:left="3600" w:hanging="360"/>
-      </w:pPr>
-    </w:lvl>
-    <w:lvl w:ilvl="5" w:tentative="1">
-      <w:start w:val="1"/>
-      <w:numFmt w:val="decimal"/>
-      <w:lvlText w:val="%6."/>
-      <w:lvlJc w:val="left"/>
-      <w:pPr>
-        <w:tabs>
-          <w:tab w:val="num" w:pos="4320"/>
-        </w:tabs>
-        <w:ind w:left="4320" w:hanging="360"/>
-      </w:pPr>
-    </w:lvl>
-    <w:lvl w:ilvl="6" w:tentative="1">
-      <w:start w:val="1"/>
-      <w:numFmt w:val="decimal"/>
-      <w:lvlText w:val="%7."/>
-      <w:lvlJc w:val="left"/>
-      <w:pPr>
-        <w:tabs>
-          <w:tab w:val="num" w:pos="5040"/>
-        </w:tabs>
-        <w:ind w:left="5040" w:hanging="360"/>
-      </w:pPr>
-    </w:lvl>
-    <w:lvl w:ilvl="7" w:tentative="1">
-      <w:start w:val="1"/>
-      <w:numFmt w:val="decimal"/>
-      <w:lvlText w:val="%8."/>
-      <w:lvlJc w:val="left"/>
-      <w:pPr>
-        <w:tabs>
-          <w:tab w:val="num" w:pos="5760"/>
-        </w:tabs>
-        <w:ind w:left="5760" w:hanging="360"/>
-      </w:pPr>
-    </w:lvl>
-    <w:lvl w:ilvl="8" w:tentative="1">
-      <w:start w:val="1"/>
-      <w:numFmt w:val="decimal"/>
-      <w:lvlText w:val="%9."/>
-      <w:lvlJc w:val="left"/>
-      <w:pPr>
-        <w:tabs>
-          <w:tab w:val="num" w:pos="6480"/>
-        </w:tabs>
-        <w:ind w:left="6480" w:hanging="360"/>
-      </w:pPr>
+    <w:nsid w:val="0BBE1ECE"/>
+    <w:multiLevelType w:val="hybridMultilevel"/>
+    <w:tmpl w:val="F586A21C"/>
+    <w:lvl w:ilvl="0" w:tplc="240A0003">
+      <w:start w:val="1"/>
+      <w:numFmt w:val="bullet"/>
+      <w:lvlText w:val="o"/>
+      <w:lvlJc w:val="left"/>
+      <w:pPr>
+        <w:ind w:left="1776" w:hanging="360"/>
+      </w:pPr>
+      <w:rPr>
+        <w:rFonts w:ascii="Courier New" w:hAnsi="Courier New" w:cs="Courier New" w:hint="default"/>
+      </w:rPr>
+    </w:lvl>
+    <w:lvl w:ilvl="1" w:tplc="240A0003" w:tentative="1">
+      <w:start w:val="1"/>
+      <w:numFmt w:val="bullet"/>
+      <w:lvlText w:val="o"/>
+      <w:lvlJc w:val="left"/>
+      <w:pPr>
+        <w:ind w:left="2496" w:hanging="360"/>
+      </w:pPr>
+      <w:rPr>
+        <w:rFonts w:ascii="Courier New" w:hAnsi="Courier New" w:cs="Courier New" w:hint="default"/>
+      </w:rPr>
+    </w:lvl>
+    <w:lvl w:ilvl="2" w:tplc="240A0005" w:tentative="1">
+      <w:start w:val="1"/>
+      <w:numFmt w:val="bullet"/>
+      <w:lvlText w:val=""/>
+      <w:lvlJc w:val="left"/>
+      <w:pPr>
+        <w:ind w:left="3216" w:hanging="360"/>
+      </w:pPr>
+      <w:rPr>
+        <w:rFonts w:ascii="Wingdings" w:hAnsi="Wingdings" w:hint="default"/>
+      </w:rPr>
+    </w:lvl>
+    <w:lvl w:ilvl="3" w:tplc="240A0001" w:tentative="1">
+      <w:start w:val="1"/>
+      <w:numFmt w:val="bullet"/>
+      <w:lvlText w:val=""/>
+      <w:lvlJc w:val="left"/>
+      <w:pPr>
+        <w:ind w:left="3936" w:hanging="360"/>
+      </w:pPr>
+      <w:rPr>
+        <w:rFonts w:ascii="Symbol" w:hAnsi="Symbol" w:hint="default"/>
+      </w:rPr>
+    </w:lvl>
+    <w:lvl w:ilvl="4" w:tplc="240A0003" w:tentative="1">
+      <w:start w:val="1"/>
+      <w:numFmt w:val="bullet"/>
+      <w:lvlText w:val="o"/>
+      <w:lvlJc w:val="left"/>
+      <w:pPr>
+        <w:ind w:left="4656" w:hanging="360"/>
+      </w:pPr>
+      <w:rPr>
+        <w:rFonts w:ascii="Courier New" w:hAnsi="Courier New" w:cs="Courier New" w:hint="default"/>
+      </w:rPr>
+    </w:lvl>
+    <w:lvl w:ilvl="5" w:tplc="240A0005" w:tentative="1">
+      <w:start w:val="1"/>
+      <w:numFmt w:val="bullet"/>
+      <w:lvlText w:val=""/>
+      <w:lvlJc w:val="left"/>
+      <w:pPr>
+        <w:ind w:left="5376" w:hanging="360"/>
+      </w:pPr>
+      <w:rPr>
+        <w:rFonts w:ascii="Wingdings" w:hAnsi="Wingdings" w:hint="default"/>
+      </w:rPr>
+    </w:lvl>
+    <w:lvl w:ilvl="6" w:tplc="240A0001" w:tentative="1">
+      <w:start w:val="1"/>
+      <w:numFmt w:val="bullet"/>
+      <w:lvlText w:val=""/>
+      <w:lvlJc w:val="left"/>
+      <w:pPr>
+        <w:ind w:left="6096" w:hanging="360"/>
+      </w:pPr>
+      <w:rPr>
+        <w:rFonts w:ascii="Symbol" w:hAnsi="Symbol" w:hint="default"/>
+      </w:rPr>
+    </w:lvl>
+    <w:lvl w:ilvl="7" w:tplc="240A0003" w:tentative="1">
+      <w:start w:val="1"/>
+      <w:numFmt w:val="bullet"/>
+      <w:lvlText w:val="o"/>
+      <w:lvlJc w:val="left"/>
+      <w:pPr>
+        <w:ind w:left="6816" w:hanging="360"/>
+      </w:pPr>
+      <w:rPr>
+        <w:rFonts w:ascii="Courier New" w:hAnsi="Courier New" w:cs="Courier New" w:hint="default"/>
+      </w:rPr>
+    </w:lvl>
+    <w:lvl w:ilvl="8" w:tplc="240A0005" w:tentative="1">
+      <w:start w:val="1"/>
+      <w:numFmt w:val="bullet"/>
+      <w:lvlText w:val=""/>
+      <w:lvlJc w:val="left"/>
+      <w:pPr>
+        <w:ind w:left="7536" w:hanging="360"/>
+      </w:pPr>
+      <w:rPr>
+        <w:rFonts w:ascii="Wingdings" w:hAnsi="Wingdings" w:hint="default"/>
+      </w:rPr>
     </w:lvl>
   </w:abstractNum>
   <w:abstractNum w:abstractNumId="3" w15:restartNumberingAfterBreak="0">
-    <w:nsid w:val="08025F3D"/>
-    <w:multiLevelType w:val="multilevel"/>
-    <w:tmpl w:val="C3B488E4"/>
-    <w:lvl w:ilvl="0">
-      <w:start w:val="1"/>
-      <w:numFmt w:val="decimal"/>
-      <w:lvlText w:val="%1."/>
-      <w:lvlJc w:val="left"/>
-      <w:pPr>
-        <w:tabs>
-          <w:tab w:val="num" w:pos="720"/>
-        </w:tabs>
-        <w:ind w:left="720" w:hanging="360"/>
-      </w:pPr>
-    </w:lvl>
-    <w:lvl w:ilvl="1" w:tentative="1">
-      <w:start w:val="1"/>
-      <w:numFmt w:val="decimal"/>
-      <w:lvlText w:val="%2."/>
-      <w:lvlJc w:val="left"/>
-      <w:pPr>
-        <w:tabs>
-          <w:tab w:val="num" w:pos="1440"/>
-        </w:tabs>
-        <w:ind w:left="1440" w:hanging="360"/>
-      </w:pPr>
-    </w:lvl>
-    <w:lvl w:ilvl="2" w:tentative="1">
-      <w:start w:val="1"/>
-      <w:numFmt w:val="decimal"/>
-      <w:lvlText w:val="%3."/>
-      <w:lvlJc w:val="left"/>
-      <w:pPr>
-        <w:tabs>
-          <w:tab w:val="num" w:pos="2160"/>
-        </w:tabs>
-        <w:ind w:left="2160" w:hanging="360"/>
-      </w:pPr>
-    </w:lvl>
-    <w:lvl w:ilvl="3" w:tentative="1">
-      <w:start w:val="1"/>
-      <w:numFmt w:val="decimal"/>
-      <w:lvlText w:val="%4."/>
-      <w:lvlJc w:val="left"/>
-      <w:pPr>
-        <w:tabs>
-          <w:tab w:val="num" w:pos="2880"/>
-        </w:tabs>
-        <w:ind w:left="2880" w:hanging="360"/>
-      </w:pPr>
-    </w:lvl>
-    <w:lvl w:ilvl="4" w:tentative="1">
-      <w:start w:val="1"/>
-      <w:numFmt w:val="decimal"/>
-      <w:lvlText w:val="%5."/>
-      <w:lvlJc w:val="left"/>
-      <w:pPr>
-        <w:tabs>
-          <w:tab w:val="num" w:pos="3600"/>
-        </w:tabs>
-        <w:ind w:left="3600" w:hanging="360"/>
-      </w:pPr>
-    </w:lvl>
-    <w:lvl w:ilvl="5" w:tentative="1">
-      <w:start w:val="1"/>
-      <w:numFmt w:val="decimal"/>
-      <w:lvlText w:val="%6."/>
-      <w:lvlJc w:val="left"/>
-      <w:pPr>
-        <w:tabs>
-          <w:tab w:val="num" w:pos="4320"/>
-        </w:tabs>
-        <w:ind w:left="4320" w:hanging="360"/>
-      </w:pPr>
-    </w:lvl>
-    <w:lvl w:ilvl="6" w:tentative="1">
-      <w:start w:val="1"/>
-      <w:numFmt w:val="decimal"/>
-      <w:lvlText w:val="%7."/>
-      <w:lvlJc w:val="left"/>
-      <w:pPr>
-        <w:tabs>
-          <w:tab w:val="num" w:pos="5040"/>
-        </w:tabs>
-        <w:ind w:left="5040" w:hanging="360"/>
-      </w:pPr>
-    </w:lvl>
-    <w:lvl w:ilvl="7" w:tentative="1">
-      <w:start w:val="1"/>
-      <w:numFmt w:val="decimal"/>
-      <w:lvlText w:val="%8."/>
-      <w:lvlJc w:val="left"/>
-      <w:pPr>
-        <w:tabs>
-          <w:tab w:val="num" w:pos="5760"/>
-        </w:tabs>
-        <w:ind w:left="5760" w:hanging="360"/>
-      </w:pPr>
-    </w:lvl>
-    <w:lvl w:ilvl="8" w:tentative="1">
-      <w:start w:val="1"/>
-      <w:numFmt w:val="decimal"/>
-      <w:lvlText w:val="%9."/>
-      <w:lvlJc w:val="left"/>
-      <w:pPr>
-        <w:tabs>
-          <w:tab w:val="num" w:pos="6480"/>
-        </w:tabs>
-        <w:ind w:left="6480" w:hanging="360"/>
-      </w:pPr>
+    <w:nsid w:val="0E37051F"/>
+    <w:multiLevelType w:val="hybridMultilevel"/>
+    <w:tmpl w:val="4800A794"/>
+    <w:lvl w:ilvl="0" w:tplc="240A0001">
+      <w:start w:val="1"/>
+      <w:numFmt w:val="bullet"/>
+      <w:lvlText w:val=""/>
+      <w:lvlJc w:val="left"/>
+      <w:pPr>
+        <w:ind w:left="1429" w:hanging="360"/>
+      </w:pPr>
+      <w:rPr>
+        <w:rFonts w:ascii="Symbol" w:hAnsi="Symbol" w:hint="default"/>
+      </w:rPr>
+    </w:lvl>
+    <w:lvl w:ilvl="1" w:tplc="240A0003" w:tentative="1">
+      <w:start w:val="1"/>
+      <w:numFmt w:val="bullet"/>
+      <w:lvlText w:val="o"/>
+      <w:lvlJc w:val="left"/>
+      <w:pPr>
+        <w:ind w:left="2149" w:hanging="360"/>
+      </w:pPr>
+      <w:rPr>
+        <w:rFonts w:ascii="Courier New" w:hAnsi="Courier New" w:cs="Courier New" w:hint="default"/>
+      </w:rPr>
+    </w:lvl>
+    <w:lvl w:ilvl="2" w:tplc="240A0005" w:tentative="1">
+      <w:start w:val="1"/>
+      <w:numFmt w:val="bullet"/>
+      <w:lvlText w:val=""/>
+      <w:lvlJc w:val="left"/>
+      <w:pPr>
+        <w:ind w:left="2869" w:hanging="360"/>
+      </w:pPr>
+      <w:rPr>
+        <w:rFonts w:ascii="Wingdings" w:hAnsi="Wingdings" w:hint="default"/>
+      </w:rPr>
+    </w:lvl>
+    <w:lvl w:ilvl="3" w:tplc="240A0001" w:tentative="1">
+      <w:start w:val="1"/>
+      <w:numFmt w:val="bullet"/>
+      <w:lvlText w:val=""/>
+      <w:lvlJc w:val="left"/>
+      <w:pPr>
+        <w:ind w:left="3589" w:hanging="360"/>
+      </w:pPr>
+      <w:rPr>
+        <w:rFonts w:ascii="Symbol" w:hAnsi="Symbol" w:hint="default"/>
+      </w:rPr>
+    </w:lvl>
+    <w:lvl w:ilvl="4" w:tplc="240A0003" w:tentative="1">
+      <w:start w:val="1"/>
+      <w:numFmt w:val="bullet"/>
+      <w:lvlText w:val="o"/>
+      <w:lvlJc w:val="left"/>
+      <w:pPr>
+        <w:ind w:left="4309" w:hanging="360"/>
+      </w:pPr>
+      <w:rPr>
+        <w:rFonts w:ascii="Courier New" w:hAnsi="Courier New" w:cs="Courier New" w:hint="default"/>
+      </w:rPr>
+    </w:lvl>
+    <w:lvl w:ilvl="5" w:tplc="240A0005" w:tentative="1">
+      <w:start w:val="1"/>
+      <w:numFmt w:val="bullet"/>
+      <w:lvlText w:val=""/>
+      <w:lvlJc w:val="left"/>
+      <w:pPr>
+        <w:ind w:left="5029" w:hanging="360"/>
+      </w:pPr>
+      <w:rPr>
+        <w:rFonts w:ascii="Wingdings" w:hAnsi="Wingdings" w:hint="default"/>
+      </w:rPr>
+    </w:lvl>
+    <w:lvl w:ilvl="6" w:tplc="240A0001" w:tentative="1">
+      <w:start w:val="1"/>
+      <w:numFmt w:val="bullet"/>
+      <w:lvlText w:val=""/>
+      <w:lvlJc w:val="left"/>
+      <w:pPr>
+        <w:ind w:left="5749" w:hanging="360"/>
+      </w:pPr>
+      <w:rPr>
+        <w:rFonts w:ascii="Symbol" w:hAnsi="Symbol" w:hint="default"/>
+      </w:rPr>
+    </w:lvl>
+    <w:lvl w:ilvl="7" w:tplc="240A0003" w:tentative="1">
+      <w:start w:val="1"/>
+      <w:numFmt w:val="bullet"/>
+      <w:lvlText w:val="o"/>
+      <w:lvlJc w:val="left"/>
+      <w:pPr>
+        <w:ind w:left="6469" w:hanging="360"/>
+      </w:pPr>
+      <w:rPr>
+        <w:rFonts w:ascii="Courier New" w:hAnsi="Courier New" w:cs="Courier New" w:hint="default"/>
+      </w:rPr>
+    </w:lvl>
+    <w:lvl w:ilvl="8" w:tplc="240A0005" w:tentative="1">
+      <w:start w:val="1"/>
+      <w:numFmt w:val="bullet"/>
+      <w:lvlText w:val=""/>
+      <w:lvlJc w:val="left"/>
+      <w:pPr>
+        <w:ind w:left="7189" w:hanging="360"/>
+      </w:pPr>
+      <w:rPr>
+        <w:rFonts w:ascii="Wingdings" w:hAnsi="Wingdings" w:hint="default"/>
+      </w:rPr>
     </w:lvl>
   </w:abstractNum>
   <w:abstractNum w:abstractNumId="4" w15:restartNumberingAfterBreak="0">
-    <w:nsid w:val="0C652E2E"/>
-    <w:multiLevelType w:val="hybridMultilevel"/>
-    <w:tmpl w:val="BFF80A98"/>
-    <w:lvl w:ilvl="0" w:tplc="240A0001">
-      <w:start w:val="1"/>
-      <w:numFmt w:val="bullet"/>
-      <w:lvlText w:val=""/>
-      <w:lvlJc w:val="left"/>
-      <w:pPr>
-        <w:ind w:left="1429" w:hanging="360"/>
-      </w:pPr>
-      <w:rPr>
-        <w:rFonts w:ascii="Symbol" w:hAnsi="Symbol" w:hint="default"/>
-      </w:rPr>
-    </w:lvl>
-    <w:lvl w:ilvl="1" w:tplc="240A0003" w:tentative="1">
-      <w:start w:val="1"/>
-      <w:numFmt w:val="bullet"/>
-      <w:lvlText w:val="o"/>
-      <w:lvlJc w:val="left"/>
-      <w:pPr>
-        <w:ind w:left="2149" w:hanging="360"/>
-      </w:pPr>
-      <w:rPr>
-        <w:rFonts w:ascii="Courier New" w:hAnsi="Courier New" w:cs="Courier New" w:hint="default"/>
-      </w:rPr>
-    </w:lvl>
-    <w:lvl w:ilvl="2" w:tplc="240A0005" w:tentative="1">
-      <w:start w:val="1"/>
-      <w:numFmt w:val="bullet"/>
-      <w:lvlText w:val=""/>
-      <w:lvlJc w:val="left"/>
-      <w:pPr>
-        <w:ind w:left="2869" w:hanging="360"/>
-      </w:pPr>
-      <w:rPr>
-        <w:rFonts w:ascii="Wingdings" w:hAnsi="Wingdings" w:hint="default"/>
-      </w:rPr>
-    </w:lvl>
-    <w:lvl w:ilvl="3" w:tplc="240A0001" w:tentative="1">
-      <w:start w:val="1"/>
-      <w:numFmt w:val="bullet"/>
-      <w:lvlText w:val=""/>
-      <w:lvlJc w:val="left"/>
-      <w:pPr>
-        <w:ind w:left="3589" w:hanging="360"/>
-      </w:pPr>
-      <w:rPr>
-        <w:rFonts w:ascii="Symbol" w:hAnsi="Symbol" w:hint="default"/>
-      </w:rPr>
-    </w:lvl>
-    <w:lvl w:ilvl="4" w:tplc="240A0003" w:tentative="1">
-      <w:start w:val="1"/>
-      <w:numFmt w:val="bullet"/>
-      <w:lvlText w:val="o"/>
-      <w:lvlJc w:val="left"/>
-      <w:pPr>
-        <w:ind w:left="4309" w:hanging="360"/>
-      </w:pPr>
-      <w:rPr>
-        <w:rFonts w:ascii="Courier New" w:hAnsi="Courier New" w:cs="Courier New" w:hint="default"/>
-      </w:rPr>
-    </w:lvl>
-    <w:lvl w:ilvl="5" w:tplc="240A0005" w:tentative="1">
-      <w:start w:val="1"/>
-      <w:numFmt w:val="bullet"/>
-      <w:lvlText w:val=""/>
-      <w:lvlJc w:val="left"/>
-      <w:pPr>
-        <w:ind w:left="5029" w:hanging="360"/>
-      </w:pPr>
-      <w:rPr>
-        <w:rFonts w:ascii="Wingdings" w:hAnsi="Wingdings" w:hint="default"/>
-      </w:rPr>
-    </w:lvl>
-    <w:lvl w:ilvl="6" w:tplc="240A0001" w:tentative="1">
-      <w:start w:val="1"/>
-      <w:numFmt w:val="bullet"/>
-      <w:lvlText w:val=""/>
-      <w:lvlJc w:val="left"/>
-      <w:pPr>
-        <w:ind w:left="5749" w:hanging="360"/>
-      </w:pPr>
-      <w:rPr>
-        <w:rFonts w:ascii="Symbol" w:hAnsi="Symbol" w:hint="default"/>
-      </w:rPr>
-    </w:lvl>
-    <w:lvl w:ilvl="7" w:tplc="240A0003" w:tentative="1">
-      <w:start w:val="1"/>
-      <w:numFmt w:val="bullet"/>
-      <w:lvlText w:val="o"/>
-      <w:lvlJc w:val="left"/>
-      <w:pPr>
-        <w:ind w:left="6469" w:hanging="360"/>
-      </w:pPr>
-      <w:rPr>
-        <w:rFonts w:ascii="Courier New" w:hAnsi="Courier New" w:cs="Courier New" w:hint="default"/>
-      </w:rPr>
-    </w:lvl>
-    <w:lvl w:ilvl="8" w:tplc="240A0005" w:tentative="1">
-      <w:start w:val="1"/>
-      <w:numFmt w:val="bullet"/>
-      <w:lvlText w:val=""/>
-      <w:lvlJc w:val="left"/>
-      <w:pPr>
-        <w:ind w:left="7189" w:hanging="360"/>
-      </w:pPr>
-      <w:rPr>
-        <w:rFonts w:ascii="Wingdings" w:hAnsi="Wingdings" w:hint="default"/>
-      </w:rPr>
-    </w:lvl>
-  </w:abstractNum>
-  <w:abstractNum w:abstractNumId="5" w15:restartNumberingAfterBreak="0">
-    <w:nsid w:val="0D9E1F94"/>
-    <w:multiLevelType w:val="hybridMultilevel"/>
-    <w:tmpl w:val="54549870"/>
-    <w:lvl w:ilvl="0" w:tplc="A20E62A6">
-      <w:start w:val="1"/>
-      <w:numFmt w:val="decimal"/>
-      <w:lvlText w:val="%1."/>
-      <w:lvlJc w:val="left"/>
-      <w:pPr>
-        <w:ind w:left="1069" w:hanging="360"/>
-      </w:pPr>
-      <w:rPr>
-        <w:rFonts w:hint="default"/>
-      </w:rPr>
-    </w:lvl>
-    <w:lvl w:ilvl="1" w:tplc="240A0019" w:tentative="1">
-      <w:start w:val="1"/>
-      <w:numFmt w:val="lowerLetter"/>
-      <w:lvlText w:val="%2."/>
-      <w:lvlJc w:val="left"/>
-      <w:pPr>
-        <w:ind w:left="1789" w:hanging="360"/>
-      </w:pPr>
-    </w:lvl>
-    <w:lvl w:ilvl="2" w:tplc="240A001B" w:tentative="1">
-      <w:start w:val="1"/>
-      <w:numFmt w:val="lowerRoman"/>
-      <w:lvlText w:val="%3."/>
-      <w:lvlJc w:val="right"/>
-      <w:pPr>
-        <w:ind w:left="2509" w:hanging="180"/>
-      </w:pPr>
-    </w:lvl>
-    <w:lvl w:ilvl="3" w:tplc="240A000F" w:tentative="1">
-      <w:start w:val="1"/>
-      <w:numFmt w:val="decimal"/>
-      <w:lvlText w:val="%4."/>
-      <w:lvlJc w:val="left"/>
-      <w:pPr>
-        <w:ind w:left="3229" w:hanging="360"/>
-      </w:pPr>
-    </w:lvl>
-    <w:lvl w:ilvl="4" w:tplc="240A0019" w:tentative="1">
-      <w:start w:val="1"/>
-      <w:numFmt w:val="lowerLetter"/>
-      <w:lvlText w:val="%5."/>
-      <w:lvlJc w:val="left"/>
-      <w:pPr>
-        <w:ind w:left="3949" w:hanging="360"/>
-      </w:pPr>
-    </w:lvl>
-    <w:lvl w:ilvl="5" w:tplc="240A001B" w:tentative="1">
-      <w:start w:val="1"/>
-      <w:numFmt w:val="lowerRoman"/>
-      <w:lvlText w:val="%6."/>
-      <w:lvlJc w:val="right"/>
-      <w:pPr>
-        <w:ind w:left="4669" w:hanging="180"/>
-      </w:pPr>
-    </w:lvl>
-    <w:lvl w:ilvl="6" w:tplc="240A000F" w:tentative="1">
-      <w:start w:val="1"/>
-      <w:numFmt w:val="decimal"/>
-      <w:lvlText w:val="%7."/>
-      <w:lvlJc w:val="left"/>
-      <w:pPr>
-        <w:ind w:left="5389" w:hanging="360"/>
-      </w:pPr>
-    </w:lvl>
-    <w:lvl w:ilvl="7" w:tplc="240A0019" w:tentative="1">
-      <w:start w:val="1"/>
-      <w:numFmt w:val="lowerLetter"/>
-      <w:lvlText w:val="%8."/>
-      <w:lvlJc w:val="left"/>
-      <w:pPr>
-        <w:ind w:left="6109" w:hanging="360"/>
-      </w:pPr>
-    </w:lvl>
-    <w:lvl w:ilvl="8" w:tplc="240A001B" w:tentative="1">
-      <w:start w:val="1"/>
-      <w:numFmt w:val="lowerRoman"/>
-      <w:lvlText w:val="%9."/>
-      <w:lvlJc w:val="right"/>
-      <w:pPr>
-        <w:ind w:left="6829" w:hanging="180"/>
-      </w:pPr>
-    </w:lvl>
-  </w:abstractNum>
-  <w:abstractNum w:abstractNumId="6" w15:restartNumberingAfterBreak="0">
-    <w:nsid w:val="0E37051F"/>
-    <w:multiLevelType w:val="hybridMultilevel"/>
-    <w:tmpl w:val="4ACA8A0A"/>
-    <w:lvl w:ilvl="0" w:tplc="240A0001">
-      <w:start w:val="1"/>
-      <w:numFmt w:val="bullet"/>
-      <w:lvlText w:val=""/>
-      <w:lvlJc w:val="left"/>
-      <w:pPr>
-        <w:ind w:left="1429" w:hanging="360"/>
-      </w:pPr>
-      <w:rPr>
-        <w:rFonts w:ascii="Symbol" w:hAnsi="Symbol" w:hint="default"/>
-      </w:rPr>
-    </w:lvl>
-    <w:lvl w:ilvl="1" w:tplc="240A0003" w:tentative="1">
-      <w:start w:val="1"/>
-      <w:numFmt w:val="bullet"/>
-      <w:lvlText w:val="o"/>
-      <w:lvlJc w:val="left"/>
-      <w:pPr>
-        <w:ind w:left="2149" w:hanging="360"/>
-      </w:pPr>
-      <w:rPr>
-        <w:rFonts w:ascii="Courier New" w:hAnsi="Courier New" w:cs="Courier New" w:hint="default"/>
-      </w:rPr>
-    </w:lvl>
-    <w:lvl w:ilvl="2" w:tplc="240A0005" w:tentative="1">
-      <w:start w:val="1"/>
-      <w:numFmt w:val="bullet"/>
-      <w:lvlText w:val=""/>
-      <w:lvlJc w:val="left"/>
-      <w:pPr>
-        <w:ind w:left="2869" w:hanging="360"/>
-      </w:pPr>
-      <w:rPr>
-        <w:rFonts w:ascii="Wingdings" w:hAnsi="Wingdings" w:hint="default"/>
-      </w:rPr>
-    </w:lvl>
-    <w:lvl w:ilvl="3" w:tplc="240A0001" w:tentative="1">
-      <w:start w:val="1"/>
-      <w:numFmt w:val="bullet"/>
-      <w:lvlText w:val=""/>
-      <w:lvlJc w:val="left"/>
-      <w:pPr>
-        <w:ind w:left="3589" w:hanging="360"/>
-      </w:pPr>
-      <w:rPr>
-        <w:rFonts w:ascii="Symbol" w:hAnsi="Symbol" w:hint="default"/>
-      </w:rPr>
-    </w:lvl>
-    <w:lvl w:ilvl="4" w:tplc="240A0003" w:tentative="1">
-      <w:start w:val="1"/>
-      <w:numFmt w:val="bullet"/>
-      <w:lvlText w:val="o"/>
-      <w:lvlJc w:val="left"/>
-      <w:pPr>
-        <w:ind w:left="4309" w:hanging="360"/>
-      </w:pPr>
-      <w:rPr>
-        <w:rFonts w:ascii="Courier New" w:hAnsi="Courier New" w:cs="Courier New" w:hint="default"/>
-      </w:rPr>
-    </w:lvl>
-    <w:lvl w:ilvl="5" w:tplc="240A0005" w:tentative="1">
-      <w:start w:val="1"/>
-      <w:numFmt w:val="bullet"/>
-      <w:lvlText w:val=""/>
-      <w:lvlJc w:val="left"/>
-      <w:pPr>
-        <w:ind w:left="5029" w:hanging="360"/>
-      </w:pPr>
-      <w:rPr>
-        <w:rFonts w:ascii="Wingdings" w:hAnsi="Wingdings" w:hint="default"/>
-      </w:rPr>
-    </w:lvl>
-    <w:lvl w:ilvl="6" w:tplc="240A0001" w:tentative="1">
-      <w:start w:val="1"/>
-      <w:numFmt w:val="bullet"/>
-      <w:lvlText w:val=""/>
-      <w:lvlJc w:val="left"/>
-      <w:pPr>
-        <w:ind w:left="5749" w:hanging="360"/>
-      </w:pPr>
-      <w:rPr>
-        <w:rFonts w:ascii="Symbol" w:hAnsi="Symbol" w:hint="default"/>
-      </w:rPr>
-    </w:lvl>
-    <w:lvl w:ilvl="7" w:tplc="240A0003" w:tentative="1">
-      <w:start w:val="1"/>
-      <w:numFmt w:val="bullet"/>
-      <w:lvlText w:val="o"/>
-      <w:lvlJc w:val="left"/>
-      <w:pPr>
-        <w:ind w:left="6469" w:hanging="360"/>
-      </w:pPr>
-      <w:rPr>
-        <w:rFonts w:ascii="Courier New" w:hAnsi="Courier New" w:cs="Courier New" w:hint="default"/>
-      </w:rPr>
-    </w:lvl>
-    <w:lvl w:ilvl="8" w:tplc="240A0005" w:tentative="1">
-      <w:start w:val="1"/>
-      <w:numFmt w:val="bullet"/>
-      <w:lvlText w:val=""/>
-      <w:lvlJc w:val="left"/>
-      <w:pPr>
-        <w:ind w:left="7189" w:hanging="360"/>
-      </w:pPr>
-      <w:rPr>
-        <w:rFonts w:ascii="Wingdings" w:hAnsi="Wingdings" w:hint="default"/>
-      </w:rPr>
-    </w:lvl>
-  </w:abstractNum>
-  <w:abstractNum w:abstractNumId="7" w15:restartNumberingAfterBreak="0">
-    <w:nsid w:val="120C05B6"/>
-    <w:multiLevelType w:val="hybridMultilevel"/>
-    <w:tmpl w:val="78665A90"/>
-    <w:lvl w:ilvl="0" w:tplc="240A0001">
-      <w:start w:val="1"/>
-      <w:numFmt w:val="bullet"/>
-      <w:lvlText w:val=""/>
-      <w:lvlJc w:val="left"/>
-      <w:pPr>
-        <w:ind w:left="1429" w:hanging="360"/>
-      </w:pPr>
-      <w:rPr>
-        <w:rFonts w:ascii="Symbol" w:hAnsi="Symbol" w:hint="default"/>
-      </w:rPr>
-    </w:lvl>
-    <w:lvl w:ilvl="1" w:tplc="240A0003" w:tentative="1">
-      <w:start w:val="1"/>
-      <w:numFmt w:val="bullet"/>
-      <w:lvlText w:val="o"/>
-      <w:lvlJc w:val="left"/>
-      <w:pPr>
-        <w:ind w:left="2149" w:hanging="360"/>
-      </w:pPr>
-      <w:rPr>
-        <w:rFonts w:ascii="Courier New" w:hAnsi="Courier New" w:cs="Courier New" w:hint="default"/>
-      </w:rPr>
-    </w:lvl>
-    <w:lvl w:ilvl="2" w:tplc="240A0005" w:tentative="1">
-      <w:start w:val="1"/>
-      <w:numFmt w:val="bullet"/>
-      <w:lvlText w:val=""/>
-      <w:lvlJc w:val="left"/>
-      <w:pPr>
-        <w:ind w:left="2869" w:hanging="360"/>
-      </w:pPr>
-      <w:rPr>
-        <w:rFonts w:ascii="Wingdings" w:hAnsi="Wingdings" w:hint="default"/>
-      </w:rPr>
-    </w:lvl>
-    <w:lvl w:ilvl="3" w:tplc="240A0001" w:tentative="1">
-      <w:start w:val="1"/>
-      <w:numFmt w:val="bullet"/>
-      <w:lvlText w:val=""/>
-      <w:lvlJc w:val="left"/>
-      <w:pPr>
-        <w:ind w:left="3589" w:hanging="360"/>
-      </w:pPr>
-      <w:rPr>
-        <w:rFonts w:ascii="Symbol" w:hAnsi="Symbol" w:hint="default"/>
-      </w:rPr>
-    </w:lvl>
-    <w:lvl w:ilvl="4" w:tplc="240A0003" w:tentative="1">
-      <w:start w:val="1"/>
-      <w:numFmt w:val="bullet"/>
-      <w:lvlText w:val="o"/>
-      <w:lvlJc w:val="left"/>
-      <w:pPr>
-        <w:ind w:left="4309" w:hanging="360"/>
-      </w:pPr>
-      <w:rPr>
-        <w:rFonts w:ascii="Courier New" w:hAnsi="Courier New" w:cs="Courier New" w:hint="default"/>
-      </w:rPr>
-    </w:lvl>
-    <w:lvl w:ilvl="5" w:tplc="240A0005" w:tentative="1">
-      <w:start w:val="1"/>
-      <w:numFmt w:val="bullet"/>
-      <w:lvlText w:val=""/>
-      <w:lvlJc w:val="left"/>
-      <w:pPr>
-        <w:ind w:left="5029" w:hanging="360"/>
-      </w:pPr>
-      <w:rPr>
-        <w:rFonts w:ascii="Wingdings" w:hAnsi="Wingdings" w:hint="default"/>
-      </w:rPr>
-    </w:lvl>
-    <w:lvl w:ilvl="6" w:tplc="240A0001" w:tentative="1">
-      <w:start w:val="1"/>
-      <w:numFmt w:val="bullet"/>
-      <w:lvlText w:val=""/>
-      <w:lvlJc w:val="left"/>
-      <w:pPr>
-        <w:ind w:left="5749" w:hanging="360"/>
-      </w:pPr>
-      <w:rPr>
-        <w:rFonts w:ascii="Symbol" w:hAnsi="Symbol" w:hint="default"/>
-      </w:rPr>
-    </w:lvl>
-    <w:lvl w:ilvl="7" w:tplc="240A0003" w:tentative="1">
-      <w:start w:val="1"/>
-      <w:numFmt w:val="bullet"/>
-      <w:lvlText w:val="o"/>
-      <w:lvlJc w:val="left"/>
-      <w:pPr>
-        <w:ind w:left="6469" w:hanging="360"/>
-      </w:pPr>
-      <w:rPr>
-        <w:rFonts w:ascii="Courier New" w:hAnsi="Courier New" w:cs="Courier New" w:hint="default"/>
-      </w:rPr>
-    </w:lvl>
-    <w:lvl w:ilvl="8" w:tplc="240A0005" w:tentative="1">
-      <w:start w:val="1"/>
-      <w:numFmt w:val="bullet"/>
-      <w:lvlText w:val=""/>
-      <w:lvlJc w:val="left"/>
-      <w:pPr>
-        <w:ind w:left="7189" w:hanging="360"/>
-      </w:pPr>
-      <w:rPr>
-        <w:rFonts w:ascii="Wingdings" w:hAnsi="Wingdings" w:hint="default"/>
-      </w:rPr>
-    </w:lvl>
-  </w:abstractNum>
-  <w:abstractNum w:abstractNumId="8" w15:restartNumberingAfterBreak="0">
-    <w:nsid w:val="1325179C"/>
-    <w:multiLevelType w:val="multilevel"/>
-    <w:tmpl w:val="DF4882E6"/>
-    <w:lvl w:ilvl="0">
-      <w:start w:val="1"/>
-      <w:numFmt w:val="bullet"/>
-      <w:lvlText w:val=""/>
-      <w:lvlJc w:val="left"/>
-      <w:pPr>
-        <w:tabs>
-          <w:tab w:val="num" w:pos="720"/>
-        </w:tabs>
-        <w:ind w:left="720" w:hanging="360"/>
-      </w:pPr>
-      <w:rPr>
-        <w:rFonts w:ascii="Symbol" w:hAnsi="Symbol" w:hint="default"/>
-        <w:sz w:val="20"/>
-      </w:rPr>
-    </w:lvl>
-    <w:lvl w:ilvl="1" w:tentative="1">
-      <w:start w:val="1"/>
-      <w:numFmt w:val="bullet"/>
-      <w:lvlText w:val=""/>
-      <w:lvlJc w:val="left"/>
-      <w:pPr>
-        <w:tabs>
-          <w:tab w:val="num" w:pos="1440"/>
-        </w:tabs>
-        <w:ind w:left="1440" w:hanging="360"/>
-      </w:pPr>
-      <w:rPr>
-        <w:rFonts w:ascii="Symbol" w:hAnsi="Symbol" w:hint="default"/>
-        <w:sz w:val="20"/>
-      </w:rPr>
-    </w:lvl>
-    <w:lvl w:ilvl="2" w:tentative="1">
-      <w:start w:val="1"/>
-      <w:numFmt w:val="bullet"/>
-      <w:lvlText w:val=""/>
-      <w:lvlJc w:val="left"/>
-      <w:pPr>
-        <w:tabs>
-          <w:tab w:val="num" w:pos="2160"/>
-        </w:tabs>
-        <w:ind w:left="2160" w:hanging="360"/>
-      </w:pPr>
-      <w:rPr>
-        <w:rFonts w:ascii="Symbol" w:hAnsi="Symbol" w:hint="default"/>
-        <w:sz w:val="20"/>
-      </w:rPr>
-    </w:lvl>
-    <w:lvl w:ilvl="3" w:tentative="1">
-      <w:start w:val="1"/>
-      <w:numFmt w:val="bullet"/>
-      <w:lvlText w:val=""/>
-      <w:lvlJc w:val="left"/>
-      <w:pPr>
-        <w:tabs>
-          <w:tab w:val="num" w:pos="2880"/>
-        </w:tabs>
-        <w:ind w:left="2880" w:hanging="360"/>
-      </w:pPr>
-      <w:rPr>
-        <w:rFonts w:ascii="Symbol" w:hAnsi="Symbol" w:hint="default"/>
-        <w:sz w:val="20"/>
-      </w:rPr>
-    </w:lvl>
-    <w:lvl w:ilvl="4" w:tentative="1">
-      <w:start w:val="1"/>
-      <w:numFmt w:val="bullet"/>
-      <w:lvlText w:val=""/>
-      <w:lvlJc w:val="left"/>
-      <w:pPr>
-        <w:tabs>
-          <w:tab w:val="num" w:pos="3600"/>
-        </w:tabs>
-        <w:ind w:left="3600" w:hanging="360"/>
-      </w:pPr>
-      <w:rPr>
-        <w:rFonts w:ascii="Symbol" w:hAnsi="Symbol" w:hint="default"/>
-        <w:sz w:val="20"/>
-      </w:rPr>
-    </w:lvl>
-    <w:lvl w:ilvl="5" w:tentative="1">
-      <w:start w:val="1"/>
-      <w:numFmt w:val="bullet"/>
-      <w:lvlText w:val=""/>
-      <w:lvlJc w:val="left"/>
-      <w:pPr>
-        <w:tabs>
-          <w:tab w:val="num" w:pos="4320"/>
-        </w:tabs>
-        <w:ind w:left="4320" w:hanging="360"/>
-      </w:pPr>
-      <w:rPr>
-        <w:rFonts w:ascii="Symbol" w:hAnsi="Symbol" w:hint="default"/>
-        <w:sz w:val="20"/>
-      </w:rPr>
-    </w:lvl>
-    <w:lvl w:ilvl="6" w:tentative="1">
-      <w:start w:val="1"/>
-      <w:numFmt w:val="bullet"/>
-      <w:lvlText w:val=""/>
-      <w:lvlJc w:val="left"/>
-      <w:pPr>
-        <w:tabs>
-          <w:tab w:val="num" w:pos="5040"/>
-        </w:tabs>
-        <w:ind w:left="5040" w:hanging="360"/>
-      </w:pPr>
-      <w:rPr>
-        <w:rFonts w:ascii="Symbol" w:hAnsi="Symbol" w:hint="default"/>
-        <w:sz w:val="20"/>
-      </w:rPr>
-    </w:lvl>
-    <w:lvl w:ilvl="7" w:tentative="1">
-      <w:start w:val="1"/>
-      <w:numFmt w:val="bullet"/>
-      <w:lvlText w:val=""/>
-      <w:lvlJc w:val="left"/>
-      <w:pPr>
-        <w:tabs>
-          <w:tab w:val="num" w:pos="5760"/>
-        </w:tabs>
-        <w:ind w:left="5760" w:hanging="360"/>
-      </w:pPr>
-      <w:rPr>
-        <w:rFonts w:ascii="Symbol" w:hAnsi="Symbol" w:hint="default"/>
-        <w:sz w:val="20"/>
-      </w:rPr>
-    </w:lvl>
-    <w:lvl w:ilvl="8" w:tentative="1">
-      <w:start w:val="1"/>
-      <w:numFmt w:val="bullet"/>
-      <w:lvlText w:val=""/>
-      <w:lvlJc w:val="left"/>
-      <w:pPr>
-        <w:tabs>
-          <w:tab w:val="num" w:pos="6480"/>
-        </w:tabs>
-        <w:ind w:left="6480" w:hanging="360"/>
-      </w:pPr>
-      <w:rPr>
-        <w:rFonts w:ascii="Symbol" w:hAnsi="Symbol" w:hint="default"/>
-        <w:sz w:val="20"/>
-      </w:rPr>
-    </w:lvl>
-  </w:abstractNum>
-  <w:abstractNum w:abstractNumId="9" w15:restartNumberingAfterBreak="0">
     <w:nsid w:val="1FC50DD1"/>
     <w:multiLevelType w:val="hybridMultilevel"/>
     <w:tmpl w:val="6C44D928"/>
@@ -7754,245 +7346,7 @@
       </w:rPr>
     </w:lvl>
   </w:abstractNum>
-  <w:abstractNum w:abstractNumId="10" w15:restartNumberingAfterBreak="0">
-    <w:nsid w:val="221E0728"/>
-    <w:multiLevelType w:val="hybridMultilevel"/>
-    <w:tmpl w:val="546C4A6C"/>
-    <w:lvl w:ilvl="0" w:tplc="240A0001">
-      <w:start w:val="1"/>
-      <w:numFmt w:val="bullet"/>
-      <w:lvlText w:val=""/>
-      <w:lvlJc w:val="left"/>
-      <w:pPr>
-        <w:ind w:left="1429" w:hanging="360"/>
-      </w:pPr>
-      <w:rPr>
-        <w:rFonts w:ascii="Symbol" w:hAnsi="Symbol" w:hint="default"/>
-      </w:rPr>
-    </w:lvl>
-    <w:lvl w:ilvl="1" w:tplc="240A0019" w:tentative="1">
-      <w:start w:val="1"/>
-      <w:numFmt w:val="lowerLetter"/>
-      <w:lvlText w:val="%2."/>
-      <w:lvlJc w:val="left"/>
-      <w:pPr>
-        <w:ind w:left="2149" w:hanging="360"/>
-      </w:pPr>
-    </w:lvl>
-    <w:lvl w:ilvl="2" w:tplc="240A001B" w:tentative="1">
-      <w:start w:val="1"/>
-      <w:numFmt w:val="lowerRoman"/>
-      <w:lvlText w:val="%3."/>
-      <w:lvlJc w:val="right"/>
-      <w:pPr>
-        <w:ind w:left="2869" w:hanging="180"/>
-      </w:pPr>
-    </w:lvl>
-    <w:lvl w:ilvl="3" w:tplc="240A000F" w:tentative="1">
-      <w:start w:val="1"/>
-      <w:numFmt w:val="decimal"/>
-      <w:lvlText w:val="%4."/>
-      <w:lvlJc w:val="left"/>
-      <w:pPr>
-        <w:ind w:left="3589" w:hanging="360"/>
-      </w:pPr>
-    </w:lvl>
-    <w:lvl w:ilvl="4" w:tplc="240A0019" w:tentative="1">
-      <w:start w:val="1"/>
-      <w:numFmt w:val="lowerLetter"/>
-      <w:lvlText w:val="%5."/>
-      <w:lvlJc w:val="left"/>
-      <w:pPr>
-        <w:ind w:left="4309" w:hanging="360"/>
-      </w:pPr>
-    </w:lvl>
-    <w:lvl w:ilvl="5" w:tplc="240A001B" w:tentative="1">
-      <w:start w:val="1"/>
-      <w:numFmt w:val="lowerRoman"/>
-      <w:lvlText w:val="%6."/>
-      <w:lvlJc w:val="right"/>
-      <w:pPr>
-        <w:ind w:left="5029" w:hanging="180"/>
-      </w:pPr>
-    </w:lvl>
-    <w:lvl w:ilvl="6" w:tplc="240A000F" w:tentative="1">
-      <w:start w:val="1"/>
-      <w:numFmt w:val="decimal"/>
-      <w:lvlText w:val="%7."/>
-      <w:lvlJc w:val="left"/>
-      <w:pPr>
-        <w:ind w:left="5749" w:hanging="360"/>
-      </w:pPr>
-    </w:lvl>
-    <w:lvl w:ilvl="7" w:tplc="240A0019" w:tentative="1">
-      <w:start w:val="1"/>
-      <w:numFmt w:val="lowerLetter"/>
-      <w:lvlText w:val="%8."/>
-      <w:lvlJc w:val="left"/>
-      <w:pPr>
-        <w:ind w:left="6469" w:hanging="360"/>
-      </w:pPr>
-    </w:lvl>
-    <w:lvl w:ilvl="8" w:tplc="240A001B" w:tentative="1">
-      <w:start w:val="1"/>
-      <w:numFmt w:val="lowerRoman"/>
-      <w:lvlText w:val="%9."/>
-      <w:lvlJc w:val="right"/>
-      <w:pPr>
-        <w:ind w:left="7189" w:hanging="180"/>
-      </w:pPr>
-    </w:lvl>
-  </w:abstractNum>
-  <w:abstractNum w:abstractNumId="11" w15:restartNumberingAfterBreak="0">
-    <w:nsid w:val="23E24524"/>
-    <w:multiLevelType w:val="multilevel"/>
-    <w:tmpl w:val="70DAC6C2"/>
-    <w:lvl w:ilvl="0">
-      <w:start w:val="1"/>
-      <w:numFmt w:val="bullet"/>
-      <w:lvlText w:val=""/>
-      <w:lvlJc w:val="left"/>
-      <w:pPr>
-        <w:tabs>
-          <w:tab w:val="num" w:pos="720"/>
-        </w:tabs>
-        <w:ind w:left="720" w:hanging="360"/>
-      </w:pPr>
-      <w:rPr>
-        <w:rFonts w:ascii="Symbol" w:hAnsi="Symbol" w:hint="default"/>
-        <w:sz w:val="20"/>
-      </w:rPr>
-    </w:lvl>
-    <w:lvl w:ilvl="1" w:tentative="1">
-      <w:start w:val="1"/>
-      <w:numFmt w:val="bullet"/>
-      <w:lvlText w:val=""/>
-      <w:lvlJc w:val="left"/>
-      <w:pPr>
-        <w:tabs>
-          <w:tab w:val="num" w:pos="1440"/>
-        </w:tabs>
-        <w:ind w:left="1440" w:hanging="360"/>
-      </w:pPr>
-      <w:rPr>
-        <w:rFonts w:ascii="Symbol" w:hAnsi="Symbol" w:hint="default"/>
-        <w:sz w:val="20"/>
-      </w:rPr>
-    </w:lvl>
-    <w:lvl w:ilvl="2" w:tentative="1">
-      <w:start w:val="1"/>
-      <w:numFmt w:val="bullet"/>
-      <w:lvlText w:val=""/>
-      <w:lvlJc w:val="left"/>
-      <w:pPr>
-        <w:tabs>
-          <w:tab w:val="num" w:pos="2160"/>
-        </w:tabs>
-        <w:ind w:left="2160" w:hanging="360"/>
-      </w:pPr>
-      <w:rPr>
-        <w:rFonts w:ascii="Symbol" w:hAnsi="Symbol" w:hint="default"/>
-        <w:sz w:val="20"/>
-      </w:rPr>
-    </w:lvl>
-    <w:lvl w:ilvl="3" w:tentative="1">
-      <w:start w:val="1"/>
-      <w:numFmt w:val="bullet"/>
-      <w:lvlText w:val=""/>
-      <w:lvlJc w:val="left"/>
-      <w:pPr>
-        <w:tabs>
-          <w:tab w:val="num" w:pos="2880"/>
-        </w:tabs>
-        <w:ind w:left="2880" w:hanging="360"/>
-      </w:pPr>
-      <w:rPr>
-        <w:rFonts w:ascii="Symbol" w:hAnsi="Symbol" w:hint="default"/>
-        <w:sz w:val="20"/>
-      </w:rPr>
-    </w:lvl>
-    <w:lvl w:ilvl="4" w:tentative="1">
-      <w:start w:val="1"/>
-      <w:numFmt w:val="bullet"/>
-      <w:lvlText w:val=""/>
-      <w:lvlJc w:val="left"/>
-      <w:pPr>
-        <w:tabs>
-          <w:tab w:val="num" w:pos="3600"/>
-        </w:tabs>
-        <w:ind w:left="3600" w:hanging="360"/>
-      </w:pPr>
-      <w:rPr>
-        <w:rFonts w:ascii="Symbol" w:hAnsi="Symbol" w:hint="default"/>
-        <w:sz w:val="20"/>
-      </w:rPr>
-    </w:lvl>
-    <w:lvl w:ilvl="5" w:tentative="1">
-      <w:start w:val="1"/>
-      <w:numFmt w:val="bullet"/>
-      <w:lvlText w:val=""/>
-      <w:lvlJc w:val="left"/>
-      <w:pPr>
-        <w:tabs>
-          <w:tab w:val="num" w:pos="4320"/>
-        </w:tabs>
-        <w:ind w:left="4320" w:hanging="360"/>
-      </w:pPr>
-      <w:rPr>
-        <w:rFonts w:ascii="Symbol" w:hAnsi="Symbol" w:hint="default"/>
-        <w:sz w:val="20"/>
-      </w:rPr>
-    </w:lvl>
-    <w:lvl w:ilvl="6" w:tentative="1">
-      <w:start w:val="1"/>
-      <w:numFmt w:val="bullet"/>
-      <w:lvlText w:val=""/>
-      <w:lvlJc w:val="left"/>
-      <w:pPr>
-        <w:tabs>
-          <w:tab w:val="num" w:pos="5040"/>
-        </w:tabs>
-        <w:ind w:left="5040" w:hanging="360"/>
-      </w:pPr>
-      <w:rPr>
-        <w:rFonts w:ascii="Symbol" w:hAnsi="Symbol" w:hint="default"/>
-        <w:sz w:val="20"/>
-      </w:rPr>
-    </w:lvl>
-    <w:lvl w:ilvl="7" w:tentative="1">
-      <w:start w:val="1"/>
-      <w:numFmt w:val="bullet"/>
-      <w:lvlText w:val=""/>
-      <w:lvlJc w:val="left"/>
-      <w:pPr>
-        <w:tabs>
-          <w:tab w:val="num" w:pos="5760"/>
-        </w:tabs>
-        <w:ind w:left="5760" w:hanging="360"/>
-      </w:pPr>
-      <w:rPr>
-        <w:rFonts w:ascii="Symbol" w:hAnsi="Symbol" w:hint="default"/>
-        <w:sz w:val="20"/>
-      </w:rPr>
-    </w:lvl>
-    <w:lvl w:ilvl="8" w:tentative="1">
-      <w:start w:val="1"/>
-      <w:numFmt w:val="bullet"/>
-      <w:lvlText w:val=""/>
-      <w:lvlJc w:val="left"/>
-      <w:pPr>
-        <w:tabs>
-          <w:tab w:val="num" w:pos="6480"/>
-        </w:tabs>
-        <w:ind w:left="6480" w:hanging="360"/>
-      </w:pPr>
-      <w:rPr>
-        <w:rFonts w:ascii="Symbol" w:hAnsi="Symbol" w:hint="default"/>
-        <w:sz w:val="20"/>
-      </w:rPr>
-    </w:lvl>
-  </w:abstractNum>
-  <w:abstractNum w:abstractNumId="12" w15:restartNumberingAfterBreak="0">
+  <w:abstractNum w:abstractNumId="5" w15:restartNumberingAfterBreak="0">
     <w:nsid w:val="24C66B7D"/>
     <w:multiLevelType w:val="hybridMultilevel"/>
     <w:tmpl w:val="C5189B84"/>
@@ -8078,1055 +7432,7 @@
       </w:pPr>
     </w:lvl>
   </w:abstractNum>
-  <w:abstractNum w:abstractNumId="13" w15:restartNumberingAfterBreak="0">
-    <w:nsid w:val="29084E38"/>
-    <w:multiLevelType w:val="multilevel"/>
-    <w:tmpl w:val="DC3A2BBA"/>
-    <w:lvl w:ilvl="0">
-      <w:start w:val="1"/>
-      <w:numFmt w:val="bullet"/>
-      <w:lvlText w:val=""/>
-      <w:lvlJc w:val="left"/>
-      <w:pPr>
-        <w:tabs>
-          <w:tab w:val="num" w:pos="720"/>
-        </w:tabs>
-        <w:ind w:left="720" w:hanging="360"/>
-      </w:pPr>
-      <w:rPr>
-        <w:rFonts w:ascii="Symbol" w:hAnsi="Symbol" w:hint="default"/>
-        <w:sz w:val="20"/>
-      </w:rPr>
-    </w:lvl>
-    <w:lvl w:ilvl="1" w:tentative="1">
-      <w:start w:val="1"/>
-      <w:numFmt w:val="bullet"/>
-      <w:lvlText w:val=""/>
-      <w:lvlJc w:val="left"/>
-      <w:pPr>
-        <w:tabs>
-          <w:tab w:val="num" w:pos="1440"/>
-        </w:tabs>
-        <w:ind w:left="1440" w:hanging="360"/>
-      </w:pPr>
-      <w:rPr>
-        <w:rFonts w:ascii="Symbol" w:hAnsi="Symbol" w:hint="default"/>
-        <w:sz w:val="20"/>
-      </w:rPr>
-    </w:lvl>
-    <w:lvl w:ilvl="2" w:tentative="1">
-      <w:start w:val="1"/>
-      <w:numFmt w:val="bullet"/>
-      <w:lvlText w:val=""/>
-      <w:lvlJc w:val="left"/>
-      <w:pPr>
-        <w:tabs>
-          <w:tab w:val="num" w:pos="2160"/>
-        </w:tabs>
-        <w:ind w:left="2160" w:hanging="360"/>
-      </w:pPr>
-      <w:rPr>
-        <w:rFonts w:ascii="Symbol" w:hAnsi="Symbol" w:hint="default"/>
-        <w:sz w:val="20"/>
-      </w:rPr>
-    </w:lvl>
-    <w:lvl w:ilvl="3" w:tentative="1">
-      <w:start w:val="1"/>
-      <w:numFmt w:val="bullet"/>
-      <w:lvlText w:val=""/>
-      <w:lvlJc w:val="left"/>
-      <w:pPr>
-        <w:tabs>
-          <w:tab w:val="num" w:pos="2880"/>
-        </w:tabs>
-        <w:ind w:left="2880" w:hanging="360"/>
-      </w:pPr>
-      <w:rPr>
-        <w:rFonts w:ascii="Symbol" w:hAnsi="Symbol" w:hint="default"/>
-        <w:sz w:val="20"/>
-      </w:rPr>
-    </w:lvl>
-    <w:lvl w:ilvl="4" w:tentative="1">
-      <w:start w:val="1"/>
-      <w:numFmt w:val="bullet"/>
-      <w:lvlText w:val=""/>
-      <w:lvlJc w:val="left"/>
-      <w:pPr>
-        <w:tabs>
-          <w:tab w:val="num" w:pos="3600"/>
-        </w:tabs>
-        <w:ind w:left="3600" w:hanging="360"/>
-      </w:pPr>
-      <w:rPr>
-        <w:rFonts w:ascii="Symbol" w:hAnsi="Symbol" w:hint="default"/>
-        <w:sz w:val="20"/>
-      </w:rPr>
-    </w:lvl>
-    <w:lvl w:ilvl="5" w:tentative="1">
-      <w:start w:val="1"/>
-      <w:numFmt w:val="bullet"/>
-      <w:lvlText w:val=""/>
-      <w:lvlJc w:val="left"/>
-      <w:pPr>
-        <w:tabs>
-          <w:tab w:val="num" w:pos="4320"/>
-        </w:tabs>
-        <w:ind w:left="4320" w:hanging="360"/>
-      </w:pPr>
-      <w:rPr>
-        <w:rFonts w:ascii="Symbol" w:hAnsi="Symbol" w:hint="default"/>
-        <w:sz w:val="20"/>
-      </w:rPr>
-    </w:lvl>
-    <w:lvl w:ilvl="6" w:tentative="1">
-      <w:start w:val="1"/>
-      <w:numFmt w:val="bullet"/>
-      <w:lvlText w:val=""/>
-      <w:lvlJc w:val="left"/>
-      <w:pPr>
-        <w:tabs>
-          <w:tab w:val="num" w:pos="5040"/>
-        </w:tabs>
-        <w:ind w:left="5040" w:hanging="360"/>
-      </w:pPr>
-      <w:rPr>
-        <w:rFonts w:ascii="Symbol" w:hAnsi="Symbol" w:hint="default"/>
-        <w:sz w:val="20"/>
-      </w:rPr>
-    </w:lvl>
-    <w:lvl w:ilvl="7" w:tentative="1">
-      <w:start w:val="1"/>
-      <w:numFmt w:val="bullet"/>
-      <w:lvlText w:val=""/>
-      <w:lvlJc w:val="left"/>
-      <w:pPr>
-        <w:tabs>
-          <w:tab w:val="num" w:pos="5760"/>
-        </w:tabs>
-        <w:ind w:left="5760" w:hanging="360"/>
-      </w:pPr>
-      <w:rPr>
-        <w:rFonts w:ascii="Symbol" w:hAnsi="Symbol" w:hint="default"/>
-        <w:sz w:val="20"/>
-      </w:rPr>
-    </w:lvl>
-    <w:lvl w:ilvl="8" w:tentative="1">
-      <w:start w:val="1"/>
-      <w:numFmt w:val="bullet"/>
-      <w:lvlText w:val=""/>
-      <w:lvlJc w:val="left"/>
-      <w:pPr>
-        <w:tabs>
-          <w:tab w:val="num" w:pos="6480"/>
-        </w:tabs>
-        <w:ind w:left="6480" w:hanging="360"/>
-      </w:pPr>
-      <w:rPr>
-        <w:rFonts w:ascii="Symbol" w:hAnsi="Symbol" w:hint="default"/>
-        <w:sz w:val="20"/>
-      </w:rPr>
-    </w:lvl>
-  </w:abstractNum>
-  <w:abstractNum w:abstractNumId="14" w15:restartNumberingAfterBreak="0">
-    <w:nsid w:val="2B203864"/>
-    <w:multiLevelType w:val="multilevel"/>
-    <w:tmpl w:val="34866558"/>
-    <w:lvl w:ilvl="0">
-      <w:start w:val="1"/>
-      <w:numFmt w:val="bullet"/>
-      <w:lvlText w:val=""/>
-      <w:lvlJc w:val="left"/>
-      <w:pPr>
-        <w:tabs>
-          <w:tab w:val="num" w:pos="720"/>
-        </w:tabs>
-        <w:ind w:left="720" w:hanging="360"/>
-      </w:pPr>
-      <w:rPr>
-        <w:rFonts w:ascii="Symbol" w:hAnsi="Symbol" w:hint="default"/>
-        <w:sz w:val="20"/>
-      </w:rPr>
-    </w:lvl>
-    <w:lvl w:ilvl="1" w:tentative="1">
-      <w:start w:val="1"/>
-      <w:numFmt w:val="bullet"/>
-      <w:lvlText w:val=""/>
-      <w:lvlJc w:val="left"/>
-      <w:pPr>
-        <w:tabs>
-          <w:tab w:val="num" w:pos="1440"/>
-        </w:tabs>
-        <w:ind w:left="1440" w:hanging="360"/>
-      </w:pPr>
-      <w:rPr>
-        <w:rFonts w:ascii="Symbol" w:hAnsi="Symbol" w:hint="default"/>
-        <w:sz w:val="20"/>
-      </w:rPr>
-    </w:lvl>
-    <w:lvl w:ilvl="2" w:tentative="1">
-      <w:start w:val="1"/>
-      <w:numFmt w:val="bullet"/>
-      <w:lvlText w:val=""/>
-      <w:lvlJc w:val="left"/>
-      <w:pPr>
-        <w:tabs>
-          <w:tab w:val="num" w:pos="2160"/>
-        </w:tabs>
-        <w:ind w:left="2160" w:hanging="360"/>
-      </w:pPr>
-      <w:rPr>
-        <w:rFonts w:ascii="Symbol" w:hAnsi="Symbol" w:hint="default"/>
-        <w:sz w:val="20"/>
-      </w:rPr>
-    </w:lvl>
-    <w:lvl w:ilvl="3" w:tentative="1">
-      <w:start w:val="1"/>
-      <w:numFmt w:val="bullet"/>
-      <w:lvlText w:val=""/>
-      <w:lvlJc w:val="left"/>
-      <w:pPr>
-        <w:tabs>
-          <w:tab w:val="num" w:pos="2880"/>
-        </w:tabs>
-        <w:ind w:left="2880" w:hanging="360"/>
-      </w:pPr>
-      <w:rPr>
-        <w:rFonts w:ascii="Symbol" w:hAnsi="Symbol" w:hint="default"/>
-        <w:sz w:val="20"/>
-      </w:rPr>
-    </w:lvl>
-    <w:lvl w:ilvl="4" w:tentative="1">
-      <w:start w:val="1"/>
-      <w:numFmt w:val="bullet"/>
-      <w:lvlText w:val=""/>
-      <w:lvlJc w:val="left"/>
-      <w:pPr>
-        <w:tabs>
-          <w:tab w:val="num" w:pos="3600"/>
-        </w:tabs>
-        <w:ind w:left="3600" w:hanging="360"/>
-      </w:pPr>
-      <w:rPr>
-        <w:rFonts w:ascii="Symbol" w:hAnsi="Symbol" w:hint="default"/>
-        <w:sz w:val="20"/>
-      </w:rPr>
-    </w:lvl>
-    <w:lvl w:ilvl="5" w:tentative="1">
-      <w:start w:val="1"/>
-      <w:numFmt w:val="bullet"/>
-      <w:lvlText w:val=""/>
-      <w:lvlJc w:val="left"/>
-      <w:pPr>
-        <w:tabs>
-          <w:tab w:val="num" w:pos="4320"/>
-        </w:tabs>
-        <w:ind w:left="4320" w:hanging="360"/>
-      </w:pPr>
-      <w:rPr>
-        <w:rFonts w:ascii="Symbol" w:hAnsi="Symbol" w:hint="default"/>
-        <w:sz w:val="20"/>
-      </w:rPr>
-    </w:lvl>
-    <w:lvl w:ilvl="6" w:tentative="1">
-      <w:start w:val="1"/>
-      <w:numFmt w:val="bullet"/>
-      <w:lvlText w:val=""/>
-      <w:lvlJc w:val="left"/>
-      <w:pPr>
-        <w:tabs>
-          <w:tab w:val="num" w:pos="5040"/>
-        </w:tabs>
-        <w:ind w:left="5040" w:hanging="360"/>
-      </w:pPr>
-      <w:rPr>
-        <w:rFonts w:ascii="Symbol" w:hAnsi="Symbol" w:hint="default"/>
-        <w:sz w:val="20"/>
-      </w:rPr>
-    </w:lvl>
-    <w:lvl w:ilvl="7" w:tentative="1">
-      <w:start w:val="1"/>
-      <w:numFmt w:val="bullet"/>
-      <w:lvlText w:val=""/>
-      <w:lvlJc w:val="left"/>
-      <w:pPr>
-        <w:tabs>
-          <w:tab w:val="num" w:pos="5760"/>
-        </w:tabs>
-        <w:ind w:left="5760" w:hanging="360"/>
-      </w:pPr>
-      <w:rPr>
-        <w:rFonts w:ascii="Symbol" w:hAnsi="Symbol" w:hint="default"/>
-        <w:sz w:val="20"/>
-      </w:rPr>
-    </w:lvl>
-    <w:lvl w:ilvl="8" w:tentative="1">
-      <w:start w:val="1"/>
-      <w:numFmt w:val="bullet"/>
-      <w:lvlText w:val=""/>
-      <w:lvlJc w:val="left"/>
-      <w:pPr>
-        <w:tabs>
-          <w:tab w:val="num" w:pos="6480"/>
-        </w:tabs>
-        <w:ind w:left="6480" w:hanging="360"/>
-      </w:pPr>
-      <w:rPr>
-        <w:rFonts w:ascii="Symbol" w:hAnsi="Symbol" w:hint="default"/>
-        <w:sz w:val="20"/>
-      </w:rPr>
-    </w:lvl>
-  </w:abstractNum>
-  <w:abstractNum w:abstractNumId="15" w15:restartNumberingAfterBreak="0">
-    <w:nsid w:val="2B936A8B"/>
-    <w:multiLevelType w:val="multilevel"/>
-    <w:tmpl w:val="3556B206"/>
-    <w:lvl w:ilvl="0">
-      <w:start w:val="1"/>
-      <w:numFmt w:val="bullet"/>
-      <w:lvlText w:val=""/>
-      <w:lvlJc w:val="left"/>
-      <w:pPr>
-        <w:tabs>
-          <w:tab w:val="num" w:pos="720"/>
-        </w:tabs>
-        <w:ind w:left="720" w:hanging="360"/>
-      </w:pPr>
-      <w:rPr>
-        <w:rFonts w:ascii="Symbol" w:hAnsi="Symbol" w:hint="default"/>
-        <w:sz w:val="20"/>
-      </w:rPr>
-    </w:lvl>
-    <w:lvl w:ilvl="1" w:tentative="1">
-      <w:start w:val="1"/>
-      <w:numFmt w:val="bullet"/>
-      <w:lvlText w:val=""/>
-      <w:lvlJc w:val="left"/>
-      <w:pPr>
-        <w:tabs>
-          <w:tab w:val="num" w:pos="1440"/>
-        </w:tabs>
-        <w:ind w:left="1440" w:hanging="360"/>
-      </w:pPr>
-      <w:rPr>
-        <w:rFonts w:ascii="Symbol" w:hAnsi="Symbol" w:hint="default"/>
-        <w:sz w:val="20"/>
-      </w:rPr>
-    </w:lvl>
-    <w:lvl w:ilvl="2" w:tentative="1">
-      <w:start w:val="1"/>
-      <w:numFmt w:val="bullet"/>
-      <w:lvlText w:val=""/>
-      <w:lvlJc w:val="left"/>
-      <w:pPr>
-        <w:tabs>
-          <w:tab w:val="num" w:pos="2160"/>
-        </w:tabs>
-        <w:ind w:left="2160" w:hanging="360"/>
-      </w:pPr>
-      <w:rPr>
-        <w:rFonts w:ascii="Symbol" w:hAnsi="Symbol" w:hint="default"/>
-        <w:sz w:val="20"/>
-      </w:rPr>
-    </w:lvl>
-    <w:lvl w:ilvl="3" w:tentative="1">
-      <w:start w:val="1"/>
-      <w:numFmt w:val="bullet"/>
-      <w:lvlText w:val=""/>
-      <w:lvlJc w:val="left"/>
-      <w:pPr>
-        <w:tabs>
-          <w:tab w:val="num" w:pos="2880"/>
-        </w:tabs>
-        <w:ind w:left="2880" w:hanging="360"/>
-      </w:pPr>
-      <w:rPr>
-        <w:rFonts w:ascii="Symbol" w:hAnsi="Symbol" w:hint="default"/>
-        <w:sz w:val="20"/>
-      </w:rPr>
-    </w:lvl>
-    <w:lvl w:ilvl="4" w:tentative="1">
-      <w:start w:val="1"/>
-      <w:numFmt w:val="bullet"/>
-      <w:lvlText w:val=""/>
-      <w:lvlJc w:val="left"/>
-      <w:pPr>
-        <w:tabs>
-          <w:tab w:val="num" w:pos="3600"/>
-        </w:tabs>
-        <w:ind w:left="3600" w:hanging="360"/>
-      </w:pPr>
-      <w:rPr>
-        <w:rFonts w:ascii="Symbol" w:hAnsi="Symbol" w:hint="default"/>
-        <w:sz w:val="20"/>
-      </w:rPr>
-    </w:lvl>
-    <w:lvl w:ilvl="5" w:tentative="1">
-      <w:start w:val="1"/>
-      <w:numFmt w:val="bullet"/>
-      <w:lvlText w:val=""/>
-      <w:lvlJc w:val="left"/>
-      <w:pPr>
-        <w:tabs>
-          <w:tab w:val="num" w:pos="4320"/>
-        </w:tabs>
-        <w:ind w:left="4320" w:hanging="360"/>
-      </w:pPr>
-      <w:rPr>
-        <w:rFonts w:ascii="Symbol" w:hAnsi="Symbol" w:hint="default"/>
-        <w:sz w:val="20"/>
-      </w:rPr>
-    </w:lvl>
-    <w:lvl w:ilvl="6" w:tentative="1">
-      <w:start w:val="1"/>
-      <w:numFmt w:val="bullet"/>
-      <w:lvlText w:val=""/>
-      <w:lvlJc w:val="left"/>
-      <w:pPr>
-        <w:tabs>
-          <w:tab w:val="num" w:pos="5040"/>
-        </w:tabs>
-        <w:ind w:left="5040" w:hanging="360"/>
-      </w:pPr>
-      <w:rPr>
-        <w:rFonts w:ascii="Symbol" w:hAnsi="Symbol" w:hint="default"/>
-        <w:sz w:val="20"/>
-      </w:rPr>
-    </w:lvl>
-    <w:lvl w:ilvl="7" w:tentative="1">
-      <w:start w:val="1"/>
-      <w:numFmt w:val="bullet"/>
-      <w:lvlText w:val=""/>
-      <w:lvlJc w:val="left"/>
-      <w:pPr>
-        <w:tabs>
-          <w:tab w:val="num" w:pos="5760"/>
-        </w:tabs>
-        <w:ind w:left="5760" w:hanging="360"/>
-      </w:pPr>
-      <w:rPr>
-        <w:rFonts w:ascii="Symbol" w:hAnsi="Symbol" w:hint="default"/>
-        <w:sz w:val="20"/>
-      </w:rPr>
-    </w:lvl>
-    <w:lvl w:ilvl="8" w:tentative="1">
-      <w:start w:val="1"/>
-      <w:numFmt w:val="bullet"/>
-      <w:lvlText w:val=""/>
-      <w:lvlJc w:val="left"/>
-      <w:pPr>
-        <w:tabs>
-          <w:tab w:val="num" w:pos="6480"/>
-        </w:tabs>
-        <w:ind w:left="6480" w:hanging="360"/>
-      </w:pPr>
-      <w:rPr>
-        <w:rFonts w:ascii="Symbol" w:hAnsi="Symbol" w:hint="default"/>
-        <w:sz w:val="20"/>
-      </w:rPr>
-    </w:lvl>
-  </w:abstractNum>
-  <w:abstractNum w:abstractNumId="16" w15:restartNumberingAfterBreak="0">
-    <w:nsid w:val="2C7424C5"/>
-    <w:multiLevelType w:val="multilevel"/>
-    <w:tmpl w:val="8F5C5FF2"/>
-    <w:lvl w:ilvl="0">
-      <w:start w:val="1"/>
-      <w:numFmt w:val="bullet"/>
-      <w:lvlText w:val=""/>
-      <w:lvlJc w:val="left"/>
-      <w:pPr>
-        <w:tabs>
-          <w:tab w:val="num" w:pos="720"/>
-        </w:tabs>
-        <w:ind w:left="720" w:hanging="360"/>
-      </w:pPr>
-      <w:rPr>
-        <w:rFonts w:ascii="Symbol" w:hAnsi="Symbol" w:hint="default"/>
-        <w:sz w:val="20"/>
-      </w:rPr>
-    </w:lvl>
-    <w:lvl w:ilvl="1" w:tentative="1">
-      <w:start w:val="1"/>
-      <w:numFmt w:val="bullet"/>
-      <w:lvlText w:val=""/>
-      <w:lvlJc w:val="left"/>
-      <w:pPr>
-        <w:tabs>
-          <w:tab w:val="num" w:pos="1440"/>
-        </w:tabs>
-        <w:ind w:left="1440" w:hanging="360"/>
-      </w:pPr>
-      <w:rPr>
-        <w:rFonts w:ascii="Symbol" w:hAnsi="Symbol" w:hint="default"/>
-        <w:sz w:val="20"/>
-      </w:rPr>
-    </w:lvl>
-    <w:lvl w:ilvl="2" w:tentative="1">
-      <w:start w:val="1"/>
-      <w:numFmt w:val="bullet"/>
-      <w:lvlText w:val=""/>
-      <w:lvlJc w:val="left"/>
-      <w:pPr>
-        <w:tabs>
-          <w:tab w:val="num" w:pos="2160"/>
-        </w:tabs>
-        <w:ind w:left="2160" w:hanging="360"/>
-      </w:pPr>
-      <w:rPr>
-        <w:rFonts w:ascii="Symbol" w:hAnsi="Symbol" w:hint="default"/>
-        <w:sz w:val="20"/>
-      </w:rPr>
-    </w:lvl>
-    <w:lvl w:ilvl="3" w:tentative="1">
-      <w:start w:val="1"/>
-      <w:numFmt w:val="bullet"/>
-      <w:lvlText w:val=""/>
-      <w:lvlJc w:val="left"/>
-      <w:pPr>
-        <w:tabs>
-          <w:tab w:val="num" w:pos="2880"/>
-        </w:tabs>
-        <w:ind w:left="2880" w:hanging="360"/>
-      </w:pPr>
-      <w:rPr>
-        <w:rFonts w:ascii="Symbol" w:hAnsi="Symbol" w:hint="default"/>
-        <w:sz w:val="20"/>
-      </w:rPr>
-    </w:lvl>
-    <w:lvl w:ilvl="4" w:tentative="1">
-      <w:start w:val="1"/>
-      <w:numFmt w:val="bullet"/>
-      <w:lvlText w:val=""/>
-      <w:lvlJc w:val="left"/>
-      <w:pPr>
-        <w:tabs>
-          <w:tab w:val="num" w:pos="3600"/>
-        </w:tabs>
-        <w:ind w:left="3600" w:hanging="360"/>
-      </w:pPr>
-      <w:rPr>
-        <w:rFonts w:ascii="Symbol" w:hAnsi="Symbol" w:hint="default"/>
-        <w:sz w:val="20"/>
-      </w:rPr>
-    </w:lvl>
-    <w:lvl w:ilvl="5" w:tentative="1">
-      <w:start w:val="1"/>
-      <w:numFmt w:val="bullet"/>
-      <w:lvlText w:val=""/>
-      <w:lvlJc w:val="left"/>
-      <w:pPr>
-        <w:tabs>
-          <w:tab w:val="num" w:pos="4320"/>
-        </w:tabs>
-        <w:ind w:left="4320" w:hanging="360"/>
-      </w:pPr>
-      <w:rPr>
-        <w:rFonts w:ascii="Symbol" w:hAnsi="Symbol" w:hint="default"/>
-        <w:sz w:val="20"/>
-      </w:rPr>
-    </w:lvl>
-    <w:lvl w:ilvl="6" w:tentative="1">
-      <w:start w:val="1"/>
-      <w:numFmt w:val="bullet"/>
-      <w:lvlText w:val=""/>
-      <w:lvlJc w:val="left"/>
-      <w:pPr>
-        <w:tabs>
-          <w:tab w:val="num" w:pos="5040"/>
-        </w:tabs>
-        <w:ind w:left="5040" w:hanging="360"/>
-      </w:pPr>
-      <w:rPr>
-        <w:rFonts w:ascii="Symbol" w:hAnsi="Symbol" w:hint="default"/>
-        <w:sz w:val="20"/>
-      </w:rPr>
-    </w:lvl>
-    <w:lvl w:ilvl="7" w:tentative="1">
-      <w:start w:val="1"/>
-      <w:numFmt w:val="bullet"/>
-      <w:lvlText w:val=""/>
-      <w:lvlJc w:val="left"/>
-      <w:pPr>
-        <w:tabs>
-          <w:tab w:val="num" w:pos="5760"/>
-        </w:tabs>
-        <w:ind w:left="5760" w:hanging="360"/>
-      </w:pPr>
-      <w:rPr>
-        <w:rFonts w:ascii="Symbol" w:hAnsi="Symbol" w:hint="default"/>
-        <w:sz w:val="20"/>
-      </w:rPr>
-    </w:lvl>
-    <w:lvl w:ilvl="8" w:tentative="1">
-      <w:start w:val="1"/>
-      <w:numFmt w:val="bullet"/>
-      <w:lvlText w:val=""/>
-      <w:lvlJc w:val="left"/>
-      <w:pPr>
-        <w:tabs>
-          <w:tab w:val="num" w:pos="6480"/>
-        </w:tabs>
-        <w:ind w:left="6480" w:hanging="360"/>
-      </w:pPr>
-      <w:rPr>
-        <w:rFonts w:ascii="Symbol" w:hAnsi="Symbol" w:hint="default"/>
-        <w:sz w:val="20"/>
-      </w:rPr>
-    </w:lvl>
-  </w:abstractNum>
-  <w:abstractNum w:abstractNumId="17" w15:restartNumberingAfterBreak="0">
-    <w:nsid w:val="2ED31AC0"/>
-    <w:multiLevelType w:val="hybridMultilevel"/>
-    <w:tmpl w:val="FE7222F4"/>
-    <w:lvl w:ilvl="0" w:tplc="240A0001">
-      <w:start w:val="1"/>
-      <w:numFmt w:val="bullet"/>
-      <w:lvlText w:val=""/>
-      <w:lvlJc w:val="left"/>
-      <w:pPr>
-        <w:ind w:left="1429" w:hanging="360"/>
-      </w:pPr>
-      <w:rPr>
-        <w:rFonts w:ascii="Symbol" w:hAnsi="Symbol" w:hint="default"/>
-      </w:rPr>
-    </w:lvl>
-    <w:lvl w:ilvl="1" w:tplc="240A0003" w:tentative="1">
-      <w:start w:val="1"/>
-      <w:numFmt w:val="bullet"/>
-      <w:lvlText w:val="o"/>
-      <w:lvlJc w:val="left"/>
-      <w:pPr>
-        <w:ind w:left="2149" w:hanging="360"/>
-      </w:pPr>
-      <w:rPr>
-        <w:rFonts w:ascii="Courier New" w:hAnsi="Courier New" w:cs="Courier New" w:hint="default"/>
-      </w:rPr>
-    </w:lvl>
-    <w:lvl w:ilvl="2" w:tplc="240A0005" w:tentative="1">
-      <w:start w:val="1"/>
-      <w:numFmt w:val="bullet"/>
-      <w:lvlText w:val=""/>
-      <w:lvlJc w:val="left"/>
-      <w:pPr>
-        <w:ind w:left="2869" w:hanging="360"/>
-      </w:pPr>
-      <w:rPr>
-        <w:rFonts w:ascii="Wingdings" w:hAnsi="Wingdings" w:hint="default"/>
-      </w:rPr>
-    </w:lvl>
-    <w:lvl w:ilvl="3" w:tplc="240A0001" w:tentative="1">
-      <w:start w:val="1"/>
-      <w:numFmt w:val="bullet"/>
-      <w:lvlText w:val=""/>
-      <w:lvlJc w:val="left"/>
-      <w:pPr>
-        <w:ind w:left="3589" w:hanging="360"/>
-      </w:pPr>
-      <w:rPr>
-        <w:rFonts w:ascii="Symbol" w:hAnsi="Symbol" w:hint="default"/>
-      </w:rPr>
-    </w:lvl>
-    <w:lvl w:ilvl="4" w:tplc="240A0003" w:tentative="1">
-      <w:start w:val="1"/>
-      <w:numFmt w:val="bullet"/>
-      <w:lvlText w:val="o"/>
-      <w:lvlJc w:val="left"/>
-      <w:pPr>
-        <w:ind w:left="4309" w:hanging="360"/>
-      </w:pPr>
-      <w:rPr>
-        <w:rFonts w:ascii="Courier New" w:hAnsi="Courier New" w:cs="Courier New" w:hint="default"/>
-      </w:rPr>
-    </w:lvl>
-    <w:lvl w:ilvl="5" w:tplc="240A0005" w:tentative="1">
-      <w:start w:val="1"/>
-      <w:numFmt w:val="bullet"/>
-      <w:lvlText w:val=""/>
-      <w:lvlJc w:val="left"/>
-      <w:pPr>
-        <w:ind w:left="5029" w:hanging="360"/>
-      </w:pPr>
-      <w:rPr>
-        <w:rFonts w:ascii="Wingdings" w:hAnsi="Wingdings" w:hint="default"/>
-      </w:rPr>
-    </w:lvl>
-    <w:lvl w:ilvl="6" w:tplc="240A0001" w:tentative="1">
-      <w:start w:val="1"/>
-      <w:numFmt w:val="bullet"/>
-      <w:lvlText w:val=""/>
-      <w:lvlJc w:val="left"/>
-      <w:pPr>
-        <w:ind w:left="5749" w:hanging="360"/>
-      </w:pPr>
-      <w:rPr>
-        <w:rFonts w:ascii="Symbol" w:hAnsi="Symbol" w:hint="default"/>
-      </w:rPr>
-    </w:lvl>
-    <w:lvl w:ilvl="7" w:tplc="240A0003" w:tentative="1">
-      <w:start w:val="1"/>
-      <w:numFmt w:val="bullet"/>
-      <w:lvlText w:val="o"/>
-      <w:lvlJc w:val="left"/>
-      <w:pPr>
-        <w:ind w:left="6469" w:hanging="360"/>
-      </w:pPr>
-      <w:rPr>
-        <w:rFonts w:ascii="Courier New" w:hAnsi="Courier New" w:cs="Courier New" w:hint="default"/>
-      </w:rPr>
-    </w:lvl>
-    <w:lvl w:ilvl="8" w:tplc="240A0005" w:tentative="1">
-      <w:start w:val="1"/>
-      <w:numFmt w:val="bullet"/>
-      <w:lvlText w:val=""/>
-      <w:lvlJc w:val="left"/>
-      <w:pPr>
-        <w:ind w:left="7189" w:hanging="360"/>
-      </w:pPr>
-      <w:rPr>
-        <w:rFonts w:ascii="Wingdings" w:hAnsi="Wingdings" w:hint="default"/>
-      </w:rPr>
-    </w:lvl>
-  </w:abstractNum>
-  <w:abstractNum w:abstractNumId="18" w15:restartNumberingAfterBreak="0">
-    <w:nsid w:val="2F6C0DB4"/>
-    <w:multiLevelType w:val="hybridMultilevel"/>
-    <w:tmpl w:val="E05229D4"/>
-    <w:lvl w:ilvl="0" w:tplc="240A0001">
-      <w:start w:val="1"/>
-      <w:numFmt w:val="bullet"/>
-      <w:lvlText w:val=""/>
-      <w:lvlJc w:val="left"/>
-      <w:pPr>
-        <w:ind w:left="1429" w:hanging="360"/>
-      </w:pPr>
-      <w:rPr>
-        <w:rFonts w:ascii="Symbol" w:hAnsi="Symbol" w:hint="default"/>
-      </w:rPr>
-    </w:lvl>
-    <w:lvl w:ilvl="1" w:tplc="240A0003" w:tentative="1">
-      <w:start w:val="1"/>
-      <w:numFmt w:val="bullet"/>
-      <w:lvlText w:val="o"/>
-      <w:lvlJc w:val="left"/>
-      <w:pPr>
-        <w:ind w:left="2149" w:hanging="360"/>
-      </w:pPr>
-      <w:rPr>
-        <w:rFonts w:ascii="Courier New" w:hAnsi="Courier New" w:cs="Courier New" w:hint="default"/>
-      </w:rPr>
-    </w:lvl>
-    <w:lvl w:ilvl="2" w:tplc="240A0005" w:tentative="1">
-      <w:start w:val="1"/>
-      <w:numFmt w:val="bullet"/>
-      <w:lvlText w:val=""/>
-      <w:lvlJc w:val="left"/>
-      <w:pPr>
-        <w:ind w:left="2869" w:hanging="360"/>
-      </w:pPr>
-      <w:rPr>
-        <w:rFonts w:ascii="Wingdings" w:hAnsi="Wingdings" w:hint="default"/>
-      </w:rPr>
-    </w:lvl>
-    <w:lvl w:ilvl="3" w:tplc="240A0001" w:tentative="1">
-      <w:start w:val="1"/>
-      <w:numFmt w:val="bullet"/>
-      <w:lvlText w:val=""/>
-      <w:lvlJc w:val="left"/>
-      <w:pPr>
-        <w:ind w:left="3589" w:hanging="360"/>
-      </w:pPr>
-      <w:rPr>
-        <w:rFonts w:ascii="Symbol" w:hAnsi="Symbol" w:hint="default"/>
-      </w:rPr>
-    </w:lvl>
-    <w:lvl w:ilvl="4" w:tplc="240A0003" w:tentative="1">
-      <w:start w:val="1"/>
-      <w:numFmt w:val="bullet"/>
-      <w:lvlText w:val="o"/>
-      <w:lvlJc w:val="left"/>
-      <w:pPr>
-        <w:ind w:left="4309" w:hanging="360"/>
-      </w:pPr>
-      <w:rPr>
-        <w:rFonts w:ascii="Courier New" w:hAnsi="Courier New" w:cs="Courier New" w:hint="default"/>
-      </w:rPr>
-    </w:lvl>
-    <w:lvl w:ilvl="5" w:tplc="240A0005" w:tentative="1">
-      <w:start w:val="1"/>
-      <w:numFmt w:val="bullet"/>
-      <w:lvlText w:val=""/>
-      <w:lvlJc w:val="left"/>
-      <w:pPr>
-        <w:ind w:left="5029" w:hanging="360"/>
-      </w:pPr>
-      <w:rPr>
-        <w:rFonts w:ascii="Wingdings" w:hAnsi="Wingdings" w:hint="default"/>
-      </w:rPr>
-    </w:lvl>
-    <w:lvl w:ilvl="6" w:tplc="240A0001" w:tentative="1">
-      <w:start w:val="1"/>
-      <w:numFmt w:val="bullet"/>
-      <w:lvlText w:val=""/>
-      <w:lvlJc w:val="left"/>
-      <w:pPr>
-        <w:ind w:left="5749" w:hanging="360"/>
-      </w:pPr>
-      <w:rPr>
-        <w:rFonts w:ascii="Symbol" w:hAnsi="Symbol" w:hint="default"/>
-      </w:rPr>
-    </w:lvl>
-    <w:lvl w:ilvl="7" w:tplc="240A0003" w:tentative="1">
-      <w:start w:val="1"/>
-      <w:numFmt w:val="bullet"/>
-      <w:lvlText w:val="o"/>
-      <w:lvlJc w:val="left"/>
-      <w:pPr>
-        <w:ind w:left="6469" w:hanging="360"/>
-      </w:pPr>
-      <w:rPr>
-        <w:rFonts w:ascii="Courier New" w:hAnsi="Courier New" w:cs="Courier New" w:hint="default"/>
-      </w:rPr>
-    </w:lvl>
-    <w:lvl w:ilvl="8" w:tplc="240A0005" w:tentative="1">
-      <w:start w:val="1"/>
-      <w:numFmt w:val="bullet"/>
-      <w:lvlText w:val=""/>
-      <w:lvlJc w:val="left"/>
-      <w:pPr>
-        <w:ind w:left="7189" w:hanging="360"/>
-      </w:pPr>
-      <w:rPr>
-        <w:rFonts w:ascii="Wingdings" w:hAnsi="Wingdings" w:hint="default"/>
-      </w:rPr>
-    </w:lvl>
-  </w:abstractNum>
-  <w:abstractNum w:abstractNumId="19" w15:restartNumberingAfterBreak="0">
-    <w:nsid w:val="2F714A97"/>
-    <w:multiLevelType w:val="hybridMultilevel"/>
-    <w:tmpl w:val="A0F6A64E"/>
-    <w:lvl w:ilvl="0" w:tplc="240A0001">
-      <w:start w:val="1"/>
-      <w:numFmt w:val="bullet"/>
-      <w:lvlText w:val=""/>
-      <w:lvlJc w:val="left"/>
-      <w:pPr>
-        <w:ind w:left="1429" w:hanging="360"/>
-      </w:pPr>
-      <w:rPr>
-        <w:rFonts w:ascii="Symbol" w:hAnsi="Symbol" w:hint="default"/>
-      </w:rPr>
-    </w:lvl>
-    <w:lvl w:ilvl="1" w:tplc="240A0003" w:tentative="1">
-      <w:start w:val="1"/>
-      <w:numFmt w:val="bullet"/>
-      <w:lvlText w:val="o"/>
-      <w:lvlJc w:val="left"/>
-      <w:pPr>
-        <w:ind w:left="2149" w:hanging="360"/>
-      </w:pPr>
-      <w:rPr>
-        <w:rFonts w:ascii="Courier New" w:hAnsi="Courier New" w:cs="Courier New" w:hint="default"/>
-      </w:rPr>
-    </w:lvl>
-    <w:lvl w:ilvl="2" w:tplc="240A0005" w:tentative="1">
-      <w:start w:val="1"/>
-      <w:numFmt w:val="bullet"/>
-      <w:lvlText w:val=""/>
-      <w:lvlJc w:val="left"/>
-      <w:pPr>
-        <w:ind w:left="2869" w:hanging="360"/>
-      </w:pPr>
-      <w:rPr>
-        <w:rFonts w:ascii="Wingdings" w:hAnsi="Wingdings" w:hint="default"/>
-      </w:rPr>
-    </w:lvl>
-    <w:lvl w:ilvl="3" w:tplc="240A0001" w:tentative="1">
-      <w:start w:val="1"/>
-      <w:numFmt w:val="bullet"/>
-      <w:lvlText w:val=""/>
-      <w:lvlJc w:val="left"/>
-      <w:pPr>
-        <w:ind w:left="3589" w:hanging="360"/>
-      </w:pPr>
-      <w:rPr>
-        <w:rFonts w:ascii="Symbol" w:hAnsi="Symbol" w:hint="default"/>
-      </w:rPr>
-    </w:lvl>
-    <w:lvl w:ilvl="4" w:tplc="240A0003" w:tentative="1">
-      <w:start w:val="1"/>
-      <w:numFmt w:val="bullet"/>
-      <w:lvlText w:val="o"/>
-      <w:lvlJc w:val="left"/>
-      <w:pPr>
-        <w:ind w:left="4309" w:hanging="360"/>
-      </w:pPr>
-      <w:rPr>
-        <w:rFonts w:ascii="Courier New" w:hAnsi="Courier New" w:cs="Courier New" w:hint="default"/>
-      </w:rPr>
-    </w:lvl>
-    <w:lvl w:ilvl="5" w:tplc="240A0005" w:tentative="1">
-      <w:start w:val="1"/>
-      <w:numFmt w:val="bullet"/>
-      <w:lvlText w:val=""/>
-      <w:lvlJc w:val="left"/>
-      <w:pPr>
-        <w:ind w:left="5029" w:hanging="360"/>
-      </w:pPr>
-      <w:rPr>
-        <w:rFonts w:ascii="Wingdings" w:hAnsi="Wingdings" w:hint="default"/>
-      </w:rPr>
-    </w:lvl>
-    <w:lvl w:ilvl="6" w:tplc="240A0001" w:tentative="1">
-      <w:start w:val="1"/>
-      <w:numFmt w:val="bullet"/>
-      <w:lvlText w:val=""/>
-      <w:lvlJc w:val="left"/>
-      <w:pPr>
-        <w:ind w:left="5749" w:hanging="360"/>
-      </w:pPr>
-      <w:rPr>
-        <w:rFonts w:ascii="Symbol" w:hAnsi="Symbol" w:hint="default"/>
-      </w:rPr>
-    </w:lvl>
-    <w:lvl w:ilvl="7" w:tplc="240A0003" w:tentative="1">
-      <w:start w:val="1"/>
-      <w:numFmt w:val="bullet"/>
-      <w:lvlText w:val="o"/>
-      <w:lvlJc w:val="left"/>
-      <w:pPr>
-        <w:ind w:left="6469" w:hanging="360"/>
-      </w:pPr>
-      <w:rPr>
-        <w:rFonts w:ascii="Courier New" w:hAnsi="Courier New" w:cs="Courier New" w:hint="default"/>
-      </w:rPr>
-    </w:lvl>
-    <w:lvl w:ilvl="8" w:tplc="240A0005" w:tentative="1">
-      <w:start w:val="1"/>
-      <w:numFmt w:val="bullet"/>
-      <w:lvlText w:val=""/>
-      <w:lvlJc w:val="left"/>
-      <w:pPr>
-        <w:ind w:left="7189" w:hanging="360"/>
-      </w:pPr>
-      <w:rPr>
-        <w:rFonts w:ascii="Wingdings" w:hAnsi="Wingdings" w:hint="default"/>
-      </w:rPr>
-    </w:lvl>
-  </w:abstractNum>
-  <w:abstractNum w:abstractNumId="20" w15:restartNumberingAfterBreak="0">
-    <w:nsid w:val="2FAD49A8"/>
-    <w:multiLevelType w:val="multilevel"/>
-    <w:tmpl w:val="10FE3520"/>
-    <w:lvl w:ilvl="0">
-      <w:start w:val="5"/>
-      <w:numFmt w:val="decimal"/>
-      <w:lvlText w:val="%1."/>
-      <w:lvlJc w:val="left"/>
-      <w:pPr>
-        <w:tabs>
-          <w:tab w:val="num" w:pos="720"/>
-        </w:tabs>
-        <w:ind w:left="720" w:hanging="360"/>
-      </w:pPr>
-    </w:lvl>
-    <w:lvl w:ilvl="1" w:tentative="1">
-      <w:start w:val="1"/>
-      <w:numFmt w:val="decimal"/>
-      <w:lvlText w:val="%2."/>
-      <w:lvlJc w:val="left"/>
-      <w:pPr>
-        <w:tabs>
-          <w:tab w:val="num" w:pos="1440"/>
-        </w:tabs>
-        <w:ind w:left="1440" w:hanging="360"/>
-      </w:pPr>
-    </w:lvl>
-    <w:lvl w:ilvl="2" w:tentative="1">
-      <w:start w:val="1"/>
-      <w:numFmt w:val="decimal"/>
-      <w:lvlText w:val="%3."/>
-      <w:lvlJc w:val="left"/>
-      <w:pPr>
-        <w:tabs>
-          <w:tab w:val="num" w:pos="2160"/>
-        </w:tabs>
-        <w:ind w:left="2160" w:hanging="360"/>
-      </w:pPr>
-    </w:lvl>
-    <w:lvl w:ilvl="3" w:tentative="1">
-      <w:start w:val="1"/>
-      <w:numFmt w:val="decimal"/>
-      <w:lvlText w:val="%4."/>
-      <w:lvlJc w:val="left"/>
-      <w:pPr>
-        <w:tabs>
-          <w:tab w:val="num" w:pos="2880"/>
-        </w:tabs>
-        <w:ind w:left="2880" w:hanging="360"/>
-      </w:pPr>
-    </w:lvl>
-    <w:lvl w:ilvl="4" w:tentative="1">
-      <w:start w:val="1"/>
-      <w:numFmt w:val="decimal"/>
-      <w:lvlText w:val="%5."/>
-      <w:lvlJc w:val="left"/>
-      <w:pPr>
-        <w:tabs>
-          <w:tab w:val="num" w:pos="3600"/>
-        </w:tabs>
-        <w:ind w:left="3600" w:hanging="360"/>
-      </w:pPr>
-    </w:lvl>
-    <w:lvl w:ilvl="5" w:tentative="1">
-      <w:start w:val="1"/>
-      <w:numFmt w:val="decimal"/>
-      <w:lvlText w:val="%6."/>
-      <w:lvlJc w:val="left"/>
-      <w:pPr>
-        <w:tabs>
-          <w:tab w:val="num" w:pos="4320"/>
-        </w:tabs>
-        <w:ind w:left="4320" w:hanging="360"/>
-      </w:pPr>
-    </w:lvl>
-    <w:lvl w:ilvl="6" w:tentative="1">
-      <w:start w:val="1"/>
-      <w:numFmt w:val="decimal"/>
-      <w:lvlText w:val="%7."/>
-      <w:lvlJc w:val="left"/>
-      <w:pPr>
-        <w:tabs>
-          <w:tab w:val="num" w:pos="5040"/>
-        </w:tabs>
-        <w:ind w:left="5040" w:hanging="360"/>
-      </w:pPr>
-    </w:lvl>
-    <w:lvl w:ilvl="7" w:tentative="1">
-      <w:start w:val="1"/>
-      <w:numFmt w:val="decimal"/>
-      <w:lvlText w:val="%8."/>
-      <w:lvlJc w:val="left"/>
-      <w:pPr>
-        <w:tabs>
-          <w:tab w:val="num" w:pos="5760"/>
-        </w:tabs>
-        <w:ind w:left="5760" w:hanging="360"/>
-      </w:pPr>
-    </w:lvl>
-    <w:lvl w:ilvl="8" w:tentative="1">
-      <w:start w:val="1"/>
-      <w:numFmt w:val="decimal"/>
-      <w:lvlText w:val="%9."/>
-      <w:lvlJc w:val="left"/>
-      <w:pPr>
-        <w:tabs>
-          <w:tab w:val="num" w:pos="6480"/>
-        </w:tabs>
-        <w:ind w:left="6480" w:hanging="360"/>
-      </w:pPr>
-    </w:lvl>
-  </w:abstractNum>
-  <w:abstractNum w:abstractNumId="21" w15:restartNumberingAfterBreak="0">
+  <w:abstractNum w:abstractNumId="6" w15:restartNumberingAfterBreak="0">
     <w:nsid w:val="365D4D16"/>
     <w:multiLevelType w:val="hybridMultilevel"/>
     <w:tmpl w:val="8CAE7D12"/>
@@ -9239,7 +7545,7 @@
       </w:rPr>
     </w:lvl>
   </w:abstractNum>
-  <w:abstractNum w:abstractNumId="22" w15:restartNumberingAfterBreak="0">
+  <w:abstractNum w:abstractNumId="7" w15:restartNumberingAfterBreak="0">
     <w:nsid w:val="368E176E"/>
     <w:multiLevelType w:val="hybridMultilevel"/>
     <w:tmpl w:val="BDF054FE"/>
@@ -9333,418 +7639,120 @@
       </w:pPr>
     </w:lvl>
   </w:abstractNum>
-  <w:abstractNum w:abstractNumId="23" w15:restartNumberingAfterBreak="0">
-    <w:nsid w:val="393B4120"/>
-    <w:multiLevelType w:val="multilevel"/>
-    <w:tmpl w:val="76EE21E0"/>
-    <w:lvl w:ilvl="0">
+  <w:abstractNum w:abstractNumId="8" w15:restartNumberingAfterBreak="0">
+    <w:nsid w:val="384C7A5E"/>
+    <w:multiLevelType w:val="hybridMultilevel"/>
+    <w:tmpl w:val="53BCA9FE"/>
+    <w:lvl w:ilvl="0" w:tplc="240A0001">
       <w:start w:val="1"/>
       <w:numFmt w:val="bullet"/>
       <w:lvlText w:val=""/>
       <w:lvlJc w:val="left"/>
       <w:pPr>
-        <w:tabs>
-          <w:tab w:val="num" w:pos="720"/>
-        </w:tabs>
-        <w:ind w:left="720" w:hanging="360"/>
+        <w:ind w:left="2149" w:hanging="360"/>
       </w:pPr>
       <w:rPr>
         <w:rFonts w:ascii="Symbol" w:hAnsi="Symbol" w:hint="default"/>
-        <w:sz w:val="20"/>
-      </w:rPr>
-    </w:lvl>
-    <w:lvl w:ilvl="1" w:tentative="1">
+      </w:rPr>
+    </w:lvl>
+    <w:lvl w:ilvl="1" w:tplc="240A0003" w:tentative="1">
       <w:start w:val="1"/>
       <w:numFmt w:val="bullet"/>
       <w:lvlText w:val="o"/>
       <w:lvlJc w:val="left"/>
       <w:pPr>
-        <w:tabs>
-          <w:tab w:val="num" w:pos="1440"/>
-        </w:tabs>
-        <w:ind w:left="1440" w:hanging="360"/>
-      </w:pPr>
-      <w:rPr>
-        <w:rFonts w:ascii="Courier New" w:hAnsi="Courier New" w:hint="default"/>
-        <w:sz w:val="20"/>
-      </w:rPr>
-    </w:lvl>
-    <w:lvl w:ilvl="2" w:tentative="1">
+        <w:ind w:left="2869" w:hanging="360"/>
+      </w:pPr>
+      <w:rPr>
+        <w:rFonts w:ascii="Courier New" w:hAnsi="Courier New" w:cs="Courier New" w:hint="default"/>
+      </w:rPr>
+    </w:lvl>
+    <w:lvl w:ilvl="2" w:tplc="240A0005" w:tentative="1">
       <w:start w:val="1"/>
       <w:numFmt w:val="bullet"/>
       <w:lvlText w:val=""/>
       <w:lvlJc w:val="left"/>
       <w:pPr>
-        <w:tabs>
-          <w:tab w:val="num" w:pos="2160"/>
-        </w:tabs>
-        <w:ind w:left="2160" w:hanging="360"/>
+        <w:ind w:left="3589" w:hanging="360"/>
       </w:pPr>
       <w:rPr>
         <w:rFonts w:ascii="Wingdings" w:hAnsi="Wingdings" w:hint="default"/>
-        <w:sz w:val="20"/>
-      </w:rPr>
-    </w:lvl>
-    <w:lvl w:ilvl="3" w:tentative="1">
+      </w:rPr>
+    </w:lvl>
+    <w:lvl w:ilvl="3" w:tplc="240A0001" w:tentative="1">
+      <w:start w:val="1"/>
+      <w:numFmt w:val="bullet"/>
+      <w:lvlText w:val=""/>
+      <w:lvlJc w:val="left"/>
+      <w:pPr>
+        <w:ind w:left="4309" w:hanging="360"/>
+      </w:pPr>
+      <w:rPr>
+        <w:rFonts w:ascii="Symbol" w:hAnsi="Symbol" w:hint="default"/>
+      </w:rPr>
+    </w:lvl>
+    <w:lvl w:ilvl="4" w:tplc="240A0003" w:tentative="1">
+      <w:start w:val="1"/>
+      <w:numFmt w:val="bullet"/>
+      <w:lvlText w:val="o"/>
+      <w:lvlJc w:val="left"/>
+      <w:pPr>
+        <w:ind w:left="5029" w:hanging="360"/>
+      </w:pPr>
+      <w:rPr>
+        <w:rFonts w:ascii="Courier New" w:hAnsi="Courier New" w:cs="Courier New" w:hint="default"/>
+      </w:rPr>
+    </w:lvl>
+    <w:lvl w:ilvl="5" w:tplc="240A0005" w:tentative="1">
       <w:start w:val="1"/>
       <w:numFmt w:val="bullet"/>
       <w:lvlText w:val=""/>
       <w:lvlJc w:val="left"/>
       <w:pPr>
-        <w:tabs>
-          <w:tab w:val="num" w:pos="2880"/>
-        </w:tabs>
-        <w:ind w:left="2880" w:hanging="360"/>
+        <w:ind w:left="5749" w:hanging="360"/>
       </w:pPr>
       <w:rPr>
         <w:rFonts w:ascii="Wingdings" w:hAnsi="Wingdings" w:hint="default"/>
-        <w:sz w:val="20"/>
-      </w:rPr>
-    </w:lvl>
-    <w:lvl w:ilvl="4" w:tentative="1">
+      </w:rPr>
+    </w:lvl>
+    <w:lvl w:ilvl="6" w:tplc="240A0001" w:tentative="1">
+      <w:start w:val="1"/>
+      <w:numFmt w:val="bullet"/>
+      <w:lvlText w:val=""/>
+      <w:lvlJc w:val="left"/>
+      <w:pPr>
+        <w:ind w:left="6469" w:hanging="360"/>
+      </w:pPr>
+      <w:rPr>
+        <w:rFonts w:ascii="Symbol" w:hAnsi="Symbol" w:hint="default"/>
+      </w:rPr>
+    </w:lvl>
+    <w:lvl w:ilvl="7" w:tplc="240A0003" w:tentative="1">
+      <w:start w:val="1"/>
+      <w:numFmt w:val="bullet"/>
+      <w:lvlText w:val="o"/>
+      <w:lvlJc w:val="left"/>
+      <w:pPr>
+        <w:ind w:left="7189" w:hanging="360"/>
+      </w:pPr>
+      <w:rPr>
+        <w:rFonts w:ascii="Courier New" w:hAnsi="Courier New" w:cs="Courier New" w:hint="default"/>
+      </w:rPr>
+    </w:lvl>
+    <w:lvl w:ilvl="8" w:tplc="240A0005" w:tentative="1">
       <w:start w:val="1"/>
       <w:numFmt w:val="bullet"/>
       <w:lvlText w:val=""/>
       <w:lvlJc w:val="left"/>
       <w:pPr>
-        <w:tabs>
-          <w:tab w:val="num" w:pos="3600"/>
-        </w:tabs>
-        <w:ind w:left="3600" w:hanging="360"/>
+        <w:ind w:left="7909" w:hanging="360"/>
       </w:pPr>
       <w:rPr>
         <w:rFonts w:ascii="Wingdings" w:hAnsi="Wingdings" w:hint="default"/>
-        <w:sz w:val="20"/>
-      </w:rPr>
-    </w:lvl>
-    <w:lvl w:ilvl="5" w:tentative="1">
-      <w:start w:val="1"/>
-      <w:numFmt w:val="bullet"/>
-      <w:lvlText w:val=""/>
-      <w:lvlJc w:val="left"/>
-      <w:pPr>
-        <w:tabs>
-          <w:tab w:val="num" w:pos="4320"/>
-        </w:tabs>
-        <w:ind w:left="4320" w:hanging="360"/>
-      </w:pPr>
-      <w:rPr>
-        <w:rFonts w:ascii="Wingdings" w:hAnsi="Wingdings" w:hint="default"/>
-        <w:sz w:val="20"/>
-      </w:rPr>
-    </w:lvl>
-    <w:lvl w:ilvl="6" w:tentative="1">
-      <w:start w:val="1"/>
-      <w:numFmt w:val="bullet"/>
-      <w:lvlText w:val=""/>
-      <w:lvlJc w:val="left"/>
-      <w:pPr>
-        <w:tabs>
-          <w:tab w:val="num" w:pos="5040"/>
-        </w:tabs>
-        <w:ind w:left="5040" w:hanging="360"/>
-      </w:pPr>
-      <w:rPr>
-        <w:rFonts w:ascii="Wingdings" w:hAnsi="Wingdings" w:hint="default"/>
-        <w:sz w:val="20"/>
-      </w:rPr>
-    </w:lvl>
-    <w:lvl w:ilvl="7" w:tentative="1">
-      <w:start w:val="1"/>
-      <w:numFmt w:val="bullet"/>
-      <w:lvlText w:val=""/>
-      <w:lvlJc w:val="left"/>
-      <w:pPr>
-        <w:tabs>
-          <w:tab w:val="num" w:pos="5760"/>
-        </w:tabs>
-        <w:ind w:left="5760" w:hanging="360"/>
-      </w:pPr>
-      <w:rPr>
-        <w:rFonts w:ascii="Wingdings" w:hAnsi="Wingdings" w:hint="default"/>
-        <w:sz w:val="20"/>
-      </w:rPr>
-    </w:lvl>
-    <w:lvl w:ilvl="8" w:tentative="1">
-      <w:start w:val="1"/>
-      <w:numFmt w:val="bullet"/>
-      <w:lvlText w:val=""/>
-      <w:lvlJc w:val="left"/>
-      <w:pPr>
-        <w:tabs>
-          <w:tab w:val="num" w:pos="6480"/>
-        </w:tabs>
-        <w:ind w:left="6480" w:hanging="360"/>
-      </w:pPr>
-      <w:rPr>
-        <w:rFonts w:ascii="Wingdings" w:hAnsi="Wingdings" w:hint="default"/>
-        <w:sz w:val="20"/>
       </w:rPr>
     </w:lvl>
   </w:abstractNum>
-  <w:abstractNum w:abstractNumId="24" w15:restartNumberingAfterBreak="0">
-    <w:nsid w:val="3D9B1E9C"/>
-    <w:multiLevelType w:val="hybridMultilevel"/>
-    <w:tmpl w:val="0D9A0CD0"/>
-    <w:lvl w:ilvl="0" w:tplc="240A0001">
-      <w:start w:val="1"/>
-      <w:numFmt w:val="bullet"/>
-      <w:lvlText w:val=""/>
-      <w:lvlJc w:val="left"/>
-      <w:pPr>
-        <w:ind w:left="1429" w:hanging="360"/>
-      </w:pPr>
-      <w:rPr>
-        <w:rFonts w:ascii="Symbol" w:hAnsi="Symbol" w:hint="default"/>
-      </w:rPr>
-    </w:lvl>
-    <w:lvl w:ilvl="1" w:tplc="240A0003" w:tentative="1">
-      <w:start w:val="1"/>
-      <w:numFmt w:val="bullet"/>
-      <w:lvlText w:val="o"/>
-      <w:lvlJc w:val="left"/>
-      <w:pPr>
-        <w:ind w:left="2149" w:hanging="360"/>
-      </w:pPr>
-      <w:rPr>
-        <w:rFonts w:ascii="Courier New" w:hAnsi="Courier New" w:cs="Courier New" w:hint="default"/>
-      </w:rPr>
-    </w:lvl>
-    <w:lvl w:ilvl="2" w:tplc="240A0005" w:tentative="1">
-      <w:start w:val="1"/>
-      <w:numFmt w:val="bullet"/>
-      <w:lvlText w:val=""/>
-      <w:lvlJc w:val="left"/>
-      <w:pPr>
-        <w:ind w:left="2869" w:hanging="360"/>
-      </w:pPr>
-      <w:rPr>
-        <w:rFonts w:ascii="Wingdings" w:hAnsi="Wingdings" w:hint="default"/>
-      </w:rPr>
-    </w:lvl>
-    <w:lvl w:ilvl="3" w:tplc="240A0001" w:tentative="1">
-      <w:start w:val="1"/>
-      <w:numFmt w:val="bullet"/>
-      <w:lvlText w:val=""/>
-      <w:lvlJc w:val="left"/>
-      <w:pPr>
-        <w:ind w:left="3589" w:hanging="360"/>
-      </w:pPr>
-      <w:rPr>
-        <w:rFonts w:ascii="Symbol" w:hAnsi="Symbol" w:hint="default"/>
-      </w:rPr>
-    </w:lvl>
-    <w:lvl w:ilvl="4" w:tplc="240A0003" w:tentative="1">
-      <w:start w:val="1"/>
-      <w:numFmt w:val="bullet"/>
-      <w:lvlText w:val="o"/>
-      <w:lvlJc w:val="left"/>
-      <w:pPr>
-        <w:ind w:left="4309" w:hanging="360"/>
-      </w:pPr>
-      <w:rPr>
-        <w:rFonts w:ascii="Courier New" w:hAnsi="Courier New" w:cs="Courier New" w:hint="default"/>
-      </w:rPr>
-    </w:lvl>
-    <w:lvl w:ilvl="5" w:tplc="240A0005" w:tentative="1">
-      <w:start w:val="1"/>
-      <w:numFmt w:val="bullet"/>
-      <w:lvlText w:val=""/>
-      <w:lvlJc w:val="left"/>
-      <w:pPr>
-        <w:ind w:left="5029" w:hanging="360"/>
-      </w:pPr>
-      <w:rPr>
-        <w:rFonts w:ascii="Wingdings" w:hAnsi="Wingdings" w:hint="default"/>
-      </w:rPr>
-    </w:lvl>
-    <w:lvl w:ilvl="6" w:tplc="240A0001" w:tentative="1">
-      <w:start w:val="1"/>
-      <w:numFmt w:val="bullet"/>
-      <w:lvlText w:val=""/>
-      <w:lvlJc w:val="left"/>
-      <w:pPr>
-        <w:ind w:left="5749" w:hanging="360"/>
-      </w:pPr>
-      <w:rPr>
-        <w:rFonts w:ascii="Symbol" w:hAnsi="Symbol" w:hint="default"/>
-      </w:rPr>
-    </w:lvl>
-    <w:lvl w:ilvl="7" w:tplc="240A0003" w:tentative="1">
-      <w:start w:val="1"/>
-      <w:numFmt w:val="bullet"/>
-      <w:lvlText w:val="o"/>
-      <w:lvlJc w:val="left"/>
-      <w:pPr>
-        <w:ind w:left="6469" w:hanging="360"/>
-      </w:pPr>
-      <w:rPr>
-        <w:rFonts w:ascii="Courier New" w:hAnsi="Courier New" w:cs="Courier New" w:hint="default"/>
-      </w:rPr>
-    </w:lvl>
-    <w:lvl w:ilvl="8" w:tplc="240A0005" w:tentative="1">
-      <w:start w:val="1"/>
-      <w:numFmt w:val="bullet"/>
-      <w:lvlText w:val=""/>
-      <w:lvlJc w:val="left"/>
-      <w:pPr>
-        <w:ind w:left="7189" w:hanging="360"/>
-      </w:pPr>
-      <w:rPr>
-        <w:rFonts w:ascii="Wingdings" w:hAnsi="Wingdings" w:hint="default"/>
-      </w:rPr>
-    </w:lvl>
-  </w:abstractNum>
-  <w:abstractNum w:abstractNumId="25" w15:restartNumberingAfterBreak="0">
-    <w:nsid w:val="426B4F47"/>
-    <w:multiLevelType w:val="multilevel"/>
-    <w:tmpl w:val="2F6A585E"/>
-    <w:lvl w:ilvl="0">
-      <w:start w:val="1"/>
-      <w:numFmt w:val="bullet"/>
-      <w:lvlText w:val=""/>
-      <w:lvlJc w:val="left"/>
-      <w:pPr>
-        <w:tabs>
-          <w:tab w:val="num" w:pos="720"/>
-        </w:tabs>
-        <w:ind w:left="720" w:hanging="360"/>
-      </w:pPr>
-      <w:rPr>
-        <w:rFonts w:ascii="Symbol" w:hAnsi="Symbol" w:hint="default"/>
-        <w:sz w:val="20"/>
-      </w:rPr>
-    </w:lvl>
-    <w:lvl w:ilvl="1" w:tentative="1">
-      <w:start w:val="1"/>
-      <w:numFmt w:val="bullet"/>
-      <w:lvlText w:val="o"/>
-      <w:lvlJc w:val="left"/>
-      <w:pPr>
-        <w:tabs>
-          <w:tab w:val="num" w:pos="1440"/>
-        </w:tabs>
-        <w:ind w:left="1440" w:hanging="360"/>
-      </w:pPr>
-      <w:rPr>
-        <w:rFonts w:ascii="Courier New" w:hAnsi="Courier New" w:hint="default"/>
-        <w:sz w:val="20"/>
-      </w:rPr>
-    </w:lvl>
-    <w:lvl w:ilvl="2" w:tentative="1">
-      <w:start w:val="1"/>
-      <w:numFmt w:val="bullet"/>
-      <w:lvlText w:val=""/>
-      <w:lvlJc w:val="left"/>
-      <w:pPr>
-        <w:tabs>
-          <w:tab w:val="num" w:pos="2160"/>
-        </w:tabs>
-        <w:ind w:left="2160" w:hanging="360"/>
-      </w:pPr>
-      <w:rPr>
-        <w:rFonts w:ascii="Wingdings" w:hAnsi="Wingdings" w:hint="default"/>
-        <w:sz w:val="20"/>
-      </w:rPr>
-    </w:lvl>
-    <w:lvl w:ilvl="3" w:tentative="1">
-      <w:start w:val="1"/>
-      <w:numFmt w:val="bullet"/>
-      <w:lvlText w:val=""/>
-      <w:lvlJc w:val="left"/>
-      <w:pPr>
-        <w:tabs>
-          <w:tab w:val="num" w:pos="2880"/>
-        </w:tabs>
-        <w:ind w:left="2880" w:hanging="360"/>
-      </w:pPr>
-      <w:rPr>
-        <w:rFonts w:ascii="Wingdings" w:hAnsi="Wingdings" w:hint="default"/>
-        <w:sz w:val="20"/>
-      </w:rPr>
-    </w:lvl>
-    <w:lvl w:ilvl="4" w:tentative="1">
-      <w:start w:val="1"/>
-      <w:numFmt w:val="bullet"/>
-      <w:lvlText w:val=""/>
-      <w:lvlJc w:val="left"/>
-      <w:pPr>
-        <w:tabs>
-          <w:tab w:val="num" w:pos="3600"/>
-        </w:tabs>
-        <w:ind w:left="3600" w:hanging="360"/>
-      </w:pPr>
-      <w:rPr>
-        <w:rFonts w:ascii="Wingdings" w:hAnsi="Wingdings" w:hint="default"/>
-        <w:sz w:val="20"/>
-      </w:rPr>
-    </w:lvl>
-    <w:lvl w:ilvl="5" w:tentative="1">
-      <w:start w:val="1"/>
-      <w:numFmt w:val="bullet"/>
-      <w:lvlText w:val=""/>
-      <w:lvlJc w:val="left"/>
-      <w:pPr>
-        <w:tabs>
-          <w:tab w:val="num" w:pos="4320"/>
-        </w:tabs>
-        <w:ind w:left="4320" w:hanging="360"/>
-      </w:pPr>
-      <w:rPr>
-        <w:rFonts w:ascii="Wingdings" w:hAnsi="Wingdings" w:hint="default"/>
-        <w:sz w:val="20"/>
-      </w:rPr>
-    </w:lvl>
-    <w:lvl w:ilvl="6" w:tentative="1">
-      <w:start w:val="1"/>
-      <w:numFmt w:val="bullet"/>
-      <w:lvlText w:val=""/>
-      <w:lvlJc w:val="left"/>
-      <w:pPr>
-        <w:tabs>
-          <w:tab w:val="num" w:pos="5040"/>
-        </w:tabs>
-        <w:ind w:left="5040" w:hanging="360"/>
-      </w:pPr>
-      <w:rPr>
-        <w:rFonts w:ascii="Wingdings" w:hAnsi="Wingdings" w:hint="default"/>
-        <w:sz w:val="20"/>
-      </w:rPr>
-    </w:lvl>
-    <w:lvl w:ilvl="7" w:tentative="1">
-      <w:start w:val="1"/>
-      <w:numFmt w:val="bullet"/>
-      <w:lvlText w:val=""/>
-      <w:lvlJc w:val="left"/>
-      <w:pPr>
-        <w:tabs>
-          <w:tab w:val="num" w:pos="5760"/>
-        </w:tabs>
-        <w:ind w:left="5760" w:hanging="360"/>
-      </w:pPr>
-      <w:rPr>
-        <w:rFonts w:ascii="Wingdings" w:hAnsi="Wingdings" w:hint="default"/>
-        <w:sz w:val="20"/>
-      </w:rPr>
-    </w:lvl>
-    <w:lvl w:ilvl="8" w:tentative="1">
-      <w:start w:val="1"/>
-      <w:numFmt w:val="bullet"/>
-      <w:lvlText w:val=""/>
-      <w:lvlJc w:val="left"/>
-      <w:pPr>
-        <w:tabs>
-          <w:tab w:val="num" w:pos="6480"/>
-        </w:tabs>
-        <w:ind w:left="6480" w:hanging="360"/>
-      </w:pPr>
-      <w:rPr>
-        <w:rFonts w:ascii="Wingdings" w:hAnsi="Wingdings" w:hint="default"/>
-        <w:sz w:val="20"/>
-      </w:rPr>
-    </w:lvl>
-  </w:abstractNum>
-  <w:abstractNum w:abstractNumId="26" w15:restartNumberingAfterBreak="0">
+  <w:abstractNum w:abstractNumId="9" w15:restartNumberingAfterBreak="0">
     <w:nsid w:val="467F49A6"/>
     <w:multiLevelType w:val="multilevel"/>
     <w:tmpl w:val="D2E64B38"/>
@@ -9831,233 +7839,7 @@
       </w:pPr>
     </w:lvl>
   </w:abstractNum>
-  <w:abstractNum w:abstractNumId="27" w15:restartNumberingAfterBreak="0">
-    <w:nsid w:val="46B41C52"/>
-    <w:multiLevelType w:val="multilevel"/>
-    <w:tmpl w:val="733EA274"/>
-    <w:lvl w:ilvl="0">
-      <w:start w:val="2"/>
-      <w:numFmt w:val="decimal"/>
-      <w:lvlText w:val="%1."/>
-      <w:lvlJc w:val="left"/>
-      <w:pPr>
-        <w:tabs>
-          <w:tab w:val="num" w:pos="720"/>
-        </w:tabs>
-        <w:ind w:left="720" w:hanging="360"/>
-      </w:pPr>
-    </w:lvl>
-    <w:lvl w:ilvl="1" w:tentative="1">
-      <w:start w:val="1"/>
-      <w:numFmt w:val="decimal"/>
-      <w:lvlText w:val="%2."/>
-      <w:lvlJc w:val="left"/>
-      <w:pPr>
-        <w:tabs>
-          <w:tab w:val="num" w:pos="1440"/>
-        </w:tabs>
-        <w:ind w:left="1440" w:hanging="360"/>
-      </w:pPr>
-    </w:lvl>
-    <w:lvl w:ilvl="2" w:tentative="1">
-      <w:start w:val="1"/>
-      <w:numFmt w:val="decimal"/>
-      <w:lvlText w:val="%3."/>
-      <w:lvlJc w:val="left"/>
-      <w:pPr>
-        <w:tabs>
-          <w:tab w:val="num" w:pos="2160"/>
-        </w:tabs>
-        <w:ind w:left="2160" w:hanging="360"/>
-      </w:pPr>
-    </w:lvl>
-    <w:lvl w:ilvl="3" w:tentative="1">
-      <w:start w:val="1"/>
-      <w:numFmt w:val="decimal"/>
-      <w:lvlText w:val="%4."/>
-      <w:lvlJc w:val="left"/>
-      <w:pPr>
-        <w:tabs>
-          <w:tab w:val="num" w:pos="2880"/>
-        </w:tabs>
-        <w:ind w:left="2880" w:hanging="360"/>
-      </w:pPr>
-    </w:lvl>
-    <w:lvl w:ilvl="4" w:tentative="1">
-      <w:start w:val="1"/>
-      <w:numFmt w:val="decimal"/>
-      <w:lvlText w:val="%5."/>
-      <w:lvlJc w:val="left"/>
-      <w:pPr>
-        <w:tabs>
-          <w:tab w:val="num" w:pos="3600"/>
-        </w:tabs>
-        <w:ind w:left="3600" w:hanging="360"/>
-      </w:pPr>
-    </w:lvl>
-    <w:lvl w:ilvl="5" w:tentative="1">
-      <w:start w:val="1"/>
-      <w:numFmt w:val="decimal"/>
-      <w:lvlText w:val="%6."/>
-      <w:lvlJc w:val="left"/>
-      <w:pPr>
-        <w:tabs>
-          <w:tab w:val="num" w:pos="4320"/>
-        </w:tabs>
-        <w:ind w:left="4320" w:hanging="360"/>
-      </w:pPr>
-    </w:lvl>
-    <w:lvl w:ilvl="6" w:tentative="1">
-      <w:start w:val="1"/>
-      <w:numFmt w:val="decimal"/>
-      <w:lvlText w:val="%7."/>
-      <w:lvlJc w:val="left"/>
-      <w:pPr>
-        <w:tabs>
-          <w:tab w:val="num" w:pos="5040"/>
-        </w:tabs>
-        <w:ind w:left="5040" w:hanging="360"/>
-      </w:pPr>
-    </w:lvl>
-    <w:lvl w:ilvl="7" w:tentative="1">
-      <w:start w:val="1"/>
-      <w:numFmt w:val="decimal"/>
-      <w:lvlText w:val="%8."/>
-      <w:lvlJc w:val="left"/>
-      <w:pPr>
-        <w:tabs>
-          <w:tab w:val="num" w:pos="5760"/>
-        </w:tabs>
-        <w:ind w:left="5760" w:hanging="360"/>
-      </w:pPr>
-    </w:lvl>
-    <w:lvl w:ilvl="8" w:tentative="1">
-      <w:start w:val="1"/>
-      <w:numFmt w:val="decimal"/>
-      <w:lvlText w:val="%9."/>
-      <w:lvlJc w:val="left"/>
-      <w:pPr>
-        <w:tabs>
-          <w:tab w:val="num" w:pos="6480"/>
-        </w:tabs>
-        <w:ind w:left="6480" w:hanging="360"/>
-      </w:pPr>
-    </w:lvl>
-  </w:abstractNum>
-  <w:abstractNum w:abstractNumId="28" w15:restartNumberingAfterBreak="0">
-    <w:nsid w:val="46E92248"/>
-    <w:multiLevelType w:val="hybridMultilevel"/>
-    <w:tmpl w:val="D6BA2C5C"/>
-    <w:lvl w:ilvl="0" w:tplc="240A0001">
-      <w:start w:val="1"/>
-      <w:numFmt w:val="bullet"/>
-      <w:lvlText w:val=""/>
-      <w:lvlJc w:val="left"/>
-      <w:pPr>
-        <w:ind w:left="1429" w:hanging="360"/>
-      </w:pPr>
-      <w:rPr>
-        <w:rFonts w:ascii="Symbol" w:hAnsi="Symbol" w:hint="default"/>
-      </w:rPr>
-    </w:lvl>
-    <w:lvl w:ilvl="1" w:tplc="240A0003" w:tentative="1">
-      <w:start w:val="1"/>
-      <w:numFmt w:val="bullet"/>
-      <w:lvlText w:val="o"/>
-      <w:lvlJc w:val="left"/>
-      <w:pPr>
-        <w:ind w:left="2149" w:hanging="360"/>
-      </w:pPr>
-      <w:rPr>
-        <w:rFonts w:ascii="Courier New" w:hAnsi="Courier New" w:cs="Courier New" w:hint="default"/>
-      </w:rPr>
-    </w:lvl>
-    <w:lvl w:ilvl="2" w:tplc="240A0005" w:tentative="1">
-      <w:start w:val="1"/>
-      <w:numFmt w:val="bullet"/>
-      <w:lvlText w:val=""/>
-      <w:lvlJc w:val="left"/>
-      <w:pPr>
-        <w:ind w:left="2869" w:hanging="360"/>
-      </w:pPr>
-      <w:rPr>
-        <w:rFonts w:ascii="Wingdings" w:hAnsi="Wingdings" w:hint="default"/>
-      </w:rPr>
-    </w:lvl>
-    <w:lvl w:ilvl="3" w:tplc="240A0001" w:tentative="1">
-      <w:start w:val="1"/>
-      <w:numFmt w:val="bullet"/>
-      <w:lvlText w:val=""/>
-      <w:lvlJc w:val="left"/>
-      <w:pPr>
-        <w:ind w:left="3589" w:hanging="360"/>
-      </w:pPr>
-      <w:rPr>
-        <w:rFonts w:ascii="Symbol" w:hAnsi="Symbol" w:hint="default"/>
-      </w:rPr>
-    </w:lvl>
-    <w:lvl w:ilvl="4" w:tplc="240A0003" w:tentative="1">
-      <w:start w:val="1"/>
-      <w:numFmt w:val="bullet"/>
-      <w:lvlText w:val="o"/>
-      <w:lvlJc w:val="left"/>
-      <w:pPr>
-        <w:ind w:left="4309" w:hanging="360"/>
-      </w:pPr>
-      <w:rPr>
-        <w:rFonts w:ascii="Courier New" w:hAnsi="Courier New" w:cs="Courier New" w:hint="default"/>
-      </w:rPr>
-    </w:lvl>
-    <w:lvl w:ilvl="5" w:tplc="240A0005" w:tentative="1">
-      <w:start w:val="1"/>
-      <w:numFmt w:val="bullet"/>
-      <w:lvlText w:val=""/>
-      <w:lvlJc w:val="left"/>
-      <w:pPr>
-        <w:ind w:left="5029" w:hanging="360"/>
-      </w:pPr>
-      <w:rPr>
-        <w:rFonts w:ascii="Wingdings" w:hAnsi="Wingdings" w:hint="default"/>
-      </w:rPr>
-    </w:lvl>
-    <w:lvl w:ilvl="6" w:tplc="240A0001" w:tentative="1">
-      <w:start w:val="1"/>
-      <w:numFmt w:val="bullet"/>
-      <w:lvlText w:val=""/>
-      <w:lvlJc w:val="left"/>
-      <w:pPr>
-        <w:ind w:left="5749" w:hanging="360"/>
-      </w:pPr>
-      <w:rPr>
-        <w:rFonts w:ascii="Symbol" w:hAnsi="Symbol" w:hint="default"/>
-      </w:rPr>
-    </w:lvl>
-    <w:lvl w:ilvl="7" w:tplc="240A0003" w:tentative="1">
-      <w:start w:val="1"/>
-      <w:numFmt w:val="bullet"/>
-      <w:lvlText w:val="o"/>
-      <w:lvlJc w:val="left"/>
-      <w:pPr>
-        <w:ind w:left="6469" w:hanging="360"/>
-      </w:pPr>
-      <w:rPr>
-        <w:rFonts w:ascii="Courier New" w:hAnsi="Courier New" w:cs="Courier New" w:hint="default"/>
-      </w:rPr>
-    </w:lvl>
-    <w:lvl w:ilvl="8" w:tplc="240A0005" w:tentative="1">
-      <w:start w:val="1"/>
-      <w:numFmt w:val="bullet"/>
-      <w:lvlText w:val=""/>
-      <w:lvlJc w:val="left"/>
-      <w:pPr>
-        <w:ind w:left="7189" w:hanging="360"/>
-      </w:pPr>
-      <w:rPr>
-        <w:rFonts w:ascii="Wingdings" w:hAnsi="Wingdings" w:hint="default"/>
-      </w:rPr>
-    </w:lvl>
-  </w:abstractNum>
-  <w:abstractNum w:abstractNumId="29" w15:restartNumberingAfterBreak="0">
+  <w:abstractNum w:abstractNumId="10" w15:restartNumberingAfterBreak="0">
     <w:nsid w:val="49E4690C"/>
     <w:multiLevelType w:val="hybridMultilevel"/>
     <w:tmpl w:val="8D987960"/>
@@ -10170,156 +7952,120 @@
       </w:rPr>
     </w:lvl>
   </w:abstractNum>
-  <w:abstractNum w:abstractNumId="30" w15:restartNumberingAfterBreak="0">
-    <w:nsid w:val="4B2D39ED"/>
-    <w:multiLevelType w:val="multilevel"/>
-    <w:tmpl w:val="11BA613A"/>
-    <w:lvl w:ilvl="0">
+  <w:abstractNum w:abstractNumId="11" w15:restartNumberingAfterBreak="0">
+    <w:nsid w:val="4D421472"/>
+    <w:multiLevelType w:val="hybridMultilevel"/>
+    <w:tmpl w:val="3C38A96E"/>
+    <w:lvl w:ilvl="0" w:tplc="240A0001">
       <w:start w:val="1"/>
       <w:numFmt w:val="bullet"/>
       <w:lvlText w:val=""/>
       <w:lvlJc w:val="left"/>
       <w:pPr>
-        <w:tabs>
-          <w:tab w:val="num" w:pos="720"/>
-        </w:tabs>
-        <w:ind w:left="720" w:hanging="360"/>
+        <w:ind w:left="2149" w:hanging="360"/>
       </w:pPr>
       <w:rPr>
         <w:rFonts w:ascii="Symbol" w:hAnsi="Symbol" w:hint="default"/>
-        <w:sz w:val="20"/>
-      </w:rPr>
-    </w:lvl>
-    <w:lvl w:ilvl="1" w:tentative="1">
+      </w:rPr>
+    </w:lvl>
+    <w:lvl w:ilvl="1" w:tplc="240A0003" w:tentative="1">
+      <w:start w:val="1"/>
+      <w:numFmt w:val="bullet"/>
+      <w:lvlText w:val="o"/>
+      <w:lvlJc w:val="left"/>
+      <w:pPr>
+        <w:ind w:left="2869" w:hanging="360"/>
+      </w:pPr>
+      <w:rPr>
+        <w:rFonts w:ascii="Courier New" w:hAnsi="Courier New" w:cs="Courier New" w:hint="default"/>
+      </w:rPr>
+    </w:lvl>
+    <w:lvl w:ilvl="2" w:tplc="240A0005" w:tentative="1">
+      <w:start w:val="1"/>
+      <w:numFmt w:val="bullet"/>
+      <w:lvlText w:val=""/>
+      <w:lvlJc w:val="left"/>
+      <w:pPr>
+        <w:ind w:left="3589" w:hanging="360"/>
+      </w:pPr>
+      <w:rPr>
+        <w:rFonts w:ascii="Wingdings" w:hAnsi="Wingdings" w:hint="default"/>
+      </w:rPr>
+    </w:lvl>
+    <w:lvl w:ilvl="3" w:tplc="240A0001" w:tentative="1">
       <w:start w:val="1"/>
       <w:numFmt w:val="bullet"/>
       <w:lvlText w:val=""/>
       <w:lvlJc w:val="left"/>
       <w:pPr>
-        <w:tabs>
-          <w:tab w:val="num" w:pos="1440"/>
-        </w:tabs>
-        <w:ind w:left="1440" w:hanging="360"/>
+        <w:ind w:left="4309" w:hanging="360"/>
       </w:pPr>
       <w:rPr>
         <w:rFonts w:ascii="Symbol" w:hAnsi="Symbol" w:hint="default"/>
-        <w:sz w:val="20"/>
-      </w:rPr>
-    </w:lvl>
-    <w:lvl w:ilvl="2" w:tentative="1">
+      </w:rPr>
+    </w:lvl>
+    <w:lvl w:ilvl="4" w:tplc="240A0003" w:tentative="1">
+      <w:start w:val="1"/>
+      <w:numFmt w:val="bullet"/>
+      <w:lvlText w:val="o"/>
+      <w:lvlJc w:val="left"/>
+      <w:pPr>
+        <w:ind w:left="5029" w:hanging="360"/>
+      </w:pPr>
+      <w:rPr>
+        <w:rFonts w:ascii="Courier New" w:hAnsi="Courier New" w:cs="Courier New" w:hint="default"/>
+      </w:rPr>
+    </w:lvl>
+    <w:lvl w:ilvl="5" w:tplc="240A0005" w:tentative="1">
+      <w:start w:val="1"/>
+      <w:numFmt w:val="bullet"/>
+      <w:lvlText w:val=""/>
+      <w:lvlJc w:val="left"/>
+      <w:pPr>
+        <w:ind w:left="5749" w:hanging="360"/>
+      </w:pPr>
+      <w:rPr>
+        <w:rFonts w:ascii="Wingdings" w:hAnsi="Wingdings" w:hint="default"/>
+      </w:rPr>
+    </w:lvl>
+    <w:lvl w:ilvl="6" w:tplc="240A0001" w:tentative="1">
       <w:start w:val="1"/>
       <w:numFmt w:val="bullet"/>
       <w:lvlText w:val=""/>
       <w:lvlJc w:val="left"/>
       <w:pPr>
-        <w:tabs>
-          <w:tab w:val="num" w:pos="2160"/>
-        </w:tabs>
-        <w:ind w:left="2160" w:hanging="360"/>
+        <w:ind w:left="6469" w:hanging="360"/>
       </w:pPr>
       <w:rPr>
         <w:rFonts w:ascii="Symbol" w:hAnsi="Symbol" w:hint="default"/>
-        <w:sz w:val="20"/>
-      </w:rPr>
-    </w:lvl>
-    <w:lvl w:ilvl="3" w:tentative="1">
-      <w:start w:val="1"/>
-      <w:numFmt w:val="bullet"/>
-      <w:lvlText w:val=""/>
-      <w:lvlJc w:val="left"/>
-      <w:pPr>
-        <w:tabs>
-          <w:tab w:val="num" w:pos="2880"/>
-        </w:tabs>
-        <w:ind w:left="2880" w:hanging="360"/>
-      </w:pPr>
-      <w:rPr>
-        <w:rFonts w:ascii="Symbol" w:hAnsi="Symbol" w:hint="default"/>
-        <w:sz w:val="20"/>
-      </w:rPr>
-    </w:lvl>
-    <w:lvl w:ilvl="4" w:tentative="1">
-      <w:start w:val="1"/>
-      <w:numFmt w:val="bullet"/>
-      <w:lvlText w:val=""/>
-      <w:lvlJc w:val="left"/>
-      <w:pPr>
-        <w:tabs>
-          <w:tab w:val="num" w:pos="3600"/>
-        </w:tabs>
-        <w:ind w:left="3600" w:hanging="360"/>
-      </w:pPr>
-      <w:rPr>
-        <w:rFonts w:ascii="Symbol" w:hAnsi="Symbol" w:hint="default"/>
-        <w:sz w:val="20"/>
-      </w:rPr>
-    </w:lvl>
-    <w:lvl w:ilvl="5" w:tentative="1">
-      <w:start w:val="1"/>
-      <w:numFmt w:val="bullet"/>
-      <w:lvlText w:val=""/>
-      <w:lvlJc w:val="left"/>
-      <w:pPr>
-        <w:tabs>
-          <w:tab w:val="num" w:pos="4320"/>
-        </w:tabs>
-        <w:ind w:left="4320" w:hanging="360"/>
-      </w:pPr>
-      <w:rPr>
-        <w:rFonts w:ascii="Symbol" w:hAnsi="Symbol" w:hint="default"/>
-        <w:sz w:val="20"/>
-      </w:rPr>
-    </w:lvl>
-    <w:lvl w:ilvl="6" w:tentative="1">
-      <w:start w:val="1"/>
-      <w:numFmt w:val="bullet"/>
-      <w:lvlText w:val=""/>
-      <w:lvlJc w:val="left"/>
-      <w:pPr>
-        <w:tabs>
-          <w:tab w:val="num" w:pos="5040"/>
-        </w:tabs>
-        <w:ind w:left="5040" w:hanging="360"/>
-      </w:pPr>
-      <w:rPr>
-        <w:rFonts w:ascii="Symbol" w:hAnsi="Symbol" w:hint="default"/>
-        <w:sz w:val="20"/>
-      </w:rPr>
-    </w:lvl>
-    <w:lvl w:ilvl="7" w:tentative="1">
-      <w:start w:val="1"/>
-      <w:numFmt w:val="bullet"/>
-      <w:lvlText w:val=""/>
-      <w:lvlJc w:val="left"/>
-      <w:pPr>
-        <w:tabs>
-          <w:tab w:val="num" w:pos="5760"/>
-        </w:tabs>
-        <w:ind w:left="5760" w:hanging="360"/>
-      </w:pPr>
-      <w:rPr>
-        <w:rFonts w:ascii="Symbol" w:hAnsi="Symbol" w:hint="default"/>
-        <w:sz w:val="20"/>
-      </w:rPr>
-    </w:lvl>
-    <w:lvl w:ilvl="8" w:tentative="1">
-      <w:start w:val="1"/>
-      <w:numFmt w:val="bullet"/>
-      <w:lvlText w:val=""/>
-      <w:lvlJc w:val="left"/>
-      <w:pPr>
-        <w:tabs>
-          <w:tab w:val="num" w:pos="6480"/>
-        </w:tabs>
-        <w:ind w:left="6480" w:hanging="360"/>
-      </w:pPr>
-      <w:rPr>
-        <w:rFonts w:ascii="Symbol" w:hAnsi="Symbol" w:hint="default"/>
-        <w:sz w:val="20"/>
+      </w:rPr>
+    </w:lvl>
+    <w:lvl w:ilvl="7" w:tplc="240A0003" w:tentative="1">
+      <w:start w:val="1"/>
+      <w:numFmt w:val="bullet"/>
+      <w:lvlText w:val="o"/>
+      <w:lvlJc w:val="left"/>
+      <w:pPr>
+        <w:ind w:left="7189" w:hanging="360"/>
+      </w:pPr>
+      <w:rPr>
+        <w:rFonts w:ascii="Courier New" w:hAnsi="Courier New" w:cs="Courier New" w:hint="default"/>
+      </w:rPr>
+    </w:lvl>
+    <w:lvl w:ilvl="8" w:tplc="240A0005" w:tentative="1">
+      <w:start w:val="1"/>
+      <w:numFmt w:val="bullet"/>
+      <w:lvlText w:val=""/>
+      <w:lvlJc w:val="left"/>
+      <w:pPr>
+        <w:ind w:left="7909" w:hanging="360"/>
+      </w:pPr>
+      <w:rPr>
+        <w:rFonts w:ascii="Wingdings" w:hAnsi="Wingdings" w:hint="default"/>
       </w:rPr>
     </w:lvl>
   </w:abstractNum>
-  <w:abstractNum w:abstractNumId="31" w15:restartNumberingAfterBreak="0">
+  <w:abstractNum w:abstractNumId="12" w15:restartNumberingAfterBreak="0">
     <w:nsid w:val="4D4D51F4"/>
     <w:multiLevelType w:val="hybridMultilevel"/>
     <w:tmpl w:val="A858BF00"/>
@@ -10432,7 +8178,7 @@
       </w:rPr>
     </w:lvl>
   </w:abstractNum>
-  <w:abstractNum w:abstractNumId="32" w15:restartNumberingAfterBreak="0">
+  <w:abstractNum w:abstractNumId="13" w15:restartNumberingAfterBreak="0">
     <w:nsid w:val="4EBE1EF6"/>
     <w:multiLevelType w:val="hybridMultilevel"/>
     <w:tmpl w:val="F6A60586"/>
@@ -10525,7 +8271,7 @@
       </w:pPr>
     </w:lvl>
   </w:abstractNum>
-  <w:abstractNum w:abstractNumId="33" w15:restartNumberingAfterBreak="0">
+  <w:abstractNum w:abstractNumId="14" w15:restartNumberingAfterBreak="0">
     <w:nsid w:val="4FDF6AD8"/>
     <w:multiLevelType w:val="hybridMultilevel"/>
     <w:tmpl w:val="762862B8"/>
@@ -10638,120 +8384,7 @@
       </w:rPr>
     </w:lvl>
   </w:abstractNum>
-  <w:abstractNum w:abstractNumId="34" w15:restartNumberingAfterBreak="0">
-    <w:nsid w:val="52DA3C3B"/>
-    <w:multiLevelType w:val="hybridMultilevel"/>
-    <w:tmpl w:val="EA8694F8"/>
-    <w:lvl w:ilvl="0" w:tplc="240A0001">
-      <w:start w:val="1"/>
-      <w:numFmt w:val="bullet"/>
-      <w:lvlText w:val=""/>
-      <w:lvlJc w:val="left"/>
-      <w:pPr>
-        <w:ind w:left="1429" w:hanging="360"/>
-      </w:pPr>
-      <w:rPr>
-        <w:rFonts w:ascii="Symbol" w:hAnsi="Symbol" w:hint="default"/>
-      </w:rPr>
-    </w:lvl>
-    <w:lvl w:ilvl="1" w:tplc="240A0003" w:tentative="1">
-      <w:start w:val="1"/>
-      <w:numFmt w:val="bullet"/>
-      <w:lvlText w:val="o"/>
-      <w:lvlJc w:val="left"/>
-      <w:pPr>
-        <w:ind w:left="2149" w:hanging="360"/>
-      </w:pPr>
-      <w:rPr>
-        <w:rFonts w:ascii="Courier New" w:hAnsi="Courier New" w:cs="Courier New" w:hint="default"/>
-      </w:rPr>
-    </w:lvl>
-    <w:lvl w:ilvl="2" w:tplc="240A0005" w:tentative="1">
-      <w:start w:val="1"/>
-      <w:numFmt w:val="bullet"/>
-      <w:lvlText w:val=""/>
-      <w:lvlJc w:val="left"/>
-      <w:pPr>
-        <w:ind w:left="2869" w:hanging="360"/>
-      </w:pPr>
-      <w:rPr>
-        <w:rFonts w:ascii="Wingdings" w:hAnsi="Wingdings" w:hint="default"/>
-      </w:rPr>
-    </w:lvl>
-    <w:lvl w:ilvl="3" w:tplc="240A0001" w:tentative="1">
-      <w:start w:val="1"/>
-      <w:numFmt w:val="bullet"/>
-      <w:lvlText w:val=""/>
-      <w:lvlJc w:val="left"/>
-      <w:pPr>
-        <w:ind w:left="3589" w:hanging="360"/>
-      </w:pPr>
-      <w:rPr>
-        <w:rFonts w:ascii="Symbol" w:hAnsi="Symbol" w:hint="default"/>
-      </w:rPr>
-    </w:lvl>
-    <w:lvl w:ilvl="4" w:tplc="240A0003" w:tentative="1">
-      <w:start w:val="1"/>
-      <w:numFmt w:val="bullet"/>
-      <w:lvlText w:val="o"/>
-      <w:lvlJc w:val="left"/>
-      <w:pPr>
-        <w:ind w:left="4309" w:hanging="360"/>
-      </w:pPr>
-      <w:rPr>
-        <w:rFonts w:ascii="Courier New" w:hAnsi="Courier New" w:cs="Courier New" w:hint="default"/>
-      </w:rPr>
-    </w:lvl>
-    <w:lvl w:ilvl="5" w:tplc="240A0005" w:tentative="1">
-      <w:start w:val="1"/>
-      <w:numFmt w:val="bullet"/>
-      <w:lvlText w:val=""/>
-      <w:lvlJc w:val="left"/>
-      <w:pPr>
-        <w:ind w:left="5029" w:hanging="360"/>
-      </w:pPr>
-      <w:rPr>
-        <w:rFonts w:ascii="Wingdings" w:hAnsi="Wingdings" w:hint="default"/>
-      </w:rPr>
-    </w:lvl>
-    <w:lvl w:ilvl="6" w:tplc="240A0001" w:tentative="1">
-      <w:start w:val="1"/>
-      <w:numFmt w:val="bullet"/>
-      <w:lvlText w:val=""/>
-      <w:lvlJc w:val="left"/>
-      <w:pPr>
-        <w:ind w:left="5749" w:hanging="360"/>
-      </w:pPr>
-      <w:rPr>
-        <w:rFonts w:ascii="Symbol" w:hAnsi="Symbol" w:hint="default"/>
-      </w:rPr>
-    </w:lvl>
-    <w:lvl w:ilvl="7" w:tplc="240A0003" w:tentative="1">
-      <w:start w:val="1"/>
-      <w:numFmt w:val="bullet"/>
-      <w:lvlText w:val="o"/>
-      <w:lvlJc w:val="left"/>
-      <w:pPr>
-        <w:ind w:left="6469" w:hanging="360"/>
-      </w:pPr>
-      <w:rPr>
-        <w:rFonts w:ascii="Courier New" w:hAnsi="Courier New" w:cs="Courier New" w:hint="default"/>
-      </w:rPr>
-    </w:lvl>
-    <w:lvl w:ilvl="8" w:tplc="240A0005" w:tentative="1">
-      <w:start w:val="1"/>
-      <w:numFmt w:val="bullet"/>
-      <w:lvlText w:val=""/>
-      <w:lvlJc w:val="left"/>
-      <w:pPr>
-        <w:ind w:left="7189" w:hanging="360"/>
-      </w:pPr>
-      <w:rPr>
-        <w:rFonts w:ascii="Wingdings" w:hAnsi="Wingdings" w:hint="default"/>
-      </w:rPr>
-    </w:lvl>
-  </w:abstractNum>
-  <w:abstractNum w:abstractNumId="35" w15:restartNumberingAfterBreak="0">
+  <w:abstractNum w:abstractNumId="15" w15:restartNumberingAfterBreak="0">
     <w:nsid w:val="53F808F9"/>
     <w:multiLevelType w:val="hybridMultilevel"/>
     <w:tmpl w:val="EE3296E6"/>
@@ -10864,7 +8497,120 @@
       </w:rPr>
     </w:lvl>
   </w:abstractNum>
-  <w:abstractNum w:abstractNumId="36" w15:restartNumberingAfterBreak="0">
+  <w:abstractNum w:abstractNumId="16" w15:restartNumberingAfterBreak="0">
+    <w:nsid w:val="545F7F38"/>
+    <w:multiLevelType w:val="hybridMultilevel"/>
+    <w:tmpl w:val="F61EA946"/>
+    <w:lvl w:ilvl="0" w:tplc="240A0001">
+      <w:start w:val="1"/>
+      <w:numFmt w:val="bullet"/>
+      <w:lvlText w:val=""/>
+      <w:lvlJc w:val="left"/>
+      <w:pPr>
+        <w:ind w:left="720" w:hanging="360"/>
+      </w:pPr>
+      <w:rPr>
+        <w:rFonts w:ascii="Symbol" w:hAnsi="Symbol" w:hint="default"/>
+      </w:rPr>
+    </w:lvl>
+    <w:lvl w:ilvl="1" w:tplc="240A0003" w:tentative="1">
+      <w:start w:val="1"/>
+      <w:numFmt w:val="bullet"/>
+      <w:lvlText w:val="o"/>
+      <w:lvlJc w:val="left"/>
+      <w:pPr>
+        <w:ind w:left="1440" w:hanging="360"/>
+      </w:pPr>
+      <w:rPr>
+        <w:rFonts w:ascii="Courier New" w:hAnsi="Courier New" w:cs="Courier New" w:hint="default"/>
+      </w:rPr>
+    </w:lvl>
+    <w:lvl w:ilvl="2" w:tplc="240A0005" w:tentative="1">
+      <w:start w:val="1"/>
+      <w:numFmt w:val="bullet"/>
+      <w:lvlText w:val=""/>
+      <w:lvlJc w:val="left"/>
+      <w:pPr>
+        <w:ind w:left="2160" w:hanging="360"/>
+      </w:pPr>
+      <w:rPr>
+        <w:rFonts w:ascii="Wingdings" w:hAnsi="Wingdings" w:hint="default"/>
+      </w:rPr>
+    </w:lvl>
+    <w:lvl w:ilvl="3" w:tplc="240A0001" w:tentative="1">
+      <w:start w:val="1"/>
+      <w:numFmt w:val="bullet"/>
+      <w:lvlText w:val=""/>
+      <w:lvlJc w:val="left"/>
+      <w:pPr>
+        <w:ind w:left="2880" w:hanging="360"/>
+      </w:pPr>
+      <w:rPr>
+        <w:rFonts w:ascii="Symbol" w:hAnsi="Symbol" w:hint="default"/>
+      </w:rPr>
+    </w:lvl>
+    <w:lvl w:ilvl="4" w:tplc="240A0003" w:tentative="1">
+      <w:start w:val="1"/>
+      <w:numFmt w:val="bullet"/>
+      <w:lvlText w:val="o"/>
+      <w:lvlJc w:val="left"/>
+      <w:pPr>
+        <w:ind w:left="3600" w:hanging="360"/>
+      </w:pPr>
+      <w:rPr>
+        <w:rFonts w:ascii="Courier New" w:hAnsi="Courier New" w:cs="Courier New" w:hint="default"/>
+      </w:rPr>
+    </w:lvl>
+    <w:lvl w:ilvl="5" w:tplc="240A0005" w:tentative="1">
+      <w:start w:val="1"/>
+      <w:numFmt w:val="bullet"/>
+      <w:lvlText w:val=""/>
+      <w:lvlJc w:val="left"/>
+      <w:pPr>
+        <w:ind w:left="4320" w:hanging="360"/>
+      </w:pPr>
+      <w:rPr>
+        <w:rFonts w:ascii="Wingdings" w:hAnsi="Wingdings" w:hint="default"/>
+      </w:rPr>
+    </w:lvl>
+    <w:lvl w:ilvl="6" w:tplc="240A0001" w:tentative="1">
+      <w:start w:val="1"/>
+      <w:numFmt w:val="bullet"/>
+      <w:lvlText w:val=""/>
+      <w:lvlJc w:val="left"/>
+      <w:pPr>
+        <w:ind w:left="5040" w:hanging="360"/>
+      </w:pPr>
+      <w:rPr>
+        <w:rFonts w:ascii="Symbol" w:hAnsi="Symbol" w:hint="default"/>
+      </w:rPr>
+    </w:lvl>
+    <w:lvl w:ilvl="7" w:tplc="240A0003" w:tentative="1">
+      <w:start w:val="1"/>
+      <w:numFmt w:val="bullet"/>
+      <w:lvlText w:val="o"/>
+      <w:lvlJc w:val="left"/>
+      <w:pPr>
+        <w:ind w:left="5760" w:hanging="360"/>
+      </w:pPr>
+      <w:rPr>
+        <w:rFonts w:ascii="Courier New" w:hAnsi="Courier New" w:cs="Courier New" w:hint="default"/>
+      </w:rPr>
+    </w:lvl>
+    <w:lvl w:ilvl="8" w:tplc="240A0005" w:tentative="1">
+      <w:start w:val="1"/>
+      <w:numFmt w:val="bullet"/>
+      <w:lvlText w:val=""/>
+      <w:lvlJc w:val="left"/>
+      <w:pPr>
+        <w:ind w:left="6480" w:hanging="360"/>
+      </w:pPr>
+      <w:rPr>
+        <w:rFonts w:ascii="Wingdings" w:hAnsi="Wingdings" w:hint="default"/>
+      </w:rPr>
+    </w:lvl>
+  </w:abstractNum>
+  <w:abstractNum w:abstractNumId="17" w15:restartNumberingAfterBreak="0">
     <w:nsid w:val="55557472"/>
     <w:multiLevelType w:val="hybridMultilevel"/>
     <w:tmpl w:val="1B90CADA"/>
@@ -10977,480 +8723,120 @@
       </w:rPr>
     </w:lvl>
   </w:abstractNum>
-  <w:abstractNum w:abstractNumId="37" w15:restartNumberingAfterBreak="0">
-    <w:nsid w:val="58242347"/>
+  <w:abstractNum w:abstractNumId="18" w15:restartNumberingAfterBreak="0">
+    <w:nsid w:val="55CD5793"/>
     <w:multiLevelType w:val="hybridMultilevel"/>
-    <w:tmpl w:val="4AF2BBF4"/>
+    <w:tmpl w:val="FA88F438"/>
     <w:lvl w:ilvl="0" w:tplc="240A0001">
       <w:start w:val="1"/>
       <w:numFmt w:val="bullet"/>
       <w:lvlText w:val=""/>
       <w:lvlJc w:val="left"/>
       <w:pPr>
-        <w:ind w:left="1429" w:hanging="360"/>
+        <w:ind w:left="720" w:hanging="360"/>
       </w:pPr>
       <w:rPr>
         <w:rFonts w:ascii="Symbol" w:hAnsi="Symbol" w:hint="default"/>
       </w:rPr>
     </w:lvl>
-    <w:lvl w:ilvl="1" w:tplc="240A0019" w:tentative="1">
-      <w:start w:val="1"/>
-      <w:numFmt w:val="lowerLetter"/>
-      <w:lvlText w:val="%2."/>
-      <w:lvlJc w:val="left"/>
-      <w:pPr>
-        <w:ind w:left="2149" w:hanging="360"/>
-      </w:pPr>
-    </w:lvl>
-    <w:lvl w:ilvl="2" w:tplc="240A001B" w:tentative="1">
-      <w:start w:val="1"/>
-      <w:numFmt w:val="lowerRoman"/>
-      <w:lvlText w:val="%3."/>
-      <w:lvlJc w:val="right"/>
-      <w:pPr>
-        <w:ind w:left="2869" w:hanging="180"/>
-      </w:pPr>
-    </w:lvl>
-    <w:lvl w:ilvl="3" w:tplc="240A000F" w:tentative="1">
-      <w:start w:val="1"/>
-      <w:numFmt w:val="decimal"/>
-      <w:lvlText w:val="%4."/>
-      <w:lvlJc w:val="left"/>
-      <w:pPr>
-        <w:ind w:left="3589" w:hanging="360"/>
-      </w:pPr>
-    </w:lvl>
-    <w:lvl w:ilvl="4" w:tplc="240A0019" w:tentative="1">
-      <w:start w:val="1"/>
-      <w:numFmt w:val="lowerLetter"/>
-      <w:lvlText w:val="%5."/>
-      <w:lvlJc w:val="left"/>
-      <w:pPr>
-        <w:ind w:left="4309" w:hanging="360"/>
-      </w:pPr>
-    </w:lvl>
-    <w:lvl w:ilvl="5" w:tplc="240A001B" w:tentative="1">
-      <w:start w:val="1"/>
-      <w:numFmt w:val="lowerRoman"/>
-      <w:lvlText w:val="%6."/>
-      <w:lvlJc w:val="right"/>
-      <w:pPr>
-        <w:ind w:left="5029" w:hanging="180"/>
-      </w:pPr>
-    </w:lvl>
-    <w:lvl w:ilvl="6" w:tplc="240A000F" w:tentative="1">
-      <w:start w:val="1"/>
-      <w:numFmt w:val="decimal"/>
-      <w:lvlText w:val="%7."/>
-      <w:lvlJc w:val="left"/>
-      <w:pPr>
-        <w:ind w:left="5749" w:hanging="360"/>
-      </w:pPr>
-    </w:lvl>
-    <w:lvl w:ilvl="7" w:tplc="240A0019" w:tentative="1">
-      <w:start w:val="1"/>
-      <w:numFmt w:val="lowerLetter"/>
-      <w:lvlText w:val="%8."/>
-      <w:lvlJc w:val="left"/>
-      <w:pPr>
-        <w:ind w:left="6469" w:hanging="360"/>
-      </w:pPr>
-    </w:lvl>
-    <w:lvl w:ilvl="8" w:tplc="240A001B" w:tentative="1">
-      <w:start w:val="1"/>
-      <w:numFmt w:val="lowerRoman"/>
-      <w:lvlText w:val="%9."/>
-      <w:lvlJc w:val="right"/>
-      <w:pPr>
-        <w:ind w:left="7189" w:hanging="180"/>
-      </w:pPr>
+    <w:lvl w:ilvl="1" w:tplc="240A0003" w:tentative="1">
+      <w:start w:val="1"/>
+      <w:numFmt w:val="bullet"/>
+      <w:lvlText w:val="o"/>
+      <w:lvlJc w:val="left"/>
+      <w:pPr>
+        <w:ind w:left="1440" w:hanging="360"/>
+      </w:pPr>
+      <w:rPr>
+        <w:rFonts w:ascii="Courier New" w:hAnsi="Courier New" w:cs="Courier New" w:hint="default"/>
+      </w:rPr>
+    </w:lvl>
+    <w:lvl w:ilvl="2" w:tplc="240A0005" w:tentative="1">
+      <w:start w:val="1"/>
+      <w:numFmt w:val="bullet"/>
+      <w:lvlText w:val=""/>
+      <w:lvlJc w:val="left"/>
+      <w:pPr>
+        <w:ind w:left="2160" w:hanging="360"/>
+      </w:pPr>
+      <w:rPr>
+        <w:rFonts w:ascii="Wingdings" w:hAnsi="Wingdings" w:hint="default"/>
+      </w:rPr>
+    </w:lvl>
+    <w:lvl w:ilvl="3" w:tplc="240A0001" w:tentative="1">
+      <w:start w:val="1"/>
+      <w:numFmt w:val="bullet"/>
+      <w:lvlText w:val=""/>
+      <w:lvlJc w:val="left"/>
+      <w:pPr>
+        <w:ind w:left="2880" w:hanging="360"/>
+      </w:pPr>
+      <w:rPr>
+        <w:rFonts w:ascii="Symbol" w:hAnsi="Symbol" w:hint="default"/>
+      </w:rPr>
+    </w:lvl>
+    <w:lvl w:ilvl="4" w:tplc="240A0003" w:tentative="1">
+      <w:start w:val="1"/>
+      <w:numFmt w:val="bullet"/>
+      <w:lvlText w:val="o"/>
+      <w:lvlJc w:val="left"/>
+      <w:pPr>
+        <w:ind w:left="3600" w:hanging="360"/>
+      </w:pPr>
+      <w:rPr>
+        <w:rFonts w:ascii="Courier New" w:hAnsi="Courier New" w:cs="Courier New" w:hint="default"/>
+      </w:rPr>
+    </w:lvl>
+    <w:lvl w:ilvl="5" w:tplc="240A0005" w:tentative="1">
+      <w:start w:val="1"/>
+      <w:numFmt w:val="bullet"/>
+      <w:lvlText w:val=""/>
+      <w:lvlJc w:val="left"/>
+      <w:pPr>
+        <w:ind w:left="4320" w:hanging="360"/>
+      </w:pPr>
+      <w:rPr>
+        <w:rFonts w:ascii="Wingdings" w:hAnsi="Wingdings" w:hint="default"/>
+      </w:rPr>
+    </w:lvl>
+    <w:lvl w:ilvl="6" w:tplc="240A0001" w:tentative="1">
+      <w:start w:val="1"/>
+      <w:numFmt w:val="bullet"/>
+      <w:lvlText w:val=""/>
+      <w:lvlJc w:val="left"/>
+      <w:pPr>
+        <w:ind w:left="5040" w:hanging="360"/>
+      </w:pPr>
+      <w:rPr>
+        <w:rFonts w:ascii="Symbol" w:hAnsi="Symbol" w:hint="default"/>
+      </w:rPr>
+    </w:lvl>
+    <w:lvl w:ilvl="7" w:tplc="240A0003" w:tentative="1">
+      <w:start w:val="1"/>
+      <w:numFmt w:val="bullet"/>
+      <w:lvlText w:val="o"/>
+      <w:lvlJc w:val="left"/>
+      <w:pPr>
+        <w:ind w:left="5760" w:hanging="360"/>
+      </w:pPr>
+      <w:rPr>
+        <w:rFonts w:ascii="Courier New" w:hAnsi="Courier New" w:cs="Courier New" w:hint="default"/>
+      </w:rPr>
+    </w:lvl>
+    <w:lvl w:ilvl="8" w:tplc="240A0005" w:tentative="1">
+      <w:start w:val="1"/>
+      <w:numFmt w:val="bullet"/>
+      <w:lvlText w:val=""/>
+      <w:lvlJc w:val="left"/>
+      <w:pPr>
+        <w:ind w:left="6480" w:hanging="360"/>
+      </w:pPr>
+      <w:rPr>
+        <w:rFonts w:ascii="Wingdings" w:hAnsi="Wingdings" w:hint="default"/>
+      </w:rPr>
     </w:lvl>
   </w:abstractNum>
-  <w:abstractNum w:abstractNumId="38" w15:restartNumberingAfterBreak="0">
-    <w:nsid w:val="5BA811DE"/>
-    <w:multiLevelType w:val="multilevel"/>
-    <w:tmpl w:val="62FCD33C"/>
-    <w:lvl w:ilvl="0">
-      <w:start w:val="1"/>
-      <w:numFmt w:val="bullet"/>
-      <w:lvlText w:val=""/>
-      <w:lvlJc w:val="left"/>
-      <w:pPr>
-        <w:tabs>
-          <w:tab w:val="num" w:pos="720"/>
-        </w:tabs>
-        <w:ind w:left="720" w:hanging="360"/>
-      </w:pPr>
-      <w:rPr>
-        <w:rFonts w:ascii="Symbol" w:hAnsi="Symbol" w:hint="default"/>
-        <w:sz w:val="20"/>
-      </w:rPr>
-    </w:lvl>
-    <w:lvl w:ilvl="1" w:tentative="1">
-      <w:start w:val="1"/>
-      <w:numFmt w:val="bullet"/>
-      <w:lvlText w:val=""/>
-      <w:lvlJc w:val="left"/>
-      <w:pPr>
-        <w:tabs>
-          <w:tab w:val="num" w:pos="1440"/>
-        </w:tabs>
-        <w:ind w:left="1440" w:hanging="360"/>
-      </w:pPr>
-      <w:rPr>
-        <w:rFonts w:ascii="Symbol" w:hAnsi="Symbol" w:hint="default"/>
-        <w:sz w:val="20"/>
-      </w:rPr>
-    </w:lvl>
-    <w:lvl w:ilvl="2" w:tentative="1">
-      <w:start w:val="1"/>
-      <w:numFmt w:val="bullet"/>
-      <w:lvlText w:val=""/>
-      <w:lvlJc w:val="left"/>
-      <w:pPr>
-        <w:tabs>
-          <w:tab w:val="num" w:pos="2160"/>
-        </w:tabs>
-        <w:ind w:left="2160" w:hanging="360"/>
-      </w:pPr>
-      <w:rPr>
-        <w:rFonts w:ascii="Symbol" w:hAnsi="Symbol" w:hint="default"/>
-        <w:sz w:val="20"/>
-      </w:rPr>
-    </w:lvl>
-    <w:lvl w:ilvl="3" w:tentative="1">
-      <w:start w:val="1"/>
-      <w:numFmt w:val="bullet"/>
-      <w:lvlText w:val=""/>
-      <w:lvlJc w:val="left"/>
-      <w:pPr>
-        <w:tabs>
-          <w:tab w:val="num" w:pos="2880"/>
-        </w:tabs>
-        <w:ind w:left="2880" w:hanging="360"/>
-      </w:pPr>
-      <w:rPr>
-        <w:rFonts w:ascii="Symbol" w:hAnsi="Symbol" w:hint="default"/>
-        <w:sz w:val="20"/>
-      </w:rPr>
-    </w:lvl>
-    <w:lvl w:ilvl="4" w:tentative="1">
-      <w:start w:val="1"/>
-      <w:numFmt w:val="bullet"/>
-      <w:lvlText w:val=""/>
-      <w:lvlJc w:val="left"/>
-      <w:pPr>
-        <w:tabs>
-          <w:tab w:val="num" w:pos="3600"/>
-        </w:tabs>
-        <w:ind w:left="3600" w:hanging="360"/>
-      </w:pPr>
-      <w:rPr>
-        <w:rFonts w:ascii="Symbol" w:hAnsi="Symbol" w:hint="default"/>
-        <w:sz w:val="20"/>
-      </w:rPr>
-    </w:lvl>
-    <w:lvl w:ilvl="5" w:tentative="1">
-      <w:start w:val="1"/>
-      <w:numFmt w:val="bullet"/>
-      <w:lvlText w:val=""/>
-      <w:lvlJc w:val="left"/>
-      <w:pPr>
-        <w:tabs>
-          <w:tab w:val="num" w:pos="4320"/>
-        </w:tabs>
-        <w:ind w:left="4320" w:hanging="360"/>
-      </w:pPr>
-      <w:rPr>
-        <w:rFonts w:ascii="Symbol" w:hAnsi="Symbol" w:hint="default"/>
-        <w:sz w:val="20"/>
-      </w:rPr>
-    </w:lvl>
-    <w:lvl w:ilvl="6" w:tentative="1">
-      <w:start w:val="1"/>
-      <w:numFmt w:val="bullet"/>
-      <w:lvlText w:val=""/>
-      <w:lvlJc w:val="left"/>
-      <w:pPr>
-        <w:tabs>
-          <w:tab w:val="num" w:pos="5040"/>
-        </w:tabs>
-        <w:ind w:left="5040" w:hanging="360"/>
-      </w:pPr>
-      <w:rPr>
-        <w:rFonts w:ascii="Symbol" w:hAnsi="Symbol" w:hint="default"/>
-        <w:sz w:val="20"/>
-      </w:rPr>
-    </w:lvl>
-    <w:lvl w:ilvl="7" w:tentative="1">
-      <w:start w:val="1"/>
-      <w:numFmt w:val="bullet"/>
-      <w:lvlText w:val=""/>
-      <w:lvlJc w:val="left"/>
-      <w:pPr>
-        <w:tabs>
-          <w:tab w:val="num" w:pos="5760"/>
-        </w:tabs>
-        <w:ind w:left="5760" w:hanging="360"/>
-      </w:pPr>
-      <w:rPr>
-        <w:rFonts w:ascii="Symbol" w:hAnsi="Symbol" w:hint="default"/>
-        <w:sz w:val="20"/>
-      </w:rPr>
-    </w:lvl>
-    <w:lvl w:ilvl="8" w:tentative="1">
-      <w:start w:val="1"/>
-      <w:numFmt w:val="bullet"/>
-      <w:lvlText w:val=""/>
-      <w:lvlJc w:val="left"/>
-      <w:pPr>
-        <w:tabs>
-          <w:tab w:val="num" w:pos="6480"/>
-        </w:tabs>
-        <w:ind w:left="6480" w:hanging="360"/>
-      </w:pPr>
-      <w:rPr>
-        <w:rFonts w:ascii="Symbol" w:hAnsi="Symbol" w:hint="default"/>
-        <w:sz w:val="20"/>
-      </w:rPr>
-    </w:lvl>
-  </w:abstractNum>
-  <w:abstractNum w:abstractNumId="39" w15:restartNumberingAfterBreak="0">
-    <w:nsid w:val="5D932186"/>
-    <w:multiLevelType w:val="multilevel"/>
-    <w:tmpl w:val="7CEE233E"/>
-    <w:lvl w:ilvl="0">
-      <w:start w:val="1"/>
-      <w:numFmt w:val="bullet"/>
-      <w:lvlText w:val=""/>
-      <w:lvlJc w:val="left"/>
-      <w:pPr>
-        <w:tabs>
-          <w:tab w:val="num" w:pos="720"/>
-        </w:tabs>
-        <w:ind w:left="720" w:hanging="360"/>
-      </w:pPr>
-      <w:rPr>
-        <w:rFonts w:ascii="Symbol" w:hAnsi="Symbol" w:hint="default"/>
-        <w:sz w:val="20"/>
-      </w:rPr>
-    </w:lvl>
-    <w:lvl w:ilvl="1" w:tentative="1">
-      <w:start w:val="1"/>
-      <w:numFmt w:val="bullet"/>
-      <w:lvlText w:val=""/>
-      <w:lvlJc w:val="left"/>
-      <w:pPr>
-        <w:tabs>
-          <w:tab w:val="num" w:pos="1440"/>
-        </w:tabs>
-        <w:ind w:left="1440" w:hanging="360"/>
-      </w:pPr>
-      <w:rPr>
-        <w:rFonts w:ascii="Symbol" w:hAnsi="Symbol" w:hint="default"/>
-        <w:sz w:val="20"/>
-      </w:rPr>
-    </w:lvl>
-    <w:lvl w:ilvl="2" w:tentative="1">
-      <w:start w:val="1"/>
-      <w:numFmt w:val="bullet"/>
-      <w:lvlText w:val=""/>
-      <w:lvlJc w:val="left"/>
-      <w:pPr>
-        <w:tabs>
-          <w:tab w:val="num" w:pos="2160"/>
-        </w:tabs>
-        <w:ind w:left="2160" w:hanging="360"/>
-      </w:pPr>
-      <w:rPr>
-        <w:rFonts w:ascii="Symbol" w:hAnsi="Symbol" w:hint="default"/>
-        <w:sz w:val="20"/>
-      </w:rPr>
-    </w:lvl>
-    <w:lvl w:ilvl="3" w:tentative="1">
-      <w:start w:val="1"/>
-      <w:numFmt w:val="bullet"/>
-      <w:lvlText w:val=""/>
-      <w:lvlJc w:val="left"/>
-      <w:pPr>
-        <w:tabs>
-          <w:tab w:val="num" w:pos="2880"/>
-        </w:tabs>
-        <w:ind w:left="2880" w:hanging="360"/>
-      </w:pPr>
-      <w:rPr>
-        <w:rFonts w:ascii="Symbol" w:hAnsi="Symbol" w:hint="default"/>
-        <w:sz w:val="20"/>
-      </w:rPr>
-    </w:lvl>
-    <w:lvl w:ilvl="4" w:tentative="1">
-      <w:start w:val="1"/>
-      <w:numFmt w:val="bullet"/>
-      <w:lvlText w:val=""/>
-      <w:lvlJc w:val="left"/>
-      <w:pPr>
-        <w:tabs>
-          <w:tab w:val="num" w:pos="3600"/>
-        </w:tabs>
-        <w:ind w:left="3600" w:hanging="360"/>
-      </w:pPr>
-      <w:rPr>
-        <w:rFonts w:ascii="Symbol" w:hAnsi="Symbol" w:hint="default"/>
-        <w:sz w:val="20"/>
-      </w:rPr>
-    </w:lvl>
-    <w:lvl w:ilvl="5" w:tentative="1">
-      <w:start w:val="1"/>
-      <w:numFmt w:val="bullet"/>
-      <w:lvlText w:val=""/>
-      <w:lvlJc w:val="left"/>
-      <w:pPr>
-        <w:tabs>
-          <w:tab w:val="num" w:pos="4320"/>
-        </w:tabs>
-        <w:ind w:left="4320" w:hanging="360"/>
-      </w:pPr>
-      <w:rPr>
-        <w:rFonts w:ascii="Symbol" w:hAnsi="Symbol" w:hint="default"/>
-        <w:sz w:val="20"/>
-      </w:rPr>
-    </w:lvl>
-    <w:lvl w:ilvl="6" w:tentative="1">
-      <w:start w:val="1"/>
-      <w:numFmt w:val="bullet"/>
-      <w:lvlText w:val=""/>
-      <w:lvlJc w:val="left"/>
-      <w:pPr>
-        <w:tabs>
-          <w:tab w:val="num" w:pos="5040"/>
-        </w:tabs>
-        <w:ind w:left="5040" w:hanging="360"/>
-      </w:pPr>
-      <w:rPr>
-        <w:rFonts w:ascii="Symbol" w:hAnsi="Symbol" w:hint="default"/>
-        <w:sz w:val="20"/>
-      </w:rPr>
-    </w:lvl>
-    <w:lvl w:ilvl="7" w:tentative="1">
-      <w:start w:val="1"/>
-      <w:numFmt w:val="bullet"/>
-      <w:lvlText w:val=""/>
-      <w:lvlJc w:val="left"/>
-      <w:pPr>
-        <w:tabs>
-          <w:tab w:val="num" w:pos="5760"/>
-        </w:tabs>
-        <w:ind w:left="5760" w:hanging="360"/>
-      </w:pPr>
-      <w:rPr>
-        <w:rFonts w:ascii="Symbol" w:hAnsi="Symbol" w:hint="default"/>
-        <w:sz w:val="20"/>
-      </w:rPr>
-    </w:lvl>
-    <w:lvl w:ilvl="8" w:tentative="1">
-      <w:start w:val="1"/>
-      <w:numFmt w:val="bullet"/>
-      <w:lvlText w:val=""/>
-      <w:lvlJc w:val="left"/>
-      <w:pPr>
-        <w:tabs>
-          <w:tab w:val="num" w:pos="6480"/>
-        </w:tabs>
-        <w:ind w:left="6480" w:hanging="360"/>
-      </w:pPr>
-      <w:rPr>
-        <w:rFonts w:ascii="Symbol" w:hAnsi="Symbol" w:hint="default"/>
-        <w:sz w:val="20"/>
-      </w:rPr>
-    </w:lvl>
-  </w:abstractNum>
-  <w:abstractNum w:abstractNumId="40" w15:restartNumberingAfterBreak="0">
-    <w:nsid w:val="5F7675FE"/>
-    <w:multiLevelType w:val="hybridMultilevel"/>
-    <w:tmpl w:val="BF5CAC48"/>
-    <w:lvl w:ilvl="0" w:tplc="240A000F">
-      <w:start w:val="1"/>
-      <w:numFmt w:val="decimal"/>
-      <w:lvlText w:val="%1."/>
-      <w:lvlJc w:val="left"/>
-      <w:pPr>
-        <w:ind w:left="1429" w:hanging="360"/>
-      </w:pPr>
-    </w:lvl>
-    <w:lvl w:ilvl="1" w:tplc="240A0019" w:tentative="1">
-      <w:start w:val="1"/>
-      <w:numFmt w:val="lowerLetter"/>
-      <w:lvlText w:val="%2."/>
-      <w:lvlJc w:val="left"/>
-      <w:pPr>
-        <w:ind w:left="2149" w:hanging="360"/>
-      </w:pPr>
-    </w:lvl>
-    <w:lvl w:ilvl="2" w:tplc="240A001B" w:tentative="1">
-      <w:start w:val="1"/>
-      <w:numFmt w:val="lowerRoman"/>
-      <w:lvlText w:val="%3."/>
-      <w:lvlJc w:val="right"/>
-      <w:pPr>
-        <w:ind w:left="2869" w:hanging="180"/>
-      </w:pPr>
-    </w:lvl>
-    <w:lvl w:ilvl="3" w:tplc="240A000F" w:tentative="1">
-      <w:start w:val="1"/>
-      <w:numFmt w:val="decimal"/>
-      <w:lvlText w:val="%4."/>
-      <w:lvlJc w:val="left"/>
-      <w:pPr>
-        <w:ind w:left="3589" w:hanging="360"/>
-      </w:pPr>
-    </w:lvl>
-    <w:lvl w:ilvl="4" w:tplc="240A0019" w:tentative="1">
-      <w:start w:val="1"/>
-      <w:numFmt w:val="lowerLetter"/>
-      <w:lvlText w:val="%5."/>
-      <w:lvlJc w:val="left"/>
-      <w:pPr>
-        <w:ind w:left="4309" w:hanging="360"/>
-      </w:pPr>
-    </w:lvl>
-    <w:lvl w:ilvl="5" w:tplc="240A001B" w:tentative="1">
-      <w:start w:val="1"/>
-      <w:numFmt w:val="lowerRoman"/>
-      <w:lvlText w:val="%6."/>
-      <w:lvlJc w:val="right"/>
-      <w:pPr>
-        <w:ind w:left="5029" w:hanging="180"/>
-      </w:pPr>
-    </w:lvl>
-    <w:lvl w:ilvl="6" w:tplc="240A000F" w:tentative="1">
-      <w:start w:val="1"/>
-      <w:numFmt w:val="decimal"/>
-      <w:lvlText w:val="%7."/>
-      <w:lvlJc w:val="left"/>
-      <w:pPr>
-        <w:ind w:left="5749" w:hanging="360"/>
-      </w:pPr>
-    </w:lvl>
-    <w:lvl w:ilvl="7" w:tplc="240A0019" w:tentative="1">
-      <w:start w:val="1"/>
-      <w:numFmt w:val="lowerLetter"/>
-      <w:lvlText w:val="%8."/>
-      <w:lvlJc w:val="left"/>
-      <w:pPr>
-        <w:ind w:left="6469" w:hanging="360"/>
-      </w:pPr>
-    </w:lvl>
-    <w:lvl w:ilvl="8" w:tplc="240A001B" w:tentative="1">
-      <w:start w:val="1"/>
-      <w:numFmt w:val="lowerRoman"/>
-      <w:lvlText w:val="%9."/>
-      <w:lvlJc w:val="right"/>
-      <w:pPr>
-        <w:ind w:left="7189" w:hanging="180"/>
-      </w:pPr>
-    </w:lvl>
-  </w:abstractNum>
-  <w:abstractNum w:abstractNumId="41" w15:restartNumberingAfterBreak="0">
+  <w:abstractNum w:abstractNumId="19" w15:restartNumberingAfterBreak="0">
     <w:nsid w:val="60D047AD"/>
     <w:multiLevelType w:val="hybridMultilevel"/>
     <w:tmpl w:val="F7E6BA78"/>
@@ -11536,236 +8922,10 @@
       </w:pPr>
     </w:lvl>
   </w:abstractNum>
-  <w:abstractNum w:abstractNumId="42" w15:restartNumberingAfterBreak="0">
-    <w:nsid w:val="62AF2BE7"/>
-    <w:multiLevelType w:val="hybridMultilevel"/>
-    <w:tmpl w:val="F32A2B18"/>
-    <w:lvl w:ilvl="0" w:tplc="240A0001">
-      <w:start w:val="1"/>
-      <w:numFmt w:val="bullet"/>
-      <w:lvlText w:val=""/>
-      <w:lvlJc w:val="left"/>
-      <w:pPr>
-        <w:ind w:left="1429" w:hanging="360"/>
-      </w:pPr>
-      <w:rPr>
-        <w:rFonts w:ascii="Symbol" w:hAnsi="Symbol" w:hint="default"/>
-      </w:rPr>
-    </w:lvl>
-    <w:lvl w:ilvl="1" w:tplc="240A0003" w:tentative="1">
-      <w:start w:val="1"/>
-      <w:numFmt w:val="bullet"/>
-      <w:lvlText w:val="o"/>
-      <w:lvlJc w:val="left"/>
-      <w:pPr>
-        <w:ind w:left="2149" w:hanging="360"/>
-      </w:pPr>
-      <w:rPr>
-        <w:rFonts w:ascii="Courier New" w:hAnsi="Courier New" w:cs="Courier New" w:hint="default"/>
-      </w:rPr>
-    </w:lvl>
-    <w:lvl w:ilvl="2" w:tplc="240A0005" w:tentative="1">
-      <w:start w:val="1"/>
-      <w:numFmt w:val="bullet"/>
-      <w:lvlText w:val=""/>
-      <w:lvlJc w:val="left"/>
-      <w:pPr>
-        <w:ind w:left="2869" w:hanging="360"/>
-      </w:pPr>
-      <w:rPr>
-        <w:rFonts w:ascii="Wingdings" w:hAnsi="Wingdings" w:hint="default"/>
-      </w:rPr>
-    </w:lvl>
-    <w:lvl w:ilvl="3" w:tplc="240A0001" w:tentative="1">
-      <w:start w:val="1"/>
-      <w:numFmt w:val="bullet"/>
-      <w:lvlText w:val=""/>
-      <w:lvlJc w:val="left"/>
-      <w:pPr>
-        <w:ind w:left="3589" w:hanging="360"/>
-      </w:pPr>
-      <w:rPr>
-        <w:rFonts w:ascii="Symbol" w:hAnsi="Symbol" w:hint="default"/>
-      </w:rPr>
-    </w:lvl>
-    <w:lvl w:ilvl="4" w:tplc="240A0003" w:tentative="1">
-      <w:start w:val="1"/>
-      <w:numFmt w:val="bullet"/>
-      <w:lvlText w:val="o"/>
-      <w:lvlJc w:val="left"/>
-      <w:pPr>
-        <w:ind w:left="4309" w:hanging="360"/>
-      </w:pPr>
-      <w:rPr>
-        <w:rFonts w:ascii="Courier New" w:hAnsi="Courier New" w:cs="Courier New" w:hint="default"/>
-      </w:rPr>
-    </w:lvl>
-    <w:lvl w:ilvl="5" w:tplc="240A0005" w:tentative="1">
-      <w:start w:val="1"/>
-      <w:numFmt w:val="bullet"/>
-      <w:lvlText w:val=""/>
-      <w:lvlJc w:val="left"/>
-      <w:pPr>
-        <w:ind w:left="5029" w:hanging="360"/>
-      </w:pPr>
-      <w:rPr>
-        <w:rFonts w:ascii="Wingdings" w:hAnsi="Wingdings" w:hint="default"/>
-      </w:rPr>
-    </w:lvl>
-    <w:lvl w:ilvl="6" w:tplc="240A0001" w:tentative="1">
-      <w:start w:val="1"/>
-      <w:numFmt w:val="bullet"/>
-      <w:lvlText w:val=""/>
-      <w:lvlJc w:val="left"/>
-      <w:pPr>
-        <w:ind w:left="5749" w:hanging="360"/>
-      </w:pPr>
-      <w:rPr>
-        <w:rFonts w:ascii="Symbol" w:hAnsi="Symbol" w:hint="default"/>
-      </w:rPr>
-    </w:lvl>
-    <w:lvl w:ilvl="7" w:tplc="240A0003" w:tentative="1">
-      <w:start w:val="1"/>
-      <w:numFmt w:val="bullet"/>
-      <w:lvlText w:val="o"/>
-      <w:lvlJc w:val="left"/>
-      <w:pPr>
-        <w:ind w:left="6469" w:hanging="360"/>
-      </w:pPr>
-      <w:rPr>
-        <w:rFonts w:ascii="Courier New" w:hAnsi="Courier New" w:cs="Courier New" w:hint="default"/>
-      </w:rPr>
-    </w:lvl>
-    <w:lvl w:ilvl="8" w:tplc="240A0005" w:tentative="1">
-      <w:start w:val="1"/>
-      <w:numFmt w:val="bullet"/>
-      <w:lvlText w:val=""/>
-      <w:lvlJc w:val="left"/>
-      <w:pPr>
-        <w:ind w:left="7189" w:hanging="360"/>
-      </w:pPr>
-      <w:rPr>
-        <w:rFonts w:ascii="Wingdings" w:hAnsi="Wingdings" w:hint="default"/>
-      </w:rPr>
-    </w:lvl>
-  </w:abstractNum>
-  <w:abstractNum w:abstractNumId="43" w15:restartNumberingAfterBreak="0">
-    <w:nsid w:val="64DA524F"/>
-    <w:multiLevelType w:val="hybridMultilevel"/>
-    <w:tmpl w:val="BF2A28B4"/>
-    <w:lvl w:ilvl="0" w:tplc="240A0001">
-      <w:start w:val="1"/>
-      <w:numFmt w:val="bullet"/>
-      <w:lvlText w:val=""/>
-      <w:lvlJc w:val="left"/>
-      <w:pPr>
-        <w:ind w:left="1429" w:hanging="360"/>
-      </w:pPr>
-      <w:rPr>
-        <w:rFonts w:ascii="Symbol" w:hAnsi="Symbol" w:hint="default"/>
-      </w:rPr>
-    </w:lvl>
-    <w:lvl w:ilvl="1" w:tplc="240A0003" w:tentative="1">
-      <w:start w:val="1"/>
-      <w:numFmt w:val="bullet"/>
-      <w:lvlText w:val="o"/>
-      <w:lvlJc w:val="left"/>
-      <w:pPr>
-        <w:ind w:left="2149" w:hanging="360"/>
-      </w:pPr>
-      <w:rPr>
-        <w:rFonts w:ascii="Courier New" w:hAnsi="Courier New" w:cs="Courier New" w:hint="default"/>
-      </w:rPr>
-    </w:lvl>
-    <w:lvl w:ilvl="2" w:tplc="240A0005" w:tentative="1">
-      <w:start w:val="1"/>
-      <w:numFmt w:val="bullet"/>
-      <w:lvlText w:val=""/>
-      <w:lvlJc w:val="left"/>
-      <w:pPr>
-        <w:ind w:left="2869" w:hanging="360"/>
-      </w:pPr>
-      <w:rPr>
-        <w:rFonts w:ascii="Wingdings" w:hAnsi="Wingdings" w:hint="default"/>
-      </w:rPr>
-    </w:lvl>
-    <w:lvl w:ilvl="3" w:tplc="240A0001" w:tentative="1">
-      <w:start w:val="1"/>
-      <w:numFmt w:val="bullet"/>
-      <w:lvlText w:val=""/>
-      <w:lvlJc w:val="left"/>
-      <w:pPr>
-        <w:ind w:left="3589" w:hanging="360"/>
-      </w:pPr>
-      <w:rPr>
-        <w:rFonts w:ascii="Symbol" w:hAnsi="Symbol" w:hint="default"/>
-      </w:rPr>
-    </w:lvl>
-    <w:lvl w:ilvl="4" w:tplc="240A0003" w:tentative="1">
-      <w:start w:val="1"/>
-      <w:numFmt w:val="bullet"/>
-      <w:lvlText w:val="o"/>
-      <w:lvlJc w:val="left"/>
-      <w:pPr>
-        <w:ind w:left="4309" w:hanging="360"/>
-      </w:pPr>
-      <w:rPr>
-        <w:rFonts w:ascii="Courier New" w:hAnsi="Courier New" w:cs="Courier New" w:hint="default"/>
-      </w:rPr>
-    </w:lvl>
-    <w:lvl w:ilvl="5" w:tplc="240A0005" w:tentative="1">
-      <w:start w:val="1"/>
-      <w:numFmt w:val="bullet"/>
-      <w:lvlText w:val=""/>
-      <w:lvlJc w:val="left"/>
-      <w:pPr>
-        <w:ind w:left="5029" w:hanging="360"/>
-      </w:pPr>
-      <w:rPr>
-        <w:rFonts w:ascii="Wingdings" w:hAnsi="Wingdings" w:hint="default"/>
-      </w:rPr>
-    </w:lvl>
-    <w:lvl w:ilvl="6" w:tplc="240A0001" w:tentative="1">
-      <w:start w:val="1"/>
-      <w:numFmt w:val="bullet"/>
-      <w:lvlText w:val=""/>
-      <w:lvlJc w:val="left"/>
-      <w:pPr>
-        <w:ind w:left="5749" w:hanging="360"/>
-      </w:pPr>
-      <w:rPr>
-        <w:rFonts w:ascii="Symbol" w:hAnsi="Symbol" w:hint="default"/>
-      </w:rPr>
-    </w:lvl>
-    <w:lvl w:ilvl="7" w:tplc="240A0003" w:tentative="1">
-      <w:start w:val="1"/>
-      <w:numFmt w:val="bullet"/>
-      <w:lvlText w:val="o"/>
-      <w:lvlJc w:val="left"/>
-      <w:pPr>
-        <w:ind w:left="6469" w:hanging="360"/>
-      </w:pPr>
-      <w:rPr>
-        <w:rFonts w:ascii="Courier New" w:hAnsi="Courier New" w:cs="Courier New" w:hint="default"/>
-      </w:rPr>
-    </w:lvl>
-    <w:lvl w:ilvl="8" w:tplc="240A0005" w:tentative="1">
-      <w:start w:val="1"/>
-      <w:numFmt w:val="bullet"/>
-      <w:lvlText w:val=""/>
-      <w:lvlJc w:val="left"/>
-      <w:pPr>
-        <w:ind w:left="7189" w:hanging="360"/>
-      </w:pPr>
-      <w:rPr>
-        <w:rFonts w:ascii="Wingdings" w:hAnsi="Wingdings" w:hint="default"/>
-      </w:rPr>
-    </w:lvl>
-  </w:abstractNum>
-  <w:abstractNum w:abstractNumId="44" w15:restartNumberingAfterBreak="0">
+  <w:abstractNum w:abstractNumId="20" w15:restartNumberingAfterBreak="0">
     <w:nsid w:val="66324F87"/>
     <w:multiLevelType w:val="multilevel"/>
-    <w:tmpl w:val="0A7A4B2C"/>
+    <w:tmpl w:val="17F6942C"/>
     <w:lvl w:ilvl="0">
       <w:start w:val="1"/>
       <w:numFmt w:val="decimal"/>
@@ -11884,623 +9044,191 @@
       </w:rPr>
     </w:lvl>
   </w:abstractNum>
-  <w:abstractNum w:abstractNumId="45" w15:restartNumberingAfterBreak="0">
-    <w:nsid w:val="703F6E48"/>
+  <w:abstractNum w:abstractNumId="21" w15:restartNumberingAfterBreak="0">
+    <w:nsid w:val="7DAB5997"/>
     <w:multiLevelType w:val="hybridMultilevel"/>
-    <w:tmpl w:val="23BE71BC"/>
-    <w:lvl w:ilvl="0" w:tplc="240A0001">
+    <w:tmpl w:val="882A1F04"/>
+    <w:lvl w:ilvl="0" w:tplc="240A0003">
+      <w:start w:val="1"/>
+      <w:numFmt w:val="bullet"/>
+      <w:lvlText w:val="o"/>
+      <w:lvlJc w:val="left"/>
+      <w:pPr>
+        <w:ind w:left="1776" w:hanging="360"/>
+      </w:pPr>
+      <w:rPr>
+        <w:rFonts w:ascii="Courier New" w:hAnsi="Courier New" w:cs="Courier New" w:hint="default"/>
+      </w:rPr>
+    </w:lvl>
+    <w:lvl w:ilvl="1" w:tplc="240A0003" w:tentative="1">
+      <w:start w:val="1"/>
+      <w:numFmt w:val="bullet"/>
+      <w:lvlText w:val="o"/>
+      <w:lvlJc w:val="left"/>
+      <w:pPr>
+        <w:ind w:left="2496" w:hanging="360"/>
+      </w:pPr>
+      <w:rPr>
+        <w:rFonts w:ascii="Courier New" w:hAnsi="Courier New" w:cs="Courier New" w:hint="default"/>
+      </w:rPr>
+    </w:lvl>
+    <w:lvl w:ilvl="2" w:tplc="240A0005" w:tentative="1">
+      <w:start w:val="1"/>
+      <w:numFmt w:val="bullet"/>
+      <w:lvlText w:val=""/>
+      <w:lvlJc w:val="left"/>
+      <w:pPr>
+        <w:ind w:left="3216" w:hanging="360"/>
+      </w:pPr>
+      <w:rPr>
+        <w:rFonts w:ascii="Wingdings" w:hAnsi="Wingdings" w:hint="default"/>
+      </w:rPr>
+    </w:lvl>
+    <w:lvl w:ilvl="3" w:tplc="240A0001" w:tentative="1">
       <w:start w:val="1"/>
       <w:numFmt w:val="bullet"/>
       <w:lvlText w:val=""/>
       <w:lvlJc w:val="left"/>
       <w:pPr>
-        <w:ind w:left="1429" w:hanging="360"/>
+        <w:ind w:left="3936" w:hanging="360"/>
       </w:pPr>
       <w:rPr>
         <w:rFonts w:ascii="Symbol" w:hAnsi="Symbol" w:hint="default"/>
       </w:rPr>
     </w:lvl>
-    <w:lvl w:ilvl="1" w:tplc="240A0003" w:tentative="1">
+    <w:lvl w:ilvl="4" w:tplc="240A0003" w:tentative="1">
       <w:start w:val="1"/>
       <w:numFmt w:val="bullet"/>
       <w:lvlText w:val="o"/>
       <w:lvlJc w:val="left"/>
       <w:pPr>
-        <w:ind w:left="2149" w:hanging="360"/>
+        <w:ind w:left="4656" w:hanging="360"/>
       </w:pPr>
       <w:rPr>
         <w:rFonts w:ascii="Courier New" w:hAnsi="Courier New" w:cs="Courier New" w:hint="default"/>
       </w:rPr>
     </w:lvl>
-    <w:lvl w:ilvl="2" w:tplc="240A0005" w:tentative="1">
+    <w:lvl w:ilvl="5" w:tplc="240A0005" w:tentative="1">
       <w:start w:val="1"/>
       <w:numFmt w:val="bullet"/>
       <w:lvlText w:val=""/>
       <w:lvlJc w:val="left"/>
       <w:pPr>
-        <w:ind w:left="2869" w:hanging="360"/>
+        <w:ind w:left="5376" w:hanging="360"/>
       </w:pPr>
       <w:rPr>
         <w:rFonts w:ascii="Wingdings" w:hAnsi="Wingdings" w:hint="default"/>
       </w:rPr>
     </w:lvl>
-    <w:lvl w:ilvl="3" w:tplc="240A0001" w:tentative="1">
+    <w:lvl w:ilvl="6" w:tplc="240A0001" w:tentative="1">
       <w:start w:val="1"/>
       <w:numFmt w:val="bullet"/>
       <w:lvlText w:val=""/>
       <w:lvlJc w:val="left"/>
       <w:pPr>
-        <w:ind w:left="3589" w:hanging="360"/>
+        <w:ind w:left="6096" w:hanging="360"/>
       </w:pPr>
       <w:rPr>
         <w:rFonts w:ascii="Symbol" w:hAnsi="Symbol" w:hint="default"/>
       </w:rPr>
     </w:lvl>
-    <w:lvl w:ilvl="4" w:tplc="240A0003" w:tentative="1">
+    <w:lvl w:ilvl="7" w:tplc="240A0003" w:tentative="1">
       <w:start w:val="1"/>
       <w:numFmt w:val="bullet"/>
       <w:lvlText w:val="o"/>
       <w:lvlJc w:val="left"/>
       <w:pPr>
-        <w:ind w:left="4309" w:hanging="360"/>
+        <w:ind w:left="6816" w:hanging="360"/>
       </w:pPr>
       <w:rPr>
         <w:rFonts w:ascii="Courier New" w:hAnsi="Courier New" w:cs="Courier New" w:hint="default"/>
       </w:rPr>
     </w:lvl>
-    <w:lvl w:ilvl="5" w:tplc="240A0005" w:tentative="1">
+    <w:lvl w:ilvl="8" w:tplc="240A0005" w:tentative="1">
       <w:start w:val="1"/>
       <w:numFmt w:val="bullet"/>
       <w:lvlText w:val=""/>
       <w:lvlJc w:val="left"/>
       <w:pPr>
-        <w:ind w:left="5029" w:hanging="360"/>
+        <w:ind w:left="7536" w:hanging="360"/>
       </w:pPr>
       <w:rPr>
         <w:rFonts w:ascii="Wingdings" w:hAnsi="Wingdings" w:hint="default"/>
       </w:rPr>
-    </w:lvl>
-    <w:lvl w:ilvl="6" w:tplc="240A0001" w:tentative="1">
-      <w:start w:val="1"/>
-      <w:numFmt w:val="bullet"/>
-      <w:lvlText w:val=""/>
-      <w:lvlJc w:val="left"/>
-      <w:pPr>
-        <w:ind w:left="5749" w:hanging="360"/>
-      </w:pPr>
-      <w:rPr>
-        <w:rFonts w:ascii="Symbol" w:hAnsi="Symbol" w:hint="default"/>
-      </w:rPr>
-    </w:lvl>
-    <w:lvl w:ilvl="7" w:tplc="240A0003" w:tentative="1">
-      <w:start w:val="1"/>
-      <w:numFmt w:val="bullet"/>
-      <w:lvlText w:val="o"/>
-      <w:lvlJc w:val="left"/>
-      <w:pPr>
-        <w:ind w:left="6469" w:hanging="360"/>
-      </w:pPr>
-      <w:rPr>
-        <w:rFonts w:ascii="Courier New" w:hAnsi="Courier New" w:cs="Courier New" w:hint="default"/>
-      </w:rPr>
-    </w:lvl>
-    <w:lvl w:ilvl="8" w:tplc="240A0005" w:tentative="1">
-      <w:start w:val="1"/>
-      <w:numFmt w:val="bullet"/>
-      <w:lvlText w:val=""/>
-      <w:lvlJc w:val="left"/>
-      <w:pPr>
-        <w:ind w:left="7189" w:hanging="360"/>
-      </w:pPr>
-      <w:rPr>
-        <w:rFonts w:ascii="Wingdings" w:hAnsi="Wingdings" w:hint="default"/>
-      </w:rPr>
-    </w:lvl>
-  </w:abstractNum>
-  <w:abstractNum w:abstractNumId="46" w15:restartNumberingAfterBreak="0">
-    <w:nsid w:val="73A00BD4"/>
-    <w:multiLevelType w:val="multilevel"/>
-    <w:tmpl w:val="FE98C946"/>
-    <w:lvl w:ilvl="0">
-      <w:start w:val="1"/>
-      <w:numFmt w:val="bullet"/>
-      <w:lvlText w:val=""/>
-      <w:lvlJc w:val="left"/>
-      <w:pPr>
-        <w:tabs>
-          <w:tab w:val="num" w:pos="720"/>
-        </w:tabs>
-        <w:ind w:left="720" w:hanging="360"/>
-      </w:pPr>
-      <w:rPr>
-        <w:rFonts w:ascii="Symbol" w:hAnsi="Symbol" w:hint="default"/>
-        <w:sz w:val="20"/>
-      </w:rPr>
-    </w:lvl>
-    <w:lvl w:ilvl="1" w:tentative="1">
-      <w:start w:val="1"/>
-      <w:numFmt w:val="bullet"/>
-      <w:lvlText w:val=""/>
-      <w:lvlJc w:val="left"/>
-      <w:pPr>
-        <w:tabs>
-          <w:tab w:val="num" w:pos="1440"/>
-        </w:tabs>
-        <w:ind w:left="1440" w:hanging="360"/>
-      </w:pPr>
-      <w:rPr>
-        <w:rFonts w:ascii="Symbol" w:hAnsi="Symbol" w:hint="default"/>
-        <w:sz w:val="20"/>
-      </w:rPr>
-    </w:lvl>
-    <w:lvl w:ilvl="2" w:tentative="1">
-      <w:start w:val="1"/>
-      <w:numFmt w:val="bullet"/>
-      <w:lvlText w:val=""/>
-      <w:lvlJc w:val="left"/>
-      <w:pPr>
-        <w:tabs>
-          <w:tab w:val="num" w:pos="2160"/>
-        </w:tabs>
-        <w:ind w:left="2160" w:hanging="360"/>
-      </w:pPr>
-      <w:rPr>
-        <w:rFonts w:ascii="Symbol" w:hAnsi="Symbol" w:hint="default"/>
-        <w:sz w:val="20"/>
-      </w:rPr>
-    </w:lvl>
-    <w:lvl w:ilvl="3" w:tentative="1">
-      <w:start w:val="1"/>
-      <w:numFmt w:val="bullet"/>
-      <w:lvlText w:val=""/>
-      <w:lvlJc w:val="left"/>
-      <w:pPr>
-        <w:tabs>
-          <w:tab w:val="num" w:pos="2880"/>
-        </w:tabs>
-        <w:ind w:left="2880" w:hanging="360"/>
-      </w:pPr>
-      <w:rPr>
-        <w:rFonts w:ascii="Symbol" w:hAnsi="Symbol" w:hint="default"/>
-        <w:sz w:val="20"/>
-      </w:rPr>
-    </w:lvl>
-    <w:lvl w:ilvl="4" w:tentative="1">
-      <w:start w:val="1"/>
-      <w:numFmt w:val="bullet"/>
-      <w:lvlText w:val=""/>
-      <w:lvlJc w:val="left"/>
-      <w:pPr>
-        <w:tabs>
-          <w:tab w:val="num" w:pos="3600"/>
-        </w:tabs>
-        <w:ind w:left="3600" w:hanging="360"/>
-      </w:pPr>
-      <w:rPr>
-        <w:rFonts w:ascii="Symbol" w:hAnsi="Symbol" w:hint="default"/>
-        <w:sz w:val="20"/>
-      </w:rPr>
-    </w:lvl>
-    <w:lvl w:ilvl="5" w:tentative="1">
-      <w:start w:val="1"/>
-      <w:numFmt w:val="bullet"/>
-      <w:lvlText w:val=""/>
-      <w:lvlJc w:val="left"/>
-      <w:pPr>
-        <w:tabs>
-          <w:tab w:val="num" w:pos="4320"/>
-        </w:tabs>
-        <w:ind w:left="4320" w:hanging="360"/>
-      </w:pPr>
-      <w:rPr>
-        <w:rFonts w:ascii="Symbol" w:hAnsi="Symbol" w:hint="default"/>
-        <w:sz w:val="20"/>
-      </w:rPr>
-    </w:lvl>
-    <w:lvl w:ilvl="6" w:tentative="1">
-      <w:start w:val="1"/>
-      <w:numFmt w:val="bullet"/>
-      <w:lvlText w:val=""/>
-      <w:lvlJc w:val="left"/>
-      <w:pPr>
-        <w:tabs>
-          <w:tab w:val="num" w:pos="5040"/>
-        </w:tabs>
-        <w:ind w:left="5040" w:hanging="360"/>
-      </w:pPr>
-      <w:rPr>
-        <w:rFonts w:ascii="Symbol" w:hAnsi="Symbol" w:hint="default"/>
-        <w:sz w:val="20"/>
-      </w:rPr>
-    </w:lvl>
-    <w:lvl w:ilvl="7" w:tentative="1">
-      <w:start w:val="1"/>
-      <w:numFmt w:val="bullet"/>
-      <w:lvlText w:val=""/>
-      <w:lvlJc w:val="left"/>
-      <w:pPr>
-        <w:tabs>
-          <w:tab w:val="num" w:pos="5760"/>
-        </w:tabs>
-        <w:ind w:left="5760" w:hanging="360"/>
-      </w:pPr>
-      <w:rPr>
-        <w:rFonts w:ascii="Symbol" w:hAnsi="Symbol" w:hint="default"/>
-        <w:sz w:val="20"/>
-      </w:rPr>
-    </w:lvl>
-    <w:lvl w:ilvl="8" w:tentative="1">
-      <w:start w:val="1"/>
-      <w:numFmt w:val="bullet"/>
-      <w:lvlText w:val=""/>
-      <w:lvlJc w:val="left"/>
-      <w:pPr>
-        <w:tabs>
-          <w:tab w:val="num" w:pos="6480"/>
-        </w:tabs>
-        <w:ind w:left="6480" w:hanging="360"/>
-      </w:pPr>
-      <w:rPr>
-        <w:rFonts w:ascii="Symbol" w:hAnsi="Symbol" w:hint="default"/>
-        <w:sz w:val="20"/>
-      </w:rPr>
-    </w:lvl>
-  </w:abstractNum>
-  <w:abstractNum w:abstractNumId="47" w15:restartNumberingAfterBreak="0">
-    <w:nsid w:val="7B76329E"/>
-    <w:multiLevelType w:val="hybridMultilevel"/>
-    <w:tmpl w:val="058C1B10"/>
-    <w:lvl w:ilvl="0" w:tplc="240A000D">
-      <w:start w:val="1"/>
-      <w:numFmt w:val="bullet"/>
-      <w:lvlText w:val=""/>
-      <w:lvlJc w:val="left"/>
-      <w:pPr>
-        <w:ind w:left="1429" w:hanging="360"/>
-      </w:pPr>
-      <w:rPr>
-        <w:rFonts w:ascii="Wingdings" w:hAnsi="Wingdings" w:hint="default"/>
-      </w:rPr>
-    </w:lvl>
-    <w:lvl w:ilvl="1" w:tplc="240A0003" w:tentative="1">
-      <w:start w:val="1"/>
-      <w:numFmt w:val="bullet"/>
-      <w:lvlText w:val="o"/>
-      <w:lvlJc w:val="left"/>
-      <w:pPr>
-        <w:ind w:left="2149" w:hanging="360"/>
-      </w:pPr>
-      <w:rPr>
-        <w:rFonts w:ascii="Courier New" w:hAnsi="Courier New" w:cs="Courier New" w:hint="default"/>
-      </w:rPr>
-    </w:lvl>
-    <w:lvl w:ilvl="2" w:tplc="240A0005" w:tentative="1">
-      <w:start w:val="1"/>
-      <w:numFmt w:val="bullet"/>
-      <w:lvlText w:val=""/>
-      <w:lvlJc w:val="left"/>
-      <w:pPr>
-        <w:ind w:left="2869" w:hanging="360"/>
-      </w:pPr>
-      <w:rPr>
-        <w:rFonts w:ascii="Wingdings" w:hAnsi="Wingdings" w:hint="default"/>
-      </w:rPr>
-    </w:lvl>
-    <w:lvl w:ilvl="3" w:tplc="240A0001" w:tentative="1">
-      <w:start w:val="1"/>
-      <w:numFmt w:val="bullet"/>
-      <w:lvlText w:val=""/>
-      <w:lvlJc w:val="left"/>
-      <w:pPr>
-        <w:ind w:left="3589" w:hanging="360"/>
-      </w:pPr>
-      <w:rPr>
-        <w:rFonts w:ascii="Symbol" w:hAnsi="Symbol" w:hint="default"/>
-      </w:rPr>
-    </w:lvl>
-    <w:lvl w:ilvl="4" w:tplc="240A0003" w:tentative="1">
-      <w:start w:val="1"/>
-      <w:numFmt w:val="bullet"/>
-      <w:lvlText w:val="o"/>
-      <w:lvlJc w:val="left"/>
-      <w:pPr>
-        <w:ind w:left="4309" w:hanging="360"/>
-      </w:pPr>
-      <w:rPr>
-        <w:rFonts w:ascii="Courier New" w:hAnsi="Courier New" w:cs="Courier New" w:hint="default"/>
-      </w:rPr>
-    </w:lvl>
-    <w:lvl w:ilvl="5" w:tplc="240A0005" w:tentative="1">
-      <w:start w:val="1"/>
-      <w:numFmt w:val="bullet"/>
-      <w:lvlText w:val=""/>
-      <w:lvlJc w:val="left"/>
-      <w:pPr>
-        <w:ind w:left="5029" w:hanging="360"/>
-      </w:pPr>
-      <w:rPr>
-        <w:rFonts w:ascii="Wingdings" w:hAnsi="Wingdings" w:hint="default"/>
-      </w:rPr>
-    </w:lvl>
-    <w:lvl w:ilvl="6" w:tplc="240A0001" w:tentative="1">
-      <w:start w:val="1"/>
-      <w:numFmt w:val="bullet"/>
-      <w:lvlText w:val=""/>
-      <w:lvlJc w:val="left"/>
-      <w:pPr>
-        <w:ind w:left="5749" w:hanging="360"/>
-      </w:pPr>
-      <w:rPr>
-        <w:rFonts w:ascii="Symbol" w:hAnsi="Symbol" w:hint="default"/>
-      </w:rPr>
-    </w:lvl>
-    <w:lvl w:ilvl="7" w:tplc="240A0003" w:tentative="1">
-      <w:start w:val="1"/>
-      <w:numFmt w:val="bullet"/>
-      <w:lvlText w:val="o"/>
-      <w:lvlJc w:val="left"/>
-      <w:pPr>
-        <w:ind w:left="6469" w:hanging="360"/>
-      </w:pPr>
-      <w:rPr>
-        <w:rFonts w:ascii="Courier New" w:hAnsi="Courier New" w:cs="Courier New" w:hint="default"/>
-      </w:rPr>
-    </w:lvl>
-    <w:lvl w:ilvl="8" w:tplc="240A0005" w:tentative="1">
-      <w:start w:val="1"/>
-      <w:numFmt w:val="bullet"/>
-      <w:lvlText w:val=""/>
-      <w:lvlJc w:val="left"/>
-      <w:pPr>
-        <w:ind w:left="7189" w:hanging="360"/>
-      </w:pPr>
-      <w:rPr>
-        <w:rFonts w:ascii="Wingdings" w:hAnsi="Wingdings" w:hint="default"/>
-      </w:rPr>
-    </w:lvl>
-  </w:abstractNum>
-  <w:abstractNum w:abstractNumId="48" w15:restartNumberingAfterBreak="0">
-    <w:nsid w:val="7C1C03D0"/>
-    <w:multiLevelType w:val="hybridMultilevel"/>
-    <w:tmpl w:val="F7D4271C"/>
-    <w:lvl w:ilvl="0" w:tplc="240A000F">
-      <w:start w:val="1"/>
-      <w:numFmt w:val="decimal"/>
-      <w:lvlText w:val="%1."/>
-      <w:lvlJc w:val="left"/>
-      <w:pPr>
-        <w:ind w:left="1069" w:hanging="360"/>
-      </w:pPr>
-      <w:rPr>
-        <w:rFonts w:hint="default"/>
-      </w:rPr>
-    </w:lvl>
-    <w:lvl w:ilvl="1" w:tplc="240A0019" w:tentative="1">
-      <w:start w:val="1"/>
-      <w:numFmt w:val="lowerLetter"/>
-      <w:lvlText w:val="%2."/>
-      <w:lvlJc w:val="left"/>
-      <w:pPr>
-        <w:ind w:left="1789" w:hanging="360"/>
-      </w:pPr>
-    </w:lvl>
-    <w:lvl w:ilvl="2" w:tplc="240A001B" w:tentative="1">
-      <w:start w:val="1"/>
-      <w:numFmt w:val="lowerRoman"/>
-      <w:lvlText w:val="%3."/>
-      <w:lvlJc w:val="right"/>
-      <w:pPr>
-        <w:ind w:left="2509" w:hanging="180"/>
-      </w:pPr>
-    </w:lvl>
-    <w:lvl w:ilvl="3" w:tplc="240A000F" w:tentative="1">
-      <w:start w:val="1"/>
-      <w:numFmt w:val="decimal"/>
-      <w:lvlText w:val="%4."/>
-      <w:lvlJc w:val="left"/>
-      <w:pPr>
-        <w:ind w:left="3229" w:hanging="360"/>
-      </w:pPr>
-    </w:lvl>
-    <w:lvl w:ilvl="4" w:tplc="240A0019" w:tentative="1">
-      <w:start w:val="1"/>
-      <w:numFmt w:val="lowerLetter"/>
-      <w:lvlText w:val="%5."/>
-      <w:lvlJc w:val="left"/>
-      <w:pPr>
-        <w:ind w:left="3949" w:hanging="360"/>
-      </w:pPr>
-    </w:lvl>
-    <w:lvl w:ilvl="5" w:tplc="240A001B" w:tentative="1">
-      <w:start w:val="1"/>
-      <w:numFmt w:val="lowerRoman"/>
-      <w:lvlText w:val="%6."/>
-      <w:lvlJc w:val="right"/>
-      <w:pPr>
-        <w:ind w:left="4669" w:hanging="180"/>
-      </w:pPr>
-    </w:lvl>
-    <w:lvl w:ilvl="6" w:tplc="240A000F" w:tentative="1">
-      <w:start w:val="1"/>
-      <w:numFmt w:val="decimal"/>
-      <w:lvlText w:val="%7."/>
-      <w:lvlJc w:val="left"/>
-      <w:pPr>
-        <w:ind w:left="5389" w:hanging="360"/>
-      </w:pPr>
-    </w:lvl>
-    <w:lvl w:ilvl="7" w:tplc="240A0019" w:tentative="1">
-      <w:start w:val="1"/>
-      <w:numFmt w:val="lowerLetter"/>
-      <w:lvlText w:val="%8."/>
-      <w:lvlJc w:val="left"/>
-      <w:pPr>
-        <w:ind w:left="6109" w:hanging="360"/>
-      </w:pPr>
-    </w:lvl>
-    <w:lvl w:ilvl="8" w:tplc="240A001B" w:tentative="1">
-      <w:start w:val="1"/>
-      <w:numFmt w:val="lowerRoman"/>
-      <w:lvlText w:val="%9."/>
-      <w:lvlJc w:val="right"/>
-      <w:pPr>
-        <w:ind w:left="6829" w:hanging="180"/>
-      </w:pPr>
     </w:lvl>
   </w:abstractNum>
   <w:num w:numId="1">
     <w:abstractNumId w:val="0"/>
   </w:num>
   <w:num w:numId="2">
-    <w:abstractNumId w:val="32"/>
+    <w:abstractNumId w:val="13"/>
   </w:num>
   <w:num w:numId="3">
-    <w:abstractNumId w:val="22"/>
+    <w:abstractNumId w:val="7"/>
   </w:num>
   <w:num w:numId="4">
-    <w:abstractNumId w:val="26"/>
+    <w:abstractNumId w:val="9"/>
   </w:num>
   <w:num w:numId="5">
-    <w:abstractNumId w:val="44"/>
+    <w:abstractNumId w:val="20"/>
   </w:num>
   <w:num w:numId="6">
-    <w:abstractNumId w:val="20"/>
+    <w:abstractNumId w:val="4"/>
   </w:num>
   <w:num w:numId="7">
-    <w:abstractNumId w:val="34"/>
+    <w:abstractNumId w:val="10"/>
   </w:num>
   <w:num w:numId="8">
-    <w:abstractNumId w:val="43"/>
+    <w:abstractNumId w:val="6"/>
   </w:num>
   <w:num w:numId="9">
+    <w:abstractNumId w:val="14"/>
+  </w:num>
+  <w:num w:numId="10">
+    <w:abstractNumId w:val="3"/>
+  </w:num>
+  <w:num w:numId="11">
+    <w:abstractNumId w:val="5"/>
+  </w:num>
+  <w:num w:numId="12">
+    <w:abstractNumId w:val="12"/>
+  </w:num>
+  <w:num w:numId="13">
+    <w:abstractNumId w:val="15"/>
+  </w:num>
+  <w:num w:numId="14">
+    <w:abstractNumId w:val="17"/>
+  </w:num>
+  <w:num w:numId="15">
+    <w:abstractNumId w:val="19"/>
+  </w:num>
+  <w:num w:numId="16">
+    <w:abstractNumId w:val="8"/>
+  </w:num>
+  <w:num w:numId="17">
+    <w:abstractNumId w:val="11"/>
+  </w:num>
+  <w:num w:numId="18">
+    <w:abstractNumId w:val="16"/>
+  </w:num>
+  <w:num w:numId="19">
+    <w:abstractNumId w:val="1"/>
+  </w:num>
+  <w:num w:numId="20">
     <w:abstractNumId w:val="18"/>
   </w:num>
-  <w:num w:numId="10">
-    <w:abstractNumId w:val="45"/>
-  </w:num>
-  <w:num w:numId="11">
-    <w:abstractNumId w:val="28"/>
-  </w:num>
-  <w:num w:numId="12">
-    <w:abstractNumId w:val="7"/>
-  </w:num>
-  <w:num w:numId="13">
-    <w:abstractNumId w:val="19"/>
-  </w:num>
-  <w:num w:numId="14">
-    <w:abstractNumId w:val="5"/>
-  </w:num>
-  <w:num w:numId="15">
-    <w:abstractNumId w:val="24"/>
-  </w:num>
-  <w:num w:numId="16">
-    <w:abstractNumId w:val="42"/>
-  </w:num>
-  <w:num w:numId="17">
-    <w:abstractNumId w:val="17"/>
-  </w:num>
-  <w:num w:numId="18">
-    <w:abstractNumId w:val="4"/>
-  </w:num>
-  <w:num w:numId="19">
-    <w:abstractNumId w:val="48"/>
-  </w:num>
-  <w:num w:numId="20">
-    <w:abstractNumId w:val="1"/>
-  </w:num>
   <w:num w:numId="21">
-    <w:abstractNumId w:val="47"/>
+    <w:abstractNumId w:val="21"/>
   </w:num>
   <w:num w:numId="22">
-    <w:abstractNumId w:val="40"/>
-  </w:num>
-  <w:num w:numId="23">
-    <w:abstractNumId w:val="9"/>
-  </w:num>
-  <w:num w:numId="24">
-    <w:abstractNumId w:val="29"/>
-  </w:num>
-  <w:num w:numId="25">
-    <w:abstractNumId w:val="25"/>
-  </w:num>
-  <w:num w:numId="26">
-    <w:abstractNumId w:val="23"/>
-  </w:num>
-  <w:num w:numId="27">
-    <w:abstractNumId w:val="21"/>
-  </w:num>
-  <w:num w:numId="28">
-    <w:abstractNumId w:val="33"/>
-  </w:num>
-  <w:num w:numId="29">
-    <w:abstractNumId w:val="6"/>
-  </w:num>
-  <w:num w:numId="30">
-    <w:abstractNumId w:val="12"/>
-  </w:num>
-  <w:num w:numId="31">
-    <w:abstractNumId w:val="37"/>
-  </w:num>
-  <w:num w:numId="32">
-    <w:abstractNumId w:val="10"/>
-  </w:num>
-  <w:num w:numId="33">
-    <w:abstractNumId w:val="30"/>
-  </w:num>
-  <w:num w:numId="34">
-    <w:abstractNumId w:val="39"/>
-  </w:num>
-  <w:num w:numId="35">
-    <w:abstractNumId w:val="31"/>
-  </w:num>
-  <w:num w:numId="36">
-    <w:abstractNumId w:val="8"/>
-  </w:num>
-  <w:num w:numId="37">
-    <w:abstractNumId w:val="16"/>
-  </w:num>
-  <w:num w:numId="38">
-    <w:abstractNumId w:val="15"/>
-  </w:num>
-  <w:num w:numId="39">
-    <w:abstractNumId w:val="11"/>
-  </w:num>
-  <w:num w:numId="40">
-    <w:abstractNumId w:val="14"/>
-  </w:num>
-  <w:num w:numId="41">
-    <w:abstractNumId w:val="46"/>
-  </w:num>
-  <w:num w:numId="42">
-    <w:abstractNumId w:val="35"/>
-  </w:num>
-  <w:num w:numId="43">
-    <w:abstractNumId w:val="38"/>
-  </w:num>
-  <w:num w:numId="44">
-    <w:abstractNumId w:val="13"/>
-  </w:num>
-  <w:num w:numId="45">
-    <w:abstractNumId w:val="3"/>
-  </w:num>
-  <w:num w:numId="46">
-    <w:abstractNumId w:val="27"/>
-  </w:num>
-  <w:num w:numId="47">
     <w:abstractNumId w:val="2"/>
   </w:num>
-  <w:num w:numId="48">
-    <w:abstractNumId w:val="36"/>
-  </w:num>
-  <w:num w:numId="49">
-    <w:abstractNumId w:val="41"/>
-  </w:num>
-  <w:numIdMacAtCleanup w:val="22"/>
+  <w:numIdMacAtCleanup w:val="17"/>
 </w:numbering>
 </file>
 
 <file path=word/styles.xml><?xml version="1.0" encoding="utf-8"?>
-<w:styles xmlns:mc="http://schemas.openxmlformats.org/markup-compatibility/2006" xmlns:r="http://schemas.openxmlformats.org/officeDocument/2006/relationships" xmlns:w="http://schemas.openxmlformats.org/wordprocessingml/2006/main" xmlns:w14="http://schemas.microsoft.com/office/word/2010/wordml" xmlns:w15="http://schemas.microsoft.com/office/word/2012/wordml" xmlns:w16cex="http://schemas.microsoft.com/office/word/2018/wordml/cex" xmlns:w16cid="http://schemas.microsoft.com/office/word/2016/wordml/cid" xmlns:w16="http://schemas.microsoft.com/office/word/2018/wordml" xmlns:w16sdtdh="http://schemas.microsoft.com/office/word/2020/wordml/sdtdatahash" xmlns:w16se="http://schemas.microsoft.com/office/word/2015/wordml/symex" mc:Ignorable="w14 w15 w16se w16cid w16 w16cex w16sdtdh">
+<w:styles xmlns:mc="http://schemas.openxmlformats.org/markup-compatibility/2006" xmlns:r="http://schemas.openxmlformats.org/officeDocument/2006/relationships" xmlns:w="http://schemas.openxmlformats.org/wordprocessingml/2006/main" xmlns:w14="http://schemas.microsoft.com/office/word/2010/wordml" xmlns:w15="http://schemas.microsoft.com/office/word/2012/wordml" xmlns:w16cex="http://schemas.microsoft.com/office/word/2018/wordml/cex" xmlns:w16cid="http://schemas.microsoft.com/office/word/2016/wordml/cid" xmlns:w16="http://schemas.microsoft.com/office/word/2018/wordml" xmlns:w16se="http://schemas.microsoft.com/office/word/2015/wordml/symex" mc:Ignorable="w14 w15 w16se w16cid w16 w16cex">
   <w:docDefaults>
     <w:rPrDefault>
       <w:rPr>
@@ -12916,7 +9644,7 @@
     <w:autoRedefine/>
     <w:uiPriority w:val="9"/>
     <w:qFormat/>
-    <w:rsid w:val="00C778E3"/>
+    <w:rsid w:val="00F64B82"/>
     <w:pPr>
       <w:numPr>
         <w:numId w:val="5"/>
@@ -12951,12 +9679,13 @@
     <w:uiPriority w:val="9"/>
     <w:unhideWhenUsed/>
     <w:qFormat/>
-    <w:rsid w:val="007E2F6B"/>
+    <w:rsid w:val="00F64B82"/>
     <w:pPr>
       <w:keepNext/>
       <w:keepLines/>
       <w:shd w:val="clear" w:color="auto" w:fill="FFFFFF"/>
       <w:spacing w:before="0" w:after="180" w:line="240" w:lineRule="auto"/>
+      <w:ind w:firstLine="0"/>
       <w:jc w:val="both"/>
       <w:textAlignment w:val="baseline"/>
       <w:outlineLvl w:val="1"/>
@@ -13154,7 +9883,7 @@
     <w:basedOn w:val="Fuentedeprrafopredeter"/>
     <w:link w:val="Ttulo1"/>
     <w:uiPriority w:val="9"/>
-    <w:rsid w:val="00C778E3"/>
+    <w:rsid w:val="00F64B82"/>
     <w:rPr>
       <w:rFonts w:eastAsiaTheme="majorEastAsia" w:cstheme="minorHAnsi"/>
       <w:b/>
@@ -13175,7 +9904,7 @@
     <w:basedOn w:val="Fuentedeprrafopredeter"/>
     <w:link w:val="Ttulo2"/>
     <w:uiPriority w:val="9"/>
-    <w:rsid w:val="007E2F6B"/>
+    <w:rsid w:val="00F64B82"/>
     <w:rPr>
       <w:rFonts w:eastAsia="Times New Roman" w:cstheme="minorHAnsi"/>
       <w:b/>
@@ -13245,21 +9974,26 @@
     <w:link w:val="FiguraCar"/>
     <w:autoRedefine/>
     <w:qFormat/>
-    <w:rsid w:val="00E21E94"/>
+    <w:rsid w:val="000E3ED8"/>
     <w:pPr>
       <w:tabs>
         <w:tab w:val="left" w:pos="1134"/>
       </w:tabs>
       <w:ind w:firstLine="0"/>
-      <w:jc w:val="center"/>
     </w:pPr>
+    <w:rPr>
+      <w:b/>
+      <w:bCs/>
+    </w:rPr>
   </w:style>
   <w:style w:type="character" w:customStyle="1" w:styleId="FiguraCar">
     <w:name w:val="Figura Car"/>
     <w:basedOn w:val="Fuentedeprrafopredeter"/>
     <w:link w:val="Figura"/>
-    <w:rsid w:val="00E21E94"/>
+    <w:rsid w:val="000E3ED8"/>
     <w:rPr>
+      <w:b/>
+      <w:bCs/>
       <w:sz w:val="28"/>
     </w:rPr>
   </w:style>
@@ -15036,12 +11770,23 @@
 </file>
 
 <file path=customXml/item1.xml><?xml version="1.0" encoding="utf-8"?>
+<p:properties xmlns:p="http://schemas.microsoft.com/office/2006/metadata/properties" xmlns:xsi="http://www.w3.org/2001/XMLSchema-instance" xmlns:pc="http://schemas.microsoft.com/office/infopath/2007/PartnerControls">
+  <documentManagement>
+    <TaxCatchAll xmlns="2c0ff4f8-6664-4eb8-8bb0-965f2536cb1b" xsi:nil="true"/>
+    <lcf76f155ced4ddcb4097134ff3c332f xmlns="2b6b437a-5846-4934-ac66-7de06297595b">
+      <Terms xmlns="http://schemas.microsoft.com/office/infopath/2007/PartnerControls"/>
+    </lcf76f155ced4ddcb4097134ff3c332f>
+  </documentManagement>
+</p:properties>
+</file>
+
+<file path=customXml/item2.xml><?xml version="1.0" encoding="utf-8"?>
 <b:Sources xmlns:b="http://schemas.openxmlformats.org/officeDocument/2006/bibliography" xmlns="http://schemas.openxmlformats.org/officeDocument/2006/bibliography" SelectedStyle="\APASixthEditionOfficeOnline.xsl" StyleName="APA" Version="6"/>
 </file>
 
-<file path=customXml/item2.xml><?xml version="1.0" encoding="utf-8"?>
-<ct:contentTypeSchema xmlns:ct="http://schemas.microsoft.com/office/2006/metadata/contentType" xmlns:ma="http://schemas.microsoft.com/office/2006/metadata/properties/metaAttributes" ct:_="" ma:_="" ma:contentTypeName="Documento" ma:contentTypeID="0x010100FD531872C7CE554584EF00C37E403D8B" ma:contentTypeVersion="12" ma:contentTypeDescription="Crear nuevo documento." ma:contentTypeScope="" ma:versionID="31ec82868ee9b6bc1821db441fdafaf4">
-  <xsd:schema xmlns:xsd="http://www.w3.org/2001/XMLSchema" xmlns:xs="http://www.w3.org/2001/XMLSchema" xmlns:p="http://schemas.microsoft.com/office/2006/metadata/properties" xmlns:ns2="2b6b437a-5846-4934-ac66-7de06297595b" xmlns:ns3="2c0ff4f8-6664-4eb8-8bb0-965f2536cb1b" targetNamespace="http://schemas.microsoft.com/office/2006/metadata/properties" ma:root="true" ma:fieldsID="dfd02cd6e973274cdf3c9f2822ea5e9d" ns2:_="" ns3:_="">
+<file path=customXml/item3.xml><?xml version="1.0" encoding="utf-8"?>
+<ct:contentTypeSchema xmlns:ct="http://schemas.microsoft.com/office/2006/metadata/contentType" xmlns:ma="http://schemas.microsoft.com/office/2006/metadata/properties/metaAttributes" ct:_="" ma:_="" ma:contentTypeName="Documento" ma:contentTypeID="0x010100FD531872C7CE554584EF00C37E403D8B" ma:contentTypeVersion="12" ma:contentTypeDescription="Crear nuevo documento." ma:contentTypeScope="" ma:versionID="a0d89fd5b48a615df9537d24884bb7c6">
+  <xsd:schema xmlns:xsd="http://www.w3.org/2001/XMLSchema" xmlns:xs="http://www.w3.org/2001/XMLSchema" xmlns:p="http://schemas.microsoft.com/office/2006/metadata/properties" xmlns:ns2="2b6b437a-5846-4934-ac66-7de06297595b" xmlns:ns3="2c0ff4f8-6664-4eb8-8bb0-965f2536cb1b" targetNamespace="http://schemas.microsoft.com/office/2006/metadata/properties" ma:root="true" ma:fieldsID="50ca0175e5ef1c7ebc90c8a78e9b38bb" ns2:_="" ns3:_="">
     <xsd:import namespace="2b6b437a-5846-4934-ac66-7de06297595b"/>
     <xsd:import namespace="2c0ff4f8-6664-4eb8-8bb0-965f2536cb1b"/>
     <xsd:element name="properties">
@@ -15240,7 +11985,7 @@
 </ct:contentTypeSchema>
 </file>
 
-<file path=customXml/item3.xml><?xml version="1.0" encoding="utf-8"?>
+<file path=customXml/item4.xml><?xml version="1.0" encoding="utf-8"?>
 <?mso-contentType ?>
 <FormTemplates xmlns="http://schemas.microsoft.com/sharepoint/v3/contenttype/forms">
   <Display>DocumentLibraryForm</Display>
@@ -15249,18 +11994,18 @@
 </FormTemplates>
 </file>
 
-<file path=customXml/item4.xml><?xml version="1.0" encoding="utf-8"?>
-<p:properties xmlns:p="http://schemas.microsoft.com/office/2006/metadata/properties" xmlns:xsi="http://www.w3.org/2001/XMLSchema-instance" xmlns:pc="http://schemas.microsoft.com/office/infopath/2007/PartnerControls">
-  <documentManagement>
-    <TaxCatchAll xmlns="2c0ff4f8-6664-4eb8-8bb0-965f2536cb1b" xsi:nil="true"/>
-    <lcf76f155ced4ddcb4097134ff3c332f xmlns="2b6b437a-5846-4934-ac66-7de06297595b">
-      <Terms xmlns="http://schemas.microsoft.com/office/infopath/2007/PartnerControls"/>
-    </lcf76f155ced4ddcb4097134ff3c332f>
-  </documentManagement>
-</p:properties>
+<file path=customXml/itemProps1.xml><?xml version="1.0" encoding="utf-8"?>
+<ds:datastoreItem xmlns:ds="http://schemas.openxmlformats.org/officeDocument/2006/customXml" ds:itemID="{033DA33D-D879-4F3E-85BE-8059BCDB8A6E}">
+  <ds:schemaRefs>
+    <ds:schemaRef ds:uri="http://schemas.microsoft.com/office/2006/metadata/properties"/>
+    <ds:schemaRef ds:uri="http://schemas.microsoft.com/office/infopath/2007/PartnerControls"/>
+    <ds:schemaRef ds:uri="2c0ff4f8-6664-4eb8-8bb0-965f2536cb1b"/>
+    <ds:schemaRef ds:uri="2b6b437a-5846-4934-ac66-7de06297595b"/>
+  </ds:schemaRefs>
+</ds:datastoreItem>
 </file>
 
-<file path=customXml/itemProps1.xml><?xml version="1.0" encoding="utf-8"?>
+<file path=customXml/itemProps2.xml><?xml version="1.0" encoding="utf-8"?>
 <ds:datastoreItem xmlns:ds="http://schemas.openxmlformats.org/officeDocument/2006/customXml" ds:itemID="{E8AB44A3-7C62-4BD2-82ED-8ABC209970FA}">
   <ds:schemaRefs>
     <ds:schemaRef ds:uri="http://schemas.openxmlformats.org/officeDocument/2006/bibliography"/>
@@ -15268,14 +12013,14 @@
 </ds:datastoreItem>
 </file>
 
-<file path=customXml/itemProps2.xml><?xml version="1.0" encoding="utf-8"?>
-<ds:datastoreItem xmlns:ds="http://schemas.openxmlformats.org/officeDocument/2006/customXml" ds:itemID="{9C681C29-1F02-47B3-990D-F077342AB8BC}"/>
-</file>
-
 <file path=customXml/itemProps3.xml><?xml version="1.0" encoding="utf-8"?>
-<ds:datastoreItem xmlns:ds="http://schemas.openxmlformats.org/officeDocument/2006/customXml" ds:itemID="{6FD97C38-4A48-4DB7-BFDA-EBA50DEC73EA}"/>
+<ds:datastoreItem xmlns:ds="http://schemas.openxmlformats.org/officeDocument/2006/customXml" ds:itemID="{35C88372-DF59-4B93-AF63-18904F38814C}"/>
 </file>
 
 <file path=customXml/itemProps4.xml><?xml version="1.0" encoding="utf-8"?>
-<ds:datastoreItem xmlns:ds="http://schemas.openxmlformats.org/officeDocument/2006/customXml" ds:itemID="{033DA33D-D879-4F3E-85BE-8059BCDB8A6E}"/>
+<ds:datastoreItem xmlns:ds="http://schemas.openxmlformats.org/officeDocument/2006/customXml" ds:itemID="{6FD97C38-4A48-4DB7-BFDA-EBA50DEC73EA}">
+  <ds:schemaRefs>
+    <ds:schemaRef ds:uri="http://schemas.microsoft.com/sharepoint/v3/contenttype/forms"/>
+  </ds:schemaRefs>
+</ds:datastoreItem>
 </file>
--- a/fuentes/CFA_03_33130244_DU.docx
+++ b/fuentes/CFA_03_33130244_DU.docx
@@ -1904,7 +1904,6 @@
     </w:p>
     <w:p>
       <w:pPr>
-        <w:jc w:val="center"/>
         <w:rPr>
           <w:rFonts w:cstheme="minorHAnsi"/>
           <w:noProof/>
@@ -11781,7 +11780,12 @@
 </file>
 
 <file path=customXml/item2.xml><?xml version="1.0" encoding="utf-8"?>
-<b:Sources xmlns:b="http://schemas.openxmlformats.org/officeDocument/2006/bibliography" xmlns="http://schemas.openxmlformats.org/officeDocument/2006/bibliography" SelectedStyle="\APASixthEditionOfficeOnline.xsl" StyleName="APA" Version="6"/>
+<?mso-contentType ?>
+<FormTemplates xmlns="http://schemas.microsoft.com/sharepoint/v3/contenttype/forms">
+  <Display>DocumentLibraryForm</Display>
+  <Edit>DocumentLibraryForm</Edit>
+  <New>DocumentLibraryForm</New>
+</FormTemplates>
 </file>
 
 <file path=customXml/item3.xml><?xml version="1.0" encoding="utf-8"?>
@@ -11986,12 +11990,7 @@
 </file>
 
 <file path=customXml/item4.xml><?xml version="1.0" encoding="utf-8"?>
-<?mso-contentType ?>
-<FormTemplates xmlns="http://schemas.microsoft.com/sharepoint/v3/contenttype/forms">
-  <Display>DocumentLibraryForm</Display>
-  <Edit>DocumentLibraryForm</Edit>
-  <New>DocumentLibraryForm</New>
-</FormTemplates>
+<b:Sources xmlns:b="http://schemas.openxmlformats.org/officeDocument/2006/bibliography" xmlns="http://schemas.openxmlformats.org/officeDocument/2006/bibliography" SelectedStyle="\APASixthEditionOfficeOnline.xsl" StyleName="APA" Version="6"/>
 </file>
 
 <file path=customXml/itemProps1.xml><?xml version="1.0" encoding="utf-8"?>
@@ -12006,21 +12005,21 @@
 </file>
 
 <file path=customXml/itemProps2.xml><?xml version="1.0" encoding="utf-8"?>
+<ds:datastoreItem xmlns:ds="http://schemas.openxmlformats.org/officeDocument/2006/customXml" ds:itemID="{6FD97C38-4A48-4DB7-BFDA-EBA50DEC73EA}">
+  <ds:schemaRefs>
+    <ds:schemaRef ds:uri="http://schemas.microsoft.com/sharepoint/v3/contenttype/forms"/>
+  </ds:schemaRefs>
+</ds:datastoreItem>
+</file>
+
+<file path=customXml/itemProps3.xml><?xml version="1.0" encoding="utf-8"?>
+<ds:datastoreItem xmlns:ds="http://schemas.openxmlformats.org/officeDocument/2006/customXml" ds:itemID="{F715FB78-D200-400F-88FA-2F80D5FA44ED}"/>
+</file>
+
+<file path=customXml/itemProps4.xml><?xml version="1.0" encoding="utf-8"?>
 <ds:datastoreItem xmlns:ds="http://schemas.openxmlformats.org/officeDocument/2006/customXml" ds:itemID="{E8AB44A3-7C62-4BD2-82ED-8ABC209970FA}">
   <ds:schemaRefs>
     <ds:schemaRef ds:uri="http://schemas.openxmlformats.org/officeDocument/2006/bibliography"/>
   </ds:schemaRefs>
 </ds:datastoreItem>
-</file>
-
-<file path=customXml/itemProps3.xml><?xml version="1.0" encoding="utf-8"?>
-<ds:datastoreItem xmlns:ds="http://schemas.openxmlformats.org/officeDocument/2006/customXml" ds:itemID="{35C88372-DF59-4B93-AF63-18904F38814C}"/>
-</file>
-
-<file path=customXml/itemProps4.xml><?xml version="1.0" encoding="utf-8"?>
-<ds:datastoreItem xmlns:ds="http://schemas.openxmlformats.org/officeDocument/2006/customXml" ds:itemID="{6FD97C38-4A48-4DB7-BFDA-EBA50DEC73EA}">
-  <ds:schemaRefs>
-    <ds:schemaRef ds:uri="http://schemas.microsoft.com/sharepoint/v3/contenttype/forms"/>
-  </ds:schemaRefs>
-</ds:datastoreItem>
 </file>
--- a/fuentes/CFA_03_33130244_DU.docx
+++ b/fuentes/CFA_03_33130244_DU.docx
@@ -1752,7 +1752,6 @@
         <w:pStyle w:val="Prrafodelista"/>
         <w:ind w:left="1429" w:firstLine="0"/>
       </w:pPr>
-      <w:proofErr w:type="gramStart"/>
       <w:r>
         <w:t>Cu</w:t>
       </w:r>
@@ -1760,11 +1759,7 @@
         <w:t>án</w:t>
       </w:r>
       <w:r>
-        <w:t>do</w:t>
-      </w:r>
-      <w:proofErr w:type="gramEnd"/>
-      <w:r>
-        <w:t xml:space="preserve"> ocurre la situación.</w:t>
+        <w:t>do ocurre la situación.</w:t>
       </w:r>
     </w:p>
     <w:p>
@@ -1904,6 +1899,7 @@
     </w:p>
     <w:p>
       <w:pPr>
+        <w:ind w:firstLine="0"/>
         <w:rPr>
           <w:rFonts w:cstheme="minorHAnsi"/>
           <w:noProof/>
@@ -2077,7 +2073,6 @@
             <w:pPr>
               <w:spacing w:before="0" w:after="0"/>
               <w:ind w:firstLine="0"/>
-              <w:jc w:val="center"/>
               <w:rPr>
                 <w:rFonts w:cstheme="minorHAnsi"/>
                 <w:bCs/>
@@ -2461,21 +2456,12 @@
           <w:bCs/>
         </w:rPr>
       </w:pPr>
-      <w:proofErr w:type="gramStart"/>
       <w:r>
         <w:rPr>
           <w:b/>
           <w:bCs/>
         </w:rPr>
-        <w:t>Cuándo</w:t>
-      </w:r>
-      <w:proofErr w:type="gramEnd"/>
-      <w:r>
-        <w:rPr>
-          <w:b/>
-          <w:bCs/>
-        </w:rPr>
-        <w:t xml:space="preserve"> sucedió o está sucediendo</w:t>
+        <w:t>Cuándo sucedió o está sucediendo</w:t>
       </w:r>
     </w:p>
     <w:p>
@@ -4334,11 +4320,21 @@
         <w:pStyle w:val="Sangradetextonormal"/>
       </w:pPr>
       <w:r>
-        <w:t> Para reforzar los conceptos relacionados con el reporte de situaciones de interés en salud pública, se sugiere acceda al siguiente video. En él se explica la importancia del reporte como principal mecanismo de comunicación entre la comunidad y las autoridades sanitarias. Además, se destacan las características del reporte, sus tipos, el flujo de la información, los formatos a utilizar y, finalmente, el procedimiento para realizar el reporte en el aplicativo de la Red de Vigilancia Epidemiológica Comunitaria:  </w:t>
-      </w:r>
-    </w:p>
-    <w:p>
-      <w:pPr>
+        <w:t> Para reforzar los conceptos relacionados con el reporte de situaciones de interés en salud pública, se sugiere acceda al siguiente video. En él se explica la importancia del reporte como principal mecanismo de comunicación entre la comunidad y las autoridades sanitarias. Además, se destacan las características del reporte, sus tipos, el flujo de la información, los formatos a utilizar y, finalmente, el procedimiento para realizar el reporte en el aplicativo de la Red de Vigilancia Epidemiológica Comunitaria:</w:t>
+      </w:r>
+    </w:p>
+    <w:p>
+      <w:pPr>
+        <w:spacing w:before="0" w:after="160" w:line="259" w:lineRule="auto"/>
+        <w:ind w:firstLine="0"/>
+      </w:pPr>
+      <w:r>
+        <w:br w:type="page"/>
+      </w:r>
+    </w:p>
+    <w:p>
+      <w:pPr>
+        <w:ind w:firstLine="0"/>
         <w:rPr>
           <w:rFonts w:cstheme="minorHAnsi"/>
           <w:noProof/>
@@ -4354,6 +4350,7 @@
           <w:szCs w:val="28"/>
           <w:lang w:val="es-MX"/>
         </w:rPr>
+        <w:lastRenderedPageBreak/>
         <w:t>Video 2</w:t>
       </w:r>
       <w:r>
@@ -4390,7 +4387,6 @@
           <w:szCs w:val="28"/>
           <w:lang w:val="es-MX"/>
         </w:rPr>
-        <w:lastRenderedPageBreak/>
         <w:drawing>
           <wp:inline distT="0" distB="0" distL="0" distR="0" wp14:anchorId="11A4C35D" wp14:editId="51AB69C4">
             <wp:extent cx="6332220" cy="3561715"/>
@@ -4496,7 +4492,6 @@
             <w:pPr>
               <w:spacing w:before="0" w:after="0"/>
               <w:ind w:firstLine="0"/>
-              <w:jc w:val="center"/>
               <w:rPr>
                 <w:rFonts w:cstheme="minorHAnsi"/>
                 <w:bCs/>
@@ -4507,7 +4502,21 @@
                 <w:rFonts w:cstheme="minorHAnsi"/>
                 <w:b/>
               </w:rPr>
-              <w:t xml:space="preserve">Video 1. Síntesis del video: </w:t>
+              <w:t xml:space="preserve">Video </w:t>
+            </w:r>
+            <w:r>
+              <w:rPr>
+                <w:rFonts w:cstheme="minorHAnsi"/>
+                <w:b/>
+              </w:rPr>
+              <w:t>2</w:t>
+            </w:r>
+            <w:r>
+              <w:rPr>
+                <w:rFonts w:cstheme="minorHAnsi"/>
+                <w:b/>
+              </w:rPr>
+              <w:t xml:space="preserve">. Síntesis del video: </w:t>
             </w:r>
             <w:r>
               <w:rPr>
@@ -4588,12 +4597,12 @@
           </w:p>
           <w:p>
             <w:r>
+              <w:lastRenderedPageBreak/>
               <w:t>El tiempo indica cuándo ocurrió o se detectó la situación, abarcando días, semanas o períodos específicos. Esta información permite vigilar y analizar tendencias.</w:t>
             </w:r>
           </w:p>
           <w:p>
             <w:r>
-              <w:lastRenderedPageBreak/>
               <w:t>Lugar: detalla el área geográfica, la comunidad, el barrio, el municipio o la institución donde surge el evento. </w:t>
             </w:r>
           </w:p>
@@ -4665,12 +4674,12 @@
           </w:p>
           <w:p>
             <w:r>
+              <w:lastRenderedPageBreak/>
               <w:t>Existen dos formatos para reportar situaciones de interés: uno para casos individuales y otro para reportes colectivos. </w:t>
             </w:r>
           </w:p>
           <w:p>
             <w:r>
-              <w:lastRenderedPageBreak/>
               <w:t>El aplicativo de la Red de Vigilancia Epidemiológica Comunitaria es una herramienta digital que facilita el registro, gestión y análisis de eventos de salud reportados por la comunidad, promoviendo vigilancia oportuna y participativa. </w:t>
             </w:r>
           </w:p>
@@ -11780,12 +11789,7 @@
 </file>
 
 <file path=customXml/item2.xml><?xml version="1.0" encoding="utf-8"?>
-<?mso-contentType ?>
-<FormTemplates xmlns="http://schemas.microsoft.com/sharepoint/v3/contenttype/forms">
-  <Display>DocumentLibraryForm</Display>
-  <Edit>DocumentLibraryForm</Edit>
-  <New>DocumentLibraryForm</New>
-</FormTemplates>
+<b:Sources xmlns:b="http://schemas.openxmlformats.org/officeDocument/2006/bibliography" xmlns="http://schemas.openxmlformats.org/officeDocument/2006/bibliography" SelectedStyle="\APASixthEditionOfficeOnline.xsl" StyleName="APA" Version="6"/>
 </file>
 
 <file path=customXml/item3.xml><?xml version="1.0" encoding="utf-8"?>
@@ -11990,7 +11994,12 @@
 </file>
 
 <file path=customXml/item4.xml><?xml version="1.0" encoding="utf-8"?>
-<b:Sources xmlns:b="http://schemas.openxmlformats.org/officeDocument/2006/bibliography" xmlns="http://schemas.openxmlformats.org/officeDocument/2006/bibliography" SelectedStyle="\APASixthEditionOfficeOnline.xsl" StyleName="APA" Version="6"/>
+<?mso-contentType ?>
+<FormTemplates xmlns="http://schemas.microsoft.com/sharepoint/v3/contenttype/forms">
+  <Display>DocumentLibraryForm</Display>
+  <Edit>DocumentLibraryForm</Edit>
+  <New>DocumentLibraryForm</New>
+</FormTemplates>
 </file>
 
 <file path=customXml/itemProps1.xml><?xml version="1.0" encoding="utf-8"?>
@@ -12005,21 +12014,21 @@
 </file>
 
 <file path=customXml/itemProps2.xml><?xml version="1.0" encoding="utf-8"?>
+<ds:datastoreItem xmlns:ds="http://schemas.openxmlformats.org/officeDocument/2006/customXml" ds:itemID="{E8AB44A3-7C62-4BD2-82ED-8ABC209970FA}">
+  <ds:schemaRefs>
+    <ds:schemaRef ds:uri="http://schemas.openxmlformats.org/officeDocument/2006/bibliography"/>
+  </ds:schemaRefs>
+</ds:datastoreItem>
+</file>
+
+<file path=customXml/itemProps3.xml><?xml version="1.0" encoding="utf-8"?>
+<ds:datastoreItem xmlns:ds="http://schemas.openxmlformats.org/officeDocument/2006/customXml" ds:itemID="{C8242A0B-524E-4E7F-BEC8-3E146C9071EB}"/>
+</file>
+
+<file path=customXml/itemProps4.xml><?xml version="1.0" encoding="utf-8"?>
 <ds:datastoreItem xmlns:ds="http://schemas.openxmlformats.org/officeDocument/2006/customXml" ds:itemID="{6FD97C38-4A48-4DB7-BFDA-EBA50DEC73EA}">
   <ds:schemaRefs>
     <ds:schemaRef ds:uri="http://schemas.microsoft.com/sharepoint/v3/contenttype/forms"/>
   </ds:schemaRefs>
 </ds:datastoreItem>
-</file>
-
-<file path=customXml/itemProps3.xml><?xml version="1.0" encoding="utf-8"?>
-<ds:datastoreItem xmlns:ds="http://schemas.openxmlformats.org/officeDocument/2006/customXml" ds:itemID="{F715FB78-D200-400F-88FA-2F80D5FA44ED}"/>
-</file>
-
-<file path=customXml/itemProps4.xml><?xml version="1.0" encoding="utf-8"?>
-<ds:datastoreItem xmlns:ds="http://schemas.openxmlformats.org/officeDocument/2006/customXml" ds:itemID="{E8AB44A3-7C62-4BD2-82ED-8ABC209970FA}">
-  <ds:schemaRefs>
-    <ds:schemaRef ds:uri="http://schemas.openxmlformats.org/officeDocument/2006/bibliography"/>
-  </ds:schemaRefs>
-</ds:datastoreItem>
 </file>
--- a/fuentes/CFA_03_33130244_DU.docx
+++ b/fuentes/CFA_03_33130244_DU.docx
@@ -1,6 +1,6 @@
 
 <file path=word/document.xml><?xml version="1.0" encoding="utf-8"?>
-<w:document xmlns:wpc="http://schemas.microsoft.com/office/word/2010/wordprocessingCanvas" xmlns:cx="http://schemas.microsoft.com/office/drawing/2014/chartex" xmlns:cx1="http://schemas.microsoft.com/office/drawing/2015/9/8/chartex" xmlns:cx2="http://schemas.microsoft.com/office/drawing/2015/10/21/chartex" xmlns:cx3="http://schemas.microsoft.com/office/drawing/2016/5/9/chartex" xmlns:cx4="http://schemas.microsoft.com/office/drawing/2016/5/10/chartex" xmlns:cx5="http://schemas.microsoft.com/office/drawing/2016/5/11/chartex" xmlns:cx6="http://schemas.microsoft.com/office/drawing/2016/5/12/chartex" xmlns:cx7="http://schemas.microsoft.com/office/drawing/2016/5/13/chartex" xmlns:cx8="http://schemas.microsoft.com/office/drawing/2016/5/14/chartex" xmlns:mc="http://schemas.openxmlformats.org/markup-compatibility/2006" xmlns:aink="http://schemas.microsoft.com/office/drawing/2016/ink" xmlns:am3d="http://schemas.microsoft.com/office/drawing/2017/model3d" xmlns:o="urn:schemas-microsoft-com:office:office" xmlns:r="http://schemas.openxmlformats.org/officeDocument/2006/relationships" xmlns:m="http://schemas.openxmlformats.org/officeDocument/2006/math" xmlns:v="urn:schemas-microsoft-com:vml" xmlns:wp14="http://schemas.microsoft.com/office/word/2010/wordprocessingDrawing" xmlns:wp="http://schemas.openxmlformats.org/drawingml/2006/wordprocessingDrawing" xmlns:w10="urn:schemas-microsoft-com:office:word" xmlns:w="http://schemas.openxmlformats.org/wordprocessingml/2006/main" xmlns:w14="http://schemas.microsoft.com/office/word/2010/wordml" xmlns:w15="http://schemas.microsoft.com/office/word/2012/wordml" xmlns:w16cid="http://schemas.microsoft.com/office/word/2016/wordml/cid" xmlns:w16se="http://schemas.microsoft.com/office/word/2015/wordml/symex" xmlns:wpg="http://schemas.microsoft.com/office/word/2010/wordprocessingGroup" xmlns:wpi="http://schemas.microsoft.com/office/word/2010/wordprocessingInk" xmlns:wne="http://schemas.microsoft.com/office/word/2006/wordml" xmlns:wps="http://schemas.microsoft.com/office/word/2010/wordprocessingShape" xmlns:a="http://schemas.openxmlformats.org/drawingml/2006/main" xmlns:adec="http://schemas.microsoft.com/office/drawing/2017/decorative" xmlns:pic="http://schemas.openxmlformats.org/drawingml/2006/picture" xmlns:a14="http://schemas.microsoft.com/office/drawing/2010/main" xmlns:asvg="http://schemas.microsoft.com/office/drawing/2016/SVG/main" mc:Ignorable="w14 w15 w16se w16cid wp14">
+<w:document xmlns:wpc="http://schemas.microsoft.com/office/word/2010/wordprocessingCanvas" xmlns:cx="http://schemas.microsoft.com/office/drawing/2014/chartex" xmlns:cx1="http://schemas.microsoft.com/office/drawing/2015/9/8/chartex" xmlns:cx2="http://schemas.microsoft.com/office/drawing/2015/10/21/chartex" xmlns:cx3="http://schemas.microsoft.com/office/drawing/2016/5/9/chartex" xmlns:cx4="http://schemas.microsoft.com/office/drawing/2016/5/10/chartex" xmlns:cx5="http://schemas.microsoft.com/office/drawing/2016/5/11/chartex" xmlns:cx6="http://schemas.microsoft.com/office/drawing/2016/5/12/chartex" xmlns:cx7="http://schemas.microsoft.com/office/drawing/2016/5/13/chartex" xmlns:cx8="http://schemas.microsoft.com/office/drawing/2016/5/14/chartex" xmlns:mc="http://schemas.openxmlformats.org/markup-compatibility/2006" xmlns:aink="http://schemas.microsoft.com/office/drawing/2016/ink" xmlns:am3d="http://schemas.microsoft.com/office/drawing/2017/model3d" xmlns:o="urn:schemas-microsoft-com:office:office" xmlns:r="http://schemas.openxmlformats.org/officeDocument/2006/relationships" xmlns:m="http://schemas.openxmlformats.org/officeDocument/2006/math" xmlns:v="urn:schemas-microsoft-com:vml" xmlns:wp14="http://schemas.microsoft.com/office/word/2010/wordprocessingDrawing" xmlns:wp="http://schemas.openxmlformats.org/drawingml/2006/wordprocessingDrawing" xmlns:w10="urn:schemas-microsoft-com:office:word" xmlns:w="http://schemas.openxmlformats.org/wordprocessingml/2006/main" xmlns:w14="http://schemas.microsoft.com/office/word/2010/wordml" xmlns:w15="http://schemas.microsoft.com/office/word/2012/wordml" xmlns:w16cid="http://schemas.microsoft.com/office/word/2016/wordml/cid" xmlns:w16se="http://schemas.microsoft.com/office/word/2015/wordml/symex" xmlns:wpg="http://schemas.microsoft.com/office/word/2010/wordprocessingGroup" xmlns:wpi="http://schemas.microsoft.com/office/word/2010/wordprocessingInk" xmlns:wne="http://schemas.microsoft.com/office/word/2006/wordml" xmlns:wps="http://schemas.microsoft.com/office/word/2010/wordprocessingShape" mc:Ignorable="w14 w15 w16se w16cid wp14">
   <w:body>
     <w:p>
       <w:pPr>
@@ -14,7 +14,7 @@
           <w:rFonts w:cstheme="minorHAnsi"/>
         </w:rPr>
       </w:pPr>
-      <w:bookmarkStart w:name="_Hlk213696707" w:id="0"/>
+      <w:bookmarkStart w:id="0" w:name="_Hlk213696707"/>
       <w:bookmarkEnd w:id="0"/>
       <w:r>
         <w:rPr>
@@ -238,7 +238,7 @@
           </mc:Choice>
           <mc:Fallback xmlns:w16cex="http://schemas.microsoft.com/office/word/2018/wordml/cex" xmlns:w16="http://schemas.microsoft.com/office/word/2018/wordml" xmlns:w16sdtdh="http://schemas.microsoft.com/office/word/2020/wordml/sdtdatahash">
             <w:pict>
-              <v:rect id="Rectángulo 3" style="position:absolute;margin-left:-55.65pt;margin-top:21.4pt;width:613.85pt;height:167.1pt;z-index:-251655168;visibility:visible;mso-wrap-style:square;mso-height-percent:0;mso-wrap-distance-left:9pt;mso-wrap-distance-top:0;mso-wrap-distance-right:9pt;mso-wrap-distance-bottom:0;mso-position-horizontal:absolute;mso-position-horizontal-relative:text;mso-position-vertical:absolute;mso-position-vertical-relative:text;mso-height-percent:0;mso-height-relative:margin;v-text-anchor:middle" alt="&quot;&quot;" o:spid="_x0000_s1026" fillcolor="#00314d" stroked="f" strokeweight="1pt" w14:anchorId="1F98EEC8" o:gfxdata="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"/>
+              <v:rect w14:anchorId="1F98EEC8" id="Rectángulo 3" o:spid="_x0000_s1026" alt="&quot;&quot;" style="position:absolute;margin-left:-55.65pt;margin-top:21.4pt;width:613.85pt;height:167.1pt;z-index:-251655168;visibility:visible;mso-wrap-style:square;mso-height-percent:0;mso-wrap-distance-left:9pt;mso-wrap-distance-top:0;mso-wrap-distance-right:9pt;mso-wrap-distance-bottom:0;mso-position-horizontal:absolute;mso-position-horizontal-relative:text;mso-position-vertical:absolute;mso-position-vertical-relative:text;mso-height-percent:0;mso-height-relative:margin;v-text-anchor:middle" o:gfxdata="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" fillcolor="#00314d" stroked="f" strokeweight="1pt"/>
             </w:pict>
           </mc:Fallback>
         </mc:AlternateContent>
@@ -386,11 +386,11 @@
           </mc:Choice>
           <mc:Fallback>
             <w:pict>
-              <v:shapetype id="_x0000_t202" coordsize="21600,21600" o:spt="202" path="m,l,21600r21600,l21600,xe" w14:anchorId="2E2DABF6">
+              <v:shapetype w14:anchorId="2E2DABF6" id="_x0000_t202" coordsize="21600,21600" o:spt="202" path="m,l,21600r21600,l21600,xe">
                 <v:stroke joinstyle="miter"/>
                 <v:path gradientshapeok="t" o:connecttype="rect"/>
               </v:shapetype>
-              <v:shape id="Cuadro de texto 2" style="position:absolute;left:0;text-align:left;margin-left:-32pt;margin-top:19.45pt;width:573.3pt;height:129.5pt;z-index:251663360;visibility:visible;mso-wrap-style:square;mso-width-percent:0;mso-height-percent:0;mso-wrap-distance-left:9pt;mso-wrap-distance-top:3.6pt;mso-wrap-distance-right:9pt;mso-wrap-distance-bottom:3.6pt;mso-position-horizontal:absolute;mso-position-horizontal-relative:margin;mso-position-vertical:absolute;mso-position-vertical-relative:text;mso-width-percent:0;mso-height-percent:0;mso-width-relative:margin;mso-height-relative:margin;v-text-anchor:top" o:spid="_x0000_s1026" filled="f" stroked="f" type="#_x0000_t202" o:gfxdata="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">
+              <v:shape id="Cuadro de texto 2" o:spid="_x0000_s1026" type="#_x0000_t202" style="position:absolute;left:0;text-align:left;margin-left:-32pt;margin-top:19.45pt;width:573.3pt;height:129.5pt;z-index:251663360;visibility:visible;mso-wrap-style:square;mso-width-percent:0;mso-height-percent:0;mso-wrap-distance-left:9pt;mso-wrap-distance-top:3.6pt;mso-wrap-distance-right:9pt;mso-wrap-distance-bottom:3.6pt;mso-position-horizontal:absolute;mso-position-horizontal-relative:margin;mso-position-vertical:absolute;mso-position-vertical-relative:text;mso-width-percent:0;mso-height-percent:0;mso-width-relative:margin;mso-height-relative:margin;v-text-anchor:top" o:gfxdata="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" filled="f" stroked="f">
                 <v:textbox>
                   <w:txbxContent>
                     <w:p>
@@ -578,7 +578,7 @@
     <w:p>
       <w:pPr>
         <w:pBdr>
-          <w:bottom w:val="single" w:color="auto" w:sz="12" w:space="1"/>
+          <w:bottom w:val="single" w:sz="12" w:space="1" w:color="auto"/>
         </w:pBdr>
         <w:spacing w:before="0" w:after="0"/>
         <w:ind w:firstLine="0"/>
@@ -664,7 +664,7 @@
           <w:kern w:val="2"/>
           <w:sz w:val="28"/>
           <w:szCs w:val="22"/>
-          <w:bdr w:val="none" w:color="auto" w:sz="0" w:space="0"/>
+          <w:bdr w:val="none" w:sz="0" w:space="0" w:color="auto"/>
           <w:lang w:val="es-ES" w:eastAsia="en-US"/>
           <w14:ligatures w14:val="standardContextual"/>
         </w:rPr>
@@ -713,7 +713,7 @@
           <w:r>
             <w:fldChar w:fldCharType="separate"/>
           </w:r>
-          <w:hyperlink w:history="1" w:anchor="_Toc216335151">
+          <w:hyperlink w:anchor="_Toc216335151" w:history="1">
             <w:r>
               <w:rPr>
                 <w:rStyle w:val="Hipervnculo"/>
@@ -786,7 +786,7 @@
               <w14:ligatures w14:val="none"/>
             </w:rPr>
           </w:pPr>
-          <w:hyperlink w:history="1" w:anchor="_Toc216335152">
+          <w:hyperlink w:anchor="_Toc216335152" w:history="1">
             <w:r>
               <w:rPr>
                 <w:rStyle w:val="Hipervnculo"/>
@@ -874,7 +874,7 @@
               <w14:ligatures w14:val="none"/>
             </w:rPr>
           </w:pPr>
-          <w:hyperlink w:history="1" w:anchor="_Toc216335153">
+          <w:hyperlink w:anchor="_Toc216335153" w:history="1">
             <w:r>
               <w:rPr>
                 <w:rStyle w:val="Hipervnculo"/>
@@ -944,7 +944,7 @@
               <w14:ligatures w14:val="none"/>
             </w:rPr>
           </w:pPr>
-          <w:hyperlink w:history="1" w:anchor="_Toc216335154">
+          <w:hyperlink w:anchor="_Toc216335154" w:history="1">
             <w:r>
               <w:rPr>
                 <w:rStyle w:val="Hipervnculo"/>
@@ -1014,7 +1014,7 @@
               <w14:ligatures w14:val="none"/>
             </w:rPr>
           </w:pPr>
-          <w:hyperlink w:history="1" w:anchor="_Toc216335155">
+          <w:hyperlink w:anchor="_Toc216335155" w:history="1">
             <w:r>
               <w:rPr>
                 <w:rStyle w:val="Hipervnculo"/>
@@ -1084,7 +1084,7 @@
               <w14:ligatures w14:val="none"/>
             </w:rPr>
           </w:pPr>
-          <w:hyperlink w:history="1" w:anchor="_Toc216335156">
+          <w:hyperlink w:anchor="_Toc216335156" w:history="1">
             <w:r>
               <w:rPr>
                 <w:rStyle w:val="Hipervnculo"/>
@@ -1131,7 +1131,7 @@
                 <w:noProof/>
                 <w:webHidden/>
               </w:rPr>
-              <w:t>13</w:t>
+              <w:t>12</w:t>
             </w:r>
             <w:r>
               <w:rPr>
@@ -1154,7 +1154,7 @@
               <w14:ligatures w14:val="none"/>
             </w:rPr>
           </w:pPr>
-          <w:hyperlink w:history="1" w:anchor="_Toc216335157">
+          <w:hyperlink w:anchor="_Toc216335157" w:history="1">
             <w:r>
               <w:rPr>
                 <w:rStyle w:val="Hipervnculo"/>
@@ -1224,7 +1224,7 @@
               <w14:ligatures w14:val="none"/>
             </w:rPr>
           </w:pPr>
-          <w:hyperlink w:history="1" w:anchor="_Toc216335158">
+          <w:hyperlink w:anchor="_Toc216335158" w:history="1">
             <w:r>
               <w:rPr>
                 <w:rStyle w:val="Hipervnculo"/>
@@ -1271,7 +1271,7 @@
                 <w:noProof/>
                 <w:webHidden/>
               </w:rPr>
-              <w:t>19</w:t>
+              <w:t>18</w:t>
             </w:r>
             <w:r>
               <w:rPr>
@@ -1294,7 +1294,7 @@
               <w14:ligatures w14:val="none"/>
             </w:rPr>
           </w:pPr>
-          <w:hyperlink w:history="1" w:anchor="_Toc216335159">
+          <w:hyperlink w:anchor="_Toc216335159" w:history="1">
             <w:r>
               <w:rPr>
                 <w:rStyle w:val="Hipervnculo"/>
@@ -1364,7 +1364,7 @@
               <w14:ligatures w14:val="none"/>
             </w:rPr>
           </w:pPr>
-          <w:hyperlink w:history="1" w:anchor="_Toc216335160">
+          <w:hyperlink w:anchor="_Toc216335160" w:history="1">
             <w:r>
               <w:rPr>
                 <w:rStyle w:val="Hipervnculo"/>
@@ -1434,7 +1434,7 @@
               <w14:ligatures w14:val="none"/>
             </w:rPr>
           </w:pPr>
-          <w:hyperlink w:history="1" w:anchor="_Toc216335161">
+          <w:hyperlink w:anchor="_Toc216335161" w:history="1">
             <w:r>
               <w:rPr>
                 <w:rStyle w:val="Hipervnculo"/>
@@ -1442,8 +1442,6 @@
               </w:rPr>
               <w:t>Material complementario</w:t>
             </w:r>
-            <w:bookmarkStart w:name="_GoBack" w:id="1"/>
-            <w:bookmarkEnd w:id="1"/>
             <w:r>
               <w:rPr>
                 <w:noProof/>
@@ -1506,7 +1504,7 @@
               <w14:ligatures w14:val="none"/>
             </w:rPr>
           </w:pPr>
-          <w:hyperlink w:history="1" w:anchor="_Toc216335162">
+          <w:hyperlink w:anchor="_Toc216335162" w:history="1">
             <w:r>
               <w:rPr>
                 <w:rStyle w:val="Hipervnculo"/>
@@ -1576,7 +1574,7 @@
               <w14:ligatures w14:val="none"/>
             </w:rPr>
           </w:pPr>
-          <w:hyperlink w:history="1" w:anchor="_Toc216335163">
+          <w:hyperlink w:anchor="_Toc216335163" w:history="1">
             <w:r>
               <w:rPr>
                 <w:rStyle w:val="Hipervnculo"/>
@@ -1646,7 +1644,7 @@
               <w14:ligatures w14:val="none"/>
             </w:rPr>
           </w:pPr>
-          <w:hyperlink w:history="1" w:anchor="_Toc216335164">
+          <w:hyperlink w:anchor="_Toc216335164" w:history="1">
             <w:r>
               <w:rPr>
                 <w:rStyle w:val="Hipervnculo"/>
@@ -1724,7 +1722,7 @@
         </w:rPr>
         <w:sectPr>
           <w:footerReference w:type="default" r:id="rId12"/>
-          <w:pgSz w:w="12240" w:h="15840" w:orient="portrait"/>
+          <w:pgSz w:w="12240" w:h="15840"/>
           <w:pgMar w:top="1701" w:right="1134" w:bottom="1134" w:left="1134" w:header="709" w:footer="709" w:gutter="0"/>
           <w:cols w:space="708"/>
           <w:docGrid w:linePitch="360"/>
@@ -1739,12 +1737,12 @@
           <w:numId w:val="0"/>
         </w:numPr>
       </w:pPr>
-      <w:bookmarkStart w:name="_Toc216335151" w:id="2"/>
+      <w:bookmarkStart w:id="1" w:name="_Toc216335151"/>
       <w:r>
         <w:lastRenderedPageBreak/>
         <w:t>Introducción</w:t>
       </w:r>
-      <w:bookmarkEnd w:id="2"/>
+      <w:bookmarkEnd w:id="1"/>
       <w:r>
         <w:t xml:space="preserve"> </w:t>
       </w:r>
@@ -1906,7 +1904,7 @@
         <w:spacing w:before="0" w:after="160" w:line="259" w:lineRule="auto"/>
         <w:ind w:firstLine="0"/>
         <w:rPr>
-          <w:rFonts w:ascii="Arial" w:hAnsi="Arial" w:eastAsia="Times New Roman" w:cs="Arial"/>
+          <w:rFonts w:ascii="Arial" w:eastAsia="Times New Roman" w:hAnsi="Arial" w:cs="Arial"/>
           <w:kern w:val="0"/>
           <w:sz w:val="20"/>
           <w:szCs w:val="20"/>
@@ -1916,7 +1914,7 @@
       </w:pPr>
       <w:r>
         <w:rPr>
-          <w:rFonts w:ascii="Arial" w:hAnsi="Arial" w:eastAsia="Times New Roman" w:cs="Arial"/>
+          <w:rFonts w:ascii="Arial" w:eastAsia="Times New Roman" w:hAnsi="Arial" w:cs="Arial"/>
           <w:kern w:val="0"/>
           <w:sz w:val="20"/>
           <w:szCs w:val="20"/>
@@ -1928,49 +1926,17 @@
     </w:p>
     <w:p>
       <w:pPr>
-        <w:ind w:firstLine="0"/>
-        <w:rPr>
-          <w:rFonts w:cstheme="minorHAnsi"/>
+        <w:pStyle w:val="Video"/>
+        <w:rPr>
           <w:noProof/>
-          <w:szCs w:val="28"/>
           <w:lang w:val="es-MX"/>
         </w:rPr>
       </w:pPr>
       <w:r>
         <w:rPr>
-          <w:rFonts w:cstheme="minorHAnsi"/>
-          <w:b/>
-          <w:bCs/>
-          <w:szCs w:val="28"/>
           <w:lang w:val="es-MX"/>
         </w:rPr>
         <w:lastRenderedPageBreak/>
-        <w:t xml:space="preserve">Video </w:t>
-      </w:r>
-      <w:r>
-        <w:rPr>
-          <w:rFonts w:cstheme="minorHAnsi"/>
-          <w:b/>
-          <w:bCs/>
-          <w:szCs w:val="28"/>
-          <w:lang w:val="es-MX"/>
-        </w:rPr>
-        <w:t>1</w:t>
-      </w:r>
-      <w:r>
-        <w:rPr>
-          <w:rFonts w:cstheme="minorHAnsi"/>
-          <w:szCs w:val="28"/>
-          <w:lang w:val="es-MX"/>
-        </w:rPr>
-        <w:t xml:space="preserve">. </w:t>
-      </w:r>
-      <w:r>
-        <w:rPr>
-          <w:rFonts w:cstheme="minorHAnsi"/>
-          <w:szCs w:val="28"/>
-          <w:lang w:val="es-MX"/>
-        </w:rPr>
         <w:t>Reporte de situaciones de interés en salud pública</w:t>
       </w:r>
     </w:p>
@@ -2060,7 +2026,7 @@
       <w:r>
         <w:tab/>
       </w:r>
-      <w:hyperlink w:history="1" r:id="rId14">
+      <w:hyperlink r:id="rId14" w:history="1">
         <w:r>
           <w:rPr>
             <w:rStyle w:val="Hipervnculo"/>
@@ -2100,14 +2066,7 @@
                 <w:rFonts w:cstheme="minorHAnsi"/>
                 <w:b/>
               </w:rPr>
-              <w:t xml:space="preserve">Síntesis del </w:t>
-            </w:r>
-            <w:r>
-              <w:rPr>
-                <w:rFonts w:cstheme="minorHAnsi"/>
-                <w:b/>
-              </w:rPr>
-              <w:t>video</w:t>
+              <w:t>Transcripción del video</w:t>
             </w:r>
             <w:r>
               <w:rPr>
@@ -2188,7 +2147,7 @@
           <w:p>
             <w:pPr>
               <w:rPr>
-                <w:rFonts w:ascii="Segoe UI" w:hAnsi="Segoe UI" w:eastAsia="Times New Roman" w:cs="Segoe UI"/>
+                <w:rFonts w:ascii="Segoe UI" w:eastAsia="Times New Roman" w:hAnsi="Segoe UI" w:cs="Segoe UI"/>
                 <w:kern w:val="0"/>
                 <w:sz w:val="18"/>
                 <w:szCs w:val="18"/>
@@ -2209,7 +2168,7 @@
         <w:ind w:firstLine="0"/>
         <w:textAlignment w:val="baseline"/>
         <w:rPr>
-          <w:rFonts w:ascii="Segoe UI" w:hAnsi="Segoe UI" w:eastAsia="Times New Roman" w:cs="Segoe UI"/>
+          <w:rFonts w:ascii="Segoe UI" w:eastAsia="Times New Roman" w:hAnsi="Segoe UI" w:cs="Segoe UI"/>
           <w:kern w:val="0"/>
           <w:sz w:val="18"/>
           <w:szCs w:val="18"/>
@@ -2223,7 +2182,7 @@
         <w:spacing w:before="0" w:after="160" w:line="259" w:lineRule="auto"/>
         <w:ind w:firstLine="0"/>
         <w:rPr>
-          <w:rFonts w:ascii="Arial" w:hAnsi="Arial" w:eastAsia="Times New Roman" w:cs="Arial"/>
+          <w:rFonts w:ascii="Arial" w:eastAsia="Times New Roman" w:hAnsi="Arial" w:cs="Arial"/>
           <w:kern w:val="0"/>
           <w:sz w:val="20"/>
           <w:szCs w:val="20"/>
@@ -2233,7 +2192,7 @@
       </w:pPr>
       <w:r>
         <w:rPr>
-          <w:rFonts w:ascii="Arial" w:hAnsi="Arial" w:eastAsia="Times New Roman" w:cs="Arial"/>
+          <w:rFonts w:ascii="Arial" w:eastAsia="Times New Roman" w:hAnsi="Arial" w:cs="Arial"/>
           <w:kern w:val="0"/>
           <w:sz w:val="20"/>
           <w:szCs w:val="20"/>
@@ -2247,12 +2206,12 @@
       <w:pPr>
         <w:pStyle w:val="Ttulo1"/>
       </w:pPr>
-      <w:bookmarkStart w:name="_Toc216335152" w:id="3"/>
+      <w:bookmarkStart w:id="2" w:name="_Toc216335152"/>
       <w:r>
         <w:lastRenderedPageBreak/>
         <w:t>Importancia del reporte en la Estrategia de Vigilancia Basada en Comunidad (VBC)</w:t>
       </w:r>
-      <w:bookmarkEnd w:id="3"/>
+      <w:bookmarkEnd w:id="2"/>
     </w:p>
     <w:p>
       <w:r>
@@ -2362,14 +2321,14 @@
       <w:pPr>
         <w:pStyle w:val="Ttulo2"/>
       </w:pPr>
-      <w:bookmarkStart w:name="_Toc216335153" w:id="4"/>
+      <w:bookmarkStart w:id="3" w:name="_Toc216335153"/>
       <w:r>
         <w:t xml:space="preserve">1.1 </w:t>
       </w:r>
       <w:r>
         <w:t>Reporte</w:t>
       </w:r>
-      <w:bookmarkEnd w:id="4"/>
+      <w:bookmarkEnd w:id="3"/>
     </w:p>
     <w:p>
       <w:r>
@@ -2582,14 +2541,14 @@
       <w:pPr>
         <w:pStyle w:val="Ttulo2"/>
       </w:pPr>
-      <w:bookmarkStart w:name="_Toc216335154" w:id="5"/>
+      <w:bookmarkStart w:id="4" w:name="_Toc216335154"/>
       <w:r>
         <w:t xml:space="preserve">1.2 </w:t>
       </w:r>
       <w:r>
         <w:t>Tipos de reportes</w:t>
       </w:r>
-      <w:bookmarkEnd w:id="5"/>
+      <w:bookmarkEnd w:id="4"/>
     </w:p>
     <w:p>
       <w:pPr>
@@ -2671,9 +2630,9 @@
         <w:tblLook w:val="04A0" w:firstRow="1" w:lastRow="0" w:firstColumn="1" w:lastColumn="0" w:noHBand="0" w:noVBand="1"/>
       </w:tblPr>
       <w:tblGrid>
-        <w:gridCol w:w="2004"/>
-        <w:gridCol w:w="3991"/>
-        <w:gridCol w:w="4505"/>
+        <w:gridCol w:w="1997"/>
+        <w:gridCol w:w="3950"/>
+        <w:gridCol w:w="4553"/>
       </w:tblGrid>
       <w:tr>
         <w:trPr>
@@ -2686,7 +2645,7 @@
           </w:tcPr>
           <w:p>
             <w:pPr>
-              <w:ind w:firstLine="0"/>
+              <w:pStyle w:val="TextoTablas"/>
             </w:pPr>
             <w:r>
               <w:t>Característica</w:t>
@@ -2700,7 +2659,7 @@
           </w:tcPr>
           <w:p>
             <w:pPr>
-              <w:ind w:firstLine="0"/>
+              <w:pStyle w:val="TextoTablas"/>
             </w:pPr>
             <w:r>
               <w:t>Reporte positivo</w:t>
@@ -2714,7 +2673,7 @@
           </w:tcPr>
           <w:p>
             <w:pPr>
-              <w:ind w:firstLine="0"/>
+              <w:pStyle w:val="TextoTablas"/>
             </w:pPr>
             <w:r>
               <w:t>Reporte negativo</w:t>
@@ -2733,7 +2692,7 @@
           </w:tcPr>
           <w:p>
             <w:pPr>
-              <w:ind w:firstLine="0"/>
+              <w:pStyle w:val="TextoTablas"/>
             </w:pPr>
             <w:r>
               <w:t>Contenido</w:t>
@@ -2750,7 +2709,7 @@
           </w:tcPr>
           <w:p>
             <w:pPr>
-              <w:ind w:firstLine="0"/>
+              <w:pStyle w:val="TextoTablas"/>
             </w:pPr>
             <w:r>
               <w:t>Caso, brotes, muertes, factores potencialmente.</w:t>
@@ -2764,7 +2723,7 @@
           </w:tcPr>
           <w:p>
             <w:pPr>
-              <w:ind w:firstLine="0"/>
+              <w:pStyle w:val="TextoTablas"/>
             </w:pPr>
             <w:r>
               <w:t>Ausencia de casos / eventos.</w:t>
@@ -2780,7 +2739,7 @@
           </w:tcPr>
           <w:p>
             <w:pPr>
-              <w:ind w:firstLine="0"/>
+              <w:pStyle w:val="TextoTablas"/>
             </w:pPr>
             <w:r>
               <w:t>Utilida</w:t>
@@ -2797,7 +2756,7 @@
           </w:tcPr>
           <w:p>
             <w:pPr>
-              <w:ind w:firstLine="0"/>
+              <w:pStyle w:val="TextoTablas"/>
             </w:pPr>
             <w:r>
               <w:t>Activación de respuesta y control.</w:t>
@@ -2811,7 +2770,7 @@
           </w:tcPr>
           <w:p>
             <w:pPr>
-              <w:ind w:firstLine="0"/>
+              <w:pStyle w:val="TextoTablas"/>
             </w:pPr>
             <w:r>
               <w:t>Validación de ausencia, mantenimiento de vigilancia.</w:t>
@@ -2830,7 +2789,7 @@
           </w:tcPr>
           <w:p>
             <w:pPr>
-              <w:ind w:firstLine="0"/>
+              <w:pStyle w:val="TextoTablas"/>
             </w:pPr>
             <w:r>
               <w:t>Frecuencia</w:t>
@@ -2847,7 +2806,7 @@
           </w:tcPr>
           <w:p>
             <w:pPr>
-              <w:ind w:firstLine="0"/>
+              <w:pStyle w:val="TextoTablas"/>
             </w:pPr>
             <w:r>
               <w:t>Variable, según presencia de riesgos.</w:t>
@@ -2861,7 +2820,7 @@
           </w:tcPr>
           <w:p>
             <w:pPr>
-              <w:ind w:firstLine="0"/>
+              <w:pStyle w:val="TextoTablas"/>
             </w:pPr>
             <w:r>
               <w:t>Permite seguimiento regular, incluso donde no hay casos.</w:t>
@@ -2877,7 +2836,7 @@
           </w:tcPr>
           <w:p>
             <w:pPr>
-              <w:ind w:firstLine="0"/>
+              <w:pStyle w:val="TextoTablas"/>
             </w:pPr>
             <w:r>
               <w:t>Implicación</w:t>
@@ -2894,7 +2853,7 @@
           </w:tcPr>
           <w:p>
             <w:pPr>
-              <w:ind w:firstLine="0"/>
+              <w:pStyle w:val="TextoTablas"/>
             </w:pPr>
             <w:r>
               <w:t>Requiere acción o intervención.</w:t>
@@ -2908,7 +2867,7 @@
           </w:tcPr>
           <w:p>
             <w:pPr>
-              <w:ind w:firstLine="0"/>
+              <w:pStyle w:val="TextoTablas"/>
             </w:pPr>
             <w:r>
               <w:t>Aporta a la trazabilidad y evaluación de la cobertura.</w:t>
@@ -2945,14 +2904,14 @@
       <w:pPr>
         <w:pStyle w:val="Ttulo2"/>
       </w:pPr>
-      <w:bookmarkStart w:name="_Toc216335155" w:id="6"/>
+      <w:bookmarkStart w:id="5" w:name="_Toc216335155"/>
       <w:r>
         <w:t xml:space="preserve">1.3 </w:t>
       </w:r>
       <w:r>
         <w:t>Reportes por tipo de vigilancia</w:t>
       </w:r>
-      <w:bookmarkEnd w:id="6"/>
+      <w:bookmarkEnd w:id="5"/>
     </w:p>
     <w:p>
       <w:pPr>
@@ -2971,7 +2930,6 @@
         </w:numPr>
       </w:pPr>
       <w:r>
-        <w:lastRenderedPageBreak/>
         <w:t>Pasivas</w:t>
       </w:r>
     </w:p>
@@ -2993,6 +2951,7 @@
         </w:numPr>
       </w:pPr>
       <w:r>
+        <w:lastRenderedPageBreak/>
         <w:t>Activas</w:t>
       </w:r>
     </w:p>
@@ -3090,15 +3049,14 @@
       <w:pPr>
         <w:pStyle w:val="Ttulo2"/>
       </w:pPr>
-      <w:bookmarkStart w:name="_Toc216335156" w:id="7"/>
-      <w:r>
-        <w:lastRenderedPageBreak/>
+      <w:bookmarkStart w:id="6" w:name="_Toc216335156"/>
+      <w:r>
         <w:t xml:space="preserve">1.4 </w:t>
       </w:r>
       <w:r>
         <w:t>Tipos de información</w:t>
       </w:r>
-      <w:bookmarkEnd w:id="7"/>
+      <w:bookmarkEnd w:id="6"/>
     </w:p>
     <w:p>
       <w:pPr>
@@ -3158,6 +3116,7 @@
         </w:numPr>
       </w:pPr>
       <w:r>
+        <w:lastRenderedPageBreak/>
         <w:t>Contaminación del agua para consumo humano o de cuerpos de agua.</w:t>
       </w:r>
     </w:p>
@@ -3315,7 +3274,6 @@
         </w:numPr>
       </w:pPr>
       <w:r>
-        <w:lastRenderedPageBreak/>
         <w:t>Síndrome neurológico.</w:t>
       </w:r>
     </w:p>
@@ -3366,6 +3324,7 @@
         <w:ind w:left="1429" w:firstLine="0"/>
       </w:pPr>
       <w:r>
+        <w:lastRenderedPageBreak/>
         <w:t>Personas con cuadros clínicos que cumplen con la definición de caso probable o sospechoso de un evento de interés en salud pública, según los protocolos de vigilancia basada en indicadores (eventos predefinidos), para los cuales los agentes comunitarios han sido entrenados.</w:t>
       </w:r>
     </w:p>
@@ -3431,45 +3390,42 @@
       <w:pPr>
         <w:pStyle w:val="Ttulo2"/>
       </w:pPr>
-      <w:bookmarkStart w:name="_Toc216335157" w:id="8"/>
+      <w:bookmarkStart w:id="7" w:name="_Toc216335157"/>
       <w:r>
         <w:t xml:space="preserve">1.5 </w:t>
       </w:r>
       <w:r>
         <w:t>Flujo y canales para la recepción de la información</w:t>
       </w:r>
-      <w:bookmarkEnd w:id="8"/>
-    </w:p>
-    <w:p>
-      <w:r>
-        <w:t xml:space="preserve">El flujo de información inicia con la identificación de la señal por parte de los vigías y gestores comunitarios, quienes realizan el reporte de la situación de interés en salud pública en los formatos establecidos para la situación individual y colectiva, posteriormente, el reporte se realiza a la entidad que lidera el proceso en el territorio. </w:t>
-      </w:r>
+      <w:bookmarkEnd w:id="7"/>
+    </w:p>
+    <w:p>
+      <w:r>
+        <w:t xml:space="preserve">El flujo de información inicia con la identificación de la señal por parte de los vigías y gestores comunitarios, quienes realizan el reporte de la situación de interés en salud pública en los formatos establecidos para la situación individual y colectiva, posteriormente, el reporte se realiza a la entidad que lidera el proceso en el territorio. Esta señal debe ingresar luego </w:t>
+      </w:r>
+      <w:r>
+        <w:t>al</w:t>
+      </w:r>
+      <w:r>
+        <w:t xml:space="preserve"> </w:t>
+      </w:r>
+      <w:r>
+        <w:t>sistema de alerta temprana territorial, para ser verificada.  </w:t>
+      </w:r>
+    </w:p>
+    <w:p>
+      <w:r>
+        <w:t> </w:t>
+      </w:r>
+    </w:p>
+    <w:p>
+      <w:r>
+        <w:t>La verificación de la señal consiste en revisar y comprobar la información reportada por los vigías y gestores comunitarios, actividad a cargo de la entidad territorial; para esto, la entidad debe contar con herramientas que permitan confirmar la información reportada.  </w:t>
+      </w:r>
+    </w:p>
+    <w:p>
       <w:r>
         <w:lastRenderedPageBreak/>
-        <w:t xml:space="preserve">Esta señal debe ingresar luego </w:t>
-      </w:r>
-      <w:r>
-        <w:t>al</w:t>
-      </w:r>
-      <w:r>
-        <w:t xml:space="preserve"> </w:t>
-      </w:r>
-      <w:r>
-        <w:t>sistema de alerta temprana territorial, para ser verificada.  </w:t>
-      </w:r>
-    </w:p>
-    <w:p>
-      <w:r>
-        <w:t> </w:t>
-      </w:r>
-    </w:p>
-    <w:p>
-      <w:r>
-        <w:t>La verificación de la señal consiste en revisar y comprobar la información reportada por los vigías y gestores comunitarios, actividad a cargo de la entidad territorial; para esto, la entidad debe contar con herramientas que permitan confirmar la información reportada.  </w:t>
-      </w:r>
-    </w:p>
-    <w:p>
-      <w:r>
         <w:t> Confirmada la señal, la entidad territorial activa la respuesta requerida con base en las entidades gubernamentales y no gubernamentales presenten en el territorio y que den respuesta a la señal reportada. Cuando la señal corresponde al sector salud, la repuesta se vincula al área específica para la situación de interés en salud pública, para que el proceso de atención en salud sea intramural o extramural, en caso contrario se direcciona a la entidad competente para la respuesta. </w:t>
       </w:r>
     </w:p>
@@ -3488,16 +3444,16 @@
     </w:p>
     <w:p>
       <w:r>
-        <w:t xml:space="preserve">Las señales recibidas desde la comunidad deben contar con una respuesta institucional o una orientación para la autogestión, a su vez, se debe garantizar la comunicación de las acciones realizadas por la entidad a los vigías y gestores comunitarios, para fortalecer la comunicación entre la comunidad y la entidad </w:t>
+        <w:t>Las señales recibidas desde la comunidad deben contar con una respuesta institucional o una orientación para la autogestión, a su vez, se debe garantizar la comunicación de las acciones realizadas por la entidad a los vigías y gestores comunitarios, para fortalecer la comunicación entre la comunidad y la entidad generando la confianza a la REVCOM y su comunidad frente a la gestión por parte de las entidades. </w:t>
+      </w:r>
+    </w:p>
+    <w:p>
+      <w:r>
+        <w:t xml:space="preserve">En el caso que el reporte sea negativo (ausencia de la situación de interés en salud pública), la entidad territorial es la encargada de orientar a los vigías y gestores del porqué la señal presentada fue negativa; asimismo, es una forma de hacer monitoreo de estos casos para contar con la cobertura y funcionamiento de las redes. Para esto, se recomienda que exista una comunicación semanal con los agentes comunitarios que son parte de la REVCOM, con el objeto de validar la existencia o no de </w:t>
       </w:r>
       <w:r>
         <w:lastRenderedPageBreak/>
-        <w:t>generando la confianza a la REVCOM y su comunidad frente a la gestión por parte de las entidades. </w:t>
-      </w:r>
-    </w:p>
-    <w:p>
-      <w:r>
-        <w:t>En el caso que el reporte sea negativo (ausencia de la situación de interés en salud pública), la entidad territorial es la encargada de orientar a los vigías y gestores del porqué la señal presentada fue negativa; asimismo, es una forma de hacer monitoreo de estos casos para contar con la cobertura y funcionamiento de las redes. Para esto, se recomienda que exista una comunicación semanal con los agentes comunitarios que son parte de la REVCOM, con el objeto de validar la existencia o no de situaciones de interés en salud pública que ocurran en las comunidades ​(Instituto Nacional de Salud, 2023).​ </w:t>
+        <w:t>situaciones de interés en salud pública que ocurran en las comunidades ​(Instituto Nacional de Salud, 2023).​ </w:t>
       </w:r>
     </w:p>
     <w:p>
@@ -3585,7 +3541,6 @@
         <w:jc w:val="both"/>
       </w:pPr>
       <w:r>
-        <w:lastRenderedPageBreak/>
         <w:t>Flujo y elementos del reporte de vigilancia basada en comunidad</w:t>
       </w:r>
     </w:p>
@@ -3702,6 +3657,7 @@
           <w:b/>
           <w:bCs/>
         </w:rPr>
+        <w:lastRenderedPageBreak/>
         <w:t>Vigías y gestores</w:t>
       </w:r>
     </w:p>
@@ -3792,7 +3748,6 @@
     </w:p>
     <w:p>
       <w:r>
-        <w:lastRenderedPageBreak/>
         <w:t> </w:t>
       </w:r>
       <w:r>
@@ -3860,7 +3815,11 @@
     </w:p>
     <w:p>
       <w:r>
-        <w:t>El reporte comunitario debe contar con los siguientes elementos: el lugar donde ocurre la situación de interés en salud pública (departamento, municipio, vereda, corregimiento, barrio, casa, otro); número de personas afectadas con sus características (ciclo vital, edad, sexo, grupo étnico, otros) y la temporalidad de la situación de interés en salud pública (horas o días desde la ocurrencia de la situación) y la descripción del hecho ocurrido ​(Federación Internacional de Sociedades de la Cruz Roja y de la Media Luna Roja, 2019)​. </w:t>
+        <w:t xml:space="preserve">El reporte comunitario debe contar con los siguientes elementos: el lugar donde ocurre la situación de interés en salud pública (departamento, municipio, vereda, corregimiento, barrio, casa, otro); número de personas afectadas con sus características (ciclo vital, edad, sexo, grupo étnico, otros) y la temporalidad de la situación de interés en salud pública (horas o días desde la ocurrencia de la situación) y la descripción del </w:t>
+      </w:r>
+      <w:r>
+        <w:lastRenderedPageBreak/>
+        <w:t>hecho ocurrido ​(Federación Internacional de Sociedades de la Cruz Roja y de la Media Luna Roja, 2019)​. </w:t>
       </w:r>
     </w:p>
     <w:p>
@@ -3938,57 +3897,60 @@
     </w:p>
     <w:p>
       <w:r>
+        <w:t> Los reportes recibidos mediante estos canales deben cumplir con los criterios establecidos que contienen los formatos tanto para el reporte individual y el reporte colectivo. En cuanto, a la comunicación esta puede ser directa (mediante agentes comunitarios) o institucional (a través de organizaciones colaboradoras, comités de vigilancia, redes territoriales y grupos sectoriales) mediante las herramientas de captura definidas en cada territorio ​(Paz Tovar et al., 2022).​ </w:t>
+      </w:r>
+    </w:p>
+    <w:p>
+      <w:pPr>
+        <w:pStyle w:val="Ttulo2"/>
+      </w:pPr>
+      <w:bookmarkStart w:id="8" w:name="_Toc216335158"/>
+      <w:r>
+        <w:t>1.</w:t>
+      </w:r>
+      <w:r>
+        <w:t>6</w:t>
+      </w:r>
+      <w:r>
+        <w:t xml:space="preserve"> </w:t>
+      </w:r>
+      <w:r>
+        <w:t>Actores que realizan el reporte</w:t>
+      </w:r>
+      <w:bookmarkEnd w:id="8"/>
+    </w:p>
+    <w:p>
+      <w:r>
+        <w:t xml:space="preserve">Los actores involucrados en la comunicación de las situaciones de interés en salud pública </w:t>
+      </w:r>
+      <w:r>
+        <w:t>conforman</w:t>
+      </w:r>
+      <w:r>
+        <w:t xml:space="preserve"> la REVCOM: integrada por agentes seleccionados por la comunidad y conectados con las instituciones territoriales encargadas de la vigilancia, </w:t>
+      </w:r>
+      <w:r>
         <w:lastRenderedPageBreak/>
-        <w:t> Los reportes recibidos mediante estos canales deben cumplir con los criterios establecidos que contienen los formatos tanto para el reporte individual y el reporte colectivo. En cuanto, a la comunicación esta puede ser directa (mediante agentes comunitarios) o institucional (a través de organizaciones colaboradoras, comités de vigilancia, redes territoriales y grupos sectoriales) mediante las herramientas de captura definidas en cada territorio ​(Paz Tovar et al., 2022).​ </w:t>
+        <w:t>facilitando la movilidad de la información y la gestión coordinada de la respuesta.  Estos agentes pueden pertenecer a comunidades rurales, urbanas, grupos especiales, alojamientos temporales y poblaciones cautivas, ampliando la cobertura y adaptando los canales según el contexto territorial (​Tufiño et al., 2023)​. </w:t>
+      </w:r>
+    </w:p>
+    <w:p>
+      <w:r>
+        <w:t> El sistema de flujo y canales garantiza que la información relevante circule de manera segura, oportuna y bidireccional entre la comunidad y las instituciones sanitarias, fortaleciendo la capacidad de respuesta epidemiológica a nivel local y nacional ​(Instituto Nacional de Salud, 2023)​. </w:t>
       </w:r>
     </w:p>
     <w:p>
       <w:pPr>
         <w:pStyle w:val="Ttulo2"/>
       </w:pPr>
-      <w:bookmarkStart w:name="_Toc216335158" w:id="9"/>
-      <w:r>
-        <w:t>1.</w:t>
-      </w:r>
-      <w:r>
-        <w:t>6</w:t>
-      </w:r>
-      <w:r>
-        <w:t xml:space="preserve"> </w:t>
-      </w:r>
-      <w:r>
-        <w:t>Actores que realizan el reporte</w:t>
+      <w:bookmarkStart w:id="9" w:name="_Toc216335159"/>
+      <w:r>
+        <w:t xml:space="preserve">1.7 </w:t>
+      </w:r>
+      <w:r>
+        <w:t>Aplicativo de la Red de Vigilancia Epidemiológica Comunitaria</w:t>
       </w:r>
       <w:bookmarkEnd w:id="9"/>
-    </w:p>
-    <w:p>
-      <w:r>
-        <w:t xml:space="preserve">Los actores involucrados en la comunicación de las situaciones de interés en salud pública </w:t>
-      </w:r>
-      <w:r>
-        <w:t>conforman</w:t>
-      </w:r>
-      <w:r>
-        <w:t xml:space="preserve"> la REVCOM: integrada por agentes seleccionados por la comunidad y conectados con las instituciones territoriales encargadas de la vigilancia, facilitando la movilidad de la información y la gestión coordinada de la respuesta.  Estos agentes pueden pertenecer a comunidades rurales, urbanas, grupos especiales, alojamientos temporales y poblaciones cautivas, ampliando la cobertura y adaptando los canales según el contexto territorial (​Tufiño et al., 2023)​. </w:t>
-      </w:r>
-    </w:p>
-    <w:p>
-      <w:r>
-        <w:t> El sistema de flujo y canales garantiza que la información relevante circule de manera segura, oportuna y bidireccional entre la comunidad y las instituciones sanitarias, fortaleciendo la capacidad de respuesta epidemiológica a nivel local y nacional ​(Instituto Nacional de Salud, 2023)​. </w:t>
-      </w:r>
-    </w:p>
-    <w:p>
-      <w:pPr>
-        <w:pStyle w:val="Ttulo2"/>
-      </w:pPr>
-      <w:bookmarkStart w:name="_Toc216335159" w:id="10"/>
-      <w:r>
-        <w:t xml:space="preserve">1.7 </w:t>
-      </w:r>
-      <w:r>
-        <w:t>Aplicativo de la Red de Vigilancia Epidemiológica Comunitaria</w:t>
-      </w:r>
-      <w:bookmarkEnd w:id="10"/>
     </w:p>
     <w:p>
       <w:r>
@@ -4002,11 +3964,7 @@
         <w:t xml:space="preserve">web </w:t>
       </w:r>
       <w:r>
-        <w:t xml:space="preserve">que permite a ciudadanos, líderes comunitarios y profesionales de la salud registrar situaciones que representen </w:t>
-      </w:r>
-      <w:r>
-        <w:lastRenderedPageBreak/>
-        <w:t>un riesgo colectivo, tales como brotes, eventos ambientales, condiciones sanitarias deficientes, entre otros. Su finalidad es fortalecer la respuesta de las autoridades sanitarias descentralizando y dinamizando la vigilancia con la participación directa de la comunidad ​(Rueda Cortés, 2019)​. </w:t>
+        <w:t>que permite a ciudadanos, líderes comunitarios y profesionales de la salud registrar situaciones que representen un riesgo colectivo, tales como brotes, eventos ambientales, condiciones sanitarias deficientes, entre otros. Su finalidad es fortalecer la respuesta de las autoridades sanitarias descentralizando y dinamizando la vigilancia con la participación directa de la comunidad ​(Rueda Cortés, 2019)​. </w:t>
       </w:r>
     </w:p>
     <w:p>
@@ -4018,80 +3976,82 @@
       </w:r>
     </w:p>
     <w:p>
-      <w:pPr>
+      <w:r>
+        <w:t>Le invitamos a</w:t>
+      </w:r>
+      <w:r>
+        <w:t xml:space="preserve"> consultar y </w:t>
+      </w:r>
+      <w:r>
+        <w:t>descargar</w:t>
+      </w:r>
+      <w:r>
+        <w:t xml:space="preserve"> </w:t>
+      </w:r>
+      <w:r>
+        <w:t>e</w:t>
+      </w:r>
+      <w:r>
+        <w:t xml:space="preserve">l documento </w:t>
+      </w:r>
+      <w:r>
+        <w:t>titulado</w:t>
+      </w:r>
+      <w:r>
+        <w:t xml:space="preserve">. </w:t>
+      </w:r>
+      <w:proofErr w:type="spellStart"/>
+      <w:r>
         <w:rPr>
           <w:b/>
           <w:bCs/>
         </w:rPr>
-      </w:pPr>
-      <w:r>
-        <w:t>Le invitamos a</w:t>
-      </w:r>
-      <w:r>
-        <w:t xml:space="preserve"> consultar y </w:t>
-      </w:r>
-      <w:r>
-        <w:t>descargar</w:t>
-      </w:r>
-      <w:r>
-        <w:t xml:space="preserve"> </w:t>
-      </w:r>
-      <w:r>
-        <w:t>e</w:t>
-      </w:r>
-      <w:r>
-        <w:t xml:space="preserve">l documento </w:t>
-      </w:r>
-      <w:r>
-        <w:t>titulado</w:t>
-      </w:r>
-      <w:r>
-        <w:t xml:space="preserve">. </w:t>
-      </w:r>
-      <w:proofErr w:type="spellStart"/>
+        <w:t>Ingreso_aplicativo_</w:t>
+      </w:r>
       <w:r>
         <w:rPr>
           <w:b/>
           <w:bCs/>
         </w:rPr>
-        <w:t>Ingreso_aplicativo_</w:t>
-      </w:r>
+        <w:t>VBC</w:t>
+      </w:r>
+      <w:proofErr w:type="spellEnd"/>
       <w:r>
         <w:rPr>
           <w:b/>
           <w:bCs/>
         </w:rPr>
-        <w:t>VBC</w:t>
-      </w:r>
-      <w:proofErr w:type="spellEnd"/>
-      <w:r>
+        <w:t>, para</w:t>
+      </w:r>
+      <w:r>
+        <w:t xml:space="preserve"> conocer la estructura del aplicativo de Vigilancia Basada en Comunidad, </w:t>
+      </w:r>
+      <w:r>
+        <w:t xml:space="preserve">el cual se encuentra </w:t>
+      </w:r>
+      <w:r>
+        <w:t xml:space="preserve">disponible en la carpeta de </w:t>
+      </w:r>
+      <w:r>
+        <w:t>A</w:t>
+      </w:r>
+      <w:r>
+        <w:t>nexos</w:t>
+      </w:r>
+      <w:r>
+        <w:t>.</w:t>
+      </w:r>
+      <w:r>
+        <w:t xml:space="preserve"> </w:t>
+      </w:r>
+    </w:p>
+    <w:p>
+      <w:pPr>
         <w:rPr>
           <w:b/>
           <w:bCs/>
         </w:rPr>
-        <w:t>, para</w:t>
-      </w:r>
-      <w:r>
-        <w:t xml:space="preserve"> conocer la estructura del aplicativo de Vigilancia Basada en Comunidad, </w:t>
-      </w:r>
-      <w:r>
-        <w:t xml:space="preserve">el cual se encuentra </w:t>
-      </w:r>
-      <w:r>
-        <w:t xml:space="preserve">disponible en la carpeta de </w:t>
-      </w:r>
-      <w:r>
-        <w:t>A</w:t>
-      </w:r>
-      <w:r>
-        <w:t>nexos</w:t>
-      </w:r>
-      <w:r>
-        <w:t>.</w:t>
-      </w:r>
-      <w:r>
-        <w:t xml:space="preserve"> </w:t>
-      </w:r>
+      </w:pPr>
     </w:p>
     <w:p>
       <w:pPr>
@@ -4107,6 +4067,7 @@
         </w:rPr>
       </w:pPr>
       <w:r>
+        <w:lastRenderedPageBreak/>
         <w:t> </w:t>
       </w:r>
       <w:r>
@@ -4249,14 +4210,37 @@
     <w:p>
       <w:pPr>
         <w:pStyle w:val="Prrafodelista"/>
-        <w:ind w:left="1429" w:firstLine="0"/>
-      </w:pPr>
+        <w:numPr>
+          <w:ilvl w:val="0"/>
+          <w:numId w:val="13"/>
+        </w:numPr>
+        <w:rPr>
+          <w:b/>
+          <w:bCs/>
+        </w:rPr>
+      </w:pPr>
+      <w:r>
+        <w:rPr>
+          <w:b/>
+          <w:bCs/>
+        </w:rPr>
+        <w:t>Firefox </w:t>
+      </w:r>
     </w:p>
     <w:p>
       <w:pPr>
         <w:pStyle w:val="Prrafodelista"/>
         <w:ind w:left="1429" w:firstLine="0"/>
       </w:pPr>
+      <w:r>
+        <w:t xml:space="preserve">De la versión 79 en adelante, la versión más actualizada es la 136. No permite la instalación </w:t>
+      </w:r>
+      <w:r>
+        <w:t>en</w:t>
+      </w:r>
+      <w:r>
+        <w:t xml:space="preserve"> escritorio, ni en versión móvil. </w:t>
+      </w:r>
     </w:p>
     <w:p>
       <w:pPr>
@@ -4275,42 +4259,6 @@
           <w:b/>
           <w:bCs/>
         </w:rPr>
-        <w:lastRenderedPageBreak/>
-        <w:t>Firefox </w:t>
-      </w:r>
-    </w:p>
-    <w:p>
-      <w:pPr>
-        <w:pStyle w:val="Prrafodelista"/>
-        <w:ind w:left="1429" w:firstLine="0"/>
-      </w:pPr>
-      <w:r>
-        <w:t xml:space="preserve">De la versión 79 en adelante, la versión más actualizada es la 136. No permite la instalación </w:t>
-      </w:r>
-      <w:r>
-        <w:t>en</w:t>
-      </w:r>
-      <w:r>
-        <w:t xml:space="preserve"> escritorio, ni en versión móvil. </w:t>
-      </w:r>
-    </w:p>
-    <w:p>
-      <w:pPr>
-        <w:pStyle w:val="Prrafodelista"/>
-        <w:numPr>
-          <w:ilvl w:val="0"/>
-          <w:numId w:val="13"/>
-        </w:numPr>
-        <w:rPr>
-          <w:b/>
-          <w:bCs/>
-        </w:rPr>
-      </w:pPr>
-      <w:r>
-        <w:rPr>
-          <w:b/>
-          <w:bCs/>
-        </w:rPr>
         <w:t>Opera </w:t>
       </w:r>
     </w:p>
@@ -4416,7 +4364,11 @@
         <w:t>consultar y</w:t>
       </w:r>
       <w:r>
-        <w:t xml:space="preserve"> descargar el documento titulado </w:t>
+        <w:t xml:space="preserve"> </w:t>
+      </w:r>
+      <w:r>
+        <w:lastRenderedPageBreak/>
+        <w:t xml:space="preserve">descargar el documento titulado </w:t>
       </w:r>
       <w:proofErr w:type="spellStart"/>
       <w:r>
@@ -4457,64 +4409,45 @@
     </w:p>
     <w:p>
       <w:pPr>
+        <w:pStyle w:val="Video"/>
+        <w:jc w:val="left"/>
+        <w:rPr>
+          <w:noProof/>
+          <w:lang w:val="es-MX"/>
+        </w:rPr>
+      </w:pPr>
+      <w:bookmarkStart w:id="10" w:name="_GoBack"/>
+      <w:bookmarkEnd w:id="10"/>
+      <w:r>
+        <w:rPr>
+          <w:lang w:val="es-MX"/>
+        </w:rPr>
+        <w:lastRenderedPageBreak/>
+        <w:t>Cómo reportar situaciones de interés en salud pública en la estrategia de Vigilancia basada en Comunidad (VBC)</w:t>
+      </w:r>
+    </w:p>
+    <w:p>
+      <w:pPr>
         <w:ind w:firstLine="0"/>
+        <w:jc w:val="center"/>
+        <w:rPr>
+          <w:rFonts w:cstheme="minorHAnsi"/>
+          <w:szCs w:val="28"/>
+          <w:lang w:val="es-MX"/>
+        </w:rPr>
+      </w:pPr>
+      <w:r>
         <w:rPr>
           <w:rFonts w:cstheme="minorHAnsi"/>
           <w:noProof/>
           <w:szCs w:val="28"/>
           <w:lang w:val="es-MX"/>
         </w:rPr>
-      </w:pPr>
-      <w:r>
-        <w:rPr>
-          <w:rFonts w:cstheme="minorHAnsi"/>
-          <w:b/>
-          <w:bCs/>
-          <w:szCs w:val="28"/>
-          <w:lang w:val="es-MX"/>
-        </w:rPr>
-        <w:lastRenderedPageBreak/>
-        <w:t>Video 2</w:t>
-      </w:r>
-      <w:r>
-        <w:rPr>
-          <w:rFonts w:cstheme="minorHAnsi"/>
-          <w:szCs w:val="28"/>
-          <w:lang w:val="es-MX"/>
-        </w:rPr>
-        <w:t xml:space="preserve">. </w:t>
-      </w:r>
-      <w:r>
-        <w:rPr>
-          <w:rFonts w:cstheme="minorHAnsi"/>
-          <w:szCs w:val="28"/>
-          <w:lang w:val="es-MX"/>
-        </w:rPr>
-        <w:t>Cómo reportar situaciones de interés en salud pública en la estrategia de Vigilancia basada en Comunidad (VBC)</w:t>
-      </w:r>
-    </w:p>
-    <w:p>
-      <w:pPr>
-        <w:ind w:firstLine="0"/>
-        <w:jc w:val="center"/>
-        <w:rPr>
-          <w:rFonts w:cstheme="minorHAnsi"/>
-          <w:szCs w:val="28"/>
-          <w:lang w:val="es-MX"/>
-        </w:rPr>
-      </w:pPr>
-      <w:r>
-        <w:rPr>
-          <w:rFonts w:cstheme="minorHAnsi"/>
-          <w:noProof/>
-          <w:szCs w:val="28"/>
-          <w:lang w:val="es-MX"/>
-        </w:rPr>
         <w:drawing>
-          <wp:inline distT="0" distB="0" distL="0" distR="0" wp14:anchorId="11A4C35D" wp14:editId="51AB69C4">
-            <wp:extent cx="6332220" cy="3561715"/>
-            <wp:effectExtent l="0" t="0" r="0" b="635"/>
-            <wp:docPr id="3" name="Imagen 3">
+          <wp:inline distT="0" distB="0" distL="0" distR="0" wp14:anchorId="411AB02B" wp14:editId="3491DA8A">
+            <wp:extent cx="4680000" cy="2631600"/>
+            <wp:effectExtent l="0" t="0" r="6350" b="0"/>
+            <wp:docPr id="5" name="Imagen 5">
               <a:extLst xmlns:a="http://schemas.openxmlformats.org/drawingml/2006/main">
                 <a:ext uri="{C183D7F6-B498-43B3-948B-1728B52AA6E4}">
                   <adec:decorative xmlns:adec="http://schemas.microsoft.com/office/drawing/2017/decorative" val="1"/>
@@ -4528,35 +4461,33 @@
               <a:graphicData uri="http://schemas.openxmlformats.org/drawingml/2006/picture">
                 <pic:pic xmlns:pic="http://schemas.openxmlformats.org/drawingml/2006/picture">
                   <pic:nvPicPr>
-                    <pic:cNvPr id="3" name="Imagen 3">
-                      <a:extLst>
-                        <a:ext uri="{C183D7F6-B498-43B3-948B-1728B52AA6E4}">
-                          <adec:decorative xmlns:adec="http://schemas.microsoft.com/office/drawing/2017/decorative" val="1"/>
-                        </a:ext>
-                      </a:extLst>
-                    </pic:cNvPr>
-                    <pic:cNvPicPr/>
+                    <pic:cNvPr id="0" name="Picture 2"/>
+                    <pic:cNvPicPr>
+                      <a:picLocks noChangeAspect="1" noChangeArrowheads="1"/>
+                    </pic:cNvPicPr>
                   </pic:nvPicPr>
                   <pic:blipFill>
-                    <a:blip r:embed="rId17">
+                    <a:blip r:embed="rId17" cstate="print">
                       <a:extLst>
                         <a:ext uri="{28A0092B-C50C-407E-A947-70E740481C1C}">
                           <a14:useLocalDpi xmlns:a14="http://schemas.microsoft.com/office/drawing/2010/main" val="0"/>
                         </a:ext>
                       </a:extLst>
                     </a:blip>
+                    <a:srcRect/>
                     <a:stretch>
                       <a:fillRect/>
                     </a:stretch>
                   </pic:blipFill>
-                  <pic:spPr>
+                  <pic:spPr bwMode="auto">
                     <a:xfrm>
                       <a:off x="0" y="0"/>
-                      <a:ext cx="6332220" cy="3561715"/>
+                      <a:ext cx="4680000" cy="2631600"/>
                     </a:xfrm>
                     <a:prstGeom prst="rect">
                       <a:avLst/>
                     </a:prstGeom>
+                    <a:noFill/>
                   </pic:spPr>
                 </pic:pic>
               </a:graphicData>
@@ -4583,13 +4514,12 @@
       <w:r>
         <w:tab/>
       </w:r>
-      <w:hyperlink w:history="1" r:id="rId18">
+      <w:hyperlink r:id="rId18" w:history="1">
         <w:r>
           <w:rPr>
             <w:rStyle w:val="Hipervnculo"/>
             <w:rFonts w:cstheme="minorHAnsi"/>
             <w:b/>
-            <w:color w:val="002060"/>
           </w:rPr>
           <w:t>Enlace de reproducción del video</w:t>
         </w:r>
@@ -4623,7 +4553,14 @@
                 <w:rFonts w:cstheme="minorHAnsi"/>
                 <w:b/>
               </w:rPr>
-              <w:t xml:space="preserve">Síntesis del video: </w:t>
+              <w:t>Transcripción del video</w:t>
+            </w:r>
+            <w:r>
+              <w:rPr>
+                <w:rFonts w:cstheme="minorHAnsi"/>
+                <w:b/>
+              </w:rPr>
+              <w:t xml:space="preserve">: </w:t>
             </w:r>
             <w:r>
               <w:rPr>
@@ -4711,12 +4648,12 @@
           </w:p>
           <w:p>
             <w:r>
-              <w:lastRenderedPageBreak/>
               <w:t>El tiempo indica cuándo ocurrió o se detectó la situación, abarcando días, semanas o períodos específicos. Esta información permite vigilar y analizar tendencias.</w:t>
             </w:r>
           </w:p>
           <w:p>
             <w:r>
+              <w:lastRenderedPageBreak/>
               <w:t>Lugar: detalla el área geográfica, la comunidad, el barrio, el municipio o la institución donde surge el evento. </w:t>
             </w:r>
           </w:p>
@@ -4788,12 +4725,12 @@
           </w:p>
           <w:p>
             <w:r>
-              <w:lastRenderedPageBreak/>
               <w:t>Existen dos formatos para reportar situaciones de interés: uno para casos individuales y otro para reportes colectivos. </w:t>
             </w:r>
           </w:p>
           <w:p>
             <w:r>
+              <w:lastRenderedPageBreak/>
               <w:t>El aplicativo de la Red de Vigilancia Epidemiológica Comunitaria es una herramienta digital que facilita el registro, gestión y análisis de eventos de salud reportados por la comunidad, promoviendo vigilancia oportuna y participativa. </w:t>
             </w:r>
           </w:p>
@@ -4874,7 +4811,7 @@
           <w:numId w:val="0"/>
         </w:numPr>
       </w:pPr>
-      <w:bookmarkStart w:name="_Toc216335160" w:id="11"/>
+      <w:bookmarkStart w:id="11" w:name="_Toc216335160"/>
       <w:r>
         <w:lastRenderedPageBreak/>
         <w:t>Síntesis</w:t>
@@ -4967,7 +4904,7 @@
           <w:numId w:val="0"/>
         </w:numPr>
       </w:pPr>
-      <w:bookmarkStart w:name="_Toc216335161" w:id="12"/>
+      <w:bookmarkStart w:id="12" w:name="_Toc216335161"/>
       <w:r>
         <w:lastRenderedPageBreak/>
         <w:t>Material complementario</w:t>
@@ -5103,7 +5040,7 @@
             <w:pPr>
               <w:ind w:firstLine="0"/>
             </w:pPr>
-            <w:hyperlink w:history="1" r:id="rId20">
+            <w:hyperlink r:id="rId20" w:history="1">
               <w:r>
                 <w:rPr>
                   <w:rStyle w:val="Hipervnculo"/>
@@ -5187,7 +5124,7 @@
             <w:pPr>
               <w:ind w:firstLine="0"/>
             </w:pPr>
-            <w:hyperlink w:history="1" r:id="rId21">
+            <w:hyperlink r:id="rId21" w:history="1">
               <w:r>
                 <w:rPr>
                   <w:rStyle w:val="Hipervnculo"/>
@@ -5262,7 +5199,7 @@
             <w:pPr>
               <w:ind w:firstLine="0"/>
             </w:pPr>
-            <w:hyperlink w:history="1" r:id="rId22">
+            <w:hyperlink r:id="rId22" w:history="1">
               <w:r>
                 <w:rPr>
                   <w:rStyle w:val="Hipervnculo"/>
@@ -5302,7 +5239,7 @@
           <w:kern w:val="0"/>
           <w:sz w:val="36"/>
           <w:szCs w:val="36"/>
-          <w:bdr w:val="none" w:color="auto" w:sz="0" w:space="0" w:frame="1"/>
+          <w:bdr w:val="none" w:sz="0" w:space="0" w:color="auto" w:frame="1"/>
           <w:lang w:val="es-419" w:eastAsia="es-CO"/>
           <w14:ligatures w14:val="none"/>
         </w:rPr>
@@ -5319,7 +5256,7 @@
           <w:numId w:val="0"/>
         </w:numPr>
       </w:pPr>
-      <w:bookmarkStart w:name="_Toc216335162" w:id="13"/>
+      <w:bookmarkStart w:id="13" w:name="_Toc216335162"/>
       <w:r>
         <w:lastRenderedPageBreak/>
         <w:t>Glosario</w:t>
@@ -5510,7 +5447,7 @@
           <w:kern w:val="0"/>
           <w:sz w:val="36"/>
           <w:szCs w:val="36"/>
-          <w:bdr w:val="none" w:color="auto" w:sz="0" w:space="0" w:frame="1"/>
+          <w:bdr w:val="none" w:sz="0" w:space="0" w:color="auto" w:frame="1"/>
           <w:lang w:val="es-419" w:eastAsia="es-CO"/>
           <w14:ligatures w14:val="none"/>
         </w:rPr>
@@ -5527,7 +5464,7 @@
           <w:numId w:val="0"/>
         </w:numPr>
       </w:pPr>
-      <w:bookmarkStart w:name="_Toc216335163" w:id="14"/>
+      <w:bookmarkStart w:id="14" w:name="_Toc216335163"/>
       <w:r>
         <w:lastRenderedPageBreak/>
         <w:t>Referencias bibliográficas</w:t>
@@ -5594,7 +5531,7 @@
       <w:r>
         <w:t xml:space="preserve">​Instituto Nacional de Salud. (2025). Lineamientos para la Vigilancia Basada en la Comunidad. </w:t>
       </w:r>
-      <w:hyperlink w:tgtFrame="_blank" w:history="1" r:id="rId23">
+      <w:hyperlink r:id="rId23" w:tgtFrame="_blank" w:history="1">
         <w:r>
           <w:rPr>
             <w:rStyle w:val="Hipervnculo"/>
@@ -5619,7 +5556,7 @@
         <w:lastRenderedPageBreak/>
         <w:t xml:space="preserve">dictan otras disposiciones. </w:t>
       </w:r>
-      <w:hyperlink w:tgtFrame="_blank" w:history="1" r:id="rId24">
+      <w:hyperlink r:id="rId24" w:tgtFrame="_blank" w:history="1">
         <w:r>
           <w:rPr>
             <w:rStyle w:val="Hipervnculo"/>
@@ -5635,7 +5572,7 @@
       <w:r>
         <w:t xml:space="preserve">​Ministerio de Salud y Protección Social. (2016, 06 de mayo). Decreto 780 De 2016. Por medio del cual se expide el Decreto Único Reglamentario del Sector Salud y Protección Social. </w:t>
       </w:r>
-      <w:hyperlink w:tgtFrame="_blank" w:history="1" r:id="rId25">
+      <w:hyperlink r:id="rId25" w:tgtFrame="_blank" w:history="1">
         <w:r>
           <w:rPr>
             <w:rStyle w:val="Hipervnculo"/>
@@ -5667,7 +5604,7 @@
       <w:r>
         <w:t xml:space="preserve"> de salud. Revista de Salud Ambiental, 22. </w:t>
       </w:r>
-      <w:hyperlink w:tgtFrame="_blank" w:history="1" r:id="rId26">
+      <w:hyperlink r:id="rId26" w:tgtFrame="_blank" w:history="1">
         <w:r>
           <w:rPr>
             <w:rStyle w:val="Hipervnculo"/>
@@ -5712,7 +5649,7 @@
       <w:r>
         <w:t xml:space="preserve">, D. &amp; Escobar-Naranjo, M. (2023). Impacto de la vigilancia basada en eventos a nivel comunitario en países de bajos y medianos ingresos: un resumen estructurado de evidencia con metodología FRISBEE. PRF Práctica Familiar Rural, 8(3). </w:t>
       </w:r>
-      <w:hyperlink w:history="1" r:id="rId27">
+      <w:hyperlink r:id="rId27" w:history="1">
         <w:r>
           <w:rPr>
             <w:rStyle w:val="Hipervnculo"/>
@@ -5727,7 +5664,7 @@
     <w:p>
       <w:pPr>
         <w:rPr>
-          <w:rFonts w:ascii="Segoe UI" w:hAnsi="Segoe UI" w:eastAsia="Times New Roman" w:cs="Segoe UI"/>
+          <w:rFonts w:ascii="Segoe UI" w:eastAsia="Times New Roman" w:hAnsi="Segoe UI" w:cs="Segoe UI"/>
           <w:kern w:val="0"/>
           <w:sz w:val="18"/>
           <w:szCs w:val="18"/>
@@ -5761,7 +5698,7 @@
           <w:numId w:val="0"/>
         </w:numPr>
       </w:pPr>
-      <w:bookmarkStart w:name="_Toc216335164" w:id="15"/>
+      <w:bookmarkStart w:id="15" w:name="_Toc216335164"/>
       <w:r>
         <w:lastRenderedPageBreak/>
         <w:t>Créditos</w:t>
@@ -5803,7 +5740,7 @@
                 <w:lang w:val="es-419" w:eastAsia="es-CO"/>
               </w:rPr>
             </w:pPr>
-            <w:bookmarkStart w:name="_Hlk154833079" w:id="16"/>
+            <w:bookmarkStart w:id="16" w:name="_Hlk154833079"/>
             <w:r>
               <w:rPr>
                 <w:rFonts w:asciiTheme="minorHAnsi" w:hAnsiTheme="minorHAnsi" w:cstheme="minorHAnsi"/>
@@ -7239,7 +7176,7 @@
     <w:sectPr>
       <w:headerReference w:type="default" r:id="rId28"/>
       <w:footerReference w:type="default" r:id="rId29"/>
-      <w:pgSz w:w="12240" w:h="15840" w:orient="portrait"/>
+      <w:pgSz w:w="12240" w:h="15840"/>
       <w:pgMar w:top="1701" w:right="1134" w:bottom="1134" w:left="1134" w:header="709" w:footer="737" w:gutter="0"/>
       <w:pgNumType w:start="1"/>
       <w:cols w:space="708"/>
@@ -7374,7 +7311,7 @@
 </file>
 
 <file path=word/header1.xml><?xml version="1.0" encoding="utf-8"?>
-<w:hdr xmlns:wpc="http://schemas.microsoft.com/office/word/2010/wordprocessingCanvas" xmlns:cx="http://schemas.microsoft.com/office/drawing/2014/chartex" xmlns:cx1="http://schemas.microsoft.com/office/drawing/2015/9/8/chartex" xmlns:cx2="http://schemas.microsoft.com/office/drawing/2015/10/21/chartex" xmlns:cx3="http://schemas.microsoft.com/office/drawing/2016/5/9/chartex" xmlns:cx4="http://schemas.microsoft.com/office/drawing/2016/5/10/chartex" xmlns:cx5="http://schemas.microsoft.com/office/drawing/2016/5/11/chartex" xmlns:cx6="http://schemas.microsoft.com/office/drawing/2016/5/12/chartex" xmlns:cx7="http://schemas.microsoft.com/office/drawing/2016/5/13/chartex" xmlns:cx8="http://schemas.microsoft.com/office/drawing/2016/5/14/chartex" xmlns:mc="http://schemas.openxmlformats.org/markup-compatibility/2006" xmlns:aink="http://schemas.microsoft.com/office/drawing/2016/ink" xmlns:am3d="http://schemas.microsoft.com/office/drawing/2017/model3d" xmlns:o="urn:schemas-microsoft-com:office:office" xmlns:r="http://schemas.openxmlformats.org/officeDocument/2006/relationships" xmlns:m="http://schemas.openxmlformats.org/officeDocument/2006/math" xmlns:v="urn:schemas-microsoft-com:vml" xmlns:wp14="http://schemas.microsoft.com/office/word/2010/wordprocessingDrawing" xmlns:wp="http://schemas.openxmlformats.org/drawingml/2006/wordprocessingDrawing" xmlns:w10="urn:schemas-microsoft-com:office:word" xmlns:w="http://schemas.openxmlformats.org/wordprocessingml/2006/main" xmlns:w14="http://schemas.microsoft.com/office/word/2010/wordml" xmlns:w15="http://schemas.microsoft.com/office/word/2012/wordml" xmlns:w16cid="http://schemas.microsoft.com/office/word/2016/wordml/cid" xmlns:w16se="http://schemas.microsoft.com/office/word/2015/wordml/symex" xmlns:wpg="http://schemas.microsoft.com/office/word/2010/wordprocessingGroup" xmlns:wpi="http://schemas.microsoft.com/office/word/2010/wordprocessingInk" xmlns:wne="http://schemas.microsoft.com/office/word/2006/wordml" xmlns:wps="http://schemas.microsoft.com/office/word/2010/wordprocessingShape" xmlns:a="http://schemas.openxmlformats.org/drawingml/2006/main" xmlns:adec="http://schemas.microsoft.com/office/drawing/2017/decorative" xmlns:pic="http://schemas.openxmlformats.org/drawingml/2006/picture" xmlns:a14="http://schemas.microsoft.com/office/drawing/2010/main" xmlns:asvg="http://schemas.microsoft.com/office/drawing/2016/SVG/main" mc:Ignorable="w14 w15 w16se w16cid wp14">
+<w:hdr xmlns:wpc="http://schemas.microsoft.com/office/word/2010/wordprocessingCanvas" xmlns:cx="http://schemas.microsoft.com/office/drawing/2014/chartex" xmlns:cx1="http://schemas.microsoft.com/office/drawing/2015/9/8/chartex" xmlns:cx2="http://schemas.microsoft.com/office/drawing/2015/10/21/chartex" xmlns:cx3="http://schemas.microsoft.com/office/drawing/2016/5/9/chartex" xmlns:cx4="http://schemas.microsoft.com/office/drawing/2016/5/10/chartex" xmlns:cx5="http://schemas.microsoft.com/office/drawing/2016/5/11/chartex" xmlns:cx6="http://schemas.microsoft.com/office/drawing/2016/5/12/chartex" xmlns:cx7="http://schemas.microsoft.com/office/drawing/2016/5/13/chartex" xmlns:cx8="http://schemas.microsoft.com/office/drawing/2016/5/14/chartex" xmlns:mc="http://schemas.openxmlformats.org/markup-compatibility/2006" xmlns:aink="http://schemas.microsoft.com/office/drawing/2016/ink" xmlns:am3d="http://schemas.microsoft.com/office/drawing/2017/model3d" xmlns:o="urn:schemas-microsoft-com:office:office" xmlns:r="http://schemas.openxmlformats.org/officeDocument/2006/relationships" xmlns:m="http://schemas.openxmlformats.org/officeDocument/2006/math" xmlns:v="urn:schemas-microsoft-com:vml" xmlns:wp14="http://schemas.microsoft.com/office/word/2010/wordprocessingDrawing" xmlns:wp="http://schemas.openxmlformats.org/drawingml/2006/wordprocessingDrawing" xmlns:w10="urn:schemas-microsoft-com:office:word" xmlns:w="http://schemas.openxmlformats.org/wordprocessingml/2006/main" xmlns:w14="http://schemas.microsoft.com/office/word/2010/wordml" xmlns:w15="http://schemas.microsoft.com/office/word/2012/wordml" xmlns:w16cid="http://schemas.microsoft.com/office/word/2016/wordml/cid" xmlns:w16se="http://schemas.microsoft.com/office/word/2015/wordml/symex" xmlns:wpg="http://schemas.microsoft.com/office/word/2010/wordprocessingGroup" xmlns:wpi="http://schemas.microsoft.com/office/word/2010/wordprocessingInk" xmlns:wne="http://schemas.microsoft.com/office/word/2006/wordml" xmlns:wps="http://schemas.microsoft.com/office/word/2010/wordprocessingShape" mc:Ignorable="w14 w15 w16se w16cid wp14">
   <w:p>
     <w:pPr>
       <w:pStyle w:val="Encabezado"/>
@@ -7477,7 +7414,7 @@
         <w:ind w:left="360" w:hanging="360"/>
       </w:pPr>
       <w:rPr>
-        <w:rFonts w:hint="default" w:ascii="Symbol" w:hAnsi="Symbol"/>
+        <w:rFonts w:ascii="Symbol" w:hAnsi="Symbol" w:hint="default"/>
       </w:rPr>
     </w:lvl>
   </w:abstractNum>
@@ -7494,7 +7431,7 @@
         <w:ind w:left="1440" w:hanging="360"/>
       </w:pPr>
       <w:rPr>
-        <w:rFonts w:hint="default" w:ascii="Courier New" w:hAnsi="Courier New" w:cs="Courier New"/>
+        <w:rFonts w:ascii="Courier New" w:hAnsi="Courier New" w:cs="Courier New" w:hint="default"/>
       </w:rPr>
     </w:lvl>
     <w:lvl w:ilvl="1" w:tplc="240A0003" w:tentative="1">
@@ -7506,7 +7443,7 @@
         <w:ind w:left="2160" w:hanging="360"/>
       </w:pPr>
       <w:rPr>
-        <w:rFonts w:hint="default" w:ascii="Courier New" w:hAnsi="Courier New" w:cs="Courier New"/>
+        <w:rFonts w:ascii="Courier New" w:hAnsi="Courier New" w:cs="Courier New" w:hint="default"/>
       </w:rPr>
     </w:lvl>
     <w:lvl w:ilvl="2" w:tplc="240A0005" w:tentative="1">
@@ -7518,7 +7455,7 @@
         <w:ind w:left="2880" w:hanging="360"/>
       </w:pPr>
       <w:rPr>
-        <w:rFonts w:hint="default" w:ascii="Wingdings" w:hAnsi="Wingdings"/>
+        <w:rFonts w:ascii="Wingdings" w:hAnsi="Wingdings" w:hint="default"/>
       </w:rPr>
     </w:lvl>
     <w:lvl w:ilvl="3" w:tplc="240A0001" w:tentative="1">
@@ -7530,7 +7467,7 @@
         <w:ind w:left="3600" w:hanging="360"/>
       </w:pPr>
       <w:rPr>
-        <w:rFonts w:hint="default" w:ascii="Symbol" w:hAnsi="Symbol"/>
+        <w:rFonts w:ascii="Symbol" w:hAnsi="Symbol" w:hint="default"/>
       </w:rPr>
     </w:lvl>
     <w:lvl w:ilvl="4" w:tplc="240A0003" w:tentative="1">
@@ -7542,7 +7479,7 @@
         <w:ind w:left="4320" w:hanging="360"/>
       </w:pPr>
       <w:rPr>
-        <w:rFonts w:hint="default" w:ascii="Courier New" w:hAnsi="Courier New" w:cs="Courier New"/>
+        <w:rFonts w:ascii="Courier New" w:hAnsi="Courier New" w:cs="Courier New" w:hint="default"/>
       </w:rPr>
     </w:lvl>
     <w:lvl w:ilvl="5" w:tplc="240A0005" w:tentative="1">
@@ -7554,7 +7491,7 @@
         <w:ind w:left="5040" w:hanging="360"/>
       </w:pPr>
       <w:rPr>
-        <w:rFonts w:hint="default" w:ascii="Wingdings" w:hAnsi="Wingdings"/>
+        <w:rFonts w:ascii="Wingdings" w:hAnsi="Wingdings" w:hint="default"/>
       </w:rPr>
     </w:lvl>
     <w:lvl w:ilvl="6" w:tplc="240A0001" w:tentative="1">
@@ -7566,7 +7503,7 @@
         <w:ind w:left="5760" w:hanging="360"/>
       </w:pPr>
       <w:rPr>
-        <w:rFonts w:hint="default" w:ascii="Symbol" w:hAnsi="Symbol"/>
+        <w:rFonts w:ascii="Symbol" w:hAnsi="Symbol" w:hint="default"/>
       </w:rPr>
     </w:lvl>
     <w:lvl w:ilvl="7" w:tplc="240A0003" w:tentative="1">
@@ -7578,7 +7515,7 @@
         <w:ind w:left="6480" w:hanging="360"/>
       </w:pPr>
       <w:rPr>
-        <w:rFonts w:hint="default" w:ascii="Courier New" w:hAnsi="Courier New" w:cs="Courier New"/>
+        <w:rFonts w:ascii="Courier New" w:hAnsi="Courier New" w:cs="Courier New" w:hint="default"/>
       </w:rPr>
     </w:lvl>
     <w:lvl w:ilvl="8" w:tplc="240A0005" w:tentative="1">
@@ -7590,7 +7527,7 @@
         <w:ind w:left="7200" w:hanging="360"/>
       </w:pPr>
       <w:rPr>
-        <w:rFonts w:hint="default" w:ascii="Wingdings" w:hAnsi="Wingdings"/>
+        <w:rFonts w:ascii="Wingdings" w:hAnsi="Wingdings" w:hint="default"/>
       </w:rPr>
     </w:lvl>
   </w:abstractNum>
@@ -7607,7 +7544,7 @@
         <w:ind w:left="1776" w:hanging="360"/>
       </w:pPr>
       <w:rPr>
-        <w:rFonts w:hint="default" w:ascii="Courier New" w:hAnsi="Courier New" w:cs="Courier New"/>
+        <w:rFonts w:ascii="Courier New" w:hAnsi="Courier New" w:cs="Courier New" w:hint="default"/>
       </w:rPr>
     </w:lvl>
     <w:lvl w:ilvl="1" w:tplc="240A0003" w:tentative="1">
@@ -7619,7 +7556,7 @@
         <w:ind w:left="2496" w:hanging="360"/>
       </w:pPr>
       <w:rPr>
-        <w:rFonts w:hint="default" w:ascii="Courier New" w:hAnsi="Courier New" w:cs="Courier New"/>
+        <w:rFonts w:ascii="Courier New" w:hAnsi="Courier New" w:cs="Courier New" w:hint="default"/>
       </w:rPr>
     </w:lvl>
     <w:lvl w:ilvl="2" w:tplc="240A0005" w:tentative="1">
@@ -7631,7 +7568,7 @@
         <w:ind w:left="3216" w:hanging="360"/>
       </w:pPr>
       <w:rPr>
-        <w:rFonts w:hint="default" w:ascii="Wingdings" w:hAnsi="Wingdings"/>
+        <w:rFonts w:ascii="Wingdings" w:hAnsi="Wingdings" w:hint="default"/>
       </w:rPr>
     </w:lvl>
     <w:lvl w:ilvl="3" w:tplc="240A0001" w:tentative="1">
@@ -7643,7 +7580,7 @@
         <w:ind w:left="3936" w:hanging="360"/>
       </w:pPr>
       <w:rPr>
-        <w:rFonts w:hint="default" w:ascii="Symbol" w:hAnsi="Symbol"/>
+        <w:rFonts w:ascii="Symbol" w:hAnsi="Symbol" w:hint="default"/>
       </w:rPr>
     </w:lvl>
     <w:lvl w:ilvl="4" w:tplc="240A0003" w:tentative="1">
@@ -7655,7 +7592,7 @@
         <w:ind w:left="4656" w:hanging="360"/>
       </w:pPr>
       <w:rPr>
-        <w:rFonts w:hint="default" w:ascii="Courier New" w:hAnsi="Courier New" w:cs="Courier New"/>
+        <w:rFonts w:ascii="Courier New" w:hAnsi="Courier New" w:cs="Courier New" w:hint="default"/>
       </w:rPr>
     </w:lvl>
     <w:lvl w:ilvl="5" w:tplc="240A0005" w:tentative="1">
@@ -7667,7 +7604,7 @@
         <w:ind w:left="5376" w:hanging="360"/>
       </w:pPr>
       <w:rPr>
-        <w:rFonts w:hint="default" w:ascii="Wingdings" w:hAnsi="Wingdings"/>
+        <w:rFonts w:ascii="Wingdings" w:hAnsi="Wingdings" w:hint="default"/>
       </w:rPr>
     </w:lvl>
     <w:lvl w:ilvl="6" w:tplc="240A0001" w:tentative="1">
@@ -7679,7 +7616,7 @@
         <w:ind w:left="6096" w:hanging="360"/>
       </w:pPr>
       <w:rPr>
-        <w:rFonts w:hint="default" w:ascii="Symbol" w:hAnsi="Symbol"/>
+        <w:rFonts w:ascii="Symbol" w:hAnsi="Symbol" w:hint="default"/>
       </w:rPr>
     </w:lvl>
     <w:lvl w:ilvl="7" w:tplc="240A0003" w:tentative="1">
@@ -7691,7 +7628,7 @@
         <w:ind w:left="6816" w:hanging="360"/>
       </w:pPr>
       <w:rPr>
-        <w:rFonts w:hint="default" w:ascii="Courier New" w:hAnsi="Courier New" w:cs="Courier New"/>
+        <w:rFonts w:ascii="Courier New" w:hAnsi="Courier New" w:cs="Courier New" w:hint="default"/>
       </w:rPr>
     </w:lvl>
     <w:lvl w:ilvl="8" w:tplc="240A0005" w:tentative="1">
@@ -7703,7 +7640,7 @@
         <w:ind w:left="7536" w:hanging="360"/>
       </w:pPr>
       <w:rPr>
-        <w:rFonts w:hint="default" w:ascii="Wingdings" w:hAnsi="Wingdings"/>
+        <w:rFonts w:ascii="Wingdings" w:hAnsi="Wingdings" w:hint="default"/>
       </w:rPr>
     </w:lvl>
   </w:abstractNum>
@@ -7720,7 +7657,7 @@
         <w:ind w:left="1429" w:hanging="360"/>
       </w:pPr>
       <w:rPr>
-        <w:rFonts w:hint="default" w:ascii="Symbol" w:hAnsi="Symbol"/>
+        <w:rFonts w:ascii="Symbol" w:hAnsi="Symbol" w:hint="default"/>
       </w:rPr>
     </w:lvl>
     <w:lvl w:ilvl="1" w:tplc="240A0003" w:tentative="1">
@@ -7732,7 +7669,7 @@
         <w:ind w:left="2149" w:hanging="360"/>
       </w:pPr>
       <w:rPr>
-        <w:rFonts w:hint="default" w:ascii="Courier New" w:hAnsi="Courier New" w:cs="Courier New"/>
+        <w:rFonts w:ascii="Courier New" w:hAnsi="Courier New" w:cs="Courier New" w:hint="default"/>
       </w:rPr>
     </w:lvl>
     <w:lvl w:ilvl="2" w:tplc="240A0005" w:tentative="1">
@@ -7744,7 +7681,7 @@
         <w:ind w:left="2869" w:hanging="360"/>
       </w:pPr>
       <w:rPr>
-        <w:rFonts w:hint="default" w:ascii="Wingdings" w:hAnsi="Wingdings"/>
+        <w:rFonts w:ascii="Wingdings" w:hAnsi="Wingdings" w:hint="default"/>
       </w:rPr>
     </w:lvl>
     <w:lvl w:ilvl="3" w:tplc="240A0001" w:tentative="1">
@@ -7756,7 +7693,7 @@
         <w:ind w:left="3589" w:hanging="360"/>
       </w:pPr>
       <w:rPr>
-        <w:rFonts w:hint="default" w:ascii="Symbol" w:hAnsi="Symbol"/>
+        <w:rFonts w:ascii="Symbol" w:hAnsi="Symbol" w:hint="default"/>
       </w:rPr>
     </w:lvl>
     <w:lvl w:ilvl="4" w:tplc="240A0003" w:tentative="1">
@@ -7768,7 +7705,7 @@
         <w:ind w:left="4309" w:hanging="360"/>
       </w:pPr>
       <w:rPr>
-        <w:rFonts w:hint="default" w:ascii="Courier New" w:hAnsi="Courier New" w:cs="Courier New"/>
+        <w:rFonts w:ascii="Courier New" w:hAnsi="Courier New" w:cs="Courier New" w:hint="default"/>
       </w:rPr>
     </w:lvl>
     <w:lvl w:ilvl="5" w:tplc="240A0005" w:tentative="1">
@@ -7780,7 +7717,7 @@
         <w:ind w:left="5029" w:hanging="360"/>
       </w:pPr>
       <w:rPr>
-        <w:rFonts w:hint="default" w:ascii="Wingdings" w:hAnsi="Wingdings"/>
+        <w:rFonts w:ascii="Wingdings" w:hAnsi="Wingdings" w:hint="default"/>
       </w:rPr>
     </w:lvl>
     <w:lvl w:ilvl="6" w:tplc="240A0001" w:tentative="1">
@@ -7792,7 +7729,7 @@
         <w:ind w:left="5749" w:hanging="360"/>
       </w:pPr>
       <w:rPr>
-        <w:rFonts w:hint="default" w:ascii="Symbol" w:hAnsi="Symbol"/>
+        <w:rFonts w:ascii="Symbol" w:hAnsi="Symbol" w:hint="default"/>
       </w:rPr>
     </w:lvl>
     <w:lvl w:ilvl="7" w:tplc="240A0003" w:tentative="1">
@@ -7804,7 +7741,7 @@
         <w:ind w:left="6469" w:hanging="360"/>
       </w:pPr>
       <w:rPr>
-        <w:rFonts w:hint="default" w:ascii="Courier New" w:hAnsi="Courier New" w:cs="Courier New"/>
+        <w:rFonts w:ascii="Courier New" w:hAnsi="Courier New" w:cs="Courier New" w:hint="default"/>
       </w:rPr>
     </w:lvl>
     <w:lvl w:ilvl="8" w:tplc="240A0005" w:tentative="1">
@@ -7816,7 +7753,7 @@
         <w:ind w:left="7189" w:hanging="360"/>
       </w:pPr>
       <w:rPr>
-        <w:rFonts w:hint="default" w:ascii="Wingdings" w:hAnsi="Wingdings"/>
+        <w:rFonts w:ascii="Wingdings" w:hAnsi="Wingdings" w:hint="default"/>
       </w:rPr>
     </w:lvl>
   </w:abstractNum>
@@ -7833,7 +7770,7 @@
         <w:ind w:left="1429" w:hanging="360"/>
       </w:pPr>
       <w:rPr>
-        <w:rFonts w:hint="default" w:ascii="Symbol" w:hAnsi="Symbol"/>
+        <w:rFonts w:ascii="Symbol" w:hAnsi="Symbol" w:hint="default"/>
       </w:rPr>
     </w:lvl>
     <w:lvl w:ilvl="1" w:tplc="240A0003" w:tentative="1">
@@ -7845,7 +7782,7 @@
         <w:ind w:left="2149" w:hanging="360"/>
       </w:pPr>
       <w:rPr>
-        <w:rFonts w:hint="default" w:ascii="Courier New" w:hAnsi="Courier New" w:cs="Courier New"/>
+        <w:rFonts w:ascii="Courier New" w:hAnsi="Courier New" w:cs="Courier New" w:hint="default"/>
       </w:rPr>
     </w:lvl>
     <w:lvl w:ilvl="2" w:tplc="240A0005" w:tentative="1">
@@ -7857,7 +7794,7 @@
         <w:ind w:left="2869" w:hanging="360"/>
       </w:pPr>
       <w:rPr>
-        <w:rFonts w:hint="default" w:ascii="Wingdings" w:hAnsi="Wingdings"/>
+        <w:rFonts w:ascii="Wingdings" w:hAnsi="Wingdings" w:hint="default"/>
       </w:rPr>
     </w:lvl>
     <w:lvl w:ilvl="3" w:tplc="240A0001" w:tentative="1">
@@ -7869,7 +7806,7 @@
         <w:ind w:left="3589" w:hanging="360"/>
       </w:pPr>
       <w:rPr>
-        <w:rFonts w:hint="default" w:ascii="Symbol" w:hAnsi="Symbol"/>
+        <w:rFonts w:ascii="Symbol" w:hAnsi="Symbol" w:hint="default"/>
       </w:rPr>
     </w:lvl>
     <w:lvl w:ilvl="4" w:tplc="240A0003" w:tentative="1">
@@ -7881,7 +7818,7 @@
         <w:ind w:left="4309" w:hanging="360"/>
       </w:pPr>
       <w:rPr>
-        <w:rFonts w:hint="default" w:ascii="Courier New" w:hAnsi="Courier New" w:cs="Courier New"/>
+        <w:rFonts w:ascii="Courier New" w:hAnsi="Courier New" w:cs="Courier New" w:hint="default"/>
       </w:rPr>
     </w:lvl>
     <w:lvl w:ilvl="5" w:tplc="240A0005" w:tentative="1">
@@ -7893,7 +7830,7 @@
         <w:ind w:left="5029" w:hanging="360"/>
       </w:pPr>
       <w:rPr>
-        <w:rFonts w:hint="default" w:ascii="Wingdings" w:hAnsi="Wingdings"/>
+        <w:rFonts w:ascii="Wingdings" w:hAnsi="Wingdings" w:hint="default"/>
       </w:rPr>
     </w:lvl>
     <w:lvl w:ilvl="6" w:tplc="240A0001" w:tentative="1">
@@ -7905,7 +7842,7 @@
         <w:ind w:left="5749" w:hanging="360"/>
       </w:pPr>
       <w:rPr>
-        <w:rFonts w:hint="default" w:ascii="Symbol" w:hAnsi="Symbol"/>
+        <w:rFonts w:ascii="Symbol" w:hAnsi="Symbol" w:hint="default"/>
       </w:rPr>
     </w:lvl>
     <w:lvl w:ilvl="7" w:tplc="240A0003" w:tentative="1">
@@ -7917,7 +7854,7 @@
         <w:ind w:left="6469" w:hanging="360"/>
       </w:pPr>
       <w:rPr>
-        <w:rFonts w:hint="default" w:ascii="Courier New" w:hAnsi="Courier New" w:cs="Courier New"/>
+        <w:rFonts w:ascii="Courier New" w:hAnsi="Courier New" w:cs="Courier New" w:hint="default"/>
       </w:rPr>
     </w:lvl>
     <w:lvl w:ilvl="8" w:tplc="240A0005" w:tentative="1">
@@ -7929,7 +7866,7 @@
         <w:ind w:left="7189" w:hanging="360"/>
       </w:pPr>
       <w:rPr>
-        <w:rFonts w:hint="default" w:ascii="Wingdings" w:hAnsi="Wingdings"/>
+        <w:rFonts w:ascii="Wingdings" w:hAnsi="Wingdings" w:hint="default"/>
       </w:rPr>
     </w:lvl>
   </w:abstractNum>
@@ -8032,7 +7969,7 @@
         <w:ind w:left="1429" w:hanging="360"/>
       </w:pPr>
       <w:rPr>
-        <w:rFonts w:hint="default" w:ascii="Symbol" w:hAnsi="Symbol"/>
+        <w:rFonts w:ascii="Symbol" w:hAnsi="Symbol" w:hint="default"/>
       </w:rPr>
     </w:lvl>
     <w:lvl w:ilvl="1" w:tplc="240A0003" w:tentative="1">
@@ -8044,7 +7981,7 @@
         <w:ind w:left="2149" w:hanging="360"/>
       </w:pPr>
       <w:rPr>
-        <w:rFonts w:hint="default" w:ascii="Courier New" w:hAnsi="Courier New" w:cs="Courier New"/>
+        <w:rFonts w:ascii="Courier New" w:hAnsi="Courier New" w:cs="Courier New" w:hint="default"/>
       </w:rPr>
     </w:lvl>
     <w:lvl w:ilvl="2" w:tplc="240A0005" w:tentative="1">
@@ -8056,7 +7993,7 @@
         <w:ind w:left="2869" w:hanging="360"/>
       </w:pPr>
       <w:rPr>
-        <w:rFonts w:hint="default" w:ascii="Wingdings" w:hAnsi="Wingdings"/>
+        <w:rFonts w:ascii="Wingdings" w:hAnsi="Wingdings" w:hint="default"/>
       </w:rPr>
     </w:lvl>
     <w:lvl w:ilvl="3" w:tplc="240A0001" w:tentative="1">
@@ -8068,7 +8005,7 @@
         <w:ind w:left="3589" w:hanging="360"/>
       </w:pPr>
       <w:rPr>
-        <w:rFonts w:hint="default" w:ascii="Symbol" w:hAnsi="Symbol"/>
+        <w:rFonts w:ascii="Symbol" w:hAnsi="Symbol" w:hint="default"/>
       </w:rPr>
     </w:lvl>
     <w:lvl w:ilvl="4" w:tplc="240A0003" w:tentative="1">
@@ -8080,7 +8017,7 @@
         <w:ind w:left="4309" w:hanging="360"/>
       </w:pPr>
       <w:rPr>
-        <w:rFonts w:hint="default" w:ascii="Courier New" w:hAnsi="Courier New" w:cs="Courier New"/>
+        <w:rFonts w:ascii="Courier New" w:hAnsi="Courier New" w:cs="Courier New" w:hint="default"/>
       </w:rPr>
     </w:lvl>
     <w:lvl w:ilvl="5" w:tplc="240A0005" w:tentative="1">
@@ -8092,7 +8029,7 @@
         <w:ind w:left="5029" w:hanging="360"/>
       </w:pPr>
       <w:rPr>
-        <w:rFonts w:hint="default" w:ascii="Wingdings" w:hAnsi="Wingdings"/>
+        <w:rFonts w:ascii="Wingdings" w:hAnsi="Wingdings" w:hint="default"/>
       </w:rPr>
     </w:lvl>
     <w:lvl w:ilvl="6" w:tplc="240A0001" w:tentative="1">
@@ -8104,7 +8041,7 @@
         <w:ind w:left="5749" w:hanging="360"/>
       </w:pPr>
       <w:rPr>
-        <w:rFonts w:hint="default" w:ascii="Symbol" w:hAnsi="Symbol"/>
+        <w:rFonts w:ascii="Symbol" w:hAnsi="Symbol" w:hint="default"/>
       </w:rPr>
     </w:lvl>
     <w:lvl w:ilvl="7" w:tplc="240A0003" w:tentative="1">
@@ -8116,7 +8053,7 @@
         <w:ind w:left="6469" w:hanging="360"/>
       </w:pPr>
       <w:rPr>
-        <w:rFonts w:hint="default" w:ascii="Courier New" w:hAnsi="Courier New" w:cs="Courier New"/>
+        <w:rFonts w:ascii="Courier New" w:hAnsi="Courier New" w:cs="Courier New" w:hint="default"/>
       </w:rPr>
     </w:lvl>
     <w:lvl w:ilvl="8" w:tplc="240A0005" w:tentative="1">
@@ -8128,7 +8065,7 @@
         <w:ind w:left="7189" w:hanging="360"/>
       </w:pPr>
       <w:rPr>
-        <w:rFonts w:hint="default" w:ascii="Wingdings" w:hAnsi="Wingdings"/>
+        <w:rFonts w:ascii="Wingdings" w:hAnsi="Wingdings" w:hint="default"/>
       </w:rPr>
     </w:lvl>
   </w:abstractNum>
@@ -8146,7 +8083,7 @@
         <w:ind w:left="1429" w:hanging="360"/>
       </w:pPr>
       <w:rPr>
-        <w:rFonts w:hint="default" w:ascii="Arial" w:hAnsi="Arial"/>
+        <w:rFonts w:ascii="Arial" w:hAnsi="Arial" w:hint="default"/>
         <w:b/>
         <w:i w:val="0"/>
         <w:caps w:val="0"/>
@@ -8239,7 +8176,7 @@
         <w:ind w:left="2149" w:hanging="360"/>
       </w:pPr>
       <w:rPr>
-        <w:rFonts w:hint="default" w:ascii="Symbol" w:hAnsi="Symbol"/>
+        <w:rFonts w:ascii="Symbol" w:hAnsi="Symbol" w:hint="default"/>
       </w:rPr>
     </w:lvl>
     <w:lvl w:ilvl="1" w:tplc="240A0003" w:tentative="1">
@@ -8251,7 +8188,7 @@
         <w:ind w:left="2869" w:hanging="360"/>
       </w:pPr>
       <w:rPr>
-        <w:rFonts w:hint="default" w:ascii="Courier New" w:hAnsi="Courier New" w:cs="Courier New"/>
+        <w:rFonts w:ascii="Courier New" w:hAnsi="Courier New" w:cs="Courier New" w:hint="default"/>
       </w:rPr>
     </w:lvl>
     <w:lvl w:ilvl="2" w:tplc="240A0005" w:tentative="1">
@@ -8263,7 +8200,7 @@
         <w:ind w:left="3589" w:hanging="360"/>
       </w:pPr>
       <w:rPr>
-        <w:rFonts w:hint="default" w:ascii="Wingdings" w:hAnsi="Wingdings"/>
+        <w:rFonts w:ascii="Wingdings" w:hAnsi="Wingdings" w:hint="default"/>
       </w:rPr>
     </w:lvl>
     <w:lvl w:ilvl="3" w:tplc="240A0001" w:tentative="1">
@@ -8275,7 +8212,7 @@
         <w:ind w:left="4309" w:hanging="360"/>
       </w:pPr>
       <w:rPr>
-        <w:rFonts w:hint="default" w:ascii="Symbol" w:hAnsi="Symbol"/>
+        <w:rFonts w:ascii="Symbol" w:hAnsi="Symbol" w:hint="default"/>
       </w:rPr>
     </w:lvl>
     <w:lvl w:ilvl="4" w:tplc="240A0003" w:tentative="1">
@@ -8287,7 +8224,7 @@
         <w:ind w:left="5029" w:hanging="360"/>
       </w:pPr>
       <w:rPr>
-        <w:rFonts w:hint="default" w:ascii="Courier New" w:hAnsi="Courier New" w:cs="Courier New"/>
+        <w:rFonts w:ascii="Courier New" w:hAnsi="Courier New" w:cs="Courier New" w:hint="default"/>
       </w:rPr>
     </w:lvl>
     <w:lvl w:ilvl="5" w:tplc="240A0005" w:tentative="1">
@@ -8299,7 +8236,7 @@
         <w:ind w:left="5749" w:hanging="360"/>
       </w:pPr>
       <w:rPr>
-        <w:rFonts w:hint="default" w:ascii="Wingdings" w:hAnsi="Wingdings"/>
+        <w:rFonts w:ascii="Wingdings" w:hAnsi="Wingdings" w:hint="default"/>
       </w:rPr>
     </w:lvl>
     <w:lvl w:ilvl="6" w:tplc="240A0001" w:tentative="1">
@@ -8311,7 +8248,7 @@
         <w:ind w:left="6469" w:hanging="360"/>
       </w:pPr>
       <w:rPr>
-        <w:rFonts w:hint="default" w:ascii="Symbol" w:hAnsi="Symbol"/>
+        <w:rFonts w:ascii="Symbol" w:hAnsi="Symbol" w:hint="default"/>
       </w:rPr>
     </w:lvl>
     <w:lvl w:ilvl="7" w:tplc="240A0003" w:tentative="1">
@@ -8323,7 +8260,7 @@
         <w:ind w:left="7189" w:hanging="360"/>
       </w:pPr>
       <w:rPr>
-        <w:rFonts w:hint="default" w:ascii="Courier New" w:hAnsi="Courier New" w:cs="Courier New"/>
+        <w:rFonts w:ascii="Courier New" w:hAnsi="Courier New" w:cs="Courier New" w:hint="default"/>
       </w:rPr>
     </w:lvl>
     <w:lvl w:ilvl="8" w:tplc="240A0005" w:tentative="1">
@@ -8335,7 +8272,7 @@
         <w:ind w:left="7909" w:hanging="360"/>
       </w:pPr>
       <w:rPr>
-        <w:rFonts w:hint="default" w:ascii="Wingdings" w:hAnsi="Wingdings"/>
+        <w:rFonts w:ascii="Wingdings" w:hAnsi="Wingdings" w:hint="default"/>
       </w:rPr>
     </w:lvl>
   </w:abstractNum>
@@ -8439,7 +8376,7 @@
         <w:ind w:left="1429" w:hanging="360"/>
       </w:pPr>
       <w:rPr>
-        <w:rFonts w:hint="default" w:ascii="Symbol" w:hAnsi="Symbol"/>
+        <w:rFonts w:ascii="Symbol" w:hAnsi="Symbol" w:hint="default"/>
       </w:rPr>
     </w:lvl>
     <w:lvl w:ilvl="1" w:tplc="240A0003" w:tentative="1">
@@ -8451,7 +8388,7 @@
         <w:ind w:left="2149" w:hanging="360"/>
       </w:pPr>
       <w:rPr>
-        <w:rFonts w:hint="default" w:ascii="Courier New" w:hAnsi="Courier New" w:cs="Courier New"/>
+        <w:rFonts w:ascii="Courier New" w:hAnsi="Courier New" w:cs="Courier New" w:hint="default"/>
       </w:rPr>
     </w:lvl>
     <w:lvl w:ilvl="2" w:tplc="240A0005" w:tentative="1">
@@ -8463,7 +8400,7 @@
         <w:ind w:left="2869" w:hanging="360"/>
       </w:pPr>
       <w:rPr>
-        <w:rFonts w:hint="default" w:ascii="Wingdings" w:hAnsi="Wingdings"/>
+        <w:rFonts w:ascii="Wingdings" w:hAnsi="Wingdings" w:hint="default"/>
       </w:rPr>
     </w:lvl>
     <w:lvl w:ilvl="3" w:tplc="240A0001" w:tentative="1">
@@ -8475,7 +8412,7 @@
         <w:ind w:left="3589" w:hanging="360"/>
       </w:pPr>
       <w:rPr>
-        <w:rFonts w:hint="default" w:ascii="Symbol" w:hAnsi="Symbol"/>
+        <w:rFonts w:ascii="Symbol" w:hAnsi="Symbol" w:hint="default"/>
       </w:rPr>
     </w:lvl>
     <w:lvl w:ilvl="4" w:tplc="240A0003" w:tentative="1">
@@ -8487,7 +8424,7 @@
         <w:ind w:left="4309" w:hanging="360"/>
       </w:pPr>
       <w:rPr>
-        <w:rFonts w:hint="default" w:ascii="Courier New" w:hAnsi="Courier New" w:cs="Courier New"/>
+        <w:rFonts w:ascii="Courier New" w:hAnsi="Courier New" w:cs="Courier New" w:hint="default"/>
       </w:rPr>
     </w:lvl>
     <w:lvl w:ilvl="5" w:tplc="240A0005" w:tentative="1">
@@ -8499,7 +8436,7 @@
         <w:ind w:left="5029" w:hanging="360"/>
       </w:pPr>
       <w:rPr>
-        <w:rFonts w:hint="default" w:ascii="Wingdings" w:hAnsi="Wingdings"/>
+        <w:rFonts w:ascii="Wingdings" w:hAnsi="Wingdings" w:hint="default"/>
       </w:rPr>
     </w:lvl>
     <w:lvl w:ilvl="6" w:tplc="240A0001" w:tentative="1">
@@ -8511,7 +8448,7 @@
         <w:ind w:left="5749" w:hanging="360"/>
       </w:pPr>
       <w:rPr>
-        <w:rFonts w:hint="default" w:ascii="Symbol" w:hAnsi="Symbol"/>
+        <w:rFonts w:ascii="Symbol" w:hAnsi="Symbol" w:hint="default"/>
       </w:rPr>
     </w:lvl>
     <w:lvl w:ilvl="7" w:tplc="240A0003" w:tentative="1">
@@ -8523,7 +8460,7 @@
         <w:ind w:left="6469" w:hanging="360"/>
       </w:pPr>
       <w:rPr>
-        <w:rFonts w:hint="default" w:ascii="Courier New" w:hAnsi="Courier New" w:cs="Courier New"/>
+        <w:rFonts w:ascii="Courier New" w:hAnsi="Courier New" w:cs="Courier New" w:hint="default"/>
       </w:rPr>
     </w:lvl>
     <w:lvl w:ilvl="8" w:tplc="240A0005" w:tentative="1">
@@ -8535,7 +8472,7 @@
         <w:ind w:left="7189" w:hanging="360"/>
       </w:pPr>
       <w:rPr>
-        <w:rFonts w:hint="default" w:ascii="Wingdings" w:hAnsi="Wingdings"/>
+        <w:rFonts w:ascii="Wingdings" w:hAnsi="Wingdings" w:hint="default"/>
       </w:rPr>
     </w:lvl>
   </w:abstractNum>
@@ -8552,7 +8489,7 @@
         <w:ind w:left="2149" w:hanging="360"/>
       </w:pPr>
       <w:rPr>
-        <w:rFonts w:hint="default" w:ascii="Symbol" w:hAnsi="Symbol"/>
+        <w:rFonts w:ascii="Symbol" w:hAnsi="Symbol" w:hint="default"/>
       </w:rPr>
     </w:lvl>
     <w:lvl w:ilvl="1" w:tplc="240A0003" w:tentative="1">
@@ -8564,7 +8501,7 @@
         <w:ind w:left="2869" w:hanging="360"/>
       </w:pPr>
       <w:rPr>
-        <w:rFonts w:hint="default" w:ascii="Courier New" w:hAnsi="Courier New" w:cs="Courier New"/>
+        <w:rFonts w:ascii="Courier New" w:hAnsi="Courier New" w:cs="Courier New" w:hint="default"/>
       </w:rPr>
     </w:lvl>
     <w:lvl w:ilvl="2" w:tplc="240A0005" w:tentative="1">
@@ -8576,7 +8513,7 @@
         <w:ind w:left="3589" w:hanging="360"/>
       </w:pPr>
       <w:rPr>
-        <w:rFonts w:hint="default" w:ascii="Wingdings" w:hAnsi="Wingdings"/>
+        <w:rFonts w:ascii="Wingdings" w:hAnsi="Wingdings" w:hint="default"/>
       </w:rPr>
     </w:lvl>
     <w:lvl w:ilvl="3" w:tplc="240A0001" w:tentative="1">
@@ -8588,7 +8525,7 @@
         <w:ind w:left="4309" w:hanging="360"/>
       </w:pPr>
       <w:rPr>
-        <w:rFonts w:hint="default" w:ascii="Symbol" w:hAnsi="Symbol"/>
+        <w:rFonts w:ascii="Symbol" w:hAnsi="Symbol" w:hint="default"/>
       </w:rPr>
     </w:lvl>
     <w:lvl w:ilvl="4" w:tplc="240A0003" w:tentative="1">
@@ -8600,7 +8537,7 @@
         <w:ind w:left="5029" w:hanging="360"/>
       </w:pPr>
       <w:rPr>
-        <w:rFonts w:hint="default" w:ascii="Courier New" w:hAnsi="Courier New" w:cs="Courier New"/>
+        <w:rFonts w:ascii="Courier New" w:hAnsi="Courier New" w:cs="Courier New" w:hint="default"/>
       </w:rPr>
     </w:lvl>
     <w:lvl w:ilvl="5" w:tplc="240A0005" w:tentative="1">
@@ -8612,7 +8549,7 @@
         <w:ind w:left="5749" w:hanging="360"/>
       </w:pPr>
       <w:rPr>
-        <w:rFonts w:hint="default" w:ascii="Wingdings" w:hAnsi="Wingdings"/>
+        <w:rFonts w:ascii="Wingdings" w:hAnsi="Wingdings" w:hint="default"/>
       </w:rPr>
     </w:lvl>
     <w:lvl w:ilvl="6" w:tplc="240A0001" w:tentative="1">
@@ -8624,7 +8561,7 @@
         <w:ind w:left="6469" w:hanging="360"/>
       </w:pPr>
       <w:rPr>
-        <w:rFonts w:hint="default" w:ascii="Symbol" w:hAnsi="Symbol"/>
+        <w:rFonts w:ascii="Symbol" w:hAnsi="Symbol" w:hint="default"/>
       </w:rPr>
     </w:lvl>
     <w:lvl w:ilvl="7" w:tplc="240A0003" w:tentative="1">
@@ -8636,7 +8573,7 @@
         <w:ind w:left="7189" w:hanging="360"/>
       </w:pPr>
       <w:rPr>
-        <w:rFonts w:hint="default" w:ascii="Courier New" w:hAnsi="Courier New" w:cs="Courier New"/>
+        <w:rFonts w:ascii="Courier New" w:hAnsi="Courier New" w:cs="Courier New" w:hint="default"/>
       </w:rPr>
     </w:lvl>
     <w:lvl w:ilvl="8" w:tplc="240A0005" w:tentative="1">
@@ -8648,7 +8585,7 @@
         <w:ind w:left="7909" w:hanging="360"/>
       </w:pPr>
       <w:rPr>
-        <w:rFonts w:hint="default" w:ascii="Wingdings" w:hAnsi="Wingdings"/>
+        <w:rFonts w:ascii="Wingdings" w:hAnsi="Wingdings" w:hint="default"/>
       </w:rPr>
     </w:lvl>
   </w:abstractNum>
@@ -8665,7 +8602,7 @@
         <w:ind w:left="1429" w:hanging="360"/>
       </w:pPr>
       <w:rPr>
-        <w:rFonts w:hint="default" w:ascii="Symbol" w:hAnsi="Symbol"/>
+        <w:rFonts w:ascii="Symbol" w:hAnsi="Symbol" w:hint="default"/>
       </w:rPr>
     </w:lvl>
     <w:lvl w:ilvl="1" w:tplc="240A0003" w:tentative="1">
@@ -8677,7 +8614,7 @@
         <w:ind w:left="2149" w:hanging="360"/>
       </w:pPr>
       <w:rPr>
-        <w:rFonts w:hint="default" w:ascii="Courier New" w:hAnsi="Courier New" w:cs="Courier New"/>
+        <w:rFonts w:ascii="Courier New" w:hAnsi="Courier New" w:cs="Courier New" w:hint="default"/>
       </w:rPr>
     </w:lvl>
     <w:lvl w:ilvl="2" w:tplc="240A0005" w:tentative="1">
@@ -8689,7 +8626,7 @@
         <w:ind w:left="2869" w:hanging="360"/>
       </w:pPr>
       <w:rPr>
-        <w:rFonts w:hint="default" w:ascii="Wingdings" w:hAnsi="Wingdings"/>
+        <w:rFonts w:ascii="Wingdings" w:hAnsi="Wingdings" w:hint="default"/>
       </w:rPr>
     </w:lvl>
     <w:lvl w:ilvl="3" w:tplc="240A0001" w:tentative="1">
@@ -8701,7 +8638,7 @@
         <w:ind w:left="3589" w:hanging="360"/>
       </w:pPr>
       <w:rPr>
-        <w:rFonts w:hint="default" w:ascii="Symbol" w:hAnsi="Symbol"/>
+        <w:rFonts w:ascii="Symbol" w:hAnsi="Symbol" w:hint="default"/>
       </w:rPr>
     </w:lvl>
     <w:lvl w:ilvl="4" w:tplc="240A0003" w:tentative="1">
@@ -8713,7 +8650,7 @@
         <w:ind w:left="4309" w:hanging="360"/>
       </w:pPr>
       <w:rPr>
-        <w:rFonts w:hint="default" w:ascii="Courier New" w:hAnsi="Courier New" w:cs="Courier New"/>
+        <w:rFonts w:ascii="Courier New" w:hAnsi="Courier New" w:cs="Courier New" w:hint="default"/>
       </w:rPr>
     </w:lvl>
     <w:lvl w:ilvl="5" w:tplc="240A0005" w:tentative="1">
@@ -8725,7 +8662,7 @@
         <w:ind w:left="5029" w:hanging="360"/>
       </w:pPr>
       <w:rPr>
-        <w:rFonts w:hint="default" w:ascii="Wingdings" w:hAnsi="Wingdings"/>
+        <w:rFonts w:ascii="Wingdings" w:hAnsi="Wingdings" w:hint="default"/>
       </w:rPr>
     </w:lvl>
     <w:lvl w:ilvl="6" w:tplc="240A0001" w:tentative="1">
@@ -8737,7 +8674,7 @@
         <w:ind w:left="5749" w:hanging="360"/>
       </w:pPr>
       <w:rPr>
-        <w:rFonts w:hint="default" w:ascii="Symbol" w:hAnsi="Symbol"/>
+        <w:rFonts w:ascii="Symbol" w:hAnsi="Symbol" w:hint="default"/>
       </w:rPr>
     </w:lvl>
     <w:lvl w:ilvl="7" w:tplc="240A0003" w:tentative="1">
@@ -8749,7 +8686,7 @@
         <w:ind w:left="6469" w:hanging="360"/>
       </w:pPr>
       <w:rPr>
-        <w:rFonts w:hint="default" w:ascii="Courier New" w:hAnsi="Courier New" w:cs="Courier New"/>
+        <w:rFonts w:ascii="Courier New" w:hAnsi="Courier New" w:cs="Courier New" w:hint="default"/>
       </w:rPr>
     </w:lvl>
     <w:lvl w:ilvl="8" w:tplc="240A0005" w:tentative="1">
@@ -8761,7 +8698,7 @@
         <w:ind w:left="7189" w:hanging="360"/>
       </w:pPr>
       <w:rPr>
-        <w:rFonts w:hint="default" w:ascii="Wingdings" w:hAnsi="Wingdings"/>
+        <w:rFonts w:ascii="Wingdings" w:hAnsi="Wingdings" w:hint="default"/>
       </w:rPr>
     </w:lvl>
   </w:abstractNum>
@@ -8779,7 +8716,7 @@
         <w:ind w:left="360" w:hanging="360"/>
       </w:pPr>
       <w:rPr>
-        <w:rFonts w:hint="default" w:ascii="Arial" w:hAnsi="Arial"/>
+        <w:rFonts w:ascii="Arial" w:hAnsi="Arial" w:hint="default"/>
         <w:b/>
         <w:i w:val="0"/>
         <w:sz w:val="24"/>
@@ -8871,7 +8808,7 @@
         <w:ind w:left="1429" w:hanging="360"/>
       </w:pPr>
       <w:rPr>
-        <w:rFonts w:hint="default" w:ascii="Symbol" w:hAnsi="Symbol"/>
+        <w:rFonts w:ascii="Symbol" w:hAnsi="Symbol" w:hint="default"/>
       </w:rPr>
     </w:lvl>
     <w:lvl w:ilvl="1" w:tplc="240A0003" w:tentative="1">
@@ -8883,7 +8820,7 @@
         <w:ind w:left="2149" w:hanging="360"/>
       </w:pPr>
       <w:rPr>
-        <w:rFonts w:hint="default" w:ascii="Courier New" w:hAnsi="Courier New" w:cs="Courier New"/>
+        <w:rFonts w:ascii="Courier New" w:hAnsi="Courier New" w:cs="Courier New" w:hint="default"/>
       </w:rPr>
     </w:lvl>
     <w:lvl w:ilvl="2" w:tplc="240A0005" w:tentative="1">
@@ -8895,7 +8832,7 @@
         <w:ind w:left="2869" w:hanging="360"/>
       </w:pPr>
       <w:rPr>
-        <w:rFonts w:hint="default" w:ascii="Wingdings" w:hAnsi="Wingdings"/>
+        <w:rFonts w:ascii="Wingdings" w:hAnsi="Wingdings" w:hint="default"/>
       </w:rPr>
     </w:lvl>
     <w:lvl w:ilvl="3" w:tplc="240A0001" w:tentative="1">
@@ -8907,7 +8844,7 @@
         <w:ind w:left="3589" w:hanging="360"/>
       </w:pPr>
       <w:rPr>
-        <w:rFonts w:hint="default" w:ascii="Symbol" w:hAnsi="Symbol"/>
+        <w:rFonts w:ascii="Symbol" w:hAnsi="Symbol" w:hint="default"/>
       </w:rPr>
     </w:lvl>
     <w:lvl w:ilvl="4" w:tplc="240A0003" w:tentative="1">
@@ -8919,7 +8856,7 @@
         <w:ind w:left="4309" w:hanging="360"/>
       </w:pPr>
       <w:rPr>
-        <w:rFonts w:hint="default" w:ascii="Courier New" w:hAnsi="Courier New" w:cs="Courier New"/>
+        <w:rFonts w:ascii="Courier New" w:hAnsi="Courier New" w:cs="Courier New" w:hint="default"/>
       </w:rPr>
     </w:lvl>
     <w:lvl w:ilvl="5" w:tplc="240A0005" w:tentative="1">
@@ -8931,7 +8868,7 @@
         <w:ind w:left="5029" w:hanging="360"/>
       </w:pPr>
       <w:rPr>
-        <w:rFonts w:hint="default" w:ascii="Wingdings" w:hAnsi="Wingdings"/>
+        <w:rFonts w:ascii="Wingdings" w:hAnsi="Wingdings" w:hint="default"/>
       </w:rPr>
     </w:lvl>
     <w:lvl w:ilvl="6" w:tplc="240A0001" w:tentative="1">
@@ -8943,7 +8880,7 @@
         <w:ind w:left="5749" w:hanging="360"/>
       </w:pPr>
       <w:rPr>
-        <w:rFonts w:hint="default" w:ascii="Symbol" w:hAnsi="Symbol"/>
+        <w:rFonts w:ascii="Symbol" w:hAnsi="Symbol" w:hint="default"/>
       </w:rPr>
     </w:lvl>
     <w:lvl w:ilvl="7" w:tplc="240A0003" w:tentative="1">
@@ -8955,7 +8892,7 @@
         <w:ind w:left="6469" w:hanging="360"/>
       </w:pPr>
       <w:rPr>
-        <w:rFonts w:hint="default" w:ascii="Courier New" w:hAnsi="Courier New" w:cs="Courier New"/>
+        <w:rFonts w:ascii="Courier New" w:hAnsi="Courier New" w:cs="Courier New" w:hint="default"/>
       </w:rPr>
     </w:lvl>
     <w:lvl w:ilvl="8" w:tplc="240A0005" w:tentative="1">
@@ -8967,7 +8904,7 @@
         <w:ind w:left="7189" w:hanging="360"/>
       </w:pPr>
       <w:rPr>
-        <w:rFonts w:hint="default" w:ascii="Wingdings" w:hAnsi="Wingdings"/>
+        <w:rFonts w:ascii="Wingdings" w:hAnsi="Wingdings" w:hint="default"/>
       </w:rPr>
     </w:lvl>
   </w:abstractNum>
@@ -8984,7 +8921,7 @@
         <w:ind w:left="1429" w:hanging="360"/>
       </w:pPr>
       <w:rPr>
-        <w:rFonts w:hint="default" w:ascii="Symbol" w:hAnsi="Symbol"/>
+        <w:rFonts w:ascii="Symbol" w:hAnsi="Symbol" w:hint="default"/>
       </w:rPr>
     </w:lvl>
     <w:lvl w:ilvl="1" w:tplc="240A0003" w:tentative="1">
@@ -8996,7 +8933,7 @@
         <w:ind w:left="2149" w:hanging="360"/>
       </w:pPr>
       <w:rPr>
-        <w:rFonts w:hint="default" w:ascii="Courier New" w:hAnsi="Courier New" w:cs="Courier New"/>
+        <w:rFonts w:ascii="Courier New" w:hAnsi="Courier New" w:cs="Courier New" w:hint="default"/>
       </w:rPr>
     </w:lvl>
     <w:lvl w:ilvl="2" w:tplc="240A0005" w:tentative="1">
@@ -9008,7 +8945,7 @@
         <w:ind w:left="2869" w:hanging="360"/>
       </w:pPr>
       <w:rPr>
-        <w:rFonts w:hint="default" w:ascii="Wingdings" w:hAnsi="Wingdings"/>
+        <w:rFonts w:ascii="Wingdings" w:hAnsi="Wingdings" w:hint="default"/>
       </w:rPr>
     </w:lvl>
     <w:lvl w:ilvl="3" w:tplc="240A0001" w:tentative="1">
@@ -9020,7 +8957,7 @@
         <w:ind w:left="3589" w:hanging="360"/>
       </w:pPr>
       <w:rPr>
-        <w:rFonts w:hint="default" w:ascii="Symbol" w:hAnsi="Symbol"/>
+        <w:rFonts w:ascii="Symbol" w:hAnsi="Symbol" w:hint="default"/>
       </w:rPr>
     </w:lvl>
     <w:lvl w:ilvl="4" w:tplc="240A0003" w:tentative="1">
@@ -9032,7 +8969,7 @@
         <w:ind w:left="4309" w:hanging="360"/>
       </w:pPr>
       <w:rPr>
-        <w:rFonts w:hint="default" w:ascii="Courier New" w:hAnsi="Courier New" w:cs="Courier New"/>
+        <w:rFonts w:ascii="Courier New" w:hAnsi="Courier New" w:cs="Courier New" w:hint="default"/>
       </w:rPr>
     </w:lvl>
     <w:lvl w:ilvl="5" w:tplc="240A0005" w:tentative="1">
@@ -9044,7 +8981,7 @@
         <w:ind w:left="5029" w:hanging="360"/>
       </w:pPr>
       <w:rPr>
-        <w:rFonts w:hint="default" w:ascii="Wingdings" w:hAnsi="Wingdings"/>
+        <w:rFonts w:ascii="Wingdings" w:hAnsi="Wingdings" w:hint="default"/>
       </w:rPr>
     </w:lvl>
     <w:lvl w:ilvl="6" w:tplc="240A0001" w:tentative="1">
@@ -9056,7 +8993,7 @@
         <w:ind w:left="5749" w:hanging="360"/>
       </w:pPr>
       <w:rPr>
-        <w:rFonts w:hint="default" w:ascii="Symbol" w:hAnsi="Symbol"/>
+        <w:rFonts w:ascii="Symbol" w:hAnsi="Symbol" w:hint="default"/>
       </w:rPr>
     </w:lvl>
     <w:lvl w:ilvl="7" w:tplc="240A0003" w:tentative="1">
@@ -9068,7 +9005,7 @@
         <w:ind w:left="6469" w:hanging="360"/>
       </w:pPr>
       <w:rPr>
-        <w:rFonts w:hint="default" w:ascii="Courier New" w:hAnsi="Courier New" w:cs="Courier New"/>
+        <w:rFonts w:ascii="Courier New" w:hAnsi="Courier New" w:cs="Courier New" w:hint="default"/>
       </w:rPr>
     </w:lvl>
     <w:lvl w:ilvl="8" w:tplc="240A0005" w:tentative="1">
@@ -9080,7 +9017,7 @@
         <w:ind w:left="7189" w:hanging="360"/>
       </w:pPr>
       <w:rPr>
-        <w:rFonts w:hint="default" w:ascii="Wingdings" w:hAnsi="Wingdings"/>
+        <w:rFonts w:ascii="Wingdings" w:hAnsi="Wingdings" w:hint="default"/>
       </w:rPr>
     </w:lvl>
   </w:abstractNum>
@@ -9097,7 +9034,7 @@
         <w:ind w:left="720" w:hanging="360"/>
       </w:pPr>
       <w:rPr>
-        <w:rFonts w:hint="default" w:ascii="Symbol" w:hAnsi="Symbol"/>
+        <w:rFonts w:ascii="Symbol" w:hAnsi="Symbol" w:hint="default"/>
       </w:rPr>
     </w:lvl>
     <w:lvl w:ilvl="1" w:tplc="240A0003" w:tentative="1">
@@ -9109,7 +9046,7 @@
         <w:ind w:left="1440" w:hanging="360"/>
       </w:pPr>
       <w:rPr>
-        <w:rFonts w:hint="default" w:ascii="Courier New" w:hAnsi="Courier New" w:cs="Courier New"/>
+        <w:rFonts w:ascii="Courier New" w:hAnsi="Courier New" w:cs="Courier New" w:hint="default"/>
       </w:rPr>
     </w:lvl>
     <w:lvl w:ilvl="2" w:tplc="240A0005" w:tentative="1">
@@ -9121,7 +9058,7 @@
         <w:ind w:left="2160" w:hanging="360"/>
       </w:pPr>
       <w:rPr>
-        <w:rFonts w:hint="default" w:ascii="Wingdings" w:hAnsi="Wingdings"/>
+        <w:rFonts w:ascii="Wingdings" w:hAnsi="Wingdings" w:hint="default"/>
       </w:rPr>
     </w:lvl>
     <w:lvl w:ilvl="3" w:tplc="240A0001" w:tentative="1">
@@ -9133,7 +9070,7 @@
         <w:ind w:left="2880" w:hanging="360"/>
       </w:pPr>
       <w:rPr>
-        <w:rFonts w:hint="default" w:ascii="Symbol" w:hAnsi="Symbol"/>
+        <w:rFonts w:ascii="Symbol" w:hAnsi="Symbol" w:hint="default"/>
       </w:rPr>
     </w:lvl>
     <w:lvl w:ilvl="4" w:tplc="240A0003" w:tentative="1">
@@ -9145,7 +9082,7 @@
         <w:ind w:left="3600" w:hanging="360"/>
       </w:pPr>
       <w:rPr>
-        <w:rFonts w:hint="default" w:ascii="Courier New" w:hAnsi="Courier New" w:cs="Courier New"/>
+        <w:rFonts w:ascii="Courier New" w:hAnsi="Courier New" w:cs="Courier New" w:hint="default"/>
       </w:rPr>
     </w:lvl>
     <w:lvl w:ilvl="5" w:tplc="240A0005" w:tentative="1">
@@ -9157,7 +9094,7 @@
         <w:ind w:left="4320" w:hanging="360"/>
       </w:pPr>
       <w:rPr>
-        <w:rFonts w:hint="default" w:ascii="Wingdings" w:hAnsi="Wingdings"/>
+        <w:rFonts w:ascii="Wingdings" w:hAnsi="Wingdings" w:hint="default"/>
       </w:rPr>
     </w:lvl>
     <w:lvl w:ilvl="6" w:tplc="240A0001" w:tentative="1">
@@ -9169,7 +9106,7 @@
         <w:ind w:left="5040" w:hanging="360"/>
       </w:pPr>
       <w:rPr>
-        <w:rFonts w:hint="default" w:ascii="Symbol" w:hAnsi="Symbol"/>
+        <w:rFonts w:ascii="Symbol" w:hAnsi="Symbol" w:hint="default"/>
       </w:rPr>
     </w:lvl>
     <w:lvl w:ilvl="7" w:tplc="240A0003" w:tentative="1">
@@ -9181,7 +9118,7 @@
         <w:ind w:left="5760" w:hanging="360"/>
       </w:pPr>
       <w:rPr>
-        <w:rFonts w:hint="default" w:ascii="Courier New" w:hAnsi="Courier New" w:cs="Courier New"/>
+        <w:rFonts w:ascii="Courier New" w:hAnsi="Courier New" w:cs="Courier New" w:hint="default"/>
       </w:rPr>
     </w:lvl>
     <w:lvl w:ilvl="8" w:tplc="240A0005" w:tentative="1">
@@ -9193,7 +9130,7 @@
         <w:ind w:left="6480" w:hanging="360"/>
       </w:pPr>
       <w:rPr>
-        <w:rFonts w:hint="default" w:ascii="Wingdings" w:hAnsi="Wingdings"/>
+        <w:rFonts w:ascii="Wingdings" w:hAnsi="Wingdings" w:hint="default"/>
       </w:rPr>
     </w:lvl>
   </w:abstractNum>
@@ -9210,7 +9147,7 @@
         <w:ind w:left="1429" w:hanging="360"/>
       </w:pPr>
       <w:rPr>
-        <w:rFonts w:hint="default" w:ascii="Symbol" w:hAnsi="Symbol"/>
+        <w:rFonts w:ascii="Symbol" w:hAnsi="Symbol" w:hint="default"/>
       </w:rPr>
     </w:lvl>
     <w:lvl w:ilvl="1" w:tplc="240A0003" w:tentative="1">
@@ -9222,7 +9159,7 @@
         <w:ind w:left="2149" w:hanging="360"/>
       </w:pPr>
       <w:rPr>
-        <w:rFonts w:hint="default" w:ascii="Courier New" w:hAnsi="Courier New" w:cs="Courier New"/>
+        <w:rFonts w:ascii="Courier New" w:hAnsi="Courier New" w:cs="Courier New" w:hint="default"/>
       </w:rPr>
     </w:lvl>
     <w:lvl w:ilvl="2" w:tplc="240A0005" w:tentative="1">
@@ -9234,7 +9171,7 @@
         <w:ind w:left="2869" w:hanging="360"/>
       </w:pPr>
       <w:rPr>
-        <w:rFonts w:hint="default" w:ascii="Wingdings" w:hAnsi="Wingdings"/>
+        <w:rFonts w:ascii="Wingdings" w:hAnsi="Wingdings" w:hint="default"/>
       </w:rPr>
     </w:lvl>
     <w:lvl w:ilvl="3" w:tplc="240A0001" w:tentative="1">
@@ -9246,7 +9183,7 @@
         <w:ind w:left="3589" w:hanging="360"/>
       </w:pPr>
       <w:rPr>
-        <w:rFonts w:hint="default" w:ascii="Symbol" w:hAnsi="Symbol"/>
+        <w:rFonts w:ascii="Symbol" w:hAnsi="Symbol" w:hint="default"/>
       </w:rPr>
     </w:lvl>
     <w:lvl w:ilvl="4" w:tplc="240A0003" w:tentative="1">
@@ -9258,7 +9195,7 @@
         <w:ind w:left="4309" w:hanging="360"/>
       </w:pPr>
       <w:rPr>
-        <w:rFonts w:hint="default" w:ascii="Courier New" w:hAnsi="Courier New" w:cs="Courier New"/>
+        <w:rFonts w:ascii="Courier New" w:hAnsi="Courier New" w:cs="Courier New" w:hint="default"/>
       </w:rPr>
     </w:lvl>
     <w:lvl w:ilvl="5" w:tplc="240A0005" w:tentative="1">
@@ -9270,7 +9207,7 @@
         <w:ind w:left="5029" w:hanging="360"/>
       </w:pPr>
       <w:rPr>
-        <w:rFonts w:hint="default" w:ascii="Wingdings" w:hAnsi="Wingdings"/>
+        <w:rFonts w:ascii="Wingdings" w:hAnsi="Wingdings" w:hint="default"/>
       </w:rPr>
     </w:lvl>
     <w:lvl w:ilvl="6" w:tplc="240A0001" w:tentative="1">
@@ -9282,7 +9219,7 @@
         <w:ind w:left="5749" w:hanging="360"/>
       </w:pPr>
       <w:rPr>
-        <w:rFonts w:hint="default" w:ascii="Symbol" w:hAnsi="Symbol"/>
+        <w:rFonts w:ascii="Symbol" w:hAnsi="Symbol" w:hint="default"/>
       </w:rPr>
     </w:lvl>
     <w:lvl w:ilvl="7" w:tplc="240A0003" w:tentative="1">
@@ -9294,7 +9231,7 @@
         <w:ind w:left="6469" w:hanging="360"/>
       </w:pPr>
       <w:rPr>
-        <w:rFonts w:hint="default" w:ascii="Courier New" w:hAnsi="Courier New" w:cs="Courier New"/>
+        <w:rFonts w:ascii="Courier New" w:hAnsi="Courier New" w:cs="Courier New" w:hint="default"/>
       </w:rPr>
     </w:lvl>
     <w:lvl w:ilvl="8" w:tplc="240A0005" w:tentative="1">
@@ -9306,7 +9243,7 @@
         <w:ind w:left="7189" w:hanging="360"/>
       </w:pPr>
       <w:rPr>
-        <w:rFonts w:hint="default" w:ascii="Wingdings" w:hAnsi="Wingdings"/>
+        <w:rFonts w:ascii="Wingdings" w:hAnsi="Wingdings" w:hint="default"/>
       </w:rPr>
     </w:lvl>
   </w:abstractNum>
@@ -9323,7 +9260,7 @@
         <w:ind w:left="720" w:hanging="360"/>
       </w:pPr>
       <w:rPr>
-        <w:rFonts w:hint="default" w:ascii="Symbol" w:hAnsi="Symbol"/>
+        <w:rFonts w:ascii="Symbol" w:hAnsi="Symbol" w:hint="default"/>
       </w:rPr>
     </w:lvl>
     <w:lvl w:ilvl="1" w:tplc="240A0003">
@@ -9335,7 +9272,7 @@
         <w:ind w:left="1440" w:hanging="360"/>
       </w:pPr>
       <w:rPr>
-        <w:rFonts w:hint="default" w:ascii="Courier New" w:hAnsi="Courier New" w:cs="Courier New"/>
+        <w:rFonts w:ascii="Courier New" w:hAnsi="Courier New" w:cs="Courier New" w:hint="default"/>
       </w:rPr>
     </w:lvl>
     <w:lvl w:ilvl="2" w:tplc="240A0005" w:tentative="1">
@@ -9347,7 +9284,7 @@
         <w:ind w:left="2160" w:hanging="360"/>
       </w:pPr>
       <w:rPr>
-        <w:rFonts w:hint="default" w:ascii="Wingdings" w:hAnsi="Wingdings"/>
+        <w:rFonts w:ascii="Wingdings" w:hAnsi="Wingdings" w:hint="default"/>
       </w:rPr>
     </w:lvl>
     <w:lvl w:ilvl="3" w:tplc="240A0001" w:tentative="1">
@@ -9359,7 +9296,7 @@
         <w:ind w:left="2880" w:hanging="360"/>
       </w:pPr>
       <w:rPr>
-        <w:rFonts w:hint="default" w:ascii="Symbol" w:hAnsi="Symbol"/>
+        <w:rFonts w:ascii="Symbol" w:hAnsi="Symbol" w:hint="default"/>
       </w:rPr>
     </w:lvl>
     <w:lvl w:ilvl="4" w:tplc="240A0003" w:tentative="1">
@@ -9371,7 +9308,7 @@
         <w:ind w:left="3600" w:hanging="360"/>
       </w:pPr>
       <w:rPr>
-        <w:rFonts w:hint="default" w:ascii="Courier New" w:hAnsi="Courier New" w:cs="Courier New"/>
+        <w:rFonts w:ascii="Courier New" w:hAnsi="Courier New" w:cs="Courier New" w:hint="default"/>
       </w:rPr>
     </w:lvl>
     <w:lvl w:ilvl="5" w:tplc="240A0005" w:tentative="1">
@@ -9383,7 +9320,7 @@
         <w:ind w:left="4320" w:hanging="360"/>
       </w:pPr>
       <w:rPr>
-        <w:rFonts w:hint="default" w:ascii="Wingdings" w:hAnsi="Wingdings"/>
+        <w:rFonts w:ascii="Wingdings" w:hAnsi="Wingdings" w:hint="default"/>
       </w:rPr>
     </w:lvl>
     <w:lvl w:ilvl="6" w:tplc="240A0001" w:tentative="1">
@@ -9395,7 +9332,7 @@
         <w:ind w:left="5040" w:hanging="360"/>
       </w:pPr>
       <w:rPr>
-        <w:rFonts w:hint="default" w:ascii="Symbol" w:hAnsi="Symbol"/>
+        <w:rFonts w:ascii="Symbol" w:hAnsi="Symbol" w:hint="default"/>
       </w:rPr>
     </w:lvl>
     <w:lvl w:ilvl="7" w:tplc="240A0003" w:tentative="1">
@@ -9407,7 +9344,7 @@
         <w:ind w:left="5760" w:hanging="360"/>
       </w:pPr>
       <w:rPr>
-        <w:rFonts w:hint="default" w:ascii="Courier New" w:hAnsi="Courier New" w:cs="Courier New"/>
+        <w:rFonts w:ascii="Courier New" w:hAnsi="Courier New" w:cs="Courier New" w:hint="default"/>
       </w:rPr>
     </w:lvl>
     <w:lvl w:ilvl="8" w:tplc="240A0005" w:tentative="1">
@@ -9419,7 +9356,7 @@
         <w:ind w:left="6480" w:hanging="360"/>
       </w:pPr>
       <w:rPr>
-        <w:rFonts w:hint="default" w:ascii="Wingdings" w:hAnsi="Wingdings"/>
+        <w:rFonts w:ascii="Wingdings" w:hAnsi="Wingdings" w:hint="default"/>
       </w:rPr>
     </w:lvl>
   </w:abstractNum>
@@ -9644,7 +9581,7 @@
         <w:ind w:left="1776" w:hanging="360"/>
       </w:pPr>
       <w:rPr>
-        <w:rFonts w:hint="default" w:ascii="Courier New" w:hAnsi="Courier New" w:cs="Courier New"/>
+        <w:rFonts w:ascii="Courier New" w:hAnsi="Courier New" w:cs="Courier New" w:hint="default"/>
       </w:rPr>
     </w:lvl>
     <w:lvl w:ilvl="1" w:tplc="240A0003" w:tentative="1">
@@ -9656,7 +9593,7 @@
         <w:ind w:left="2496" w:hanging="360"/>
       </w:pPr>
       <w:rPr>
-        <w:rFonts w:hint="default" w:ascii="Courier New" w:hAnsi="Courier New" w:cs="Courier New"/>
+        <w:rFonts w:ascii="Courier New" w:hAnsi="Courier New" w:cs="Courier New" w:hint="default"/>
       </w:rPr>
     </w:lvl>
     <w:lvl w:ilvl="2" w:tplc="240A0005" w:tentative="1">
@@ -9668,7 +9605,7 @@
         <w:ind w:left="3216" w:hanging="360"/>
       </w:pPr>
       <w:rPr>
-        <w:rFonts w:hint="default" w:ascii="Wingdings" w:hAnsi="Wingdings"/>
+        <w:rFonts w:ascii="Wingdings" w:hAnsi="Wingdings" w:hint="default"/>
       </w:rPr>
     </w:lvl>
     <w:lvl w:ilvl="3" w:tplc="240A0001" w:tentative="1">
@@ -9680,7 +9617,7 @@
         <w:ind w:left="3936" w:hanging="360"/>
       </w:pPr>
       <w:rPr>
-        <w:rFonts w:hint="default" w:ascii="Symbol" w:hAnsi="Symbol"/>
+        <w:rFonts w:ascii="Symbol" w:hAnsi="Symbol" w:hint="default"/>
       </w:rPr>
     </w:lvl>
     <w:lvl w:ilvl="4" w:tplc="240A0003" w:tentative="1">
@@ -9692,7 +9629,7 @@
         <w:ind w:left="4656" w:hanging="360"/>
       </w:pPr>
       <w:rPr>
-        <w:rFonts w:hint="default" w:ascii="Courier New" w:hAnsi="Courier New" w:cs="Courier New"/>
+        <w:rFonts w:ascii="Courier New" w:hAnsi="Courier New" w:cs="Courier New" w:hint="default"/>
       </w:rPr>
     </w:lvl>
     <w:lvl w:ilvl="5" w:tplc="240A0005" w:tentative="1">
@@ -9704,7 +9641,7 @@
         <w:ind w:left="5376" w:hanging="360"/>
       </w:pPr>
       <w:rPr>
-        <w:rFonts w:hint="default" w:ascii="Wingdings" w:hAnsi="Wingdings"/>
+        <w:rFonts w:ascii="Wingdings" w:hAnsi="Wingdings" w:hint="default"/>
       </w:rPr>
     </w:lvl>
     <w:lvl w:ilvl="6" w:tplc="240A0001" w:tentative="1">
@@ -9716,7 +9653,7 @@
         <w:ind w:left="6096" w:hanging="360"/>
       </w:pPr>
       <w:rPr>
-        <w:rFonts w:hint="default" w:ascii="Symbol" w:hAnsi="Symbol"/>
+        <w:rFonts w:ascii="Symbol" w:hAnsi="Symbol" w:hint="default"/>
       </w:rPr>
     </w:lvl>
     <w:lvl w:ilvl="7" w:tplc="240A0003" w:tentative="1">
@@ -9728,7 +9665,7 @@
         <w:ind w:left="6816" w:hanging="360"/>
       </w:pPr>
       <w:rPr>
-        <w:rFonts w:hint="default" w:ascii="Courier New" w:hAnsi="Courier New" w:cs="Courier New"/>
+        <w:rFonts w:ascii="Courier New" w:hAnsi="Courier New" w:cs="Courier New" w:hint="default"/>
       </w:rPr>
     </w:lvl>
     <w:lvl w:ilvl="8" w:tplc="240A0005" w:tentative="1">
@@ -9740,7 +9677,7 @@
         <w:ind w:left="7536" w:hanging="360"/>
       </w:pPr>
       <w:rPr>
-        <w:rFonts w:hint="default" w:ascii="Wingdings" w:hAnsi="Wingdings"/>
+        <w:rFonts w:ascii="Wingdings" w:hAnsi="Wingdings" w:hint="default"/>
       </w:rPr>
     </w:lvl>
   </w:abstractNum>
@@ -9819,7 +9756,7 @@
   <w:docDefaults>
     <w:rPrDefault>
       <w:rPr>
-        <w:rFonts w:asciiTheme="minorHAnsi" w:hAnsiTheme="minorHAnsi" w:eastAsiaTheme="minorHAnsi" w:cstheme="minorBidi"/>
+        <w:rFonts w:asciiTheme="minorHAnsi" w:eastAsiaTheme="minorHAnsi" w:hAnsiTheme="minorHAnsi" w:cstheme="minorBidi"/>
         <w:kern w:val="2"/>
         <w:sz w:val="22"/>
         <w:szCs w:val="22"/>
@@ -9836,14 +9773,14 @@
   <w:latentStyles w:defLockedState="0" w:defUIPriority="99" w:defSemiHidden="0" w:defUnhideWhenUsed="0" w:defQFormat="0" w:count="375">
     <w:lsdException w:name="Normal" w:uiPriority="0" w:qFormat="1"/>
     <w:lsdException w:name="heading 1" w:uiPriority="9" w:qFormat="1"/>
-    <w:lsdException w:name="heading 2" w:uiPriority="9" w:semiHidden="1" w:unhideWhenUsed="1" w:qFormat="1"/>
-    <w:lsdException w:name="heading 3" w:uiPriority="9" w:semiHidden="1" w:unhideWhenUsed="1" w:qFormat="1"/>
-    <w:lsdException w:name="heading 4" w:uiPriority="9" w:semiHidden="1" w:unhideWhenUsed="1" w:qFormat="1"/>
-    <w:lsdException w:name="heading 5" w:uiPriority="9" w:semiHidden="1" w:unhideWhenUsed="1" w:qFormat="1"/>
-    <w:lsdException w:name="heading 6" w:uiPriority="9" w:semiHidden="1" w:unhideWhenUsed="1"/>
-    <w:lsdException w:name="heading 7" w:uiPriority="9" w:semiHidden="1" w:unhideWhenUsed="1" w:qFormat="1"/>
-    <w:lsdException w:name="heading 8" w:uiPriority="9" w:semiHidden="1" w:unhideWhenUsed="1" w:qFormat="1"/>
-    <w:lsdException w:name="heading 9" w:uiPriority="9" w:semiHidden="1" w:unhideWhenUsed="1" w:qFormat="1"/>
+    <w:lsdException w:name="heading 2" w:semiHidden="1" w:uiPriority="9" w:unhideWhenUsed="1" w:qFormat="1"/>
+    <w:lsdException w:name="heading 3" w:semiHidden="1" w:uiPriority="9" w:unhideWhenUsed="1" w:qFormat="1"/>
+    <w:lsdException w:name="heading 4" w:semiHidden="1" w:uiPriority="9" w:unhideWhenUsed="1" w:qFormat="1"/>
+    <w:lsdException w:name="heading 5" w:semiHidden="1" w:uiPriority="9" w:unhideWhenUsed="1" w:qFormat="1"/>
+    <w:lsdException w:name="heading 6" w:semiHidden="1" w:uiPriority="9" w:unhideWhenUsed="1"/>
+    <w:lsdException w:name="heading 7" w:semiHidden="1" w:uiPriority="9" w:unhideWhenUsed="1" w:qFormat="1"/>
+    <w:lsdException w:name="heading 8" w:semiHidden="1" w:uiPriority="9" w:unhideWhenUsed="1" w:qFormat="1"/>
+    <w:lsdException w:name="heading 9" w:semiHidden="1" w:uiPriority="9" w:unhideWhenUsed="1" w:qFormat="1"/>
     <w:lsdException w:name="index 1" w:semiHidden="1" w:unhideWhenUsed="1"/>
     <w:lsdException w:name="index 2" w:semiHidden="1" w:unhideWhenUsed="1"/>
     <w:lsdException w:name="index 3" w:semiHidden="1" w:unhideWhenUsed="1"/>
@@ -9853,22 +9790,22 @@
     <w:lsdException w:name="index 7" w:semiHidden="1" w:unhideWhenUsed="1"/>
     <w:lsdException w:name="index 8" w:semiHidden="1" w:unhideWhenUsed="1"/>
     <w:lsdException w:name="index 9" w:semiHidden="1" w:unhideWhenUsed="1"/>
-    <w:lsdException w:name="toc 1" w:uiPriority="39" w:semiHidden="1" w:unhideWhenUsed="1"/>
-    <w:lsdException w:name="toc 2" w:uiPriority="39" w:semiHidden="1" w:unhideWhenUsed="1"/>
-    <w:lsdException w:name="toc 3" w:uiPriority="39" w:semiHidden="1" w:unhideWhenUsed="1"/>
-    <w:lsdException w:name="toc 4" w:uiPriority="39" w:semiHidden="1" w:unhideWhenUsed="1"/>
-    <w:lsdException w:name="toc 5" w:uiPriority="39" w:semiHidden="1" w:unhideWhenUsed="1"/>
-    <w:lsdException w:name="toc 6" w:uiPriority="39" w:semiHidden="1" w:unhideWhenUsed="1"/>
-    <w:lsdException w:name="toc 7" w:uiPriority="39" w:semiHidden="1" w:unhideWhenUsed="1"/>
-    <w:lsdException w:name="toc 8" w:uiPriority="39" w:semiHidden="1" w:unhideWhenUsed="1"/>
-    <w:lsdException w:name="toc 9" w:uiPriority="39" w:semiHidden="1" w:unhideWhenUsed="1"/>
+    <w:lsdException w:name="toc 1" w:semiHidden="1" w:uiPriority="39" w:unhideWhenUsed="1"/>
+    <w:lsdException w:name="toc 2" w:semiHidden="1" w:uiPriority="39" w:unhideWhenUsed="1"/>
+    <w:lsdException w:name="toc 3" w:semiHidden="1" w:uiPriority="39" w:unhideWhenUsed="1"/>
+    <w:lsdException w:name="toc 4" w:semiHidden="1" w:uiPriority="39" w:unhideWhenUsed="1"/>
+    <w:lsdException w:name="toc 5" w:semiHidden="1" w:uiPriority="39" w:unhideWhenUsed="1"/>
+    <w:lsdException w:name="toc 6" w:semiHidden="1" w:uiPriority="39" w:unhideWhenUsed="1"/>
+    <w:lsdException w:name="toc 7" w:semiHidden="1" w:uiPriority="39" w:unhideWhenUsed="1"/>
+    <w:lsdException w:name="toc 8" w:semiHidden="1" w:uiPriority="39" w:unhideWhenUsed="1"/>
+    <w:lsdException w:name="toc 9" w:semiHidden="1" w:uiPriority="39" w:unhideWhenUsed="1"/>
     <w:lsdException w:name="Normal Indent" w:semiHidden="1" w:unhideWhenUsed="1"/>
     <w:lsdException w:name="footnote text" w:semiHidden="1" w:unhideWhenUsed="1"/>
     <w:lsdException w:name="annotation text" w:semiHidden="1" w:unhideWhenUsed="1"/>
     <w:lsdException w:name="header" w:semiHidden="1" w:unhideWhenUsed="1"/>
     <w:lsdException w:name="footer" w:semiHidden="1" w:unhideWhenUsed="1"/>
     <w:lsdException w:name="index heading" w:semiHidden="1" w:unhideWhenUsed="1"/>
-    <w:lsdException w:name="caption" w:uiPriority="35" w:semiHidden="1" w:unhideWhenUsed="1" w:qFormat="1"/>
+    <w:lsdException w:name="caption" w:semiHidden="1" w:uiPriority="35" w:unhideWhenUsed="1" w:qFormat="1"/>
     <w:lsdException w:name="table of figures" w:semiHidden="1" w:unhideWhenUsed="1"/>
     <w:lsdException w:name="envelope address" w:semiHidden="1" w:unhideWhenUsed="1"/>
     <w:lsdException w:name="envelope return" w:semiHidden="1" w:unhideWhenUsed="1"/>
@@ -9899,7 +9836,7 @@
     <w:lsdException w:name="Title" w:uiPriority="10" w:qFormat="1"/>
     <w:lsdException w:name="Closing" w:semiHidden="1" w:unhideWhenUsed="1"/>
     <w:lsdException w:name="Signature" w:semiHidden="1" w:unhideWhenUsed="1"/>
-    <w:lsdException w:name="Default Paragraph Font" w:uiPriority="1" w:semiHidden="1" w:unhideWhenUsed="1"/>
+    <w:lsdException w:name="Default Paragraph Font" w:semiHidden="1" w:uiPriority="1" w:unhideWhenUsed="1"/>
     <w:lsdException w:name="Body Text" w:semiHidden="1" w:unhideWhenUsed="1"/>
     <w:lsdException w:name="Body Text Indent" w:semiHidden="1" w:unhideWhenUsed="1"/>
     <w:lsdException w:name="List Continue" w:semiHidden="1" w:unhideWhenUsed="1"/>
@@ -10099,8 +10036,8 @@
     <w:lsdException w:name="Subtle Reference" w:uiPriority="31" w:qFormat="1"/>
     <w:lsdException w:name="Intense Reference" w:uiPriority="32" w:qFormat="1"/>
     <w:lsdException w:name="Book Title" w:uiPriority="33" w:qFormat="1"/>
-    <w:lsdException w:name="Bibliography" w:uiPriority="37" w:semiHidden="1" w:unhideWhenUsed="1"/>
-    <w:lsdException w:name="TOC Heading" w:uiPriority="39" w:semiHidden="1" w:unhideWhenUsed="1" w:qFormat="1"/>
+    <w:lsdException w:name="Bibliography" w:semiHidden="1" w:uiPriority="37" w:unhideWhenUsed="1"/>
+    <w:lsdException w:name="TOC Heading" w:semiHidden="1" w:uiPriority="39" w:unhideWhenUsed="1" w:qFormat="1"/>
     <w:lsdException w:name="Plain Table 1" w:uiPriority="41"/>
     <w:lsdException w:name="Plain Table 2" w:uiPriority="42"/>
     <w:lsdException w:name="Plain Table 3" w:uiPriority="43"/>
@@ -10210,7 +10147,7 @@
     <w:lsdException w:name="Hashtag" w:semiHidden="1" w:unhideWhenUsed="1"/>
     <w:lsdException w:name="Unresolved Mention" w:semiHidden="1" w:unhideWhenUsed="1"/>
   </w:latentStyles>
-  <w:style w:type="paragraph" w:styleId="Normal" w:default="1">
+  <w:style w:type="paragraph" w:default="1" w:styleId="Normal">
     <w:name w:val="Normal"/>
     <w:qFormat/>
     <w:rsid w:val="00327F93"/>
@@ -10251,7 +10188,7 @@
       <w:kern w:val="0"/>
       <w:sz w:val="36"/>
       <w:szCs w:val="36"/>
-      <w:bdr w:val="none" w:color="auto" w:sz="0" w:space="0" w:frame="1"/>
+      <w:bdr w:val="none" w:sz="0" w:space="0" w:color="auto" w:frame="1"/>
       <w:lang w:val="es-419" w:eastAsia="es-CO"/>
       <w14:ligatures w14:val="none"/>
     </w:rPr>
@@ -10412,13 +10349,13 @@
       <w:color w:val="000000" w:themeColor="text1"/>
     </w:rPr>
   </w:style>
-  <w:style w:type="character" w:styleId="Fuentedeprrafopredeter" w:default="1">
+  <w:style w:type="character" w:default="1" w:styleId="Fuentedeprrafopredeter">
     <w:name w:val="Default Paragraph Font"/>
     <w:uiPriority w:val="1"/>
     <w:semiHidden/>
     <w:unhideWhenUsed/>
   </w:style>
-  <w:style w:type="table" w:styleId="Tablanormal" w:default="1">
+  <w:style w:type="table" w:default="1" w:styleId="Tablanormal">
     <w:name w:val="Normal Table"/>
     <w:uiPriority w:val="99"/>
     <w:semiHidden/>
@@ -10433,7 +10370,7 @@
       </w:tblCellMar>
     </w:tblPr>
   </w:style>
-  <w:style w:type="numbering" w:styleId="Sinlista" w:default="1">
+  <w:style w:type="numbering" w:default="1" w:styleId="Sinlista">
     <w:name w:val="No List"/>
     <w:uiPriority w:val="99"/>
     <w:semiHidden/>
@@ -10450,7 +10387,7 @@
       <w:contextualSpacing/>
     </w:pPr>
   </w:style>
-  <w:style w:type="paragraph" w:styleId="TituloPortada" w:customStyle="1">
+  <w:style w:type="paragraph" w:customStyle="1" w:styleId="TituloPortada">
     <w:name w:val="Titulo Portada"/>
     <w:basedOn w:val="Normal"/>
     <w:rsid w:val="00C407C1"/>
@@ -10464,7 +10401,7 @@
       <w:lang w:val="es-419"/>
     </w:rPr>
   </w:style>
-  <w:style w:type="character" w:styleId="Ttulo1Car" w:customStyle="1">
+  <w:style w:type="character" w:customStyle="1" w:styleId="Ttulo1Car">
     <w:name w:val="Título 1 Car"/>
     <w:basedOn w:val="Fuentedeprrafopredeter"/>
     <w:link w:val="Ttulo1"/>
@@ -10479,13 +10416,13 @@
       <w:kern w:val="0"/>
       <w:sz w:val="36"/>
       <w:szCs w:val="36"/>
-      <w:bdr w:val="none" w:color="auto" w:sz="0" w:space="0" w:frame="1"/>
+      <w:bdr w:val="none" w:sz="0" w:space="0" w:color="auto" w:frame="1"/>
       <w:shd w:val="clear" w:color="auto" w:fill="FFFFFF"/>
       <w:lang w:val="es-419" w:eastAsia="es-CO"/>
       <w14:ligatures w14:val="none"/>
     </w:rPr>
   </w:style>
-  <w:style w:type="character" w:styleId="Ttulo2Car" w:customStyle="1">
+  <w:style w:type="character" w:customStyle="1" w:styleId="Ttulo2Car">
     <w:name w:val="Título 2 Car"/>
     <w:basedOn w:val="Fuentedeprrafopredeter"/>
     <w:link w:val="Ttulo2"/>
@@ -10503,7 +10440,7 @@
       <w14:ligatures w14:val="none"/>
     </w:rPr>
   </w:style>
-  <w:style w:type="character" w:styleId="Ttulo3Car" w:customStyle="1">
+  <w:style w:type="character" w:customStyle="1" w:styleId="Ttulo3Car">
     <w:name w:val="Título 3 Car"/>
     <w:basedOn w:val="Fuentedeprrafopredeter"/>
     <w:link w:val="Ttulo3"/>
@@ -10542,7 +10479,7 @@
       <w14:ligatures w14:val="none"/>
     </w:rPr>
   </w:style>
-  <w:style w:type="character" w:styleId="Extranjerismo" w:customStyle="1">
+  <w:style w:type="character" w:customStyle="1" w:styleId="Extranjerismo">
     <w:name w:val="Extranjerismo"/>
     <w:basedOn w:val="Fuentedeprrafopredeter"/>
     <w:uiPriority w:val="1"/>
@@ -10553,7 +10490,7 @@
       <w:lang w:val="en-US"/>
     </w:rPr>
   </w:style>
-  <w:style w:type="paragraph" w:styleId="Figura" w:customStyle="1">
+  <w:style w:type="paragraph" w:customStyle="1" w:styleId="Figura">
     <w:name w:val="Figura"/>
     <w:basedOn w:val="Normal"/>
     <w:next w:val="Normal"/>
@@ -10572,7 +10509,7 @@
       <w:bCs/>
     </w:rPr>
   </w:style>
-  <w:style w:type="character" w:styleId="FiguraCar" w:customStyle="1">
+  <w:style w:type="character" w:customStyle="1" w:styleId="FiguraCar">
     <w:name w:val="Figura Car"/>
     <w:basedOn w:val="Fuentedeprrafopredeter"/>
     <w:link w:val="Figura"/>
@@ -10583,14 +10520,14 @@
       <w:sz w:val="28"/>
     </w:rPr>
   </w:style>
-  <w:style w:type="character" w:styleId="Ttulo4Car" w:customStyle="1">
+  <w:style w:type="character" w:customStyle="1" w:styleId="Ttulo4Car">
     <w:name w:val="Título 4 Car"/>
     <w:basedOn w:val="Fuentedeprrafopredeter"/>
     <w:link w:val="Ttulo4"/>
     <w:uiPriority w:val="9"/>
     <w:rsid w:val="001B57A6"/>
     <w:rPr>
-      <w:rFonts w:ascii="Calibri" w:hAnsi="Calibri" w:eastAsiaTheme="majorEastAsia" w:cstheme="majorBidi"/>
+      <w:rFonts w:ascii="Calibri" w:eastAsiaTheme="majorEastAsia" w:hAnsi="Calibri" w:cstheme="majorBidi"/>
       <w:b/>
       <w:color w:val="000000" w:themeColor="text1"/>
       <w:kern w:val="0"/>
@@ -10600,14 +10537,14 @@
       <w14:ligatures w14:val="none"/>
     </w:rPr>
   </w:style>
-  <w:style w:type="character" w:styleId="Ttulo5Car" w:customStyle="1">
+  <w:style w:type="character" w:customStyle="1" w:styleId="Ttulo5Car">
     <w:name w:val="Título 5 Car"/>
     <w:basedOn w:val="Fuentedeprrafopredeter"/>
     <w:link w:val="Ttulo5"/>
     <w:uiPriority w:val="9"/>
     <w:rsid w:val="00746AD1"/>
     <w:rPr>
-      <w:rFonts w:ascii="Calibri" w:hAnsi="Calibri" w:eastAsiaTheme="majorEastAsia" w:cstheme="majorBidi"/>
+      <w:rFonts w:ascii="Calibri" w:eastAsiaTheme="majorEastAsia" w:hAnsi="Calibri" w:cstheme="majorBidi"/>
       <w:b/>
       <w:color w:val="000000" w:themeColor="text1"/>
       <w:kern w:val="0"/>
@@ -10617,7 +10554,7 @@
       <w14:ligatures w14:val="none"/>
     </w:rPr>
   </w:style>
-  <w:style w:type="paragraph" w:styleId="Tabla" w:customStyle="1">
+  <w:style w:type="paragraph" w:customStyle="1" w:styleId="Tabla">
     <w:name w:val="Tabla"/>
     <w:basedOn w:val="Normal"/>
     <w:next w:val="Normal"/>
@@ -10653,28 +10590,28 @@
       <w:contextualSpacing/>
     </w:pPr>
     <w:rPr>
-      <w:rFonts w:asciiTheme="majorHAnsi" w:hAnsiTheme="majorHAnsi" w:eastAsiaTheme="majorEastAsia" w:cstheme="majorBidi"/>
+      <w:rFonts w:asciiTheme="majorHAnsi" w:eastAsiaTheme="majorEastAsia" w:hAnsiTheme="majorHAnsi" w:cstheme="majorBidi"/>
       <w:spacing w:val="-10"/>
       <w:kern w:val="28"/>
       <w:sz w:val="56"/>
       <w:szCs w:val="56"/>
     </w:rPr>
   </w:style>
-  <w:style w:type="character" w:styleId="TtuloCar" w:customStyle="1">
+  <w:style w:type="character" w:customStyle="1" w:styleId="TtuloCar">
     <w:name w:val="Título Car"/>
     <w:basedOn w:val="Fuentedeprrafopredeter"/>
     <w:link w:val="Ttulo"/>
     <w:uiPriority w:val="10"/>
     <w:rsid w:val="00590D20"/>
     <w:rPr>
-      <w:rFonts w:asciiTheme="majorHAnsi" w:hAnsiTheme="majorHAnsi" w:eastAsiaTheme="majorEastAsia" w:cstheme="majorBidi"/>
+      <w:rFonts w:asciiTheme="majorHAnsi" w:eastAsiaTheme="majorEastAsia" w:hAnsiTheme="majorHAnsi" w:cstheme="majorBidi"/>
       <w:spacing w:val="-10"/>
       <w:kern w:val="28"/>
       <w:sz w:val="56"/>
       <w:szCs w:val="56"/>
     </w:rPr>
   </w:style>
-  <w:style w:type="character" w:styleId="TablaCar" w:customStyle="1">
+  <w:style w:type="character" w:customStyle="1" w:styleId="TablaCar">
     <w:name w:val="Tabla Car"/>
     <w:basedOn w:val="Fuentedeprrafopredeter"/>
     <w:link w:val="Tabla"/>
@@ -10689,7 +10626,7 @@
       <w14:ligatures w14:val="none"/>
     </w:rPr>
   </w:style>
-  <w:style w:type="table" w:styleId="SENA" w:customStyle="1">
+  <w:style w:type="table" w:customStyle="1" w:styleId="SENA">
     <w:name w:val="SENA"/>
     <w:basedOn w:val="Tablanormal"/>
     <w:uiPriority w:val="99"/>
@@ -10706,18 +10643,18 @@
     <w:tblPr>
       <w:tblStyleRowBandSize w:val="1"/>
       <w:tblBorders>
-        <w:top w:val="single" w:color="D9D9D9" w:themeColor="background1" w:themeShade="D9" w:sz="4" w:space="0"/>
-        <w:left w:val="single" w:color="D9D9D9" w:themeColor="background1" w:themeShade="D9" w:sz="4" w:space="0"/>
-        <w:bottom w:val="single" w:color="D9D9D9" w:themeColor="background1" w:themeShade="D9" w:sz="4" w:space="0"/>
-        <w:right w:val="single" w:color="D9D9D9" w:themeColor="background1" w:themeShade="D9" w:sz="4" w:space="0"/>
-        <w:insideH w:val="single" w:color="D9D9D9" w:themeColor="background1" w:themeShade="D9" w:sz="4" w:space="0"/>
-        <w:insideV w:val="single" w:color="D9D9D9" w:themeColor="background1" w:themeShade="D9" w:sz="4" w:space="0"/>
+        <w:top w:val="single" w:sz="4" w:space="0" w:color="D9D9D9" w:themeColor="background1" w:themeShade="D9"/>
+        <w:left w:val="single" w:sz="4" w:space="0" w:color="D9D9D9" w:themeColor="background1" w:themeShade="D9"/>
+        <w:bottom w:val="single" w:sz="4" w:space="0" w:color="D9D9D9" w:themeColor="background1" w:themeShade="D9"/>
+        <w:right w:val="single" w:sz="4" w:space="0" w:color="D9D9D9" w:themeColor="background1" w:themeShade="D9"/>
+        <w:insideH w:val="single" w:sz="4" w:space="0" w:color="D9D9D9" w:themeColor="background1" w:themeShade="D9"/>
+        <w:insideV w:val="single" w:sz="4" w:space="0" w:color="D9D9D9" w:themeColor="background1" w:themeShade="D9"/>
       </w:tblBorders>
     </w:tblPr>
     <w:tblStylePr w:type="firstRow">
       <w:pPr>
         <w:wordWrap/>
-        <w:spacing w:before="120" w:beforeLines="0" w:beforeAutospacing="0" w:after="120" w:afterLines="0" w:afterAutospacing="0"/>
+        <w:spacing w:beforeLines="0" w:before="120" w:beforeAutospacing="0" w:afterLines="0" w:after="120" w:afterAutospacing="0"/>
       </w:pPr>
       <w:rPr>
         <w:b/>
@@ -10744,12 +10681,12 @@
     </w:pPr>
     <w:tblPr>
       <w:tblBorders>
-        <w:top w:val="single" w:color="auto" w:sz="4" w:space="0"/>
-        <w:left w:val="single" w:color="auto" w:sz="4" w:space="0"/>
-        <w:bottom w:val="single" w:color="auto" w:sz="4" w:space="0"/>
-        <w:right w:val="single" w:color="auto" w:sz="4" w:space="0"/>
-        <w:insideH w:val="single" w:color="auto" w:sz="4" w:space="0"/>
-        <w:insideV w:val="single" w:color="auto" w:sz="4" w:space="0"/>
+        <w:top w:val="single" w:sz="4" w:space="0" w:color="auto"/>
+        <w:left w:val="single" w:sz="4" w:space="0" w:color="auto"/>
+        <w:bottom w:val="single" w:sz="4" w:space="0" w:color="auto"/>
+        <w:right w:val="single" w:sz="4" w:space="0" w:color="auto"/>
+        <w:insideH w:val="single" w:sz="4" w:space="0" w:color="auto"/>
+        <w:insideV w:val="single" w:sz="4" w:space="0" w:color="auto"/>
       </w:tblBorders>
     </w:tblPr>
   </w:style>
@@ -10764,7 +10701,7 @@
       <w:u w:val="single"/>
     </w:rPr>
   </w:style>
-  <w:style w:type="paragraph" w:styleId="Video" w:customStyle="1">
+  <w:style w:type="paragraph" w:customStyle="1" w:styleId="Video">
     <w:name w:val="Video"/>
     <w:basedOn w:val="Normal"/>
     <w:next w:val="Normal"/>
@@ -10786,7 +10723,7 @@
       <w14:ligatures w14:val="none"/>
     </w:rPr>
   </w:style>
-  <w:style w:type="character" w:styleId="VideoCar" w:customStyle="1">
+  <w:style w:type="character" w:customStyle="1" w:styleId="VideoCar">
     <w:name w:val="Video Car"/>
     <w:basedOn w:val="Fuentedeprrafopredeter"/>
     <w:link w:val="Video"/>
@@ -10827,12 +10764,12 @@
       <w:tblStyleRowBandSize w:val="1"/>
       <w:tblStyleColBandSize w:val="1"/>
       <w:tblBorders>
-        <w:top w:val="single" w:color="C9C9C9" w:themeColor="accent3" w:themeTint="99" w:sz="4" w:space="0"/>
-        <w:left w:val="single" w:color="C9C9C9" w:themeColor="accent3" w:themeTint="99" w:sz="4" w:space="0"/>
-        <w:bottom w:val="single" w:color="C9C9C9" w:themeColor="accent3" w:themeTint="99" w:sz="4" w:space="0"/>
-        <w:right w:val="single" w:color="C9C9C9" w:themeColor="accent3" w:themeTint="99" w:sz="4" w:space="0"/>
-        <w:insideH w:val="single" w:color="C9C9C9" w:themeColor="accent3" w:themeTint="99" w:sz="4" w:space="0"/>
-        <w:insideV w:val="single" w:color="C9C9C9" w:themeColor="accent3" w:themeTint="99" w:sz="4" w:space="0"/>
+        <w:top w:val="single" w:sz="4" w:space="0" w:color="C9C9C9" w:themeColor="accent3" w:themeTint="99"/>
+        <w:left w:val="single" w:sz="4" w:space="0" w:color="C9C9C9" w:themeColor="accent3" w:themeTint="99"/>
+        <w:bottom w:val="single" w:sz="4" w:space="0" w:color="C9C9C9" w:themeColor="accent3" w:themeTint="99"/>
+        <w:right w:val="single" w:sz="4" w:space="0" w:color="C9C9C9" w:themeColor="accent3" w:themeTint="99"/>
+        <w:insideH w:val="single" w:sz="4" w:space="0" w:color="C9C9C9" w:themeColor="accent3" w:themeTint="99"/>
+        <w:insideV w:val="single" w:sz="4" w:space="0" w:color="C9C9C9" w:themeColor="accent3" w:themeTint="99"/>
       </w:tblBorders>
     </w:tblPr>
     <w:tblStylePr w:type="firstRow">
@@ -10844,10 +10781,10 @@
       <w:tblPr/>
       <w:tcPr>
         <w:tcBorders>
-          <w:top w:val="single" w:color="A5A5A5" w:themeColor="accent3" w:sz="4" w:space="0"/>
-          <w:left w:val="single" w:color="A5A5A5" w:themeColor="accent3" w:sz="4" w:space="0"/>
-          <w:bottom w:val="single" w:color="A5A5A5" w:themeColor="accent3" w:sz="4" w:space="0"/>
-          <w:right w:val="single" w:color="A5A5A5" w:themeColor="accent3" w:sz="4" w:space="0"/>
+          <w:top w:val="single" w:sz="4" w:space="0" w:color="A5A5A5" w:themeColor="accent3"/>
+          <w:left w:val="single" w:sz="4" w:space="0" w:color="A5A5A5" w:themeColor="accent3"/>
+          <w:bottom w:val="single" w:sz="4" w:space="0" w:color="A5A5A5" w:themeColor="accent3"/>
+          <w:right w:val="single" w:sz="4" w:space="0" w:color="A5A5A5" w:themeColor="accent3"/>
           <w:insideH w:val="nil"/>
           <w:insideV w:val="nil"/>
         </w:tcBorders>
@@ -10862,7 +10799,7 @@
       <w:tblPr/>
       <w:tcPr>
         <w:tcBorders>
-          <w:top w:val="double" w:color="A5A5A5" w:themeColor="accent3" w:sz="4" w:space="0"/>
+          <w:top w:val="double" w:sz="4" w:space="0" w:color="A5A5A5" w:themeColor="accent3"/>
         </w:tcBorders>
       </w:tcPr>
     </w:tblStylePr>
@@ -10891,7 +10828,7 @@
       </w:tcPr>
     </w:tblStylePr>
   </w:style>
-  <w:style w:type="paragraph" w:styleId="Tablas" w:customStyle="1">
+  <w:style w:type="paragraph" w:customStyle="1" w:styleId="Tablas">
     <w:name w:val="Tablas"/>
     <w:qFormat/>
     <w:rsid w:val="00CE2C4A"/>
@@ -10908,7 +10845,7 @@
       <w14:ligatures w14:val="none"/>
     </w:rPr>
   </w:style>
-  <w:style w:type="paragraph" w:styleId="TextoTablas" w:customStyle="1">
+  <w:style w:type="paragraph" w:customStyle="1" w:styleId="TextoTablas">
     <w:name w:val="Texto_Tablas"/>
     <w:basedOn w:val="Normal"/>
     <w:qFormat/>
@@ -11008,7 +10945,7 @@
       <w:spacing w:before="0" w:after="0" w:line="240" w:lineRule="auto"/>
     </w:pPr>
   </w:style>
-  <w:style w:type="character" w:styleId="EncabezadoCar" w:customStyle="1">
+  <w:style w:type="character" w:customStyle="1" w:styleId="EncabezadoCar">
     <w:name w:val="Encabezado Car"/>
     <w:basedOn w:val="Fuentedeprrafopredeter"/>
     <w:link w:val="Encabezado"/>
@@ -11033,7 +10970,7 @@
       <w:spacing w:before="0" w:after="0" w:line="240" w:lineRule="auto"/>
     </w:pPr>
   </w:style>
-  <w:style w:type="character" w:styleId="PiedepginaCar" w:customStyle="1">
+  <w:style w:type="character" w:customStyle="1" w:styleId="PiedepginaCar">
     <w:name w:val="Pie de página Car"/>
     <w:basedOn w:val="Fuentedeprrafopredeter"/>
     <w:link w:val="Piedepgina"/>
@@ -11043,14 +10980,14 @@
       <w:sz w:val="28"/>
     </w:rPr>
   </w:style>
-  <w:style w:type="character" w:styleId="Ttulo6Car" w:customStyle="1">
+  <w:style w:type="character" w:customStyle="1" w:styleId="Ttulo6Car">
     <w:name w:val="Título 6 Car"/>
     <w:basedOn w:val="Fuentedeprrafopredeter"/>
     <w:link w:val="Ttulo6"/>
     <w:uiPriority w:val="9"/>
     <w:rsid w:val="00C7377B"/>
     <w:rPr>
-      <w:rFonts w:ascii="Calibri" w:hAnsi="Calibri" w:eastAsiaTheme="majorEastAsia" w:cstheme="majorBidi"/>
+      <w:rFonts w:ascii="Calibri" w:eastAsiaTheme="majorEastAsia" w:hAnsi="Calibri" w:cstheme="majorBidi"/>
       <w:b/>
       <w:color w:val="000000" w:themeColor="text1"/>
       <w:kern w:val="0"/>
@@ -11060,7 +10997,7 @@
       <w14:ligatures w14:val="none"/>
     </w:rPr>
   </w:style>
-  <w:style w:type="paragraph" w:styleId="Titulosgenerales" w:customStyle="1">
+  <w:style w:type="paragraph" w:customStyle="1" w:styleId="Titulosgenerales">
     <w:name w:val="Titulos generales"/>
     <w:basedOn w:val="Ttulo1"/>
     <w:qFormat/>
@@ -11083,7 +11020,7 @@
       <w:ind w:firstLine="0"/>
     </w:pPr>
     <w:rPr>
-      <w:rFonts w:ascii="Times New Roman" w:hAnsi="Times New Roman" w:eastAsia="Times New Roman" w:cs="Times New Roman"/>
+      <w:rFonts w:ascii="Times New Roman" w:eastAsia="Times New Roman" w:hAnsi="Times New Roman" w:cs="Times New Roman"/>
       <w:kern w:val="0"/>
       <w:sz w:val="24"/>
       <w:szCs w:val="24"/>
@@ -11091,7 +11028,7 @@
       <w14:ligatures w14:val="none"/>
     </w:rPr>
   </w:style>
-  <w:style w:type="character" w:styleId="screenreaderfriendlyhiddentag-440" w:customStyle="1">
+  <w:style w:type="character" w:customStyle="1" w:styleId="screenreaderfriendlyhiddentag-440">
     <w:name w:val="screenreaderfriendlyhiddentag-440"/>
     <w:basedOn w:val="Fuentedeprrafopredeter"/>
     <w:rsid w:val="00C75B08"/>
@@ -11123,7 +11060,7 @@
       <w:szCs w:val="20"/>
     </w:rPr>
   </w:style>
-  <w:style w:type="character" w:styleId="TextocomentarioCar" w:customStyle="1">
+  <w:style w:type="character" w:customStyle="1" w:styleId="TextocomentarioCar">
     <w:name w:val="Texto comentario Car"/>
     <w:basedOn w:val="Fuentedeprrafopredeter"/>
     <w:link w:val="Textocomentario"/>
@@ -11148,7 +11085,7 @@
       <w:bCs/>
     </w:rPr>
   </w:style>
-  <w:style w:type="character" w:styleId="AsuntodelcomentarioCar" w:customStyle="1">
+  <w:style w:type="character" w:customStyle="1" w:styleId="AsuntodelcomentarioCar">
     <w:name w:val="Asunto del comentario Car"/>
     <w:basedOn w:val="TextocomentarioCar"/>
     <w:link w:val="Asuntodelcomentario"/>
@@ -11162,7 +11099,7 @@
       <w:szCs w:val="20"/>
     </w:rPr>
   </w:style>
-  <w:style w:type="paragraph" w:styleId="aos-init" w:customStyle="1">
+  <w:style w:type="paragraph" w:customStyle="1" w:styleId="aos-init">
     <w:name w:val="aos-init"/>
     <w:basedOn w:val="Normal"/>
     <w:rsid w:val="00100382"/>
@@ -11171,7 +11108,7 @@
       <w:ind w:firstLine="0"/>
     </w:pPr>
     <w:rPr>
-      <w:rFonts w:ascii="Times New Roman" w:hAnsi="Times New Roman" w:eastAsia="Times New Roman" w:cs="Times New Roman"/>
+      <w:rFonts w:ascii="Times New Roman" w:eastAsia="Times New Roman" w:hAnsi="Times New Roman" w:cs="Times New Roman"/>
       <w:kern w:val="0"/>
       <w:sz w:val="24"/>
       <w:szCs w:val="24"/>
@@ -11187,7 +11124,7 @@
     <w:unhideWhenUsed/>
     <w:rsid w:val="009832AF"/>
   </w:style>
-  <w:style w:type="character" w:styleId="SangradetextonormalCar" w:customStyle="1">
+  <w:style w:type="character" w:customStyle="1" w:styleId="SangradetextonormalCar">
     <w:name w:val="Sangría de texto normal Car"/>
     <w:basedOn w:val="Fuentedeprrafopredeter"/>
     <w:link w:val="Sangradetextonormal"/>
@@ -11197,7 +11134,7 @@
       <w:sz w:val="28"/>
     </w:rPr>
   </w:style>
-  <w:style w:type="paragraph" w:styleId="mb-5" w:customStyle="1">
+  <w:style w:type="paragraph" w:customStyle="1" w:styleId="mb-5">
     <w:name w:val="mb-5"/>
     <w:basedOn w:val="Normal"/>
     <w:rsid w:val="009832AF"/>
@@ -11206,7 +11143,7 @@
       <w:ind w:firstLine="0"/>
     </w:pPr>
     <w:rPr>
-      <w:rFonts w:ascii="Times New Roman" w:hAnsi="Times New Roman" w:eastAsia="Times New Roman" w:cs="Times New Roman"/>
+      <w:rFonts w:ascii="Times New Roman" w:eastAsia="Times New Roman" w:hAnsi="Times New Roman" w:cs="Times New Roman"/>
       <w:kern w:val="0"/>
       <w:sz w:val="24"/>
       <w:szCs w:val="24"/>
@@ -11214,7 +11151,7 @@
       <w14:ligatures w14:val="none"/>
     </w:rPr>
   </w:style>
-  <w:style w:type="paragraph" w:styleId="mb-0" w:customStyle="1">
+  <w:style w:type="paragraph" w:customStyle="1" w:styleId="mb-0">
     <w:name w:val="mb-0"/>
     <w:basedOn w:val="Normal"/>
     <w:rsid w:val="009832AF"/>
@@ -11223,7 +11160,7 @@
       <w:ind w:firstLine="0"/>
     </w:pPr>
     <w:rPr>
-      <w:rFonts w:ascii="Times New Roman" w:hAnsi="Times New Roman" w:eastAsia="Times New Roman" w:cs="Times New Roman"/>
+      <w:rFonts w:ascii="Times New Roman" w:eastAsia="Times New Roman" w:hAnsi="Times New Roman" w:cs="Times New Roman"/>
       <w:kern w:val="0"/>
       <w:sz w:val="24"/>
       <w:szCs w:val="24"/>
@@ -11231,7 +11168,7 @@
       <w14:ligatures w14:val="none"/>
     </w:rPr>
   </w:style>
-  <w:style w:type="character" w:styleId="Ttulo7Car" w:customStyle="1">
+  <w:style w:type="character" w:customStyle="1" w:styleId="Ttulo7Car">
     <w:name w:val="Título 7 Car"/>
     <w:basedOn w:val="Fuentedeprrafopredeter"/>
     <w:link w:val="Ttulo7"/>
@@ -11243,7 +11180,7 @@
       <w:sz w:val="28"/>
     </w:rPr>
   </w:style>
-  <w:style w:type="character" w:styleId="Ttulo8Car" w:customStyle="1">
+  <w:style w:type="character" w:customStyle="1" w:styleId="Ttulo8Car">
     <w:name w:val="Título 8 Car"/>
     <w:basedOn w:val="Fuentedeprrafopredeter"/>
     <w:link w:val="Ttulo8"/>
@@ -11255,7 +11192,7 @@
       <w:sz w:val="28"/>
     </w:rPr>
   </w:style>
-  <w:style w:type="paragraph" w:styleId="text-regular" w:customStyle="1">
+  <w:style w:type="paragraph" w:customStyle="1" w:styleId="text-regular">
     <w:name w:val="text-regular"/>
     <w:basedOn w:val="Normal"/>
     <w:rsid w:val="00E86585"/>
@@ -11264,7 +11201,7 @@
       <w:ind w:firstLine="0"/>
     </w:pPr>
     <w:rPr>
-      <w:rFonts w:ascii="Times New Roman" w:hAnsi="Times New Roman" w:eastAsia="Times New Roman" w:cs="Times New Roman"/>
+      <w:rFonts w:ascii="Times New Roman" w:eastAsia="Times New Roman" w:hAnsi="Times New Roman" w:cs="Times New Roman"/>
       <w:kern w:val="0"/>
       <w:sz w:val="24"/>
       <w:szCs w:val="24"/>
@@ -11272,7 +11209,7 @@
       <w14:ligatures w14:val="none"/>
     </w:rPr>
   </w:style>
-  <w:style w:type="paragraph" w:styleId="mb-3" w:customStyle="1">
+  <w:style w:type="paragraph" w:customStyle="1" w:styleId="mb-3">
     <w:name w:val="mb-3"/>
     <w:basedOn w:val="Normal"/>
     <w:rsid w:val="00CF5760"/>
@@ -11281,7 +11218,7 @@
       <w:ind w:firstLine="0"/>
     </w:pPr>
     <w:rPr>
-      <w:rFonts w:ascii="Times New Roman" w:hAnsi="Times New Roman" w:eastAsia="Times New Roman" w:cs="Times New Roman"/>
+      <w:rFonts w:ascii="Times New Roman" w:eastAsia="Times New Roman" w:hAnsi="Times New Roman" w:cs="Times New Roman"/>
       <w:kern w:val="0"/>
       <w:sz w:val="24"/>
       <w:szCs w:val="24"/>
@@ -11289,7 +11226,7 @@
       <w14:ligatures w14:val="none"/>
     </w:rPr>
   </w:style>
-  <w:style w:type="paragraph" w:styleId="text-center" w:customStyle="1">
+  <w:style w:type="paragraph" w:customStyle="1" w:styleId="text-center">
     <w:name w:val="text-center"/>
     <w:basedOn w:val="Normal"/>
     <w:rsid w:val="009544DF"/>
@@ -11298,7 +11235,7 @@
       <w:ind w:firstLine="0"/>
     </w:pPr>
     <w:rPr>
-      <w:rFonts w:ascii="Times New Roman" w:hAnsi="Times New Roman" w:eastAsia="Times New Roman" w:cs="Times New Roman"/>
+      <w:rFonts w:ascii="Times New Roman" w:eastAsia="Times New Roman" w:hAnsi="Times New Roman" w:cs="Times New Roman"/>
       <w:kern w:val="0"/>
       <w:sz w:val="24"/>
       <w:szCs w:val="24"/>
@@ -11306,7 +11243,7 @@
       <w14:ligatures w14:val="none"/>
     </w:rPr>
   </w:style>
-  <w:style w:type="character" w:styleId="Ttulo9Car" w:customStyle="1">
+  <w:style w:type="character" w:customStyle="1" w:styleId="Ttulo9Car">
     <w:name w:val="Título 9 Car"/>
     <w:basedOn w:val="Fuentedeprrafopredeter"/>
     <w:link w:val="Ttulo9"/>
@@ -11330,7 +11267,7 @@
       <w:color w:val="000000" w:themeColor="text1"/>
     </w:rPr>
   </w:style>
-  <w:style w:type="character" w:styleId="Sangra2detindependienteCar" w:customStyle="1">
+  <w:style w:type="character" w:customStyle="1" w:styleId="Sangra2detindependienteCar">
     <w:name w:val="Sangría 2 de t. independiente Car"/>
     <w:basedOn w:val="Fuentedeprrafopredeter"/>
     <w:link w:val="Sangra2detindependiente"/>
@@ -11363,7 +11300,7 @@
       <w:ind w:left="709" w:firstLine="0"/>
     </w:pPr>
   </w:style>
-  <w:style w:type="character" w:styleId="Sangra3detindependienteCar" w:customStyle="1">
+  <w:style w:type="character" w:customStyle="1" w:styleId="Sangra3detindependienteCar">
     <w:name w:val="Sangría 3 de t. independiente Car"/>
     <w:basedOn w:val="Fuentedeprrafopredeter"/>
     <w:link w:val="Sangra3detindependiente"/>
@@ -11384,7 +11321,7 @@
       <w:iCs/>
     </w:rPr>
   </w:style>
-  <w:style w:type="paragraph" w:styleId="mb-4" w:customStyle="1">
+  <w:style w:type="paragraph" w:customStyle="1" w:styleId="mb-4">
     <w:name w:val="mb-4"/>
     <w:basedOn w:val="Normal"/>
     <w:rsid w:val="00E17FAC"/>
@@ -11393,7 +11330,7 @@
       <w:ind w:firstLine="0"/>
     </w:pPr>
     <w:rPr>
-      <w:rFonts w:ascii="Times New Roman" w:hAnsi="Times New Roman" w:eastAsia="Times New Roman" w:cs="Times New Roman"/>
+      <w:rFonts w:ascii="Times New Roman" w:eastAsia="Times New Roman" w:hAnsi="Times New Roman" w:cs="Times New Roman"/>
       <w:kern w:val="0"/>
       <w:sz w:val="24"/>
       <w:szCs w:val="24"/>
@@ -11401,7 +11338,7 @@
       <w14:ligatures w14:val="none"/>
     </w:rPr>
   </w:style>
-  <w:style w:type="paragraph" w:styleId="text-bold" w:customStyle="1">
+  <w:style w:type="paragraph" w:customStyle="1" w:styleId="text-bold">
     <w:name w:val="text-bold"/>
     <w:basedOn w:val="Normal"/>
     <w:rsid w:val="004B1EA0"/>
@@ -11410,7 +11347,7 @@
       <w:ind w:firstLine="0"/>
     </w:pPr>
     <w:rPr>
-      <w:rFonts w:ascii="Times New Roman" w:hAnsi="Times New Roman" w:eastAsia="Times New Roman" w:cs="Times New Roman"/>
+      <w:rFonts w:ascii="Times New Roman" w:eastAsia="Times New Roman" w:hAnsi="Times New Roman" w:cs="Times New Roman"/>
       <w:kern w:val="0"/>
       <w:sz w:val="24"/>
       <w:szCs w:val="24"/>
@@ -11436,7 +11373,7 @@
       <w14:ligatures w14:val="none"/>
     </w:rPr>
   </w:style>
-  <w:style w:type="character" w:styleId="TextoindependienteCar" w:customStyle="1">
+  <w:style w:type="character" w:customStyle="1" w:styleId="TextoindependienteCar">
     <w:name w:val="Texto independiente Car"/>
     <w:basedOn w:val="Fuentedeprrafopredeter"/>
     <w:link w:val="Textoindependiente"/>
@@ -11463,7 +11400,7 @@
       <w:u w:val="single"/>
     </w:rPr>
   </w:style>
-  <w:style w:type="paragraph" w:styleId="titulo" w:customStyle="1">
+  <w:style w:type="paragraph" w:customStyle="1" w:styleId="titulo">
     <w:name w:val="titulo"/>
     <w:basedOn w:val="Normal"/>
     <w:rsid w:val="00B50386"/>
@@ -11472,7 +11409,7 @@
       <w:ind w:firstLine="0"/>
     </w:pPr>
     <w:rPr>
-      <w:rFonts w:ascii="Times New Roman" w:hAnsi="Times New Roman" w:eastAsia="Times New Roman" w:cs="Times New Roman"/>
+      <w:rFonts w:ascii="Times New Roman" w:eastAsia="Times New Roman" w:hAnsi="Times New Roman" w:cs="Times New Roman"/>
       <w:kern w:val="0"/>
       <w:sz w:val="24"/>
       <w:szCs w:val="24"/>
@@ -11480,17 +11417,17 @@
       <w14:ligatures w14:val="none"/>
     </w:rPr>
   </w:style>
-  <w:style w:type="character" w:styleId="normaltextrun" w:customStyle="1">
+  <w:style w:type="character" w:customStyle="1" w:styleId="normaltextrun">
     <w:name w:val="normaltextrun"/>
     <w:basedOn w:val="Fuentedeprrafopredeter"/>
     <w:rsid w:val="00AA7218"/>
   </w:style>
-  <w:style w:type="character" w:styleId="eop" w:customStyle="1">
+  <w:style w:type="character" w:customStyle="1" w:styleId="eop">
     <w:name w:val="eop"/>
     <w:basedOn w:val="Fuentedeprrafopredeter"/>
     <w:rsid w:val="002375C4"/>
   </w:style>
-  <w:style w:type="paragraph" w:styleId="paragraph" w:customStyle="1">
+  <w:style w:type="paragraph" w:customStyle="1" w:styleId="paragraph">
     <w:name w:val="paragraph"/>
     <w:basedOn w:val="Normal"/>
     <w:rsid w:val="00726CBE"/>
@@ -11499,7 +11436,7 @@
       <w:ind w:firstLine="0"/>
     </w:pPr>
     <w:rPr>
-      <w:rFonts w:ascii="Times New Roman" w:hAnsi="Times New Roman" w:eastAsia="Times New Roman" w:cs="Times New Roman"/>
+      <w:rFonts w:ascii="Times New Roman" w:eastAsia="Times New Roman" w:hAnsi="Times New Roman" w:cs="Times New Roman"/>
       <w:kern w:val="0"/>
       <w:sz w:val="24"/>
       <w:szCs w:val="24"/>
@@ -11507,7 +11444,7 @@
       <w14:ligatures w14:val="none"/>
     </w:rPr>
   </w:style>
-  <w:style w:type="numbering" w:styleId="Listaactual1" w:customStyle="1">
+  <w:style w:type="numbering" w:customStyle="1" w:styleId="Listaactual1">
     <w:name w:val="Lista actual1"/>
     <w:uiPriority w:val="99"/>
     <w:rsid w:val="00F8165F"/>
@@ -11517,7 +11454,7 @@
       </w:numPr>
     </w:pPr>
   </w:style>
-  <w:style w:type="paragraph" w:styleId="mt-4" w:customStyle="1">
+  <w:style w:type="paragraph" w:customStyle="1" w:styleId="mt-4">
     <w:name w:val="mt-4"/>
     <w:basedOn w:val="Normal"/>
     <w:rsid w:val="00D8479A"/>
@@ -11526,7 +11463,7 @@
       <w:ind w:firstLine="0"/>
     </w:pPr>
     <w:rPr>
-      <w:rFonts w:ascii="Times New Roman" w:hAnsi="Times New Roman" w:eastAsia="Times New Roman" w:cs="Times New Roman"/>
+      <w:rFonts w:ascii="Times New Roman" w:eastAsia="Times New Roman" w:hAnsi="Times New Roman" w:cs="Times New Roman"/>
       <w:kern w:val="0"/>
       <w:sz w:val="24"/>
       <w:szCs w:val="24"/>
@@ -11534,7 +11471,7 @@
       <w14:ligatures w14:val="none"/>
     </w:rPr>
   </w:style>
-  <w:style w:type="paragraph" w:styleId="mb-2" w:customStyle="1">
+  <w:style w:type="paragraph" w:customStyle="1" w:styleId="mb-2">
     <w:name w:val="mb-2"/>
     <w:basedOn w:val="Normal"/>
     <w:rsid w:val="0085353F"/>
@@ -11543,7 +11480,7 @@
       <w:ind w:firstLine="0"/>
     </w:pPr>
     <w:rPr>
-      <w:rFonts w:ascii="Times New Roman" w:hAnsi="Times New Roman" w:eastAsia="Times New Roman" w:cs="Times New Roman"/>
+      <w:rFonts w:ascii="Times New Roman" w:eastAsia="Times New Roman" w:hAnsi="Times New Roman" w:cs="Times New Roman"/>
       <w:kern w:val="0"/>
       <w:sz w:val="24"/>
       <w:szCs w:val="24"/>
@@ -11551,7 +11488,7 @@
       <w14:ligatures w14:val="none"/>
     </w:rPr>
   </w:style>
-  <w:style w:type="paragraph" w:styleId="mb-0en" w:customStyle="1">
+  <w:style w:type="paragraph" w:customStyle="1" w:styleId="mb-0en">
     <w:name w:val="mb-0en"/>
     <w:basedOn w:val="Normal"/>
     <w:rsid w:val="00A66E72"/>
@@ -11560,7 +11497,7 @@
       <w:ind w:firstLine="0"/>
     </w:pPr>
     <w:rPr>
-      <w:rFonts w:ascii="Times New Roman" w:hAnsi="Times New Roman" w:eastAsia="Times New Roman" w:cs="Times New Roman"/>
+      <w:rFonts w:ascii="Times New Roman" w:eastAsia="Times New Roman" w:hAnsi="Times New Roman" w:cs="Times New Roman"/>
       <w:kern w:val="0"/>
       <w:sz w:val="24"/>
       <w:szCs w:val="24"/>
@@ -11568,7 +11505,7 @@
       <w14:ligatures w14:val="none"/>
     </w:rPr>
   </w:style>
-  <w:style w:type="paragraph" w:styleId="mb-1" w:customStyle="1">
+  <w:style w:type="paragraph" w:customStyle="1" w:styleId="mb-1">
     <w:name w:val="mb-1"/>
     <w:basedOn w:val="Normal"/>
     <w:rsid w:val="00CB0DAC"/>
@@ -11577,7 +11514,7 @@
       <w:ind w:firstLine="0"/>
     </w:pPr>
     <w:rPr>
-      <w:rFonts w:ascii="Times New Roman" w:hAnsi="Times New Roman" w:eastAsia="Times New Roman" w:cs="Times New Roman"/>
+      <w:rFonts w:ascii="Times New Roman" w:eastAsia="Times New Roman" w:hAnsi="Times New Roman" w:cs="Times New Roman"/>
       <w:kern w:val="0"/>
       <w:sz w:val="24"/>
       <w:szCs w:val="24"/>
@@ -11601,7 +11538,7 @@
       <w14:ligatures w14:val="none"/>
     </w:rPr>
   </w:style>
-  <w:style w:type="character" w:styleId="Textoindependiente2Car" w:customStyle="1">
+  <w:style w:type="character" w:customStyle="1" w:styleId="Textoindependiente2Car">
     <w:name w:val="Texto independiente 2 Car"/>
     <w:basedOn w:val="Fuentedeprrafopredeter"/>
     <w:link w:val="Textoindependiente2"/>
@@ -11614,7 +11551,7 @@
       <w14:ligatures w14:val="none"/>
     </w:rPr>
   </w:style>
-  <w:style w:type="paragraph" w:styleId="ms-1" w:customStyle="1">
+  <w:style w:type="paragraph" w:customStyle="1" w:styleId="ms-1">
     <w:name w:val="ms-1"/>
     <w:basedOn w:val="Normal"/>
     <w:rsid w:val="004E58E1"/>
@@ -11623,7 +11560,7 @@
       <w:ind w:firstLine="0"/>
     </w:pPr>
     <w:rPr>
-      <w:rFonts w:ascii="Times New Roman" w:hAnsi="Times New Roman" w:eastAsia="Times New Roman" w:cs="Times New Roman"/>
+      <w:rFonts w:ascii="Times New Roman" w:eastAsia="Times New Roman" w:hAnsi="Times New Roman" w:cs="Times New Roman"/>
       <w:kern w:val="0"/>
       <w:sz w:val="24"/>
       <w:szCs w:val="24"/>
@@ -11631,7 +11568,7 @@
       <w14:ligatures w14:val="none"/>
     </w:rPr>
   </w:style>
-  <w:style w:type="paragraph" w:styleId="text-small" w:customStyle="1">
+  <w:style w:type="paragraph" w:customStyle="1" w:styleId="text-small">
     <w:name w:val="text-small"/>
     <w:basedOn w:val="Normal"/>
     <w:rsid w:val="00644E38"/>
@@ -11640,7 +11577,7 @@
       <w:ind w:firstLine="0"/>
     </w:pPr>
     <w:rPr>
-      <w:rFonts w:ascii="Times New Roman" w:hAnsi="Times New Roman" w:eastAsia="Times New Roman" w:cs="Times New Roman"/>
+      <w:rFonts w:ascii="Times New Roman" w:eastAsia="Times New Roman" w:hAnsi="Times New Roman" w:cs="Times New Roman"/>
       <w:kern w:val="0"/>
       <w:sz w:val="24"/>
       <w:szCs w:val="24"/>
@@ -11648,7 +11585,7 @@
       <w14:ligatures w14:val="none"/>
     </w:rPr>
   </w:style>
-  <w:style w:type="character" w:styleId="linea-tiempo-cheaderitemyear" w:customStyle="1">
+  <w:style w:type="character" w:customStyle="1" w:styleId="linea-tiempo-cheaderitemyear">
     <w:name w:val="linea-tiempo-c__header__item__year"/>
     <w:basedOn w:val="Fuentedeprrafopredeter"/>
     <w:rsid w:val="009205BC"/>
@@ -11669,7 +11606,7 @@
       <w:bCs/>
     </w:rPr>
   </w:style>
-  <w:style w:type="paragraph" w:styleId="ms-4" w:customStyle="1">
+  <w:style w:type="paragraph" w:customStyle="1" w:styleId="ms-4">
     <w:name w:val="ms-4"/>
     <w:basedOn w:val="Normal"/>
     <w:rsid w:val="00325364"/>
@@ -11678,7 +11615,7 @@
       <w:ind w:firstLine="0"/>
     </w:pPr>
     <w:rPr>
-      <w:rFonts w:ascii="Times New Roman" w:hAnsi="Times New Roman" w:eastAsia="Times New Roman" w:cs="Times New Roman"/>
+      <w:rFonts w:ascii="Times New Roman" w:eastAsia="Times New Roman" w:hAnsi="Times New Roman" w:cs="Times New Roman"/>
       <w:kern w:val="0"/>
       <w:sz w:val="24"/>
       <w:szCs w:val="24"/>
@@ -11686,12 +11623,12 @@
       <w14:ligatures w14:val="none"/>
     </w:rPr>
   </w:style>
-  <w:style w:type="character" w:styleId="fup" w:customStyle="1">
+  <w:style w:type="character" w:customStyle="1" w:styleId="fup">
     <w:name w:val="fup"/>
     <w:basedOn w:val="Fuentedeprrafopredeter"/>
     <w:rsid w:val="00D33489"/>
   </w:style>
-  <w:style w:type="character" w:styleId="fdn" w:customStyle="1">
+  <w:style w:type="character" w:customStyle="1" w:styleId="fdn">
     <w:name w:val="fdn"/>
     <w:basedOn w:val="Fuentedeprrafopredeter"/>
     <w:rsid w:val="00D33489"/>
@@ -11713,7 +11650,7 @@
       <w:shd w:val="clear" w:color="auto" w:fill="FFFFFF"/>
     </w:rPr>
   </w:style>
-  <w:style w:type="character" w:styleId="Textoindependiente3Car" w:customStyle="1">
+  <w:style w:type="character" w:customStyle="1" w:styleId="Textoindependiente3Car">
     <w:name w:val="Texto independiente 3 Car"/>
     <w:basedOn w:val="Fuentedeprrafopredeter"/>
     <w:link w:val="Textoindependiente3"/>
@@ -11725,22 +11662,22 @@
       <w:sz w:val="28"/>
     </w:rPr>
   </w:style>
-  <w:style w:type="character" w:styleId="num" w:customStyle="1">
+  <w:style w:type="character" w:customStyle="1" w:styleId="num">
     <w:name w:val="num"/>
     <w:basedOn w:val="Fuentedeprrafopredeter"/>
     <w:rsid w:val="00EA024D"/>
   </w:style>
-  <w:style w:type="character" w:styleId="den" w:customStyle="1">
+  <w:style w:type="character" w:customStyle="1" w:styleId="den">
     <w:name w:val="den"/>
     <w:basedOn w:val="Fuentedeprrafopredeter"/>
     <w:rsid w:val="00EA024D"/>
   </w:style>
-  <w:style w:type="character" w:styleId="scxw103147476" w:customStyle="1">
+  <w:style w:type="character" w:customStyle="1" w:styleId="scxw103147476">
     <w:name w:val="scxw103147476"/>
     <w:basedOn w:val="Fuentedeprrafopredeter"/>
     <w:rsid w:val="002508EE"/>
   </w:style>
-  <w:style w:type="paragraph" w:styleId="mb-lg-4" w:customStyle="1">
+  <w:style w:type="paragraph" w:customStyle="1" w:styleId="mb-lg-4">
     <w:name w:val="mb-lg-4"/>
     <w:basedOn w:val="Normal"/>
     <w:rsid w:val="00E12F60"/>
@@ -11749,7 +11686,7 @@
       <w:ind w:firstLine="0"/>
     </w:pPr>
     <w:rPr>
-      <w:rFonts w:ascii="Times New Roman" w:hAnsi="Times New Roman" w:eastAsia="Times New Roman" w:cs="Times New Roman"/>
+      <w:rFonts w:ascii="Times New Roman" w:eastAsia="Times New Roman" w:hAnsi="Times New Roman" w:cs="Times New Roman"/>
       <w:kern w:val="0"/>
       <w:sz w:val="24"/>
       <w:szCs w:val="24"/>
@@ -11757,17 +11694,17 @@
       <w14:ligatures w14:val="none"/>
     </w:rPr>
   </w:style>
-  <w:style w:type="character" w:styleId="scxw144017979" w:customStyle="1">
+  <w:style w:type="character" w:customStyle="1" w:styleId="scxw144017979">
     <w:name w:val="scxw144017979"/>
     <w:basedOn w:val="Fuentedeprrafopredeter"/>
     <w:rsid w:val="00C305DF"/>
   </w:style>
-  <w:style w:type="character" w:styleId="scxw68701028" w:customStyle="1">
+  <w:style w:type="character" w:customStyle="1" w:styleId="scxw68701028">
     <w:name w:val="scxw68701028"/>
     <w:basedOn w:val="Fuentedeprrafopredeter"/>
     <w:rsid w:val="001F4856"/>
   </w:style>
-  <w:style w:type="paragraph" w:styleId="mt-3" w:customStyle="1">
+  <w:style w:type="paragraph" w:customStyle="1" w:styleId="mt-3">
     <w:name w:val="mt-3"/>
     <w:basedOn w:val="Normal"/>
     <w:rsid w:val="00244F7D"/>
@@ -11776,7 +11713,7 @@
       <w:ind w:firstLine="0"/>
     </w:pPr>
     <w:rPr>
-      <w:rFonts w:ascii="Times New Roman" w:hAnsi="Times New Roman" w:eastAsia="Times New Roman" w:cs="Times New Roman"/>
+      <w:rFonts w:ascii="Times New Roman" w:eastAsia="Times New Roman" w:hAnsi="Times New Roman" w:cs="Times New Roman"/>
       <w:kern w:val="0"/>
       <w:sz w:val="24"/>
       <w:szCs w:val="24"/>
@@ -11784,42 +11721,42 @@
       <w14:ligatures w14:val="none"/>
     </w:rPr>
   </w:style>
-  <w:style w:type="character" w:styleId="scxw172819363" w:customStyle="1">
+  <w:style w:type="character" w:customStyle="1" w:styleId="scxw172819363">
     <w:name w:val="scxw172819363"/>
     <w:basedOn w:val="Fuentedeprrafopredeter"/>
     <w:rsid w:val="00C06275"/>
   </w:style>
-  <w:style w:type="character" w:styleId="superscript" w:customStyle="1">
+  <w:style w:type="character" w:customStyle="1" w:styleId="superscript">
     <w:name w:val="superscript"/>
     <w:basedOn w:val="Fuentedeprrafopredeter"/>
     <w:rsid w:val="003B305E"/>
   </w:style>
-  <w:style w:type="character" w:styleId="tabchar" w:customStyle="1">
+  <w:style w:type="character" w:customStyle="1" w:styleId="tabchar">
     <w:name w:val="tabchar"/>
     <w:basedOn w:val="Fuentedeprrafopredeter"/>
     <w:rsid w:val="00780C06"/>
   </w:style>
-  <w:style w:type="character" w:styleId="scxw115437430" w:customStyle="1">
+  <w:style w:type="character" w:customStyle="1" w:styleId="scxw115437430">
     <w:name w:val="scxw115437430"/>
     <w:basedOn w:val="Fuentedeprrafopredeter"/>
     <w:rsid w:val="00A17800"/>
   </w:style>
-  <w:style w:type="character" w:styleId="scxw128094357" w:customStyle="1">
+  <w:style w:type="character" w:customStyle="1" w:styleId="scxw128094357">
     <w:name w:val="scxw128094357"/>
     <w:basedOn w:val="Fuentedeprrafopredeter"/>
     <w:rsid w:val="009711D8"/>
   </w:style>
-  <w:style w:type="character" w:styleId="scxw71862402" w:customStyle="1">
+  <w:style w:type="character" w:customStyle="1" w:styleId="scxw71862402">
     <w:name w:val="scxw71862402"/>
     <w:basedOn w:val="Fuentedeprrafopredeter"/>
     <w:rsid w:val="0033036A"/>
   </w:style>
-  <w:style w:type="character" w:styleId="scxw242510361" w:customStyle="1">
+  <w:style w:type="character" w:customStyle="1" w:styleId="scxw242510361">
     <w:name w:val="scxw242510361"/>
     <w:basedOn w:val="Fuentedeprrafopredeter"/>
     <w:rsid w:val="001C5B90"/>
   </w:style>
-  <w:style w:type="paragraph" w:styleId="mb--44" w:customStyle="1">
+  <w:style w:type="paragraph" w:customStyle="1" w:styleId="mb--44">
     <w:name w:val="mb--44"/>
     <w:basedOn w:val="Normal"/>
     <w:rsid w:val="0021355B"/>
@@ -11828,7 +11765,7 @@
       <w:ind w:firstLine="0"/>
     </w:pPr>
     <w:rPr>
-      <w:rFonts w:ascii="Times New Roman" w:hAnsi="Times New Roman" w:eastAsia="Times New Roman" w:cs="Times New Roman"/>
+      <w:rFonts w:ascii="Times New Roman" w:eastAsia="Times New Roman" w:hAnsi="Times New Roman" w:cs="Times New Roman"/>
       <w:kern w:val="0"/>
       <w:sz w:val="24"/>
       <w:szCs w:val="24"/>
@@ -11836,7 +11773,7 @@
       <w14:ligatures w14:val="none"/>
     </w:rPr>
   </w:style>
-  <w:style w:type="paragraph" w:styleId="msonormal0" w:customStyle="1">
+  <w:style w:type="paragraph" w:customStyle="1" w:styleId="msonormal0">
     <w:name w:val="msonormal"/>
     <w:basedOn w:val="Normal"/>
     <w:rsid w:val="00594C8E"/>
@@ -11845,7 +11782,7 @@
       <w:ind w:firstLine="0"/>
     </w:pPr>
     <w:rPr>
-      <w:rFonts w:ascii="Times New Roman" w:hAnsi="Times New Roman" w:eastAsia="Times New Roman" w:cs="Times New Roman"/>
+      <w:rFonts w:ascii="Times New Roman" w:eastAsia="Times New Roman" w:hAnsi="Times New Roman" w:cs="Times New Roman"/>
       <w:kern w:val="0"/>
       <w:sz w:val="24"/>
       <w:szCs w:val="24"/>
@@ -11853,7 +11790,7 @@
       <w14:ligatures w14:val="none"/>
     </w:rPr>
   </w:style>
-  <w:style w:type="paragraph" w:styleId="outlineelement" w:customStyle="1">
+  <w:style w:type="paragraph" w:customStyle="1" w:styleId="outlineelement">
     <w:name w:val="outlineelement"/>
     <w:basedOn w:val="Normal"/>
     <w:rsid w:val="00594C8E"/>
@@ -11862,7 +11799,7 @@
       <w:ind w:firstLine="0"/>
     </w:pPr>
     <w:rPr>
-      <w:rFonts w:ascii="Times New Roman" w:hAnsi="Times New Roman" w:eastAsia="Times New Roman" w:cs="Times New Roman"/>
+      <w:rFonts w:ascii="Times New Roman" w:eastAsia="Times New Roman" w:hAnsi="Times New Roman" w:cs="Times New Roman"/>
       <w:kern w:val="0"/>
       <w:sz w:val="24"/>
       <w:szCs w:val="24"/>
@@ -11870,27 +11807,27 @@
       <w14:ligatures w14:val="none"/>
     </w:rPr>
   </w:style>
-  <w:style w:type="character" w:styleId="textrun" w:customStyle="1">
+  <w:style w:type="character" w:customStyle="1" w:styleId="textrun">
     <w:name w:val="textrun"/>
     <w:basedOn w:val="Fuentedeprrafopredeter"/>
     <w:rsid w:val="00594C8E"/>
   </w:style>
-  <w:style w:type="character" w:styleId="linebreakblob" w:customStyle="1">
+  <w:style w:type="character" w:customStyle="1" w:styleId="linebreakblob">
     <w:name w:val="linebreakblob"/>
     <w:basedOn w:val="Fuentedeprrafopredeter"/>
     <w:rsid w:val="00594C8E"/>
   </w:style>
-  <w:style w:type="character" w:styleId="scxw11523380" w:customStyle="1">
+  <w:style w:type="character" w:customStyle="1" w:styleId="scxw11523380">
     <w:name w:val="scxw11523380"/>
     <w:basedOn w:val="Fuentedeprrafopredeter"/>
     <w:rsid w:val="00594C8E"/>
   </w:style>
-  <w:style w:type="character" w:styleId="wacimagecontainer" w:customStyle="1">
+  <w:style w:type="character" w:customStyle="1" w:styleId="wacimagecontainer">
     <w:name w:val="wacimagecontainer"/>
     <w:basedOn w:val="Fuentedeprrafopredeter"/>
     <w:rsid w:val="00594C8E"/>
   </w:style>
-  <w:style w:type="paragraph" w:styleId="mb" w:customStyle="1">
+  <w:style w:type="paragraph" w:customStyle="1" w:styleId="mb">
     <w:name w:val="mb"/>
     <w:basedOn w:val="Normal"/>
     <w:rsid w:val="004E3061"/>
@@ -11899,7 +11836,7 @@
       <w:ind w:firstLine="0"/>
     </w:pPr>
     <w:rPr>
-      <w:rFonts w:ascii="Times New Roman" w:hAnsi="Times New Roman" w:eastAsia="Times New Roman" w:cs="Times New Roman"/>
+      <w:rFonts w:ascii="Times New Roman" w:eastAsia="Times New Roman" w:hAnsi="Times New Roman" w:cs="Times New Roman"/>
       <w:kern w:val="0"/>
       <w:sz w:val="24"/>
       <w:szCs w:val="24"/>
@@ -11907,7 +11844,7 @@
       <w14:ligatures w14:val="none"/>
     </w:rPr>
   </w:style>
-  <w:style w:type="paragraph" w:styleId="mb0" w:customStyle="1">
+  <w:style w:type="paragraph" w:customStyle="1" w:styleId="mb0">
     <w:name w:val="mb0"/>
     <w:basedOn w:val="Normal"/>
     <w:rsid w:val="00CD68D8"/>
@@ -11916,7 +11853,7 @@
       <w:ind w:firstLine="0"/>
     </w:pPr>
     <w:rPr>
-      <w:rFonts w:ascii="Times New Roman" w:hAnsi="Times New Roman" w:eastAsia="Times New Roman" w:cs="Times New Roman"/>
+      <w:rFonts w:ascii="Times New Roman" w:eastAsia="Times New Roman" w:hAnsi="Times New Roman" w:cs="Times New Roman"/>
       <w:kern w:val="0"/>
       <w:sz w:val="24"/>
       <w:szCs w:val="24"/>
@@ -11924,12 +11861,12 @@
       <w14:ligatures w14:val="none"/>
     </w:rPr>
   </w:style>
-  <w:style w:type="character" w:styleId="contentcontrolboundarysink" w:customStyle="1">
+  <w:style w:type="character" w:customStyle="1" w:styleId="contentcontrolboundarysink">
     <w:name w:val="contentcontrolboundarysink"/>
     <w:basedOn w:val="Fuentedeprrafopredeter"/>
     <w:rsid w:val="0014065E"/>
   </w:style>
-  <w:style w:type="paragraph" w:styleId="d-flex" w:customStyle="1">
+  <w:style w:type="paragraph" w:customStyle="1" w:styleId="d-flex">
     <w:name w:val="d-flex"/>
     <w:basedOn w:val="Normal"/>
     <w:rsid w:val="00505D27"/>
@@ -11938,7 +11875,7 @@
       <w:ind w:firstLine="0"/>
     </w:pPr>
     <w:rPr>
-      <w:rFonts w:ascii="Times New Roman" w:hAnsi="Times New Roman" w:eastAsia="Times New Roman" w:cs="Times New Roman"/>
+      <w:rFonts w:ascii="Times New Roman" w:eastAsia="Times New Roman" w:hAnsi="Times New Roman" w:cs="Times New Roman"/>
       <w:kern w:val="0"/>
       <w:sz w:val="24"/>
       <w:szCs w:val="24"/>
@@ -11958,12 +11895,12 @@
       <w:tblStyleRowBandSize w:val="1"/>
       <w:tblStyleColBandSize w:val="1"/>
       <w:tblBorders>
-        <w:top w:val="single" w:color="FFFFFF" w:themeColor="background1" w:sz="4" w:space="0"/>
-        <w:left w:val="single" w:color="FFFFFF" w:themeColor="background1" w:sz="4" w:space="0"/>
-        <w:bottom w:val="single" w:color="FFFFFF" w:themeColor="background1" w:sz="4" w:space="0"/>
-        <w:right w:val="single" w:color="FFFFFF" w:themeColor="background1" w:sz="4" w:space="0"/>
-        <w:insideH w:val="single" w:color="FFFFFF" w:themeColor="background1" w:sz="4" w:space="0"/>
-        <w:insideV w:val="single" w:color="FFFFFF" w:themeColor="background1" w:sz="4" w:space="0"/>
+        <w:top w:val="single" w:sz="4" w:space="0" w:color="FFFFFF" w:themeColor="background1"/>
+        <w:left w:val="single" w:sz="4" w:space="0" w:color="FFFFFF" w:themeColor="background1"/>
+        <w:bottom w:val="single" w:sz="4" w:space="0" w:color="FFFFFF" w:themeColor="background1"/>
+        <w:right w:val="single" w:sz="4" w:space="0" w:color="FFFFFF" w:themeColor="background1"/>
+        <w:insideH w:val="single" w:sz="4" w:space="0" w:color="FFFFFF" w:themeColor="background1"/>
+        <w:insideV w:val="single" w:sz="4" w:space="0" w:color="FFFFFF" w:themeColor="background1"/>
       </w:tblBorders>
     </w:tblPr>
     <w:tcPr>
@@ -11978,9 +11915,9 @@
       <w:tblPr/>
       <w:tcPr>
         <w:tcBorders>
-          <w:top w:val="single" w:color="FFFFFF" w:themeColor="background1" w:sz="4" w:space="0"/>
-          <w:left w:val="single" w:color="FFFFFF" w:themeColor="background1" w:sz="4" w:space="0"/>
-          <w:right w:val="single" w:color="FFFFFF" w:themeColor="background1" w:sz="4" w:space="0"/>
+          <w:top w:val="single" w:sz="4" w:space="0" w:color="FFFFFF" w:themeColor="background1"/>
+          <w:left w:val="single" w:sz="4" w:space="0" w:color="FFFFFF" w:themeColor="background1"/>
+          <w:right w:val="single" w:sz="4" w:space="0" w:color="FFFFFF" w:themeColor="background1"/>
           <w:insideH w:val="nil"/>
           <w:insideV w:val="nil"/>
         </w:tcBorders>
@@ -11996,9 +11933,9 @@
       <w:tblPr/>
       <w:tcPr>
         <w:tcBorders>
-          <w:left w:val="single" w:color="FFFFFF" w:themeColor="background1" w:sz="4" w:space="0"/>
-          <w:bottom w:val="single" w:color="FFFFFF" w:themeColor="background1" w:sz="4" w:space="0"/>
-          <w:right w:val="single" w:color="FFFFFF" w:themeColor="background1" w:sz="4" w:space="0"/>
+          <w:left w:val="single" w:sz="4" w:space="0" w:color="FFFFFF" w:themeColor="background1"/>
+          <w:bottom w:val="single" w:sz="4" w:space="0" w:color="FFFFFF" w:themeColor="background1"/>
+          <w:right w:val="single" w:sz="4" w:space="0" w:color="FFFFFF" w:themeColor="background1"/>
           <w:insideH w:val="nil"/>
           <w:insideV w:val="nil"/>
         </w:tcBorders>
@@ -12014,9 +11951,9 @@
       <w:tblPr/>
       <w:tcPr>
         <w:tcBorders>
-          <w:top w:val="single" w:color="FFFFFF" w:themeColor="background1" w:sz="4" w:space="0"/>
-          <w:left w:val="single" w:color="FFFFFF" w:themeColor="background1" w:sz="4" w:space="0"/>
-          <w:bottom w:val="single" w:color="FFFFFF" w:themeColor="background1" w:sz="4" w:space="0"/>
+          <w:top w:val="single" w:sz="4" w:space="0" w:color="FFFFFF" w:themeColor="background1"/>
+          <w:left w:val="single" w:sz="4" w:space="0" w:color="FFFFFF" w:themeColor="background1"/>
+          <w:bottom w:val="single" w:sz="4" w:space="0" w:color="FFFFFF" w:themeColor="background1"/>
           <w:insideV w:val="nil"/>
         </w:tcBorders>
         <w:shd w:val="clear" w:color="auto" w:fill="A5A5A5" w:themeFill="accent3"/>
@@ -12031,9 +11968,9 @@
       <w:tblPr/>
       <w:tcPr>
         <w:tcBorders>
-          <w:top w:val="single" w:color="FFFFFF" w:themeColor="background1" w:sz="4" w:space="0"/>
-          <w:bottom w:val="single" w:color="FFFFFF" w:themeColor="background1" w:sz="4" w:space="0"/>
-          <w:right w:val="single" w:color="FFFFFF" w:themeColor="background1" w:sz="4" w:space="0"/>
+          <w:top w:val="single" w:sz="4" w:space="0" w:color="FFFFFF" w:themeColor="background1"/>
+          <w:bottom w:val="single" w:sz="4" w:space="0" w:color="FFFFFF" w:themeColor="background1"/>
+          <w:right w:val="single" w:sz="4" w:space="0" w:color="FFFFFF" w:themeColor="background1"/>
           <w:insideV w:val="nil"/>
         </w:tcBorders>
         <w:shd w:val="clear" w:color="auto" w:fill="A5A5A5" w:themeFill="accent3"/>
@@ -12052,7 +11989,7 @@
       </w:tcPr>
     </w:tblStylePr>
   </w:style>
-  <w:style w:type="character" w:styleId="contentcontrol" w:customStyle="1">
+  <w:style w:type="character" w:customStyle="1" w:styleId="contentcontrol">
     <w:name w:val="contentcontrol"/>
     <w:basedOn w:val="Fuentedeprrafopredeter"/>
     <w:rsid w:val="00BF4D8E"/>
@@ -12061,7 +11998,7 @@
 </file>
 
 <file path=word/theme/theme1.xml><?xml version="1.0" encoding="utf-8"?>
-<a:theme xmlns:a="http://schemas.openxmlformats.org/drawingml/2006/main" xmlns:thm15="http://schemas.microsoft.com/office/thememl/2012/main" name="Tema de Office">
+<a:theme xmlns:a="http://schemas.openxmlformats.org/drawingml/2006/main" name="Tema de Office">
   <a:themeElements>
     <a:clrScheme name="Office">
       <a:dk1>
@@ -12623,7 +12560,7 @@
 </file>
 
 <file path=customXml/itemProps2.xml><?xml version="1.0" encoding="utf-8"?>
-<ds:datastoreItem xmlns:ds="http://schemas.openxmlformats.org/officeDocument/2006/customXml" ds:itemID="{E0385DB7-D0EA-4F5A-86DD-CC2E3E45A7C9}"/>
+<ds:datastoreItem xmlns:ds="http://schemas.openxmlformats.org/officeDocument/2006/customXml" ds:itemID="{26BC6B30-37E6-4432-BAD3-A1C05D7A85B8}"/>
 </file>
 
 <file path=customXml/itemProps3.xml><?xml version="1.0" encoding="utf-8"?>
@@ -12638,7 +12575,7 @@
 </file>
 
 <file path=customXml/itemProps4.xml><?xml version="1.0" encoding="utf-8"?>
-<ds:datastoreItem xmlns:ds="http://schemas.openxmlformats.org/officeDocument/2006/customXml" ds:itemID="{CF033CDA-4754-40C7-AAF3-5162401A09A5}">
+<ds:datastoreItem xmlns:ds="http://schemas.openxmlformats.org/officeDocument/2006/customXml" ds:itemID="{31C0AB21-87AA-4E3B-8D9C-2598FBACA321}">
   <ds:schemaRefs>
     <ds:schemaRef ds:uri="http://schemas.openxmlformats.org/officeDocument/2006/bibliography"/>
   </ds:schemaRefs>

--- a/fuentes/CFA_03_33130244_DU.docx
+++ b/fuentes/CFA_03_33130244_DU.docx
@@ -236,7 +236,7 @@
               </wp:anchor>
             </w:drawing>
           </mc:Choice>
-          <mc:Fallback xmlns:w16cex="http://schemas.microsoft.com/office/word/2018/wordml/cex" xmlns:w16="http://schemas.microsoft.com/office/word/2018/wordml" xmlns:w16sdtdh="http://schemas.microsoft.com/office/word/2020/wordml/sdtdatahash">
+          <mc:Fallback xmlns:w16sdtdh="http://schemas.microsoft.com/office/word/2020/wordml/sdtdatahash" xmlns:w16="http://schemas.microsoft.com/office/word/2018/wordml" xmlns:w16cex="http://schemas.microsoft.com/office/word/2018/wordml/cex">
             <w:pict>
               <v:rect w14:anchorId="1F98EEC8" id="Rectángulo 3" o:spid="_x0000_s1026" alt="&quot;&quot;" style="position:absolute;margin-left:-55.65pt;margin-top:21.4pt;width:613.85pt;height:167.1pt;z-index:-251655168;visibility:visible;mso-wrap-style:square;mso-height-percent:0;mso-wrap-distance-left:9pt;mso-wrap-distance-top:0;mso-wrap-distance-right:9pt;mso-wrap-distance-bottom:0;mso-position-horizontal:absolute;mso-position-horizontal-relative:text;mso-position-vertical:absolute;mso-position-vertical-relative:text;mso-height-percent:0;mso-height-relative:margin;v-text-anchor:middle" o:gfxdata="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" fillcolor="#00314d" stroked="f" strokeweight="1pt"/>
             </w:pict>
@@ -1764,29 +1764,37 @@
           <w:ilvl w:val="0"/>
           <w:numId w:val="6"/>
         </w:numPr>
+        <w:ind w:left="993" w:firstLine="0"/>
+        <w:rPr>
+          <w:b w:val="0"/>
+        </w:rPr>
       </w:pPr>
       <w:r>
         <w:t>Tiempo</w:t>
       </w:r>
-    </w:p>
-    <w:p>
-      <w:pPr>
-        <w:pStyle w:val="Prrafodelista"/>
-        <w:ind w:left="1429" w:firstLine="0"/>
-      </w:pPr>
-      <w:proofErr w:type="gramStart"/>
-      <w:r>
-        <w:t>Cu</w:t>
-      </w:r>
-      <w:r>
+      <w:r>
+        <w:rPr>
+          <w:b w:val="0"/>
+        </w:rPr>
+        <w:t>: c</w:t>
+      </w:r>
+      <w:r>
+        <w:rPr>
+          <w:b w:val="0"/>
+        </w:rPr>
+        <w:t>u</w:t>
+      </w:r>
+      <w:r>
+        <w:rPr>
+          <w:b w:val="0"/>
+        </w:rPr>
         <w:t>án</w:t>
       </w:r>
       <w:r>
-        <w:t>do</w:t>
-      </w:r>
-      <w:proofErr w:type="gramEnd"/>
-      <w:r>
-        <w:t xml:space="preserve"> ocurre la situación.</w:t>
+        <w:rPr>
+          <w:b w:val="0"/>
+        </w:rPr>
+        <w:t>do ocurre la situación.</w:t>
       </w:r>
     </w:p>
     <w:p>
@@ -1796,18 +1804,25 @@
           <w:ilvl w:val="0"/>
           <w:numId w:val="6"/>
         </w:numPr>
+        <w:ind w:left="993" w:firstLine="0"/>
+        <w:rPr>
+          <w:b w:val="0"/>
+        </w:rPr>
       </w:pPr>
       <w:r>
         <w:t>Lugar</w:t>
       </w:r>
-    </w:p>
-    <w:p>
-      <w:pPr>
-        <w:pStyle w:val="Prrafodelista"/>
-        <w:ind w:left="1429" w:firstLine="0"/>
-      </w:pPr>
-      <w:r>
-        <w:t>Dónde se presenta.</w:t>
+      <w:r>
+        <w:rPr>
+          <w:b w:val="0"/>
+        </w:rPr>
+        <w:t>: d</w:t>
+      </w:r>
+      <w:r>
+        <w:rPr>
+          <w:b w:val="0"/>
+        </w:rPr>
+        <w:t>ónde se presenta.</w:t>
       </w:r>
     </w:p>
     <w:p>
@@ -1817,18 +1832,25 @@
           <w:ilvl w:val="0"/>
           <w:numId w:val="6"/>
         </w:numPr>
+        <w:ind w:left="993" w:firstLine="0"/>
+        <w:rPr>
+          <w:b w:val="0"/>
+        </w:rPr>
       </w:pPr>
       <w:r>
         <w:t>Personas afectadas</w:t>
       </w:r>
-    </w:p>
-    <w:p>
-      <w:pPr>
-        <w:pStyle w:val="Prrafodelista"/>
-        <w:ind w:left="1429" w:firstLine="0"/>
-      </w:pPr>
-      <w:r>
-        <w:t>Quiénes participan o sufren el evento.</w:t>
+      <w:r>
+        <w:rPr>
+          <w:b w:val="0"/>
+        </w:rPr>
+        <w:t>: q</w:t>
+      </w:r>
+      <w:r>
+        <w:rPr>
+          <w:b w:val="0"/>
+        </w:rPr>
+        <w:t>uiénes participan o sufren el evento.</w:t>
       </w:r>
     </w:p>
     <w:p>
@@ -1838,7 +1860,6 @@
     </w:p>
     <w:p>
       <w:r>
-        <w:lastRenderedPageBreak/>
         <w:t>La diversidad de reportes, ya sean:</w:t>
       </w:r>
     </w:p>
@@ -1849,18 +1870,26 @@
           <w:ilvl w:val="0"/>
           <w:numId w:val="7"/>
         </w:numPr>
-      </w:pPr>
-      <w:r>
+        <w:ind w:left="993" w:firstLine="0"/>
+        <w:rPr>
+          <w:b w:val="0"/>
+        </w:rPr>
+      </w:pPr>
+      <w:r>
+        <w:lastRenderedPageBreak/>
         <w:t>Positivos</w:t>
       </w:r>
-    </w:p>
-    <w:p>
-      <w:pPr>
-        <w:pStyle w:val="Prrafodelista"/>
-        <w:ind w:left="1429" w:firstLine="0"/>
-      </w:pPr>
-      <w:r>
-        <w:t>Cuando se identifican casos, muertes, conglomerados o señales de riesgo.</w:t>
+      <w:r>
+        <w:rPr>
+          <w:b w:val="0"/>
+        </w:rPr>
+        <w:t>: c</w:t>
+      </w:r>
+      <w:r>
+        <w:rPr>
+          <w:b w:val="0"/>
+        </w:rPr>
+        <w:t>uando se identifican casos, muertes, conglomerados o señales de riesgo.</w:t>
       </w:r>
     </w:p>
     <w:p>
@@ -1870,18 +1899,25 @@
           <w:ilvl w:val="0"/>
           <w:numId w:val="7"/>
         </w:numPr>
+        <w:ind w:left="993" w:firstLine="0"/>
+        <w:rPr>
+          <w:b w:val="0"/>
+        </w:rPr>
       </w:pPr>
       <w:r>
         <w:t>Negativos</w:t>
       </w:r>
-    </w:p>
-    <w:p>
-      <w:pPr>
-        <w:pStyle w:val="Prrafodelista"/>
-        <w:ind w:left="1429" w:firstLine="0"/>
-      </w:pPr>
-      <w:r>
-        <w:t>Cuando no se detectan eventos, pero se valida la ausencia de riesgo.</w:t>
+      <w:r>
+        <w:rPr>
+          <w:b w:val="0"/>
+        </w:rPr>
+        <w:t>: c</w:t>
+      </w:r>
+      <w:r>
+        <w:rPr>
+          <w:b w:val="0"/>
+        </w:rPr>
+        <w:t>uando no se detectan eventos, pero se valida la ausencia de riesgo.</w:t>
       </w:r>
     </w:p>
     <w:p>
@@ -1927,43 +1963,30 @@
     <w:p>
       <w:pPr>
         <w:pStyle w:val="Video"/>
+        <w:jc w:val="left"/>
+        <w:rPr>
+          <w:lang w:val="es-MX"/>
+        </w:rPr>
+      </w:pPr>
+      <w:r>
         <w:rPr>
           <w:noProof/>
           <w:lang w:val="es-MX"/>
         </w:rPr>
-      </w:pPr>
-      <w:r>
-        <w:rPr>
-          <w:lang w:val="es-MX"/>
-        </w:rPr>
         <w:lastRenderedPageBreak/>
-        <w:t>Reporte de situaciones de interés en salud pública</w:t>
-      </w:r>
-    </w:p>
-    <w:p>
-      <w:pPr>
-        <w:pStyle w:val="Figura"/>
-        <w:rPr>
-          <w:noProof/>
-          <w:lang w:val="es-MX"/>
-        </w:rPr>
-      </w:pPr>
-      <w:r>
-        <w:rPr>
-          <w:noProof/>
-          <w:lang w:val="es-MX"/>
-        </w:rPr>
         <w:drawing>
-          <wp:inline distT="0" distB="0" distL="0" distR="0" wp14:anchorId="6E91CB39" wp14:editId="0465A90F">
-            <wp:extent cx="6332220" cy="3561715"/>
-            <wp:effectExtent l="0" t="0" r="0" b="635"/>
-            <wp:docPr id="2" name="Imagen 2">
-              <a:extLst xmlns:a="http://schemas.openxmlformats.org/drawingml/2006/main">
-                <a:ext uri="{C183D7F6-B498-43B3-948B-1728B52AA6E4}">
-                  <adec:decorative xmlns:adec="http://schemas.microsoft.com/office/drawing/2017/decorative" val="1"/>
-                </a:ext>
-              </a:extLst>
-            </wp:docPr>
+          <wp:anchor distT="0" distB="0" distL="114300" distR="114300" simplePos="0" relativeHeight="251664384" behindDoc="0" locked="0" layoutInCell="1" allowOverlap="1" wp14:anchorId="13FC1CD4" wp14:editId="69364E82">
+            <wp:simplePos x="0" y="0"/>
+            <wp:positionH relativeFrom="column">
+              <wp:posOffset>1041621</wp:posOffset>
+            </wp:positionH>
+            <wp:positionV relativeFrom="page">
+              <wp:posOffset>1393355</wp:posOffset>
+            </wp:positionV>
+            <wp:extent cx="4680000" cy="2631600"/>
+            <wp:effectExtent l="0" t="0" r="6350" b="0"/>
+            <wp:wrapNone/>
+            <wp:docPr id="3" name="Imagen 3"/>
             <wp:cNvGraphicFramePr>
               <a:graphicFrameLocks xmlns:a="http://schemas.openxmlformats.org/drawingml/2006/main" noChangeAspect="1"/>
             </wp:cNvGraphicFramePr>
@@ -1971,42 +1994,96 @@
               <a:graphicData uri="http://schemas.openxmlformats.org/drawingml/2006/picture">
                 <pic:pic xmlns:pic="http://schemas.openxmlformats.org/drawingml/2006/picture">
                   <pic:nvPicPr>
-                    <pic:cNvPr id="2" name="Imagen 2">
-                      <a:extLst>
-                        <a:ext uri="{C183D7F6-B498-43B3-948B-1728B52AA6E4}">
-                          <adec:decorative xmlns:adec="http://schemas.microsoft.com/office/drawing/2017/decorative" val="1"/>
-                        </a:ext>
-                      </a:extLst>
-                    </pic:cNvPr>
-                    <pic:cNvPicPr/>
+                    <pic:cNvPr id="0" name="Picture 2"/>
+                    <pic:cNvPicPr>
+                      <a:picLocks noChangeAspect="1" noChangeArrowheads="1"/>
+                    </pic:cNvPicPr>
                   </pic:nvPicPr>
                   <pic:blipFill>
-                    <a:blip r:embed="rId13">
+                    <a:blip r:embed="rId13" cstate="print">
                       <a:extLst>
                         <a:ext uri="{28A0092B-C50C-407E-A947-70E740481C1C}">
                           <a14:useLocalDpi xmlns:a14="http://schemas.microsoft.com/office/drawing/2010/main" val="0"/>
                         </a:ext>
                       </a:extLst>
                     </a:blip>
+                    <a:srcRect/>
                     <a:stretch>
                       <a:fillRect/>
                     </a:stretch>
                   </pic:blipFill>
-                  <pic:spPr>
+                  <pic:spPr bwMode="auto">
                     <a:xfrm>
                       <a:off x="0" y="0"/>
-                      <a:ext cx="6332220" cy="3561715"/>
+                      <a:ext cx="4680000" cy="2631600"/>
                     </a:xfrm>
                     <a:prstGeom prst="rect">
                       <a:avLst/>
                     </a:prstGeom>
+                    <a:noFill/>
                   </pic:spPr>
                 </pic:pic>
               </a:graphicData>
             </a:graphic>
-          </wp:inline>
+            <wp14:sizeRelH relativeFrom="page">
+              <wp14:pctWidth>0</wp14:pctWidth>
+            </wp14:sizeRelH>
+            <wp14:sizeRelV relativeFrom="page">
+              <wp14:pctHeight>0</wp14:pctHeight>
+            </wp14:sizeRelV>
+          </wp:anchor>
         </w:drawing>
       </w:r>
+      <w:r>
+        <w:rPr>
+          <w:lang w:val="es-MX"/>
+        </w:rPr>
+        <w:t>Reporte de situaciones de interés en salud pública</w:t>
+      </w:r>
+    </w:p>
+    <w:p>
+      <w:pPr>
+        <w:rPr>
+          <w:lang w:val="es-MX"/>
+        </w:rPr>
+      </w:pPr>
+    </w:p>
+    <w:p>
+      <w:pPr>
+        <w:rPr>
+          <w:lang w:val="es-MX"/>
+        </w:rPr>
+      </w:pPr>
+    </w:p>
+    <w:p>
+      <w:pPr>
+        <w:rPr>
+          <w:lang w:val="es-MX"/>
+        </w:rPr>
+      </w:pPr>
+    </w:p>
+    <w:p>
+      <w:pPr>
+        <w:rPr>
+          <w:lang w:val="es-MX"/>
+        </w:rPr>
+      </w:pPr>
+    </w:p>
+    <w:p>
+      <w:pPr>
+        <w:rPr>
+          <w:lang w:val="es-MX"/>
+        </w:rPr>
+      </w:pPr>
+    </w:p>
+    <w:p>
+      <w:pPr>
+        <w:pStyle w:val="Figura"/>
+        <w:rPr>
+          <w:noProof/>
+          <w:lang w:val="es-MX"/>
+        </w:rPr>
+      </w:pPr>
     </w:p>
     <w:p>
       <w:pPr>
@@ -2016,6 +2093,20 @@
         </w:tabs>
         <w:spacing w:before="0" w:after="0"/>
         <w:ind w:firstLine="0"/>
+      </w:pPr>
+      <w:r>
+        <w:tab/>
+      </w:r>
+    </w:p>
+    <w:p>
+      <w:pPr>
+        <w:tabs>
+          <w:tab w:val="center" w:pos="4986"/>
+          <w:tab w:val="right" w:pos="9972"/>
+        </w:tabs>
+        <w:spacing w:before="0" w:after="0"/>
+        <w:ind w:firstLine="0"/>
+        <w:jc w:val="center"/>
         <w:rPr>
           <w:rStyle w:val="Hipervnculo"/>
           <w:rFonts w:cstheme="minorHAnsi"/>
@@ -2023,16 +2114,12 @@
           <w:color w:val="002060"/>
         </w:rPr>
       </w:pPr>
-      <w:r>
-        <w:tab/>
-      </w:r>
       <w:hyperlink r:id="rId14" w:history="1">
         <w:r>
           <w:rPr>
             <w:rStyle w:val="Hipervnculo"/>
             <w:rFonts w:cstheme="minorHAnsi"/>
             <w:b/>
-            <w:color w:val="002060"/>
           </w:rPr>
           <w:t>Enlace de reproducción del video</w:t>
         </w:r>
@@ -2119,11 +2206,7 @@
           </w:p>
           <w:p>
             <w:r>
-              <w:t xml:space="preserve">Para garantizar una respuesta oportuna, se han definido flujos y canales de comunicación eficaces, que incluyen formatos específicos de reporte, canales </w:t>
-            </w:r>
-            <w:r>
-              <w:lastRenderedPageBreak/>
-              <w:t>adaptados al territorio (como llamadas, mensajes de texto o plataformas digitales), y actores clave como vigías y gestores comunitarios</w:t>
+              <w:t>Para garantizar una respuesta oportuna, se han definido flujos y canales de comunicación eficaces, que incluyen formatos específicos de reporte, canales adaptados al territorio (como llamadas, mensajes de texto o plataformas digitales), y actores clave como vigías y gestores comunitarios</w:t>
             </w:r>
             <w:r>
               <w:t>.</w:t>
@@ -2131,6 +2214,7 @@
           </w:p>
           <w:p>
             <w:r>
+              <w:lastRenderedPageBreak/>
               <w:t>El aplicativo de la Red de Vigilancia Epidemiológica Basada en Comunidad (REVCOM), es la herramienta tecnológica central, diseñada para facilitar la recolección de datos. Ofrece dos modalidades de registro: Reporte Guiado, con preguntas detalladas y Mensaje Directo, más rápido y simplificado para alertas urgentes.</w:t>
             </w:r>
           </w:p>
@@ -2317,6 +2401,7 @@
         <w:t>La implementación de una herramienta de captura en la vigilancia basada en comunidad beneficia la detección temprana de los casos, síndromes, brotes y otras situaciones con mayor precisión y veracidad mejorando la acción intersectorial. Además, cuando existe un conocimiento temprano de las situaciones cabe la posibilidad que se reduzca el riego de morbilidad y mortalidad. La existencia de una comunicación bidireccional fomenta la confianza y efectividad del proceso de la VBC e incluso fomenta la preparación a la respuesta en el caso de emergencias sanitarias y amenazas de enfermedades reemergentes (Instituto Nacional de Salud, 2024).</w:t>
       </w:r>
     </w:p>
+    <w:p/>
     <w:p>
       <w:pPr>
         <w:pStyle w:val="Ttulo2"/>
@@ -2481,10 +2566,6 @@
       </w:r>
     </w:p>
     <w:p>
-      <w:pPr>
-        <w:pStyle w:val="Prrafodelista"/>
-        <w:ind w:left="1429" w:firstLine="0"/>
-      </w:pPr>
       <w:r>
         <w:t>Especifica cuándo ocurrió o se detectó la situación. Esto puede implicar días, semanas o períodos específicos en los cuales se observó el evento, lo que facilita la vigilancia de tendencias y la identificación de brotes o cambios inusuales en la ocurrencia.</w:t>
       </w:r>
@@ -2502,10 +2583,6 @@
       </w:r>
     </w:p>
     <w:p>
-      <w:pPr>
-        <w:pStyle w:val="Prrafodelista"/>
-        <w:ind w:left="1429" w:firstLine="0"/>
-      </w:pPr>
       <w:r>
         <w:t>Detalla el área geográfica, la comunidad, el barrio, el municipio o la institución donde surge el evento. Esta información es esencial para la focalización de intervenciones y la gestión territorial de la salud pública.</w:t>
       </w:r>
@@ -2524,10 +2601,6 @@
       </w:r>
     </w:p>
     <w:p>
-      <w:pPr>
-        <w:pStyle w:val="Prrafodelista"/>
-        <w:ind w:left="1429" w:firstLine="0"/>
-      </w:pPr>
       <w:r>
         <w:t>Describe quién está afectado. Puede involucrar características sociodemográficas como edad, sexo, ocupación, grupo étnico o condición vulnerable, permitiendo identificar poblaciones en riesgo y personalizar la respuesta sanitaria.</w:t>
       </w:r>
@@ -2537,6 +2610,7 @@
         <w:t>Cuando el reporte contiene estas tres variables cobra importancia epidemiológica siendo útil para la toma de decisiones (Instituto Nacional de Salud, 2023).</w:t>
       </w:r>
     </w:p>
+    <w:p/>
     <w:p>
       <w:pPr>
         <w:pStyle w:val="Ttulo2"/>
@@ -2563,18 +2637,22 @@
         <w:t>La vigilancia basada en comunidad contempla distintos tipos de reportes adaptables al momento, contexto y modalidad de implementación, los cuales se pueden realizar mediante formatos estructurados o resúmenes comunitarios de situación conocidos como cápsulas. Los tipos de reportes abordan dos: positivos y negativos, que en epidemiología comunitaria tienen propósitos y significados distintos y se diferencian principalmente por la presencia o ausencia de eventos de interés en salud pública detectados en la comunidad.</w:t>
       </w:r>
     </w:p>
-    <w:p>
-      <w:r>
+    <w:p/>
+    <w:p>
+      <w:r>
+        <w:lastRenderedPageBreak/>
         <w:t>A continuación, se explican estos dos reportes:</w:t>
       </w:r>
     </w:p>
-    <w:p/>
     <w:p>
       <w:pPr>
         <w:pStyle w:val="Ttulo8"/>
-      </w:pPr>
-      <w:r>
-        <w:lastRenderedPageBreak/>
+        <w:numPr>
+          <w:ilvl w:val="0"/>
+          <w:numId w:val="23"/>
+        </w:numPr>
+      </w:pPr>
+      <w:r>
         <w:t>Reporte positivo</w:t>
       </w:r>
     </w:p>
@@ -2591,6 +2669,10 @@
     <w:p>
       <w:pPr>
         <w:pStyle w:val="Ttulo8"/>
+        <w:numPr>
+          <w:ilvl w:val="0"/>
+          <w:numId w:val="23"/>
+        </w:numPr>
       </w:pPr>
       <w:r>
         <w:t>Reporte negativo</w:t>
@@ -2710,6 +2792,7 @@
           <w:p>
             <w:pPr>
               <w:pStyle w:val="TextoTablas"/>
+              <w:spacing w:line="360" w:lineRule="auto"/>
             </w:pPr>
             <w:r>
               <w:t>Caso, brotes, muertes, factores potencialmente.</w:t>
@@ -2724,6 +2807,7 @@
           <w:p>
             <w:pPr>
               <w:pStyle w:val="TextoTablas"/>
+              <w:spacing w:line="360" w:lineRule="auto"/>
             </w:pPr>
             <w:r>
               <w:t>Ausencia de casos / eventos.</w:t>
@@ -2757,6 +2841,7 @@
           <w:p>
             <w:pPr>
               <w:pStyle w:val="TextoTablas"/>
+              <w:spacing w:line="360" w:lineRule="auto"/>
             </w:pPr>
             <w:r>
               <w:t>Activación de respuesta y control.</w:t>
@@ -2771,6 +2856,7 @@
           <w:p>
             <w:pPr>
               <w:pStyle w:val="TextoTablas"/>
+              <w:spacing w:line="360" w:lineRule="auto"/>
             </w:pPr>
             <w:r>
               <w:t>Validación de ausencia, mantenimiento de vigilancia.</w:t>
@@ -2807,6 +2893,7 @@
           <w:p>
             <w:pPr>
               <w:pStyle w:val="TextoTablas"/>
+              <w:spacing w:line="360" w:lineRule="auto"/>
             </w:pPr>
             <w:r>
               <w:t>Variable, según presencia de riesgos.</w:t>
@@ -2821,6 +2908,7 @@
           <w:p>
             <w:pPr>
               <w:pStyle w:val="TextoTablas"/>
+              <w:spacing w:line="360" w:lineRule="auto"/>
             </w:pPr>
             <w:r>
               <w:t>Permite seguimiento regular, incluso donde no hay casos.</w:t>
@@ -2854,6 +2942,7 @@
           <w:p>
             <w:pPr>
               <w:pStyle w:val="TextoTablas"/>
+              <w:spacing w:line="360" w:lineRule="auto"/>
             </w:pPr>
             <w:r>
               <w:t>Requiere acción o intervención.</w:t>
@@ -2868,6 +2957,7 @@
           <w:p>
             <w:pPr>
               <w:pStyle w:val="TextoTablas"/>
+              <w:spacing w:line="360" w:lineRule="auto"/>
             </w:pPr>
             <w:r>
               <w:t>Aporta a la trazabilidad y evaluación de la cobertura.</w:t>
@@ -2928,18 +3018,26 @@
           <w:ilvl w:val="0"/>
           <w:numId w:val="9"/>
         </w:numPr>
-      </w:pPr>
-      <w:r>
+        <w:ind w:left="993" w:firstLine="141"/>
+        <w:rPr>
+          <w:b w:val="0"/>
+        </w:rPr>
+      </w:pPr>
+      <w:r>
+        <w:lastRenderedPageBreak/>
         <w:t>Pasivas</w:t>
       </w:r>
-    </w:p>
-    <w:p>
-      <w:pPr>
-        <w:pStyle w:val="Prrafodelista"/>
-        <w:ind w:left="1429" w:firstLine="0"/>
-      </w:pPr>
-      <w:r>
-        <w:t>Cuando el agente comunitario espera el reporte espontáneo de la comunidad.</w:t>
+      <w:r>
+        <w:rPr>
+          <w:b w:val="0"/>
+        </w:rPr>
+        <w:t>: c</w:t>
+      </w:r>
+      <w:r>
+        <w:rPr>
+          <w:b w:val="0"/>
+        </w:rPr>
+        <w:t>uando el agente comunitario espera el reporte espontáneo de la comunidad.</w:t>
       </w:r>
     </w:p>
     <w:p>
@@ -2949,19 +3047,25 @@
           <w:ilvl w:val="0"/>
           <w:numId w:val="9"/>
         </w:numPr>
-      </w:pPr>
-      <w:r>
-        <w:lastRenderedPageBreak/>
+        <w:ind w:left="993" w:firstLine="141"/>
+        <w:rPr>
+          <w:b w:val="0"/>
+        </w:rPr>
+      </w:pPr>
+      <w:r>
         <w:t>Activas</w:t>
       </w:r>
-    </w:p>
-    <w:p>
-      <w:pPr>
-        <w:pStyle w:val="Prrafodelista"/>
-        <w:ind w:left="1429" w:firstLine="0"/>
-      </w:pPr>
-      <w:r>
-        <w:t>Cuando el agente busca activamente casos, realiza mediciones, encuestas o visitas domiciliarias.</w:t>
+      <w:r>
+        <w:rPr>
+          <w:b w:val="0"/>
+        </w:rPr>
+        <w:t>: c</w:t>
+      </w:r>
+      <w:r>
+        <w:rPr>
+          <w:b w:val="0"/>
+        </w:rPr>
+        <w:t>uando el agente busca activamente casos, realiza mediciones, encuestas o visitas domiciliarias.</w:t>
       </w:r>
     </w:p>
     <w:p>
@@ -2989,18 +3093,25 @@
           <w:ilvl w:val="0"/>
           <w:numId w:val="10"/>
         </w:numPr>
+        <w:ind w:left="1134" w:firstLine="0"/>
+        <w:rPr>
+          <w:b w:val="0"/>
+        </w:rPr>
       </w:pPr>
       <w:r>
         <w:t>Participativo</w:t>
       </w:r>
-    </w:p>
-    <w:p>
-      <w:pPr>
-        <w:pStyle w:val="Prrafodelista"/>
-        <w:ind w:left="1429" w:firstLine="0"/>
-      </w:pPr>
-      <w:r>
-        <w:t>Hecho directamente por cualquier miembro de la comunidad.</w:t>
+      <w:r>
+        <w:rPr>
+          <w:b w:val="0"/>
+        </w:rPr>
+        <w:t>: h</w:t>
+      </w:r>
+      <w:r>
+        <w:rPr>
+          <w:b w:val="0"/>
+        </w:rPr>
+        <w:t>echo directamente por cualquier miembro de la comunidad.</w:t>
       </w:r>
     </w:p>
     <w:p>
@@ -3010,18 +3121,31 @@
           <w:ilvl w:val="0"/>
           <w:numId w:val="10"/>
         </w:numPr>
-      </w:pPr>
-      <w:r>
-        <w:t>Mediante sensores</w:t>
-      </w:r>
-    </w:p>
-    <w:p>
-      <w:pPr>
-        <w:pStyle w:val="Prrafodelista"/>
-        <w:ind w:left="1429" w:firstLine="0"/>
-      </w:pPr>
-      <w:r>
-        <w:t>Personas designadas que recogen y reportan casos.</w:t>
+        <w:ind w:left="1134" w:firstLine="0"/>
+        <w:rPr>
+          <w:b w:val="0"/>
+        </w:rPr>
+      </w:pPr>
+      <w:r>
+        <w:t>Mediante</w:t>
+      </w:r>
+      <w:r>
+        <w:rPr>
+          <w:b w:val="0"/>
+        </w:rPr>
+        <w:t xml:space="preserve"> sensores</w:t>
+      </w:r>
+      <w:r>
+        <w:rPr>
+          <w:b w:val="0"/>
+        </w:rPr>
+        <w:t>: p</w:t>
+      </w:r>
+      <w:r>
+        <w:rPr>
+          <w:b w:val="0"/>
+        </w:rPr>
+        <w:t>ersonas designadas que recogen y reportan casos.</w:t>
       </w:r>
     </w:p>
     <w:p>
@@ -3031,20 +3155,28 @@
           <w:ilvl w:val="0"/>
           <w:numId w:val="10"/>
         </w:numPr>
+        <w:ind w:left="1134" w:firstLine="0"/>
+        <w:rPr>
+          <w:b w:val="0"/>
+        </w:rPr>
       </w:pPr>
       <w:r>
         <w:t>Centinela</w:t>
       </w:r>
-    </w:p>
-    <w:p>
-      <w:pPr>
-        <w:pStyle w:val="Prrafodelista"/>
-        <w:ind w:left="1429" w:firstLine="0"/>
-      </w:pPr>
-      <w:r>
-        <w:t>Instituciones que vigilan dentro de comunidades cerradas.</w:t>
-      </w:r>
-    </w:p>
+      <w:r>
+        <w:rPr>
+          <w:b w:val="0"/>
+        </w:rPr>
+        <w:t>: i</w:t>
+      </w:r>
+      <w:r>
+        <w:rPr>
+          <w:b w:val="0"/>
+        </w:rPr>
+        <w:t>nstituciones que vigilan dentro de comunidades cerradas.</w:t>
+      </w:r>
+    </w:p>
+    <w:p/>
     <w:p>
       <w:pPr>
         <w:pStyle w:val="Ttulo2"/>
@@ -3099,10 +3231,6 @@
       </w:r>
     </w:p>
     <w:p>
-      <w:pPr>
-        <w:pStyle w:val="Prrafodelista"/>
-        <w:ind w:left="1429" w:firstLine="0"/>
-      </w:pPr>
       <w:r>
         <w:t>Situaciones ambientales que podrían contribuir a generar casos de eventos de interés en salud pública, como:</w:t>
       </w:r>
@@ -3114,6 +3242,7 @@
           <w:ilvl w:val="0"/>
           <w:numId w:val="16"/>
         </w:numPr>
+        <w:ind w:left="1701"/>
       </w:pPr>
       <w:r>
         <w:lastRenderedPageBreak/>
@@ -3127,6 +3256,7 @@
           <w:ilvl w:val="0"/>
           <w:numId w:val="16"/>
         </w:numPr>
+        <w:ind w:left="1701"/>
       </w:pPr>
       <w:r>
         <w:t>Vertederos de basura.</w:t>
@@ -3139,6 +3269,7 @@
           <w:ilvl w:val="0"/>
           <w:numId w:val="16"/>
         </w:numPr>
+        <w:ind w:left="1701"/>
       </w:pPr>
       <w:r>
         <w:t>Aumento de roedores o insectos vectores.</w:t>
@@ -3151,6 +3282,7 @@
           <w:ilvl w:val="0"/>
           <w:numId w:val="16"/>
         </w:numPr>
+        <w:ind w:left="1701"/>
       </w:pPr>
       <w:r>
         <w:t>Desastres naturales</w:t>
@@ -3166,6 +3298,7 @@
           <w:ilvl w:val="0"/>
           <w:numId w:val="16"/>
         </w:numPr>
+        <w:ind w:left="1701"/>
       </w:pPr>
       <w:r>
         <w:t>Protestas sociales.</w:t>
@@ -3192,10 +3325,6 @@
       </w:r>
     </w:p>
     <w:p>
-      <w:pPr>
-        <w:pStyle w:val="Prrafodelista"/>
-        <w:ind w:left="1429" w:firstLine="0"/>
-      </w:pPr>
       <w:r>
         <w:t>Casos individuales o colectivos de enfermedad o muerte en animales silvestres (aves, monos, peces, etc.), animales de producción o de compañía. Estas situaciones pueden representar señales de epizootias o tener un potencial impacto en la relación humano-animal.</w:t>
       </w:r>
@@ -3221,10 +3350,6 @@
       </w:r>
     </w:p>
     <w:p>
-      <w:pPr>
-        <w:pStyle w:val="Prrafodelista"/>
-        <w:ind w:left="1429" w:firstLine="0"/>
-      </w:pPr>
       <w:r>
         <w:t>Conjuntos de síntomas o signos que podrían ser una señal de un evento de interés en salud pública. Ejemplos:</w:t>
       </w:r>
@@ -3236,6 +3361,7 @@
           <w:ilvl w:val="0"/>
           <w:numId w:val="17"/>
         </w:numPr>
+        <w:ind w:left="1560"/>
       </w:pPr>
       <w:r>
         <w:t>Síndrome febril exantemático (como brotes en la piel).</w:t>
@@ -3248,6 +3374,7 @@
           <w:ilvl w:val="0"/>
           <w:numId w:val="17"/>
         </w:numPr>
+        <w:ind w:left="1560"/>
       </w:pPr>
       <w:r>
         <w:t>Síndrome febril ictérico (coloración amarillenta de la piel y mucosas).</w:t>
@@ -3260,6 +3387,7 @@
           <w:ilvl w:val="0"/>
           <w:numId w:val="17"/>
         </w:numPr>
+        <w:ind w:left="1560"/>
       </w:pPr>
       <w:r>
         <w:t>Síndrome respiratorio.</w:t>
@@ -3272,6 +3400,7 @@
           <w:ilvl w:val="0"/>
           <w:numId w:val="17"/>
         </w:numPr>
+        <w:ind w:left="1560"/>
       </w:pPr>
       <w:r>
         <w:t>Síndrome neurológico.</w:t>
@@ -3284,20 +3413,18 @@
           <w:ilvl w:val="0"/>
           <w:numId w:val="17"/>
         </w:numPr>
+        <w:ind w:left="1560"/>
       </w:pPr>
       <w:r>
         <w:t>Síndrome diarreico.</w:t>
       </w:r>
     </w:p>
     <w:p>
-      <w:pPr>
-        <w:pStyle w:val="Prrafodelista"/>
-        <w:ind w:left="1429" w:firstLine="0"/>
-      </w:pPr>
       <w:r>
         <w:t>Estos síndromes facilitan la detección temprana de enfermedades como sarampión, fiebre amarilla u otras afecciones emergentes o reemergentes, según el contexto.</w:t>
       </w:r>
     </w:p>
+    <w:p/>
     <w:p>
       <w:pPr>
         <w:pStyle w:val="Prrafodelista"/>
@@ -3315,16 +3442,12 @@
           <w:b/>
           <w:bCs/>
         </w:rPr>
+        <w:lastRenderedPageBreak/>
         <w:t>Casos específicos</w:t>
       </w:r>
     </w:p>
     <w:p>
-      <w:pPr>
-        <w:pStyle w:val="Prrafodelista"/>
-        <w:ind w:left="1429" w:firstLine="0"/>
-      </w:pPr>
-      <w:r>
-        <w:lastRenderedPageBreak/>
+      <w:r>
         <w:t>Personas con cuadros clínicos que cumplen con la definición de caso probable o sospechoso de un evento de interés en salud pública, según los protocolos de vigilancia basada en indicadores (eventos predefinidos), para los cuales los agentes comunitarios han sido entrenados.</w:t>
       </w:r>
     </w:p>
@@ -3349,10 +3472,6 @@
       </w:r>
     </w:p>
     <w:p>
-      <w:pPr>
-        <w:pStyle w:val="Prrafodelista"/>
-        <w:ind w:left="1429" w:firstLine="0"/>
-      </w:pPr>
       <w:r>
         <w:t>Defunciones que podrían estar asociadas a una situación de interés en salud pública. Estas muertes también pueden ser señales de la aparición o avance de conglomerados dentro de la comunidad.</w:t>
       </w:r>
@@ -3378,14 +3497,11 @@
       </w:r>
     </w:p>
     <w:p>
-      <w:pPr>
-        <w:pStyle w:val="Prrafodelista"/>
-        <w:ind w:left="1429" w:firstLine="0"/>
-      </w:pPr>
       <w:r>
         <w:t>Grupos de casos con síntomas similares que ocurren en el mismo período (días o semanas) y lugar, percibidos por la comunidad como comportamientos atípicos o inusuales (Instituto Nacional de Salud, 2023).</w:t>
       </w:r>
     </w:p>
+    <w:p/>
     <w:p>
       <w:pPr>
         <w:pStyle w:val="Ttulo2"/>
@@ -3420,40 +3536,40 @@
     </w:p>
     <w:p>
       <w:r>
+        <w:lastRenderedPageBreak/>
         <w:t>La verificación de la señal consiste en revisar y comprobar la información reportada por los vigías y gestores comunitarios, actividad a cargo de la entidad territorial; para esto, la entidad debe contar con herramientas que permitan confirmar la información reportada.  </w:t>
       </w:r>
     </w:p>
     <w:p>
       <w:r>
+        <w:t> Confirmada la señal, la entidad territorial activa la respuesta requerida con base en las entidades gubernamentales y no gubernamentales presenten en el territorio y que den respuesta a la señal reportada. Cuando la señal corresponde al sector salud, la repuesta se vincula al área específica para la situación de interés en salud pública, para que el proceso de atención en salud sea intramural o extramural, en caso contrario se direcciona a la entidad competente para la respuesta. </w:t>
+      </w:r>
+    </w:p>
+    <w:p>
+      <w:pPr>
+        <w:pStyle w:val="Ttulo8"/>
+      </w:pPr>
+      <w:r>
+        <w:t>Ejemplo</w:t>
+      </w:r>
+    </w:p>
+    <w:p>
+      <w:r>
+        <w:t>Contaminación de un río, la competencia es de la Corporación Autónoma Regional, en el caso que se presenten personas enfermas, la respuesta será del sector salud. Cuando la magnitud de la situación supere el despliegue de la respuesta municipal o departamental se acudirá al apoyo nacional.</w:t>
+      </w:r>
+    </w:p>
+    <w:p>
+      <w:r>
+        <w:t>Las señales recibidas desde la comunidad deben contar con una respuesta institucional o una orientación para la autogestión, a su vez, se debe garantizar la comunicación de las acciones realizadas por la entidad a los vigías y gestores comunitarios, para fortalecer la comunicación entre la comunidad y la entidad generando la confianza a la REVCOM y su comunidad frente a la gestión por parte de las entidades. </w:t>
+      </w:r>
+    </w:p>
+    <w:p>
+      <w:r>
+        <w:t xml:space="preserve">En el caso que el reporte sea negativo (ausencia de la situación de interés en salud pública), la entidad territorial es la encargada de orientar a los vigías y gestores </w:t>
+      </w:r>
+      <w:r>
         <w:lastRenderedPageBreak/>
-        <w:t> Confirmada la señal, la entidad territorial activa la respuesta requerida con base en las entidades gubernamentales y no gubernamentales presenten en el territorio y que den respuesta a la señal reportada. Cuando la señal corresponde al sector salud, la repuesta se vincula al área específica para la situación de interés en salud pública, para que el proceso de atención en salud sea intramural o extramural, en caso contrario se direcciona a la entidad competente para la respuesta. </w:t>
-      </w:r>
-    </w:p>
-    <w:p>
-      <w:pPr>
-        <w:pStyle w:val="Ttulo8"/>
-      </w:pPr>
-      <w:r>
-        <w:t>Ejemplo</w:t>
-      </w:r>
-    </w:p>
-    <w:p>
-      <w:r>
-        <w:t>Contaminación de un río, la competencia es de la Corporación Autónoma Regional, en el caso que se presenten personas enfermas, la respuesta será del sector salud. Cuando la magnitud de la situación supere el despliegue de la respuesta municipal o departamental se acudirá al apoyo nacional.</w:t>
-      </w:r>
-    </w:p>
-    <w:p>
-      <w:r>
-        <w:t>Las señales recibidas desde la comunidad deben contar con una respuesta institucional o una orientación para la autogestión, a su vez, se debe garantizar la comunicación de las acciones realizadas por la entidad a los vigías y gestores comunitarios, para fortalecer la comunicación entre la comunidad y la entidad generando la confianza a la REVCOM y su comunidad frente a la gestión por parte de las entidades. </w:t>
-      </w:r>
-    </w:p>
-    <w:p>
-      <w:r>
-        <w:t xml:space="preserve">En el caso que el reporte sea negativo (ausencia de la situación de interés en salud pública), la entidad territorial es la encargada de orientar a los vigías y gestores del porqué la señal presentada fue negativa; asimismo, es una forma de hacer monitoreo de estos casos para contar con la cobertura y funcionamiento de las redes. Para esto, se recomienda que exista una comunicación semanal con los agentes comunitarios que son parte de la REVCOM, con el objeto de validar la existencia o no de </w:t>
-      </w:r>
-      <w:r>
-        <w:lastRenderedPageBreak/>
-        <w:t>situaciones de interés en salud pública que ocurran en las comunidades ​(Instituto Nacional de Salud, 2023).​ </w:t>
+        <w:t>del porqué la señal presentada fue negativa; asimismo, es una forma de hacer monitoreo de estos casos para contar con la cobertura y funcionamiento de las redes. Para esto, se recomienda que exista una comunicación semanal con los agentes comunitarios que son parte de la REVCOM, con el objeto de validar la existencia o no de situaciones de interés en salud pública que ocurran en las comunidades ​(Instituto Nacional de Salud, 2023).​ </w:t>
       </w:r>
     </w:p>
     <w:p>
@@ -3593,6 +3709,7 @@
         <w:jc w:val="both"/>
       </w:pPr>
       <w:r>
+        <w:lastRenderedPageBreak/>
         <w:t>Características de las personas afectadas (ciclo vital, edad, sexo, etc.).</w:t>
       </w:r>
     </w:p>
@@ -3657,7 +3774,6 @@
           <w:b/>
           <w:bCs/>
         </w:rPr>
-        <w:lastRenderedPageBreak/>
         <w:t>Vigías y gestores</w:t>
       </w:r>
     </w:p>
@@ -3721,6 +3837,10 @@
     <w:p>
       <w:pPr>
         <w:pStyle w:val="Ttulo8"/>
+        <w:numPr>
+          <w:ilvl w:val="0"/>
+          <w:numId w:val="24"/>
+        </w:numPr>
       </w:pPr>
       <w:r>
         <w:t>Instrumentos de reporte </w:t>
@@ -3766,17 +3886,33 @@
         <w:t>Formato individual</w:t>
       </w:r>
       <w:r>
-        <w:t xml:space="preserve"> </w:t>
-      </w:r>
-      <w:proofErr w:type="spellStart"/>
-      <w:r>
         <w:rPr>
           <w:b/>
           <w:bCs/>
         </w:rPr>
+        <w:t xml:space="preserve">, </w:t>
+      </w:r>
+      <w:r>
+        <w:rPr>
+          <w:bCs/>
+        </w:rPr>
+        <w:t xml:space="preserve">se invita a que acceda al siguiente documento: </w:t>
+      </w:r>
+      <w:proofErr w:type="spellStart"/>
+      <w:r>
+        <w:rPr>
+          <w:b/>
+          <w:bCs/>
+        </w:rPr>
         <w:t>Ficha_de_reporte_individual</w:t>
       </w:r>
       <w:proofErr w:type="spellEnd"/>
+      <w:r>
+        <w:rPr>
+          <w:bCs/>
+        </w:rPr>
+        <w:t>, ubicado en la carpeta anexos</w:t>
+      </w:r>
       <w:r>
         <w:rPr>
           <w:b/>
@@ -3794,32 +3930,41 @@
         </w:numPr>
       </w:pPr>
       <w:r>
-        <w:t xml:space="preserve">Formato colectivo </w:t>
+        <w:lastRenderedPageBreak/>
+        <w:t>Formato colectivo</w:t>
+      </w:r>
+      <w:r>
+        <w:t xml:space="preserve">, </w:t>
+      </w:r>
+      <w:r>
+        <w:t xml:space="preserve">se invita a que acceda al siguiente documento: </w:t>
       </w:r>
       <w:proofErr w:type="spellStart"/>
       <w:r>
         <w:rPr>
           <w:b/>
-          <w:bCs/>
         </w:rPr>
         <w:t>Ficha_de_reporte_situaciones_en_salud_pública_colectivas</w:t>
       </w:r>
       <w:proofErr w:type="spellEnd"/>
       <w:r>
-        <w:rPr>
-          <w:b/>
-          <w:bCs/>
-        </w:rPr>
+        <w:t>, ubicado en la carpeta anexos</w:t>
+      </w:r>
+      <w:r>
         <w:t>.</w:t>
       </w:r>
     </w:p>
     <w:p>
       <w:r>
-        <w:t xml:space="preserve">El reporte comunitario debe contar con los siguientes elementos: el lugar donde ocurre la situación de interés en salud pública (departamento, municipio, vereda, corregimiento, barrio, casa, otro); número de personas afectadas con sus características (ciclo vital, edad, sexo, grupo étnico, otros) y la temporalidad de la situación de interés en salud pública (horas o días desde la ocurrencia de la situación) y la descripción del </w:t>
-      </w:r>
-      <w:r>
-        <w:lastRenderedPageBreak/>
-        <w:t>hecho ocurrido ​(Federación Internacional de Sociedades de la Cruz Roja y de la Media Luna Roja, 2019)​. </w:t>
+        <w:t xml:space="preserve">El reporte comunitario debe contar con los siguientes elementos: el lugar donde ocurre la situación de interés en salud pública (departamento, municipio, vereda, corregimiento, barrio, casa, otro); número de personas afectadas con sus características (ciclo vital, edad, sexo, grupo étnico, otros) y la temporalidad de la situación de interés en salud pública (horas o días desde la ocurrencia de la situación) y la descripción del hecho ocurrido </w:t>
+      </w:r>
+      <w:proofErr w:type="gramStart"/>
+      <w:r>
+        <w:t>​(</w:t>
+      </w:r>
+      <w:proofErr w:type="gramEnd"/>
+      <w:r>
+        <w:t>Federación Internacional de Sociedades de la Cruz Roja y de la Media Luna Roja, 2019)​. </w:t>
       </w:r>
     </w:p>
     <w:p>
@@ -3860,6 +4005,10 @@
     <w:p>
       <w:pPr>
         <w:pStyle w:val="Ttulo8"/>
+        <w:numPr>
+          <w:ilvl w:val="0"/>
+          <w:numId w:val="24"/>
+        </w:numPr>
         <w:tabs>
           <w:tab w:val="left" w:pos="2026"/>
         </w:tabs>
@@ -3897,9 +4046,22 @@
     </w:p>
     <w:p>
       <w:r>
-        <w:t> Los reportes recibidos mediante estos canales deben cumplir con los criterios establecidos que contienen los formatos tanto para el reporte individual y el reporte colectivo. En cuanto, a la comunicación esta puede ser directa (mediante agentes comunitarios) o institucional (a través de organizaciones colaboradoras, comités de vigilancia, redes territoriales y grupos sectoriales) mediante las herramientas de captura definidas en cada territorio ​(Paz Tovar et al., 2022).​ </w:t>
-      </w:r>
-    </w:p>
+        <w:t xml:space="preserve"> Los reportes recibidos mediante estos canales deben cumplir con los criterios establecidos que contienen los formatos tanto para el reporte individual y el reporte </w:t>
+      </w:r>
+      <w:r>
+        <w:lastRenderedPageBreak/>
+        <w:t xml:space="preserve">colectivo. En cuanto, a la comunicación esta puede ser directa (mediante agentes comunitarios) o institucional (a través de organizaciones colaboradoras, comités de vigilancia, redes territoriales y grupos sectoriales) mediante las herramientas de captura definidas en cada territorio </w:t>
+      </w:r>
+      <w:proofErr w:type="gramStart"/>
+      <w:r>
+        <w:t>​(</w:t>
+      </w:r>
+      <w:proofErr w:type="gramEnd"/>
+      <w:r>
+        <w:t>Paz Tovar et al., 2022).​ </w:t>
+      </w:r>
+    </w:p>
+    <w:p/>
     <w:p>
       <w:pPr>
         <w:pStyle w:val="Ttulo2"/>
@@ -3927,18 +4089,23 @@
         <w:t>conforman</w:t>
       </w:r>
       <w:r>
-        <w:t xml:space="preserve"> la REVCOM: integrada por agentes seleccionados por la comunidad y conectados con las instituciones territoriales encargadas de la vigilancia, </w:t>
-      </w:r>
-      <w:r>
-        <w:lastRenderedPageBreak/>
-        <w:t>facilitando la movilidad de la información y la gestión coordinada de la respuesta.  Estos agentes pueden pertenecer a comunidades rurales, urbanas, grupos especiales, alojamientos temporales y poblaciones cautivas, ampliando la cobertura y adaptando los canales según el contexto territorial (​Tufiño et al., 2023)​. </w:t>
-      </w:r>
-    </w:p>
-    <w:p>
-      <w:r>
-        <w:t> El sistema de flujo y canales garantiza que la información relevante circule de manera segura, oportuna y bidireccional entre la comunidad y las instituciones sanitarias, fortaleciendo la capacidad de respuesta epidemiológica a nivel local y nacional ​(Instituto Nacional de Salud, 2023)​. </w:t>
-      </w:r>
-    </w:p>
+        <w:t xml:space="preserve"> la REVCOM: integrada por agentes seleccionados por la comunidad y conectados con las instituciones territoriales encargadas de la vigilancia, facilitando la movilidad de la información y la gestión coordinada de la respuesta.  Estos agentes pueden pertenecer a comunidades rurales, urbanas, grupos especiales, alojamientos temporales y poblaciones cautivas, ampliando la cobertura y adaptando los canales según el contexto territorial (​Tufiño et al., 2023)​. </w:t>
+      </w:r>
+    </w:p>
+    <w:p>
+      <w:r>
+        <w:t xml:space="preserve"> El sistema de flujo y canales garantiza que la información relevante circule de manera segura, oportuna y bidireccional entre la comunidad y las instituciones sanitarias, fortaleciendo la capacidad de respuesta epidemiológica a nivel local y nacional </w:t>
+      </w:r>
+      <w:proofErr w:type="gramStart"/>
+      <w:r>
+        <w:t>​(</w:t>
+      </w:r>
+      <w:proofErr w:type="gramEnd"/>
+      <w:r>
+        <w:t>Instituto Nacional de Salud, 2023)​. </w:t>
+      </w:r>
+    </w:p>
+    <w:p/>
     <w:p>
       <w:pPr>
         <w:pStyle w:val="Ttulo2"/>
@@ -3964,7 +4131,11 @@
         <w:t xml:space="preserve">web </w:t>
       </w:r>
       <w:r>
-        <w:t>que permite a ciudadanos, líderes comunitarios y profesionales de la salud registrar situaciones que representen un riesgo colectivo, tales como brotes, eventos ambientales, condiciones sanitarias deficientes, entre otros. Su finalidad es fortalecer la respuesta de las autoridades sanitarias descentralizando y dinamizando la vigilancia con la participación directa de la comunidad ​(Rueda Cortés, 2019)​. </w:t>
+        <w:t xml:space="preserve">que permite a ciudadanos, </w:t>
+      </w:r>
+      <w:r>
+        <w:lastRenderedPageBreak/>
+        <w:t>líderes comunitarios y profesionales de la salud registrar situaciones que representen un riesgo colectivo, tales como brotes, eventos ambientales, condiciones sanitarias deficientes, entre otros. Su finalidad es fortalecer la respuesta de las autoridades sanitarias descentralizando y dinamizando la vigilancia con la participación directa de la comunidad ​(Rueda Cortés, 2019)​. </w:t>
       </w:r>
     </w:p>
     <w:p>
@@ -4056,6 +4227,10 @@
     <w:p>
       <w:pPr>
         <w:pStyle w:val="Encabezado"/>
+        <w:numPr>
+          <w:ilvl w:val="0"/>
+          <w:numId w:val="25"/>
+        </w:numPr>
         <w:tabs>
           <w:tab w:val="clear" w:pos="4419"/>
           <w:tab w:val="clear" w:pos="8838"/>
@@ -4067,10 +4242,6 @@
         </w:rPr>
       </w:pPr>
       <w:r>
-        <w:lastRenderedPageBreak/>
-        <w:t> </w:t>
-      </w:r>
-      <w:r>
         <w:rPr>
           <w:b/>
           <w:bCs/>
@@ -4123,10 +4294,6 @@
       </w:r>
     </w:p>
     <w:p>
-      <w:pPr>
-        <w:pStyle w:val="Prrafodelista"/>
-        <w:ind w:left="1429" w:firstLine="0"/>
-      </w:pPr>
       <w:r>
         <w:t>De la versión 70+ en adelante, la versión más actualizada es la 1</w:t>
       </w:r>
@@ -4158,10 +4325,6 @@
       </w:r>
     </w:p>
     <w:p>
-      <w:pPr>
-        <w:pStyle w:val="Prrafodelista"/>
-        <w:ind w:left="1429" w:firstLine="0"/>
-      </w:pPr>
       <w:r>
         <w:t xml:space="preserve">De la versión 79 en adelante, la versión más actualizada es la 135. Permite instalación </w:t>
       </w:r>
@@ -4172,6 +4335,7 @@
         <w:t xml:space="preserve"> escritorio y en versiones móviles. </w:t>
       </w:r>
     </w:p>
+    <w:p/>
     <w:p>
       <w:pPr>
         <w:pStyle w:val="Prrafodelista"/>
@@ -4189,14 +4353,11 @@
           <w:b/>
           <w:bCs/>
         </w:rPr>
+        <w:lastRenderedPageBreak/>
         <w:t>Safari </w:t>
       </w:r>
     </w:p>
     <w:p>
-      <w:pPr>
-        <w:pStyle w:val="Prrafodelista"/>
-        <w:ind w:left="1429" w:firstLine="0"/>
-      </w:pPr>
       <w:r>
         <w:t xml:space="preserve">De la versión 11.3 a la 18.x. No permite la instalación </w:t>
       </w:r>
@@ -4228,10 +4389,6 @@
       </w:r>
     </w:p>
     <w:p>
-      <w:pPr>
-        <w:pStyle w:val="Prrafodelista"/>
-        <w:ind w:left="1429" w:firstLine="0"/>
-      </w:pPr>
       <w:r>
         <w:t xml:space="preserve">De la versión 79 en adelante, la versión más actualizada es la 136. No permite la instalación </w:t>
       </w:r>
@@ -4264,8 +4421,6 @@
     </w:p>
     <w:p>
       <w:pPr>
-        <w:pStyle w:val="Prrafodelista"/>
-        <w:ind w:left="1429" w:firstLine="0"/>
         <w:rPr>
           <w:rStyle w:val="eop"/>
           <w:rFonts w:ascii="Arial" w:hAnsi="Arial" w:cs="Arial"/>
@@ -4306,8 +4461,6 @@
     </w:p>
     <w:p>
       <w:pPr>
-        <w:pStyle w:val="Prrafodelista"/>
-        <w:ind w:left="1429" w:firstLine="0"/>
         <w:rPr>
           <w:rStyle w:val="eop"/>
           <w:rFonts w:ascii="Arial" w:hAnsi="Arial" w:cs="Arial"/>
@@ -4319,56 +4472,32 @@
     </w:p>
     <w:p>
       <w:pPr>
-        <w:pStyle w:val="Prrafodelista"/>
-        <w:ind w:left="1429" w:firstLine="0"/>
-        <w:rPr>
-          <w:rStyle w:val="eop"/>
-          <w:rFonts w:ascii="Arial" w:hAnsi="Arial" w:cs="Arial"/>
-          <w:color w:val="000000"/>
-          <w:sz w:val="20"/>
-          <w:szCs w:val="20"/>
-        </w:rPr>
-      </w:pPr>
-    </w:p>
-    <w:p>
-      <w:pPr>
-        <w:pStyle w:val="Ttulo8"/>
-      </w:pPr>
-      <w:r>
-        <w:t>Instalación del aplicativo</w:t>
-      </w:r>
-    </w:p>
-    <w:p>
-      <w:r>
-        <w:t>Para</w:t>
-      </w:r>
-      <w:r>
-        <w:t xml:space="preserve"> cono</w:t>
-      </w:r>
-      <w:r>
-        <w:t>cer</w:t>
-      </w:r>
-      <w:r>
-        <w:t xml:space="preserve"> el proceso </w:t>
-      </w:r>
-      <w:r>
-        <w:t xml:space="preserve">de </w:t>
-      </w:r>
-      <w:r>
-        <w:t>instalación del aplicativo de la Vigilancia Basada en Comunidad, tanto para computador como dispositivos móviles</w:t>
-      </w:r>
-      <w:r>
-        <w:t xml:space="preserve">, le invitamos </w:t>
+        <w:rPr>
+          <w:b/>
+        </w:rPr>
+      </w:pPr>
+      <w:r>
+        <w:rPr>
+          <w:b/>
+        </w:rPr>
+        <w:t>Instalación VBC</w:t>
+      </w:r>
+    </w:p>
+    <w:p>
+      <w:r>
+        <w:t>Ingrese al siguiente documento y conozca el proceso que tiene que ver con la instalación del aplicativo de la Vigilancia Basada en Comunidad, tanto para computador como dispositivos móviles</w:t>
+      </w:r>
+      <w:r>
+        <w:t>, l</w:t>
+      </w:r>
+      <w:r>
+        <w:t xml:space="preserve">e invitamos </w:t>
       </w:r>
       <w:r>
         <w:t>consultar y</w:t>
       </w:r>
       <w:r>
-        <w:t xml:space="preserve"> </w:t>
-      </w:r>
-      <w:r>
-        <w:lastRenderedPageBreak/>
-        <w:t xml:space="preserve">descargar el documento titulado </w:t>
+        <w:t xml:space="preserve"> descargar el documento titulado </w:t>
       </w:r>
       <w:proofErr w:type="spellStart"/>
       <w:r>
@@ -4390,6 +4519,7 @@
         <w:t xml:space="preserve">el cual puede encontrar en la carpeta Anexos. </w:t>
       </w:r>
     </w:p>
+    <w:p/>
     <w:p>
       <w:pPr>
         <w:pStyle w:val="Sangradetextonormal"/>
@@ -4402,20 +4532,14 @@
       <w:pPr>
         <w:spacing w:before="0" w:after="160" w:line="259" w:lineRule="auto"/>
         <w:ind w:firstLine="0"/>
-      </w:pPr>
-      <w:r>
-        <w:br w:type="page"/>
-      </w:r>
-    </w:p>
-    <w:p>
-      <w:pPr>
-        <w:pStyle w:val="Video"/>
-        <w:jc w:val="left"/>
         <w:rPr>
           <w:noProof/>
           <w:lang w:val="es-MX"/>
         </w:rPr>
       </w:pPr>
+      <w:r>
+        <w:br w:type="page"/>
+      </w:r>
       <w:bookmarkStart w:id="10" w:name="_GoBack"/>
       <w:bookmarkEnd w:id="10"/>
       <w:r>
@@ -8909,6 +9033,92 @@
     </w:lvl>
   </w:abstractNum>
   <w:abstractNum w:abstractNumId="15" w15:restartNumberingAfterBreak="0">
+    <w:nsid w:val="514F0122"/>
+    <w:multiLevelType w:val="hybridMultilevel"/>
+    <w:tmpl w:val="01600A4E"/>
+    <w:lvl w:ilvl="0" w:tplc="240A0015">
+      <w:start w:val="1"/>
+      <w:numFmt w:val="upperLetter"/>
+      <w:lvlText w:val="%1."/>
+      <w:lvlJc w:val="left"/>
+      <w:pPr>
+        <w:ind w:left="1429" w:hanging="360"/>
+      </w:pPr>
+    </w:lvl>
+    <w:lvl w:ilvl="1" w:tplc="240A0019" w:tentative="1">
+      <w:start w:val="1"/>
+      <w:numFmt w:val="lowerLetter"/>
+      <w:lvlText w:val="%2."/>
+      <w:lvlJc w:val="left"/>
+      <w:pPr>
+        <w:ind w:left="2149" w:hanging="360"/>
+      </w:pPr>
+    </w:lvl>
+    <w:lvl w:ilvl="2" w:tplc="240A001B" w:tentative="1">
+      <w:start w:val="1"/>
+      <w:numFmt w:val="lowerRoman"/>
+      <w:lvlText w:val="%3."/>
+      <w:lvlJc w:val="right"/>
+      <w:pPr>
+        <w:ind w:left="2869" w:hanging="180"/>
+      </w:pPr>
+    </w:lvl>
+    <w:lvl w:ilvl="3" w:tplc="240A000F" w:tentative="1">
+      <w:start w:val="1"/>
+      <w:numFmt w:val="decimal"/>
+      <w:lvlText w:val="%4."/>
+      <w:lvlJc w:val="left"/>
+      <w:pPr>
+        <w:ind w:left="3589" w:hanging="360"/>
+      </w:pPr>
+    </w:lvl>
+    <w:lvl w:ilvl="4" w:tplc="240A0019" w:tentative="1">
+      <w:start w:val="1"/>
+      <w:numFmt w:val="lowerLetter"/>
+      <w:lvlText w:val="%5."/>
+      <w:lvlJc w:val="left"/>
+      <w:pPr>
+        <w:ind w:left="4309" w:hanging="360"/>
+      </w:pPr>
+    </w:lvl>
+    <w:lvl w:ilvl="5" w:tplc="240A001B" w:tentative="1">
+      <w:start w:val="1"/>
+      <w:numFmt w:val="lowerRoman"/>
+      <w:lvlText w:val="%6."/>
+      <w:lvlJc w:val="right"/>
+      <w:pPr>
+        <w:ind w:left="5029" w:hanging="180"/>
+      </w:pPr>
+    </w:lvl>
+    <w:lvl w:ilvl="6" w:tplc="240A000F" w:tentative="1">
+      <w:start w:val="1"/>
+      <w:numFmt w:val="decimal"/>
+      <w:lvlText w:val="%7."/>
+      <w:lvlJc w:val="left"/>
+      <w:pPr>
+        <w:ind w:left="5749" w:hanging="360"/>
+      </w:pPr>
+    </w:lvl>
+    <w:lvl w:ilvl="7" w:tplc="240A0019" w:tentative="1">
+      <w:start w:val="1"/>
+      <w:numFmt w:val="lowerLetter"/>
+      <w:lvlText w:val="%8."/>
+      <w:lvlJc w:val="left"/>
+      <w:pPr>
+        <w:ind w:left="6469" w:hanging="360"/>
+      </w:pPr>
+    </w:lvl>
+    <w:lvl w:ilvl="8" w:tplc="240A001B" w:tentative="1">
+      <w:start w:val="1"/>
+      <w:numFmt w:val="lowerRoman"/>
+      <w:lvlText w:val="%9."/>
+      <w:lvlJc w:val="right"/>
+      <w:pPr>
+        <w:ind w:left="7189" w:hanging="180"/>
+      </w:pPr>
+    </w:lvl>
+  </w:abstractNum>
+  <w:abstractNum w:abstractNumId="16" w15:restartNumberingAfterBreak="0">
     <w:nsid w:val="53F808F9"/>
     <w:multiLevelType w:val="hybridMultilevel"/>
     <w:tmpl w:val="EE3296E6"/>
@@ -9021,7 +9231,7 @@
       </w:rPr>
     </w:lvl>
   </w:abstractNum>
-  <w:abstractNum w:abstractNumId="16" w15:restartNumberingAfterBreak="0">
+  <w:abstractNum w:abstractNumId="17" w15:restartNumberingAfterBreak="0">
     <w:nsid w:val="545F7F38"/>
     <w:multiLevelType w:val="hybridMultilevel"/>
     <w:tmpl w:val="F61EA946"/>
@@ -9134,7 +9344,7 @@
       </w:rPr>
     </w:lvl>
   </w:abstractNum>
-  <w:abstractNum w:abstractNumId="17" w15:restartNumberingAfterBreak="0">
+  <w:abstractNum w:abstractNumId="18" w15:restartNumberingAfterBreak="0">
     <w:nsid w:val="55557472"/>
     <w:multiLevelType w:val="hybridMultilevel"/>
     <w:tmpl w:val="1B90CADA"/>
@@ -9247,7 +9457,7 @@
       </w:rPr>
     </w:lvl>
   </w:abstractNum>
-  <w:abstractNum w:abstractNumId="18" w15:restartNumberingAfterBreak="0">
+  <w:abstractNum w:abstractNumId="19" w15:restartNumberingAfterBreak="0">
     <w:nsid w:val="55CD5793"/>
     <w:multiLevelType w:val="hybridMultilevel"/>
     <w:tmpl w:val="AC16330E"/>
@@ -9360,7 +9570,7 @@
       </w:rPr>
     </w:lvl>
   </w:abstractNum>
-  <w:abstractNum w:abstractNumId="19" w15:restartNumberingAfterBreak="0">
+  <w:abstractNum w:abstractNumId="20" w15:restartNumberingAfterBreak="0">
     <w:nsid w:val="60D047AD"/>
     <w:multiLevelType w:val="hybridMultilevel"/>
     <w:tmpl w:val="F7E6BA78"/>
@@ -9446,7 +9656,93 @@
       </w:pPr>
     </w:lvl>
   </w:abstractNum>
-  <w:abstractNum w:abstractNumId="20" w15:restartNumberingAfterBreak="0">
+  <w:abstractNum w:abstractNumId="21" w15:restartNumberingAfterBreak="0">
+    <w:nsid w:val="62DD7C59"/>
+    <w:multiLevelType w:val="hybridMultilevel"/>
+    <w:tmpl w:val="1A1CE284"/>
+    <w:lvl w:ilvl="0" w:tplc="240A0015">
+      <w:start w:val="1"/>
+      <w:numFmt w:val="upperLetter"/>
+      <w:lvlText w:val="%1."/>
+      <w:lvlJc w:val="left"/>
+      <w:pPr>
+        <w:ind w:left="1429" w:hanging="360"/>
+      </w:pPr>
+    </w:lvl>
+    <w:lvl w:ilvl="1" w:tplc="240A0019" w:tentative="1">
+      <w:start w:val="1"/>
+      <w:numFmt w:val="lowerLetter"/>
+      <w:lvlText w:val="%2."/>
+      <w:lvlJc w:val="left"/>
+      <w:pPr>
+        <w:ind w:left="2149" w:hanging="360"/>
+      </w:pPr>
+    </w:lvl>
+    <w:lvl w:ilvl="2" w:tplc="240A001B" w:tentative="1">
+      <w:start w:val="1"/>
+      <w:numFmt w:val="lowerRoman"/>
+      <w:lvlText w:val="%3."/>
+      <w:lvlJc w:val="right"/>
+      <w:pPr>
+        <w:ind w:left="2869" w:hanging="180"/>
+      </w:pPr>
+    </w:lvl>
+    <w:lvl w:ilvl="3" w:tplc="240A000F" w:tentative="1">
+      <w:start w:val="1"/>
+      <w:numFmt w:val="decimal"/>
+      <w:lvlText w:val="%4."/>
+      <w:lvlJc w:val="left"/>
+      <w:pPr>
+        <w:ind w:left="3589" w:hanging="360"/>
+      </w:pPr>
+    </w:lvl>
+    <w:lvl w:ilvl="4" w:tplc="240A0019" w:tentative="1">
+      <w:start w:val="1"/>
+      <w:numFmt w:val="lowerLetter"/>
+      <w:lvlText w:val="%5."/>
+      <w:lvlJc w:val="left"/>
+      <w:pPr>
+        <w:ind w:left="4309" w:hanging="360"/>
+      </w:pPr>
+    </w:lvl>
+    <w:lvl w:ilvl="5" w:tplc="240A001B" w:tentative="1">
+      <w:start w:val="1"/>
+      <w:numFmt w:val="lowerRoman"/>
+      <w:lvlText w:val="%6."/>
+      <w:lvlJc w:val="right"/>
+      <w:pPr>
+        <w:ind w:left="5029" w:hanging="180"/>
+      </w:pPr>
+    </w:lvl>
+    <w:lvl w:ilvl="6" w:tplc="240A000F" w:tentative="1">
+      <w:start w:val="1"/>
+      <w:numFmt w:val="decimal"/>
+      <w:lvlText w:val="%7."/>
+      <w:lvlJc w:val="left"/>
+      <w:pPr>
+        <w:ind w:left="5749" w:hanging="360"/>
+      </w:pPr>
+    </w:lvl>
+    <w:lvl w:ilvl="7" w:tplc="240A0019" w:tentative="1">
+      <w:start w:val="1"/>
+      <w:numFmt w:val="lowerLetter"/>
+      <w:lvlText w:val="%8."/>
+      <w:lvlJc w:val="left"/>
+      <w:pPr>
+        <w:ind w:left="6469" w:hanging="360"/>
+      </w:pPr>
+    </w:lvl>
+    <w:lvl w:ilvl="8" w:tplc="240A001B" w:tentative="1">
+      <w:start w:val="1"/>
+      <w:numFmt w:val="lowerRoman"/>
+      <w:lvlText w:val="%9."/>
+      <w:lvlJc w:val="right"/>
+      <w:pPr>
+        <w:ind w:left="7189" w:hanging="180"/>
+      </w:pPr>
+    </w:lvl>
+  </w:abstractNum>
+  <w:abstractNum w:abstractNumId="22" w15:restartNumberingAfterBreak="0">
     <w:nsid w:val="66324F87"/>
     <w:multiLevelType w:val="multilevel"/>
     <w:tmpl w:val="17F6942C"/>
@@ -9568,7 +9864,93 @@
       </w:rPr>
     </w:lvl>
   </w:abstractNum>
-  <w:abstractNum w:abstractNumId="21" w15:restartNumberingAfterBreak="0">
+  <w:abstractNum w:abstractNumId="23" w15:restartNumberingAfterBreak="0">
+    <w:nsid w:val="671B4AF0"/>
+    <w:multiLevelType w:val="hybridMultilevel"/>
+    <w:tmpl w:val="1A1CE284"/>
+    <w:lvl w:ilvl="0" w:tplc="240A0015">
+      <w:start w:val="1"/>
+      <w:numFmt w:val="upperLetter"/>
+      <w:lvlText w:val="%1."/>
+      <w:lvlJc w:val="left"/>
+      <w:pPr>
+        <w:ind w:left="1429" w:hanging="360"/>
+      </w:pPr>
+    </w:lvl>
+    <w:lvl w:ilvl="1" w:tplc="240A0019" w:tentative="1">
+      <w:start w:val="1"/>
+      <w:numFmt w:val="lowerLetter"/>
+      <w:lvlText w:val="%2."/>
+      <w:lvlJc w:val="left"/>
+      <w:pPr>
+        <w:ind w:left="2149" w:hanging="360"/>
+      </w:pPr>
+    </w:lvl>
+    <w:lvl w:ilvl="2" w:tplc="240A001B" w:tentative="1">
+      <w:start w:val="1"/>
+      <w:numFmt w:val="lowerRoman"/>
+      <w:lvlText w:val="%3."/>
+      <w:lvlJc w:val="right"/>
+      <w:pPr>
+        <w:ind w:left="2869" w:hanging="180"/>
+      </w:pPr>
+    </w:lvl>
+    <w:lvl w:ilvl="3" w:tplc="240A000F" w:tentative="1">
+      <w:start w:val="1"/>
+      <w:numFmt w:val="decimal"/>
+      <w:lvlText w:val="%4."/>
+      <w:lvlJc w:val="left"/>
+      <w:pPr>
+        <w:ind w:left="3589" w:hanging="360"/>
+      </w:pPr>
+    </w:lvl>
+    <w:lvl w:ilvl="4" w:tplc="240A0019" w:tentative="1">
+      <w:start w:val="1"/>
+      <w:numFmt w:val="lowerLetter"/>
+      <w:lvlText w:val="%5."/>
+      <w:lvlJc w:val="left"/>
+      <w:pPr>
+        <w:ind w:left="4309" w:hanging="360"/>
+      </w:pPr>
+    </w:lvl>
+    <w:lvl w:ilvl="5" w:tplc="240A001B" w:tentative="1">
+      <w:start w:val="1"/>
+      <w:numFmt w:val="lowerRoman"/>
+      <w:lvlText w:val="%6."/>
+      <w:lvlJc w:val="right"/>
+      <w:pPr>
+        <w:ind w:left="5029" w:hanging="180"/>
+      </w:pPr>
+    </w:lvl>
+    <w:lvl w:ilvl="6" w:tplc="240A000F" w:tentative="1">
+      <w:start w:val="1"/>
+      <w:numFmt w:val="decimal"/>
+      <w:lvlText w:val="%7."/>
+      <w:lvlJc w:val="left"/>
+      <w:pPr>
+        <w:ind w:left="5749" w:hanging="360"/>
+      </w:pPr>
+    </w:lvl>
+    <w:lvl w:ilvl="7" w:tplc="240A0019" w:tentative="1">
+      <w:start w:val="1"/>
+      <w:numFmt w:val="lowerLetter"/>
+      <w:lvlText w:val="%8."/>
+      <w:lvlJc w:val="left"/>
+      <w:pPr>
+        <w:ind w:left="6469" w:hanging="360"/>
+      </w:pPr>
+    </w:lvl>
+    <w:lvl w:ilvl="8" w:tplc="240A001B" w:tentative="1">
+      <w:start w:val="1"/>
+      <w:numFmt w:val="lowerRoman"/>
+      <w:lvlText w:val="%9."/>
+      <w:lvlJc w:val="right"/>
+      <w:pPr>
+        <w:ind w:left="7189" w:hanging="180"/>
+      </w:pPr>
+    </w:lvl>
+  </w:abstractNum>
+  <w:abstractNum w:abstractNumId="24" w15:restartNumberingAfterBreak="0">
     <w:nsid w:val="7DAB5997"/>
     <w:multiLevelType w:val="hybridMultilevel"/>
     <w:tmpl w:val="882A1F04"/>
@@ -9694,7 +10076,7 @@
     <w:abstractNumId w:val="9"/>
   </w:num>
   <w:num w:numId="5">
-    <w:abstractNumId w:val="20"/>
+    <w:abstractNumId w:val="22"/>
   </w:num>
   <w:num w:numId="6">
     <w:abstractNumId w:val="4"/>
@@ -9718,13 +10100,13 @@
     <w:abstractNumId w:val="12"/>
   </w:num>
   <w:num w:numId="13">
-    <w:abstractNumId w:val="15"/>
+    <w:abstractNumId w:val="16"/>
   </w:num>
   <w:num w:numId="14">
-    <w:abstractNumId w:val="17"/>
+    <w:abstractNumId w:val="18"/>
   </w:num>
   <w:num w:numId="15">
-    <w:abstractNumId w:val="19"/>
+    <w:abstractNumId w:val="20"/>
   </w:num>
   <w:num w:numId="16">
     <w:abstractNumId w:val="8"/>
@@ -9733,19 +10115,28 @@
     <w:abstractNumId w:val="11"/>
   </w:num>
   <w:num w:numId="18">
-    <w:abstractNumId w:val="16"/>
+    <w:abstractNumId w:val="17"/>
   </w:num>
   <w:num w:numId="19">
     <w:abstractNumId w:val="1"/>
   </w:num>
   <w:num w:numId="20">
-    <w:abstractNumId w:val="18"/>
+    <w:abstractNumId w:val="19"/>
   </w:num>
   <w:num w:numId="21">
-    <w:abstractNumId w:val="21"/>
+    <w:abstractNumId w:val="24"/>
   </w:num>
   <w:num w:numId="22">
     <w:abstractNumId w:val="2"/>
+  </w:num>
+  <w:num w:numId="23">
+    <w:abstractNumId w:val="15"/>
+  </w:num>
+  <w:num w:numId="24">
+    <w:abstractNumId w:val="21"/>
+  </w:num>
+  <w:num w:numId="25">
+    <w:abstractNumId w:val="23"/>
   </w:num>
   <w:numIdMacAtCleanup w:val="17"/>
 </w:numbering>
@@ -12302,6 +12693,17 @@
 </file>
 
 <file path=customXml/item2.xml><?xml version="1.0" encoding="utf-8"?>
+<p:properties xmlns:p="http://schemas.microsoft.com/office/2006/metadata/properties" xmlns:xsi="http://www.w3.org/2001/XMLSchema-instance" xmlns:pc="http://schemas.microsoft.com/office/infopath/2007/PartnerControls">
+  <documentManagement>
+    <TaxCatchAll xmlns="13c90a0b-73bc-4dc0-be5f-28d77b615beb" xsi:nil="true"/>
+    <lcf76f155ced4ddcb4097134ff3c332f xmlns="13c93bba-48ce-428c-bfe5-88b42c19b028">
+      <Terms xmlns="http://schemas.microsoft.com/office/infopath/2007/PartnerControls"/>
+    </lcf76f155ced4ddcb4097134ff3c332f>
+  </documentManagement>
+</p:properties>
+</file>
+
+<file path=customXml/item3.xml><?xml version="1.0" encoding="utf-8"?>
 <ct:contentTypeSchema xmlns:ct="http://schemas.microsoft.com/office/2006/metadata/contentType" xmlns:ma="http://schemas.microsoft.com/office/2006/metadata/properties/metaAttributes" ct:_="" ma:_="" ma:contentTypeName="Documento" ma:contentTypeID="0x0101006A81D6BD42E8DF4C91013959704817E1" ma:contentTypeVersion="15" ma:contentTypeDescription="Crear nuevo documento." ma:contentTypeScope="" ma:versionID="bf4f72ffd194f0963ff564daca6869f7">
   <xsd:schema xmlns:xsd="http://www.w3.org/2001/XMLSchema" xmlns:xs="http://www.w3.org/2001/XMLSchema" xmlns:p="http://schemas.microsoft.com/office/2006/metadata/properties" xmlns:ns2="13c90a0b-73bc-4dc0-be5f-28d77b615beb" xmlns:ns3="13c93bba-48ce-428c-bfe5-88b42c19b028" targetNamespace="http://schemas.microsoft.com/office/2006/metadata/properties" ma:root="true" ma:fieldsID="8718d6f4873a5b1392a45044efa78385" ns2:_="" ns3:_="">
     <xsd:import namespace="13c90a0b-73bc-4dc0-be5f-28d77b615beb"/>
@@ -12536,17 +12938,6 @@
 </ct:contentTypeSchema>
 </file>
 
-<file path=customXml/item3.xml><?xml version="1.0" encoding="utf-8"?>
-<p:properties xmlns:p="http://schemas.microsoft.com/office/2006/metadata/properties" xmlns:xsi="http://www.w3.org/2001/XMLSchema-instance" xmlns:pc="http://schemas.microsoft.com/office/infopath/2007/PartnerControls">
-  <documentManagement>
-    <TaxCatchAll xmlns="13c90a0b-73bc-4dc0-be5f-28d77b615beb" xsi:nil="true"/>
-    <lcf76f155ced4ddcb4097134ff3c332f xmlns="13c93bba-48ce-428c-bfe5-88b42c19b028">
-      <Terms xmlns="http://schemas.microsoft.com/office/infopath/2007/PartnerControls"/>
-    </lcf76f155ced4ddcb4097134ff3c332f>
-  </documentManagement>
-</p:properties>
-</file>
-
 <file path=customXml/item4.xml><?xml version="1.0" encoding="utf-8"?>
 <b:Sources xmlns:b="http://schemas.openxmlformats.org/officeDocument/2006/bibliography" xmlns="http://schemas.openxmlformats.org/officeDocument/2006/bibliography" SelectedStyle="\APASixthEditionOfficeOnline.xsl" StyleName="APA" Version="6"/>
 </file>
@@ -12560,10 +12951,6 @@
 </file>
 
 <file path=customXml/itemProps2.xml><?xml version="1.0" encoding="utf-8"?>
-<ds:datastoreItem xmlns:ds="http://schemas.openxmlformats.org/officeDocument/2006/customXml" ds:itemID="{26BC6B30-37E6-4432-BAD3-A1C05D7A85B8}"/>
-</file>
-
-<file path=customXml/itemProps3.xml><?xml version="1.0" encoding="utf-8"?>
 <ds:datastoreItem xmlns:ds="http://schemas.openxmlformats.org/officeDocument/2006/customXml" ds:itemID="{033DA33D-D879-4F3E-85BE-8059BCDB8A6E}">
   <ds:schemaRefs>
     <ds:schemaRef ds:uri="http://schemas.microsoft.com/office/2006/metadata/properties"/>
@@ -12574,8 +12961,12 @@
 </ds:datastoreItem>
 </file>
 
+<file path=customXml/itemProps3.xml><?xml version="1.0" encoding="utf-8"?>
+<ds:datastoreItem xmlns:ds="http://schemas.openxmlformats.org/officeDocument/2006/customXml" ds:itemID="{4E80BC66-4F93-4F22-9A94-7920F27647AB}"/>
+</file>
+
 <file path=customXml/itemProps4.xml><?xml version="1.0" encoding="utf-8"?>
-<ds:datastoreItem xmlns:ds="http://schemas.openxmlformats.org/officeDocument/2006/customXml" ds:itemID="{31C0AB21-87AA-4E3B-8D9C-2598FBACA321}">
+<ds:datastoreItem xmlns:ds="http://schemas.openxmlformats.org/officeDocument/2006/customXml" ds:itemID="{EEE1710D-27FC-44E7-90B2-E90043F763E9}">
   <ds:schemaRefs>
     <ds:schemaRef ds:uri="http://schemas.openxmlformats.org/officeDocument/2006/bibliography"/>
   </ds:schemaRefs>
